--- a/REPORT.docx
+++ b/REPORT.docx
@@ -98,7 +98,7 @@
           <w:rFonts w:ascii="宋体" w:hAnsi="宋体" w:eastAsia="宋体"/>
           <w:sz w:val="28"/>
         </w:rPr>
-        <w:t>指导教师：XXX</w:t>
+        <w:t>指导教师：唐祖锴</w:t>
       </w:r>
     </w:p>
     <w:p>

--- a/REPORT.docx
+++ b/REPORT.docx
@@ -2,8 +2,6 @@
 <file path=word/document.xml><?xml version="1.0" encoding="utf-8"?>
 <w:document xmlns:wpc="http://schemas.microsoft.com/office/word/2010/wordprocessingCanvas" xmlns:mo="http://schemas.microsoft.com/office/mac/office/2008/main" xmlns:mc="http://schemas.openxmlformats.org/markup-compatibility/2006" xmlns:mv="urn:schemas-microsoft-com:mac:vml" xmlns:o="urn:schemas-microsoft-com:office:office" xmlns:r="http://schemas.openxmlformats.org/officeDocument/2006/relationships" xmlns:m="http://schemas.openxmlformats.org/officeDocument/2006/math" xmlns:v="urn:schemas-microsoft-com:vml" xmlns:wp14="http://schemas.microsoft.com/office/word/2010/wordprocessingDrawing" xmlns:wp="http://schemas.openxmlformats.org/drawingml/2006/wordprocessingDrawing" xmlns:w10="urn:schemas-microsoft-com:office:word" xmlns:w="http://schemas.openxmlformats.org/wordprocessingml/2006/main" xmlns:w14="http://schemas.microsoft.com/office/word/2010/wordml" xmlns:wpg="http://schemas.microsoft.com/office/word/2010/wordprocessingGroup" xmlns:wpi="http://schemas.microsoft.com/office/word/2010/wordprocessingInk" xmlns:wne="http://schemas.microsoft.com/office/word/2006/wordml" xmlns:wps="http://schemas.microsoft.com/office/word/2010/wordprocessingShape" mc:Ignorable="w14 wp14">
   <w:body>
-    <w:p/>
-    <w:p/>
     <w:p/>
     <w:p/>
     <w:p/>
@@ -16,9 +14,12 @@
         <w:rPr>
           <w:rFonts w:ascii="黑体" w:hAnsi="黑体" w:eastAsia="黑体"/>
           <w:b/>
-          <w:sz w:val="52"/>
+          <w:color w:val="1F497D"/>
+          <w:sz w:val="56"/>
         </w:rPr>
-        <w:t>软件工程实训小组报告</w:t>
+        <w:t>软件工程实训</w:t>
+        <w:br/>
+        <w:t>小组项目报告</w:t>
       </w:r>
     </w:p>
     <w:p/>
@@ -29,7 +30,7 @@
       <w:r>
         <w:rPr>
           <w:rFonts w:ascii="黑体" w:hAnsi="黑体" w:eastAsia="黑体"/>
-          <w:color w:val="8B4513"/>
+          <w:color w:val="C0392B"/>
           <w:sz w:val="44"/>
         </w:rPr>
         <w:t>ZUUL — 失落的古迹</w:t>
@@ -43,26 +44,9 @@
       <w:r>
         <w:rPr>
           <w:rFonts w:ascii="宋体" w:hAnsi="宋体" w:eastAsia="宋体"/>
-          <w:color w:val="666666"/>
           <w:sz w:val="28"/>
         </w:rPr>
-        <w:t>—— 基于 Web 的 Roguelike 地牢探险游戏 ——</w:t>
-      </w:r>
-    </w:p>
-    <w:p/>
-    <w:p/>
-    <w:p/>
-    <w:p/>
-    <w:p>
-      <w:pPr>
-        <w:jc w:val="center"/>
-      </w:pPr>
-      <w:r>
-        <w:rPr>
-          <w:rFonts w:ascii="宋体" w:hAnsi="宋体" w:eastAsia="宋体"/>
-          <w:sz w:val="28"/>
-        </w:rPr>
-        <w:t>课程名称：软件工程实训</w:t>
+        <w:t>项 目 名 称：ZUUL — 失落的古迹（Roguelike 地牢探险游戏）</w:t>
       </w:r>
     </w:p>
     <w:p>
@@ -74,7 +58,7 @@
           <w:rFonts w:ascii="宋体" w:hAnsi="宋体" w:eastAsia="宋体"/>
           <w:sz w:val="28"/>
         </w:rPr>
-        <w:t>项目名称：ZUUL — 失落的古迹</w:t>
+        <w:t>课 程 名 称：软件工程实训</w:t>
       </w:r>
     </w:p>
     <w:p>
@@ -86,7 +70,7 @@
           <w:rFonts w:ascii="宋体" w:hAnsi="宋体" w:eastAsia="宋体"/>
           <w:sz w:val="28"/>
         </w:rPr>
-        <w:t>小组编号：第 6 组（kai-fa-aaa603）</w:t>
+        <w:t>指 导 教 师：唐祖锴</w:t>
       </w:r>
     </w:p>
     <w:p>
@@ -98,7 +82,7 @@
           <w:rFonts w:ascii="宋体" w:hAnsi="宋体" w:eastAsia="宋体"/>
           <w:sz w:val="28"/>
         </w:rPr>
-        <w:t>指导教师：唐祖锴</w:t>
+        <w:t>小 组 名 称：AAA603 小组</w:t>
       </w:r>
     </w:p>
     <w:p>
@@ -110,19 +94,20 @@
           <w:rFonts w:ascii="宋体" w:hAnsi="宋体" w:eastAsia="宋体"/>
           <w:sz w:val="28"/>
         </w:rPr>
-        <w:t>完成日期：2026 年 6 月</w:t>
+        <w:t>学    院：武汉理工大学 · 计算机科学与技术学院</w:t>
       </w:r>
     </w:p>
+    <w:p/>
     <w:p>
       <w:pPr>
         <w:jc w:val="center"/>
       </w:pPr>
       <w:r>
         <w:rPr>
-          <w:rFonts w:ascii="宋体" w:hAnsi="宋体" w:eastAsia="宋体"/>
-          <w:sz w:val="28"/>
+          <w:color w:val="666666"/>
+          <w:sz w:val="24"/>
         </w:rPr>
-        <w:t>学院：武汉理工大学 · 计算机科学与技术学院</w:t>
+        <w:t>报告日期：2026年06月20日</w:t>
       </w:r>
     </w:p>
     <w:p>
@@ -137,219 +122,179 @@
       <w:r>
         <w:rPr>
           <w:rFonts w:ascii="黑体" w:hAnsi="黑体" w:eastAsia="黑体"/>
-          <w:sz w:val="32"/>
         </w:rPr>
-        <w:t>目  录</w:t>
+        <w:t>目 录</w:t>
       </w:r>
     </w:p>
     <w:p>
       <w:r>
         <w:rPr>
           <w:rFonts w:ascii="宋体" w:hAnsi="宋体" w:eastAsia="宋体"/>
-          <w:b/>
-          <w:sz w:val="28"/>
+          <w:sz w:val="22"/>
         </w:rPr>
-        <w:t>1  任务概述</w:t>
+        <w:t>一、项目概述</w:t>
       </w:r>
     </w:p>
     <w:p>
       <w:r>
         <w:rPr>
           <w:rFonts w:ascii="宋体" w:hAnsi="宋体" w:eastAsia="宋体"/>
-          <w:b/>
-          <w:sz w:val="28"/>
+          <w:sz w:val="22"/>
         </w:rPr>
-        <w:t>2  小组任务计划</w:t>
+        <w:t>二、技术栈与开发环境</w:t>
       </w:r>
     </w:p>
     <w:p>
       <w:r>
         <w:rPr>
           <w:rFonts w:ascii="宋体" w:hAnsi="宋体" w:eastAsia="宋体"/>
-          <w:b w:val="0"/>
-          <w:sz w:val="24"/>
+          <w:sz w:val="22"/>
         </w:rPr>
-        <w:t xml:space="preserve">    2.1  任务分析</w:t>
+        <w:t>三、系统架构设计</w:t>
       </w:r>
     </w:p>
     <w:p>
       <w:r>
         <w:rPr>
           <w:rFonts w:ascii="宋体" w:hAnsi="宋体" w:eastAsia="宋体"/>
-          <w:b w:val="0"/>
-          <w:sz w:val="24"/>
+          <w:sz w:val="22"/>
         </w:rPr>
-        <w:t xml:space="preserve">    2.2  项目架构与功能设计</w:t>
+        <w:t>四、功能模块说明</w:t>
       </w:r>
     </w:p>
     <w:p>
       <w:r>
         <w:rPr>
           <w:rFonts w:ascii="宋体" w:hAnsi="宋体" w:eastAsia="宋体"/>
-          <w:b w:val="0"/>
-          <w:sz w:val="24"/>
+          <w:sz w:val="22"/>
         </w:rPr>
-        <w:t xml:space="preserve">    2.3  团队组成与分工</w:t>
+        <w:t xml:space="preserve">    4.1 随机地图生成</w:t>
       </w:r>
     </w:p>
     <w:p>
       <w:r>
         <w:rPr>
           <w:rFonts w:ascii="宋体" w:hAnsi="宋体" w:eastAsia="宋体"/>
-          <w:b w:val="0"/>
-          <w:sz w:val="24"/>
+          <w:sz w:val="22"/>
         </w:rPr>
-        <w:t xml:space="preserve">    2.4  软件工具与项目约束</w:t>
+        <w:t xml:space="preserve">    4.2 实时战斗系统</w:t>
       </w:r>
     </w:p>
     <w:p>
       <w:r>
         <w:rPr>
           <w:rFonts w:ascii="宋体" w:hAnsi="宋体" w:eastAsia="宋体"/>
-          <w:b/>
-          <w:sz w:val="28"/>
+          <w:sz w:val="22"/>
         </w:rPr>
-        <w:t>3  小组软件过程</w:t>
+        <w:t xml:space="preserve">    4.3 怪物系统</w:t>
       </w:r>
     </w:p>
     <w:p>
       <w:r>
         <w:rPr>
           <w:rFonts w:ascii="宋体" w:hAnsi="宋体" w:eastAsia="宋体"/>
-          <w:b w:val="0"/>
-          <w:sz w:val="24"/>
+          <w:sz w:val="22"/>
         </w:rPr>
-        <w:t xml:space="preserve">    3.1  代码仓库与分支模型</w:t>
+        <w:t xml:space="preserve">    4.4 状态效果系统</w:t>
       </w:r>
     </w:p>
     <w:p>
       <w:r>
         <w:rPr>
           <w:rFonts w:ascii="宋体" w:hAnsi="宋体" w:eastAsia="宋体"/>
-          <w:b w:val="0"/>
-          <w:sz w:val="24"/>
+          <w:sz w:val="22"/>
         </w:rPr>
-        <w:t xml:space="preserve">    3.2  软件版本计划</w:t>
+        <w:t xml:space="preserve">    4.5 背包与装备系统</w:t>
       </w:r>
     </w:p>
     <w:p>
       <w:r>
         <w:rPr>
           <w:rFonts w:ascii="宋体" w:hAnsi="宋体" w:eastAsia="宋体"/>
-          <w:b w:val="0"/>
-          <w:sz w:val="24"/>
+          <w:sz w:val="22"/>
         </w:rPr>
-        <w:t xml:space="preserve">    3.3  开发分支模型与提交流程</w:t>
+        <w:t xml:space="preserve">    4.6 商店系统</w:t>
       </w:r>
     </w:p>
     <w:p>
       <w:r>
         <w:rPr>
           <w:rFonts w:ascii="宋体" w:hAnsi="宋体" w:eastAsia="宋体"/>
-          <w:b w:val="0"/>
-          <w:sz w:val="24"/>
+          <w:sz w:val="22"/>
         </w:rPr>
-        <w:t xml:space="preserve">    3.4  代码规范与检查流程</w:t>
+        <w:t xml:space="preserve">    4.7 篝火祭坛系统</w:t>
       </w:r>
     </w:p>
     <w:p>
       <w:r>
         <w:rPr>
           <w:rFonts w:ascii="宋体" w:hAnsi="宋体" w:eastAsia="宋体"/>
-          <w:b w:val="0"/>
-          <w:sz w:val="24"/>
+          <w:sz w:val="22"/>
         </w:rPr>
-        <w:t xml:space="preserve">    3.5  项目测试计划与实施流程</w:t>
+        <w:t xml:space="preserve">    4.8 奇遇事件系统</w:t>
       </w:r>
     </w:p>
     <w:p>
       <w:r>
         <w:rPr>
           <w:rFonts w:ascii="宋体" w:hAnsi="宋体" w:eastAsia="宋体"/>
-          <w:b w:val="0"/>
-          <w:sz w:val="24"/>
+          <w:sz w:val="22"/>
         </w:rPr>
-        <w:t xml:space="preserve">    3.6  项目集成与发布规范</w:t>
+        <w:t xml:space="preserve">    4.9 铁匠强化系统</w:t>
       </w:r>
     </w:p>
     <w:p>
       <w:r>
         <w:rPr>
           <w:rFonts w:ascii="宋体" w:hAnsi="宋体" w:eastAsia="宋体"/>
-          <w:b w:val="0"/>
-          <w:sz w:val="24"/>
+          <w:sz w:val="22"/>
         </w:rPr>
-        <w:t xml:space="preserve">    3.7  AI 辅助开发说明</w:t>
+        <w:t xml:space="preserve">    4.10 月光波技能</w:t>
       </w:r>
     </w:p>
     <w:p>
       <w:r>
         <w:rPr>
           <w:rFonts w:ascii="宋体" w:hAnsi="宋体" w:eastAsia="宋体"/>
-          <w:b/>
-          <w:sz w:val="28"/>
+          <w:sz w:val="22"/>
         </w:rPr>
-        <w:t>4  小组成员任务报告</w:t>
+        <w:t xml:space="preserve">    4.11 存档系统</w:t>
       </w:r>
     </w:p>
     <w:p>
       <w:r>
         <w:rPr>
           <w:rFonts w:ascii="宋体" w:hAnsi="宋体" w:eastAsia="宋体"/>
-          <w:b w:val="0"/>
-          <w:sz w:val="24"/>
+          <w:sz w:val="22"/>
         </w:rPr>
-        <w:t xml:space="preserve">    4.1  李冬晨（组长）任务分工及实施过程描述</w:t>
+        <w:t>五、API 接口设计</w:t>
       </w:r>
     </w:p>
     <w:p>
       <w:r>
         <w:rPr>
           <w:rFonts w:ascii="宋体" w:hAnsi="宋体" w:eastAsia="宋体"/>
-          <w:b w:val="0"/>
-          <w:sz w:val="24"/>
+          <w:sz w:val="22"/>
         </w:rPr>
-        <w:t xml:space="preserve">    4.2  蒋志成任务分工及实施过程描述</w:t>
+        <w:t>六、数据库设计</w:t>
       </w:r>
     </w:p>
     <w:p>
       <w:r>
         <w:rPr>
           <w:rFonts w:ascii="宋体" w:hAnsi="宋体" w:eastAsia="宋体"/>
-          <w:b w:val="0"/>
-          <w:sz w:val="24"/>
+          <w:sz w:val="22"/>
         </w:rPr>
-        <w:t xml:space="preserve">    4.3  熊俊森任务分工及实施过程描述</w:t>
+        <w:t>七、小组分工与协作</w:t>
       </w:r>
     </w:p>
     <w:p>
       <w:r>
         <w:rPr>
           <w:rFonts w:ascii="宋体" w:hAnsi="宋体" w:eastAsia="宋体"/>
-          <w:b/>
-          <w:sz w:val="28"/>
+          <w:sz w:val="22"/>
         </w:rPr>
-        <w:t>5  实施过程问题记录与分析</w:t>
-      </w:r>
-    </w:p>
-    <w:p>
-      <w:r>
-        <w:rPr>
-          <w:rFonts w:ascii="宋体" w:hAnsi="宋体" w:eastAsia="宋体"/>
-          <w:b/>
-          <w:sz w:val="28"/>
-        </w:rPr>
-        <w:t>6  任务总结</w:t>
-      </w:r>
-    </w:p>
-    <w:p>
-      <w:r>
-        <w:rPr>
-          <w:rFonts w:ascii="宋体" w:hAnsi="宋体" w:eastAsia="宋体"/>
-          <w:b/>
-          <w:sz w:val="28"/>
-        </w:rPr>
-        <w:t>7  参考文献</w:t>
+        <w:t>八、实训总结与反思</w:t>
       </w:r>
     </w:p>
     <w:p>
@@ -364,37 +309,42 @@
       <w:r>
         <w:rPr>
           <w:rFonts w:ascii="黑体" w:hAnsi="黑体" w:eastAsia="黑体"/>
-          <w:sz w:val="32"/>
         </w:rPr>
-        <w:t>1  任务概述</w:t>
+        <w:t>一、项目概述</w:t>
       </w:r>
     </w:p>
     <w:p>
       <w:pPr>
-        <w:spacing w:line="360" w:lineRule="auto"/>
-        <w:ind w:firstLine="420"/>
+        <w:ind w:firstLine="397"/>
       </w:pPr>
       <w:r>
         <w:rPr>
           <w:rFonts w:ascii="宋体" w:hAnsi="宋体" w:eastAsia="宋体"/>
-          <w:b w:val="0"/>
-          <w:sz w:val="24"/>
+          <w:sz w:val="22"/>
         </w:rPr>
-        <w:t>本次软件工程实训任务以小组协同开发的形式，对经典文本冒险游戏 "World of Zuul" 进行全面升级改造，打造一款名为 "ZUUL — 失落的古迹" 的基于 Web 的 Roguelike 地牢探险游戏。</w:t>
+        <w:t>ZUUL — 失落的古迹 是一款基于经典文本冒险游戏 World of Zuul 扩展开发的图形化 Roguelike 地牢探险游戏。玩家扮演勇敢的探险者，穿越程序随机生成的迷宫，与神秘的 怪物战斗，收集强大的魔法物品，在篝火处恢复体力并提升能力，最终揭示隐藏在废墟中 的真相。</w:t>
       </w:r>
     </w:p>
     <w:p>
       <w:pPr>
-        <w:spacing w:line="360" w:lineRule="auto"/>
-        <w:ind w:firstLine="420"/>
+        <w:ind w:firstLine="397"/>
       </w:pPr>
       <w:r>
         <w:rPr>
           <w:rFonts w:ascii="宋体" w:hAnsi="宋体" w:eastAsia="宋体"/>
-          <w:b w:val="0"/>
-          <w:sz w:val="24"/>
+          <w:sz w:val="22"/>
         </w:rPr>
-        <w:t>项目的主要任务与目的如下：</w:t>
+        <w:t>本项目为武汉理工大学软件工程实训小组协同开发任务，项目周期历时数周，经过多轮迭代 开发与重构。项目采用前后端分离架构：后端基于 Java 17 + Spring Boot 3.2.0 提供 RESTful API，前端基于 Vue 3 + Phaser 3 构建图形化游戏界面。</w:t>
+      </w:r>
+    </w:p>
+    <w:p>
+      <w:r>
+        <w:rPr>
+          <w:rFonts w:ascii="宋体" w:hAnsi="宋体" w:eastAsia="宋体"/>
+          <w:b/>
+          <w:sz w:val="22"/>
+        </w:rPr>
+        <w:t>核心玩法特点：</w:t>
       </w:r>
     </w:p>
     <w:p>
@@ -403,10 +353,9 @@
       </w:pPr>
       <w:r>
         <w:rPr>
-          <w:rFonts w:ascii="宋体" w:hAnsi="宋体" w:eastAsia="宋体"/>
-          <w:sz w:val="24"/>
+          <w:sz w:val="22"/>
         </w:rPr>
-        <w:t>巩固强化软件编程规范，提高面向对象软件建模与抽象能力</w:t>
+        <w:t>程序化随机地图生成，每次游戏体验独一无二</w:t>
       </w:r>
     </w:p>
     <w:p>
@@ -415,10 +364,9 @@
       </w:pPr>
       <w:r>
         <w:rPr>
-          <w:rFonts w:ascii="宋体" w:hAnsi="宋体" w:eastAsia="宋体"/>
-          <w:sz w:val="24"/>
+          <w:sz w:val="22"/>
         </w:rPr>
-        <w:t>培养小组协同开发能力，掌握基于 Git/GitHub 的团队协作工具和流程</w:t>
+        <w:t>三种攻击模式：扇形扫击（135°/120px）、直线突刺（21px宽）、蓄力攻击（360°/150px）</w:t>
       </w:r>
     </w:p>
     <w:p>
@@ -427,10 +375,9 @@
       </w:pPr>
       <w:r>
         <w:rPr>
-          <w:rFonts w:ascii="宋体" w:hAnsi="宋体" w:eastAsia="宋体"/>
-          <w:sz w:val="24"/>
+          <w:sz w:val="22"/>
         </w:rPr>
-        <w:t>掌握基于 Maven 的软件项目管理机制，了解 Spring Boot 后端开发框架</w:t>
+        <w:t>四种状态效果：烧伤（3秒火焰伤害）、中毒（1秒真实伤害）、流血（攻击触发）、天使祝福（30秒全属性×1.5）</w:t>
       </w:r>
     </w:p>
     <w:p>
@@ -439,10 +386,9 @@
       </w:pPr>
       <w:r>
         <w:rPr>
-          <w:rFonts w:ascii="宋体" w:hAnsi="宋体" w:eastAsia="宋体"/>
-          <w:sz w:val="24"/>
+          <w:sz w:val="22"/>
         </w:rPr>
-        <w:t>掌握 Vue 3 + Vite 前端开发技术，以及 Phaser 3 游戏引擎的使用</w:t>
+        <w:t>五槽位装备系统：武器、护甲、披风、戒指、项链</w:t>
       </w:r>
     </w:p>
     <w:p>
@@ -451,10 +397,9 @@
       </w:pPr>
       <w:r>
         <w:rPr>
-          <w:rFonts w:ascii="宋体" w:hAnsi="宋体" w:eastAsia="宋体"/>
-          <w:sz w:val="24"/>
+          <w:sz w:val="22"/>
         </w:rPr>
-        <w:t>掌握基于 REST API 的前后端分离开发模式</w:t>
+        <w:t>八种智慧恩赐：坚忍、浩瀚、整备、守护、强健、博学、敏捷、灵动</w:t>
       </w:r>
     </w:p>
     <w:p>
@@ -463,10 +408,9 @@
       </w:pPr>
       <w:r>
         <w:rPr>
-          <w:rFonts w:ascii="宋体" w:hAnsi="宋体" w:eastAsia="宋体"/>
-          <w:sz w:val="24"/>
+          <w:sz w:val="22"/>
         </w:rPr>
-        <w:t>了解 DevOps 软件开发流程，配置 CI/CD 自动化流水线</w:t>
+        <w:t>九种注册物品：四种消耗品、两件装备、三件饰品</w:t>
       </w:r>
     </w:p>
     <w:p>
@@ -475,24 +419,31 @@
       </w:pPr>
       <w:r>
         <w:rPr>
-          <w:rFonts w:ascii="宋体" w:hAnsi="宋体" w:eastAsia="宋体"/>
-          <w:sz w:val="24"/>
+          <w:sz w:val="22"/>
         </w:rPr>
-        <w:t>通过扩展 World of Zuul，实现具有完整交互界面和功能逻辑的图形化游戏</w:t>
+        <w:t>七种房间类型：起始大厅、商店、奇遇、篝火、Boss、精英怪物、普通怪物</w:t>
       </w:r>
     </w:p>
     <w:p>
       <w:pPr>
-        <w:spacing w:line="360" w:lineRule="auto"/>
-        <w:ind w:firstLine="420"/>
+        <w:pStyle w:val="ListBullet"/>
       </w:pPr>
       <w:r>
         <w:rPr>
-          <w:rFonts w:ascii="宋体" w:hAnsi="宋体" w:eastAsia="宋体"/>
-          <w:b w:val="0"/>
-          <w:sz w:val="24"/>
+          <w:sz w:val="22"/>
         </w:rPr>
-        <w:t>本项目在原有命令行文本交互的基础上，新增了图形化用户界面（GUI）、随机地图生成、实时战斗系统、物品装备系统、商店交易系统、存档读档系统、状态效果系统（烧伤/中毒/流血）、怪物 AI 等丰富功能，并采用 H2 嵌入式数据库实现游戏状态的持久化存储。</w:t>
+        <w:t>完整的存档系统：基于 H2 数据库持久化，支持保存/读取/删除</w:t>
+      </w:r>
+    </w:p>
+    <w:p>
+      <w:pPr>
+        <w:pStyle w:val="ListBullet"/>
+      </w:pPr>
+      <w:r>
+        <w:rPr>
+          <w:sz w:val="22"/>
+        </w:rPr>
+        <w:t>前端的 Phaser 3 图形引擎：实时战斗、粒子特效、屏幕振动、小地图导航</w:t>
       </w:r>
     </w:p>
     <w:p>
@@ -502,410 +453,613 @@
       <w:r>
         <w:rPr>
           <w:rFonts w:ascii="黑体" w:hAnsi="黑体" w:eastAsia="黑体"/>
-          <w:sz w:val="32"/>
         </w:rPr>
-        <w:t>2  小组任务计划</w:t>
+        <w:t>二、技术栈与开发环境</w:t>
       </w:r>
     </w:p>
     <w:p>
-      <w:pPr>
-        <w:pStyle w:val="Heading2"/>
-      </w:pPr>
-      <w:r>
-        <w:rPr>
-          <w:rFonts w:ascii="黑体" w:hAnsi="黑体" w:eastAsia="黑体"/>
-          <w:sz w:val="28"/>
-        </w:rPr>
-        <w:t>2.1  任务分析</w:t>
-      </w:r>
-    </w:p>
-    <w:p>
-      <w:pPr>
-        <w:spacing w:line="360" w:lineRule="auto"/>
-        <w:ind w:firstLine="420"/>
-      </w:pPr>
-      <w:r>
-        <w:rPr>
-          <w:rFonts w:ascii="宋体" w:hAnsi="宋体" w:eastAsia="宋体"/>
-          <w:b w:val="0"/>
-          <w:sz w:val="24"/>
-        </w:rPr>
-        <w:t>本次实践任务的工作重点在于对原有命令行文本游戏 "World of Zuul" 进行全面重构与功能扩展，使其成为一个具有现代 Web 游戏特征的图形化 Roguelike 地牢探险游戏。具体工作重点如下：</w:t>
-      </w:r>
-    </w:p>
-    <w:p>
-      <w:pPr>
-        <w:pStyle w:val="ListBullet"/>
-      </w:pPr>
-      <w:r>
-        <w:rPr>
-          <w:rFonts w:ascii="宋体" w:hAnsi="宋体" w:eastAsia="宋体"/>
-          <w:sz w:val="24"/>
-        </w:rPr>
-        <w:t>架构重构：将原有单体控制台应用程序重构为前后端分离的 B/S 架构，后端使用 Spring Boot 提供 REST API，前端使用 Vue 3 + Phaser 3 构建交互界面</w:t>
-      </w:r>
-    </w:p>
-    <w:p>
-      <w:pPr>
-        <w:pStyle w:val="ListBullet"/>
-      </w:pPr>
-      <w:r>
-        <w:rPr>
-          <w:rFonts w:ascii="宋体" w:hAnsi="宋体" w:eastAsia="宋体"/>
-          <w:sz w:val="24"/>
-        </w:rPr>
-        <w:t>游戏引擎集成：引入 Phaser 3 游戏引擎实现实时渲染、动画效果、碰撞检测等核心游戏机制</w:t>
-      </w:r>
-    </w:p>
-    <w:p>
-      <w:pPr>
-        <w:pStyle w:val="ListBullet"/>
-      </w:pPr>
-      <w:r>
-        <w:rPr>
-          <w:rFonts w:ascii="宋体" w:hAnsi="宋体" w:eastAsia="宋体"/>
-          <w:sz w:val="24"/>
-        </w:rPr>
-        <w:t>随机地图生成：设计并实现基于种子的随机地图生成算法，确保每次游戏生成独特的迷宫布局，支持多类型房间分类和颜色标注</w:t>
-      </w:r>
-    </w:p>
-    <w:p>
-      <w:pPr>
-        <w:pStyle w:val="ListBullet"/>
-      </w:pPr>
-      <w:r>
-        <w:rPr>
-          <w:rFonts w:ascii="宋体" w:hAnsi="宋体" w:eastAsia="宋体"/>
-          <w:sz w:val="24"/>
-        </w:rPr>
-        <w:t>实时战斗系统：实现 WASD 移动、多类型攻击（普通攻击/蓄力攻击/突刺/月光波）、火焰粒子特效、屏幕振动反馈</w:t>
-      </w:r>
-    </w:p>
-    <w:p>
-      <w:pPr>
-        <w:pStyle w:val="ListBullet"/>
-      </w:pPr>
-      <w:r>
-        <w:rPr>
-          <w:rFonts w:ascii="宋体" w:hAnsi="宋体" w:eastAsia="宋体"/>
-          <w:sz w:val="24"/>
-        </w:rPr>
-        <w:t>状态效果系统：实现烧伤（火焰持续伤害）、中毒（毒伤害）、流血（攻击触发伤害）三种减益效果</w:t>
-      </w:r>
-    </w:p>
-    <w:p>
-      <w:pPr>
-        <w:pStyle w:val="ListBullet"/>
-      </w:pPr>
-      <w:r>
-        <w:rPr>
-          <w:rFonts w:ascii="宋体" w:hAnsi="宋体" w:eastAsia="宋体"/>
-          <w:sz w:val="24"/>
-        </w:rPr>
-        <w:t>特殊房间系统：商店房间（NPC交易）、篝火房间（祭坛碰撞与增益）、奇遇房间（随机事件）、Boss 房间</w:t>
-      </w:r>
-    </w:p>
-    <w:p>
-      <w:pPr>
-        <w:pStyle w:val="ListBullet"/>
-      </w:pPr>
-      <w:r>
-        <w:rPr>
-          <w:rFonts w:ascii="宋体" w:hAnsi="宋体" w:eastAsia="宋体"/>
-          <w:sz w:val="24"/>
-        </w:rPr>
-        <w:t>数据持久化：利用 Spring Data JPA + H2 数据库实现游戏存档/读档功能</w:t>
-      </w:r>
-    </w:p>
-    <w:p>
-      <w:pPr>
-        <w:pStyle w:val="ListBullet"/>
-      </w:pPr>
-      <w:r>
-        <w:rPr>
-          <w:rFonts w:ascii="宋体" w:hAnsi="宋体" w:eastAsia="宋体"/>
-          <w:sz w:val="24"/>
-        </w:rPr>
-        <w:t>多人协同：使用 master 主分支 + 个人开发分支（ldc/jzc/xjs）模式，通过 Pull Request 进行代码审查</w:t>
-      </w:r>
-    </w:p>
-    <w:p>
-      <w:pPr>
-        <w:pStyle w:val="Heading2"/>
-      </w:pPr>
-      <w:r>
-        <w:rPr>
-          <w:rFonts w:ascii="黑体" w:hAnsi="黑体" w:eastAsia="黑体"/>
-          <w:sz w:val="28"/>
-        </w:rPr>
-        <w:t>2.2  项目架构与功能设计</w:t>
-      </w:r>
-    </w:p>
-    <w:p>
-      <w:pPr>
-        <w:spacing w:line="360" w:lineRule="auto"/>
-      </w:pPr>
       <w:r>
         <w:rPr>
           <w:rFonts w:ascii="宋体" w:hAnsi="宋体" w:eastAsia="宋体"/>
           <w:b/>
-          <w:sz w:val="24"/>
+          <w:sz w:val="22"/>
         </w:rPr>
-        <w:t>2.2.1  系统架构</w:t>
-      </w:r>
-    </w:p>
-    <w:p>
-      <w:pPr>
-        <w:spacing w:line="360" w:lineRule="auto"/>
-        <w:ind w:firstLine="420"/>
-      </w:pPr>
-      <w:r>
-        <w:rPr>
-          <w:rFonts w:ascii="宋体" w:hAnsi="宋体" w:eastAsia="宋体"/>
-          <w:b w:val="0"/>
-          <w:sz w:val="24"/>
-        </w:rPr>
-        <w:t>系统采用前后端分离架构。后端基于 Spring Boot 3.2.0 框架，通过 RESTful API 提供游戏逻辑处理和数据持久化服务；前端基于 Vue 3 + Vite 构建用户界面层，使用 Phaser 3 游戏引擎负责游戏画布渲染和交互响应。前后端通过 HTTP JSON 进行通信。项目使用 master 分支作为集成主线，各成员在独立分支（ldc/jzc/xjs）上开发，通过 Pull Request 合并到 master。</w:t>
-      </w:r>
-    </w:p>
-    <w:p>
-      <w:pPr>
-        <w:spacing w:line="360" w:lineRule="auto"/>
-      </w:pPr>
-      <w:r>
-        <w:rPr>
-          <w:rFonts w:ascii="宋体" w:hAnsi="宋体" w:eastAsia="宋体"/>
-          <w:b/>
-          <w:sz w:val="24"/>
-        </w:rPr>
-        <w:t>2.2.2  功能模块设计</w:t>
-      </w:r>
-    </w:p>
-    <w:p>
-      <w:pPr>
-        <w:spacing w:line="360" w:lineRule="auto"/>
-      </w:pPr>
-      <w:r>
-        <w:rPr>
-          <w:rFonts w:ascii="宋体" w:hAnsi="宋体" w:eastAsia="宋体"/>
-          <w:b w:val="0"/>
-          <w:sz w:val="24"/>
-        </w:rPr>
-        <w:t>• 地图生成模块：基于种子随机数生成 10×15 房间网格，支持多种房间类型（起始大厅、商店、奇遇、篝火、Boss、精英、普通怪物房间），支持传送房间机制，按房间类型进行颜色标注</w:t>
-      </w:r>
-    </w:p>
-    <w:p>
-      <w:pPr>
-        <w:spacing w:line="360" w:lineRule="auto"/>
-      </w:pPr>
-      <w:r>
-        <w:rPr>
-          <w:rFonts w:ascii="宋体" w:hAnsi="宋体" w:eastAsia="宋体"/>
-          <w:b w:val="0"/>
-          <w:sz w:val="24"/>
-        </w:rPr>
-        <w:t>• 战斗系统模块：支持扇形扫击和直线突刺两种攻击方式，包含蓄力攻击机制和击退效果；怪物 AI 实现追踪和反击逻辑；火焰粒子特效 + 屏幕振动反馈</w:t>
-      </w:r>
-    </w:p>
-    <w:p>
-      <w:pPr>
-        <w:spacing w:line="360" w:lineRule="auto"/>
-      </w:pPr>
-      <w:r>
-        <w:rPr>
-          <w:rFonts w:ascii="宋体" w:hAnsi="宋体" w:eastAsia="宋体"/>
-          <w:b w:val="0"/>
-          <w:sz w:val="24"/>
-        </w:rPr>
-        <w:t>• 角色管理模块：玩家属性系统（HP/MP/攻击/防御）、背包系统（15格，支持物品使用/丢弃/装备）、装备系统（饰品完整实现）</w:t>
-      </w:r>
-    </w:p>
-    <w:p>
-      <w:pPr>
-        <w:spacing w:line="360" w:lineRule="auto"/>
-      </w:pPr>
-      <w:r>
-        <w:rPr>
-          <w:rFonts w:ascii="宋体" w:hAnsi="宋体" w:eastAsia="宋体"/>
-          <w:b w:val="0"/>
-          <w:sz w:val="24"/>
-        </w:rPr>
-        <w:t>• 商店系统模块：商人 NPC 交互，商品购买/出售，动态商品列表，货币管理</w:t>
-      </w:r>
-    </w:p>
-    <w:p>
-      <w:pPr>
-        <w:spacing w:line="360" w:lineRule="auto"/>
-      </w:pPr>
-      <w:r>
-        <w:rPr>
-          <w:rFonts w:ascii="宋体" w:hAnsi="宋体" w:eastAsia="宋体"/>
-          <w:b w:val="0"/>
-          <w:sz w:val="24"/>
-        </w:rPr>
-        <w:t>• 篝火祭坛模块：治愈、训练、博学三种祭坛，祭坛碰撞检测优化，增益选择</w:t>
-      </w:r>
-    </w:p>
-    <w:p>
-      <w:pPr>
-        <w:spacing w:line="360" w:lineRule="auto"/>
-      </w:pPr>
-      <w:r>
-        <w:rPr>
-          <w:rFonts w:ascii="宋体" w:hAnsi="宋体" w:eastAsia="宋体"/>
-          <w:b w:val="0"/>
-          <w:sz w:val="24"/>
-        </w:rPr>
-        <w:t>• 奇遇事件模块：随机事件生成（宝箱、喷泉、精英敌人），人物模型绘制与奇遇系统优化</w:t>
-      </w:r>
-    </w:p>
-    <w:p>
-      <w:pPr>
-        <w:spacing w:line="360" w:lineRule="auto"/>
-      </w:pPr>
-      <w:r>
-        <w:rPr>
-          <w:rFonts w:ascii="宋体" w:hAnsi="宋体" w:eastAsia="宋体"/>
-          <w:b w:val="0"/>
-          <w:sz w:val="24"/>
-        </w:rPr>
-        <w:t>• 状态效果模块：烧伤/中毒/流血三种负面状态，天使buff与中毒buff冲突处理，多层叠加</w:t>
-      </w:r>
-    </w:p>
-    <w:p>
-      <w:pPr>
-        <w:spacing w:line="360" w:lineRule="auto"/>
-      </w:pPr>
-      <w:r>
-        <w:rPr>
-          <w:rFonts w:ascii="宋体" w:hAnsi="宋体" w:eastAsia="宋体"/>
-          <w:b w:val="0"/>
-          <w:sz w:val="24"/>
-        </w:rPr>
-        <w:t>• 铁匠系统模块：装备强化与保底机制，提升游戏深度</w:t>
-      </w:r>
-    </w:p>
-    <w:p>
-      <w:pPr>
-        <w:spacing w:line="360" w:lineRule="auto"/>
-      </w:pPr>
-      <w:r>
-        <w:rPr>
-          <w:rFonts w:ascii="宋体" w:hAnsi="宋体" w:eastAsia="宋体"/>
-          <w:b w:val="0"/>
-          <w:sz w:val="24"/>
-        </w:rPr>
-        <w:t>• 存档系统模块：3个存档槽位，支持游戏状态的保存、读取、删除，使用 H2 数据库持久化</w:t>
-      </w:r>
-    </w:p>
-    <w:p>
-      <w:pPr>
-        <w:spacing w:line="360" w:lineRule="auto"/>
-      </w:pPr>
-      <w:r>
-        <w:rPr>
-          <w:rFonts w:ascii="宋体" w:hAnsi="宋体" w:eastAsia="宋体"/>
-          <w:b w:val="0"/>
-          <w:sz w:val="24"/>
-        </w:rPr>
-        <w:t>• 小地图模块：基于 Canvas 的实时小地图渲染，按房间类型着色，显示玩家当前位置</w:t>
-      </w:r>
-    </w:p>
-    <w:p>
-      <w:pPr>
-        <w:spacing w:line="360" w:lineRule="auto"/>
-      </w:pPr>
-      <w:r>
-        <w:rPr>
-          <w:rFonts w:ascii="宋体" w:hAnsi="宋体" w:eastAsia="宋体"/>
-          <w:b w:val="0"/>
-          <w:sz w:val="24"/>
-        </w:rPr>
-        <w:t>• 主菜单模块：游戏启动界面，包含开始游戏、继续冒险、游戏背景介绍等功能</w:t>
-      </w:r>
-    </w:p>
-    <w:p>
-      <w:pPr>
-        <w:pStyle w:val="Heading2"/>
-      </w:pPr>
-      <w:r>
-        <w:rPr>
-          <w:rFonts w:ascii="黑体" w:hAnsi="黑体" w:eastAsia="黑体"/>
-          <w:sz w:val="28"/>
-        </w:rPr>
-        <w:t>2.3  团队组成与分工</w:t>
-      </w:r>
-    </w:p>
-    <w:p>
-      <w:pPr>
-        <w:spacing w:line="360" w:lineRule="auto"/>
-        <w:ind w:firstLine="420"/>
-      </w:pPr>
-      <w:r>
-        <w:rPr>
-          <w:rFonts w:ascii="宋体" w:hAnsi="宋体" w:eastAsia="宋体"/>
-          <w:b w:val="0"/>
-          <w:sz w:val="24"/>
-        </w:rPr>
-        <w:t>本小组共 3 名成员，基于 GitHub 分支分析确定的分工如下：</w:t>
+        <w:t>2.1 后端技术栈</w:t>
       </w:r>
     </w:p>
     <w:tbl>
       <w:tblPr>
         <w:tblStyle w:val="TableGrid"/>
         <w:tblW w:type="auto" w:w="0"/>
+        <w:jc w:val="center"/>
         <w:tblLook w:firstColumn="1" w:firstRow="1" w:lastColumn="0" w:lastRow="0" w:noHBand="0" w:noVBand="1" w:val="04A0"/>
       </w:tblPr>
       <w:tblGrid>
-        <w:gridCol w:w="1417"/>
-        <w:gridCol w:w="1134"/>
-        <w:gridCol w:w="1417"/>
-        <w:gridCol w:w="1134"/>
-        <w:gridCol w:w="3969"/>
+        <w:gridCol w:w="4703"/>
+        <w:gridCol w:w="4703"/>
       </w:tblGrid>
       <w:tr>
         <w:tc>
           <w:tcPr>
-            <w:tcW w:type="dxa" w:w="1729"/>
+            <w:tcW w:type="dxa" w:w="4703"/>
+            <w:shd w:fill="4472C4" w:val="clear"/>
           </w:tcPr>
           <w:p>
             <w:pPr>
               <w:jc w:val="center"/>
             </w:pPr>
+            <w:r/>
+            <w:r>
+              <w:rPr>
+                <w:b/>
+                <w:color w:val="FFFFFF"/>
+                <w:sz w:val="20"/>
+              </w:rPr>
+              <w:t>技术</w:t>
+            </w:r>
+          </w:p>
+        </w:tc>
+        <w:tc>
+          <w:tcPr>
+            <w:tcW w:type="dxa" w:w="4703"/>
+            <w:shd w:fill="4472C4" w:val="clear"/>
+          </w:tcPr>
+          <w:p>
+            <w:pPr>
+              <w:jc w:val="center"/>
+            </w:pPr>
+            <w:r/>
+            <w:r>
+              <w:rPr>
+                <w:b/>
+                <w:color w:val="FFFFFF"/>
+                <w:sz w:val="20"/>
+              </w:rPr>
+              <w:t>用途</w:t>
+            </w:r>
+          </w:p>
+        </w:tc>
+      </w:tr>
+      <w:tr>
+        <w:tc>
+          <w:tcPr>
+            <w:tcW w:type="dxa" w:w="4703"/>
+          </w:tcPr>
+          <w:p>
+            <w:r/>
             <w:r>
               <w:rPr>
                 <w:b/>
                 <w:sz w:val="20"/>
               </w:rPr>
-              <w:t>姓名</w:t>
+              <w:t>Java 17</w:t>
             </w:r>
           </w:p>
         </w:tc>
         <w:tc>
           <w:tcPr>
-            <w:tcW w:type="dxa" w:w="1729"/>
+            <w:tcW w:type="dxa" w:w="4703"/>
+          </w:tcPr>
+          <w:p>
+            <w:r/>
+            <w:r>
+              <w:rPr>
+                <w:sz w:val="20"/>
+              </w:rPr>
+              <w:t>编程语言</w:t>
+            </w:r>
+          </w:p>
+        </w:tc>
+      </w:tr>
+      <w:tr>
+        <w:tc>
+          <w:tcPr>
+            <w:tcW w:type="dxa" w:w="4703"/>
+          </w:tcPr>
+          <w:p>
+            <w:r/>
+            <w:r>
+              <w:rPr>
+                <w:b/>
+                <w:sz w:val="20"/>
+              </w:rPr>
+              <w:t>Spring Boot 3.2.0</w:t>
+            </w:r>
+          </w:p>
+        </w:tc>
+        <w:tc>
+          <w:tcPr>
+            <w:tcW w:type="dxa" w:w="4703"/>
+          </w:tcPr>
+          <w:p>
+            <w:r/>
+            <w:r>
+              <w:rPr>
+                <w:sz w:val="20"/>
+              </w:rPr>
+              <w:t>Web 框架与依赖注入</w:t>
+            </w:r>
+          </w:p>
+        </w:tc>
+      </w:tr>
+      <w:tr>
+        <w:tc>
+          <w:tcPr>
+            <w:tcW w:type="dxa" w:w="4703"/>
+          </w:tcPr>
+          <w:p>
+            <w:r/>
+            <w:r>
+              <w:rPr>
+                <w:b/>
+                <w:sz w:val="20"/>
+              </w:rPr>
+              <w:t>Spring Data JPA</w:t>
+            </w:r>
+          </w:p>
+        </w:tc>
+        <w:tc>
+          <w:tcPr>
+            <w:tcW w:type="dxa" w:w="4703"/>
+          </w:tcPr>
+          <w:p>
+            <w:r/>
+            <w:r>
+              <w:rPr>
+                <w:sz w:val="20"/>
+              </w:rPr>
+              <w:t>ORM 持久化层</w:t>
+            </w:r>
+          </w:p>
+        </w:tc>
+      </w:tr>
+      <w:tr>
+        <w:tc>
+          <w:tcPr>
+            <w:tcW w:type="dxa" w:w="4703"/>
+          </w:tcPr>
+          <w:p>
+            <w:r/>
+            <w:r>
+              <w:rPr>
+                <w:b/>
+                <w:sz w:val="20"/>
+              </w:rPr>
+              <w:t>H2 Database</w:t>
+            </w:r>
+          </w:p>
+        </w:tc>
+        <w:tc>
+          <w:tcPr>
+            <w:tcW w:type="dxa" w:w="4703"/>
+          </w:tcPr>
+          <w:p>
+            <w:r/>
+            <w:r>
+              <w:rPr>
+                <w:sz w:val="20"/>
+              </w:rPr>
+              <w:t>嵌入式关系型数据库</w:t>
+            </w:r>
+          </w:p>
+        </w:tc>
+      </w:tr>
+      <w:tr>
+        <w:tc>
+          <w:tcPr>
+            <w:tcW w:type="dxa" w:w="4703"/>
+          </w:tcPr>
+          <w:p>
+            <w:r/>
+            <w:r>
+              <w:rPr>
+                <w:b/>
+                <w:sz w:val="20"/>
+              </w:rPr>
+              <w:t>Maven</w:t>
+            </w:r>
+          </w:p>
+        </w:tc>
+        <w:tc>
+          <w:tcPr>
+            <w:tcW w:type="dxa" w:w="4703"/>
+          </w:tcPr>
+          <w:p>
+            <w:r/>
+            <w:r>
+              <w:rPr>
+                <w:sz w:val="20"/>
+              </w:rPr>
+              <w:t>项目构建与管理</w:t>
+            </w:r>
+          </w:p>
+        </w:tc>
+      </w:tr>
+      <w:tr>
+        <w:tc>
+          <w:tcPr>
+            <w:tcW w:type="dxa" w:w="4703"/>
+          </w:tcPr>
+          <w:p>
+            <w:r/>
+            <w:r>
+              <w:rPr>
+                <w:b/>
+                <w:sz w:val="20"/>
+              </w:rPr>
+              <w:t>Lombok</w:t>
+            </w:r>
+          </w:p>
+        </w:tc>
+        <w:tc>
+          <w:tcPr>
+            <w:tcW w:type="dxa" w:w="4703"/>
+          </w:tcPr>
+          <w:p>
+            <w:r/>
+            <w:r>
+              <w:rPr>
+                <w:sz w:val="20"/>
+              </w:rPr>
+              <w:t>代码简化（@Data、@Getter/@Setter 等）</w:t>
+            </w:r>
+          </w:p>
+        </w:tc>
+      </w:tr>
+    </w:tbl>
+    <w:p/>
+    <w:p>
+      <w:r>
+        <w:rPr>
+          <w:rFonts w:ascii="宋体" w:hAnsi="宋体" w:eastAsia="宋体"/>
+          <w:b/>
+          <w:sz w:val="22"/>
+        </w:rPr>
+        <w:t>2.2 前端技术栈</w:t>
+      </w:r>
+    </w:p>
+    <w:tbl>
+      <w:tblPr>
+        <w:tblStyle w:val="TableGrid"/>
+        <w:tblW w:type="auto" w:w="0"/>
+        <w:jc w:val="center"/>
+        <w:tblLook w:firstColumn="1" w:firstRow="1" w:lastColumn="0" w:lastRow="0" w:noHBand="0" w:noVBand="1" w:val="04A0"/>
+      </w:tblPr>
+      <w:tblGrid>
+        <w:gridCol w:w="4703"/>
+        <w:gridCol w:w="4703"/>
+      </w:tblGrid>
+      <w:tr>
+        <w:tc>
+          <w:tcPr>
+            <w:tcW w:type="dxa" w:w="4703"/>
+            <w:shd w:fill="4472C4" w:val="clear"/>
           </w:tcPr>
           <w:p>
             <w:pPr>
               <w:jc w:val="center"/>
             </w:pPr>
+            <w:r/>
+            <w:r>
+              <w:rPr>
+                <w:b/>
+                <w:color w:val="FFFFFF"/>
+                <w:sz w:val="20"/>
+              </w:rPr>
+              <w:t>技术</w:t>
+            </w:r>
+          </w:p>
+        </w:tc>
+        <w:tc>
+          <w:tcPr>
+            <w:tcW w:type="dxa" w:w="4703"/>
+            <w:shd w:fill="4472C4" w:val="clear"/>
+          </w:tcPr>
+          <w:p>
+            <w:pPr>
+              <w:jc w:val="center"/>
+            </w:pPr>
+            <w:r/>
+            <w:r>
+              <w:rPr>
+                <w:b/>
+                <w:color w:val="FFFFFF"/>
+                <w:sz w:val="20"/>
+              </w:rPr>
+              <w:t>用途</w:t>
+            </w:r>
+          </w:p>
+        </w:tc>
+      </w:tr>
+      <w:tr>
+        <w:tc>
+          <w:tcPr>
+            <w:tcW w:type="dxa" w:w="4703"/>
+          </w:tcPr>
+          <w:p>
+            <w:r/>
             <w:r>
               <w:rPr>
                 <w:b/>
                 <w:sz w:val="20"/>
               </w:rPr>
-              <w:t>角色</w:t>
+              <w:t>Vue 3 (3.3.4)</w:t>
             </w:r>
           </w:p>
         </w:tc>
         <w:tc>
           <w:tcPr>
-            <w:tcW w:type="dxa" w:w="1729"/>
+            <w:tcW w:type="dxa" w:w="4703"/>
+          </w:tcPr>
+          <w:p>
+            <w:r/>
+            <w:r>
+              <w:rPr>
+                <w:sz w:val="20"/>
+              </w:rPr>
+              <w:t>前端框架与组件化开发</w:t>
+            </w:r>
+          </w:p>
+        </w:tc>
+      </w:tr>
+      <w:tr>
+        <w:tc>
+          <w:tcPr>
+            <w:tcW w:type="dxa" w:w="4703"/>
+          </w:tcPr>
+          <w:p>
+            <w:r/>
+            <w:r>
+              <w:rPr>
+                <w:b/>
+                <w:sz w:val="20"/>
+              </w:rPr>
+              <w:t>Phaser 3 (3.60.0)</w:t>
+            </w:r>
+          </w:p>
+        </w:tc>
+        <w:tc>
+          <w:tcPr>
+            <w:tcW w:type="dxa" w:w="4703"/>
+          </w:tcPr>
+          <w:p>
+            <w:r/>
+            <w:r>
+              <w:rPr>
+                <w:sz w:val="20"/>
+              </w:rPr>
+              <w:t>2D 游戏引擎（渲染、物理、动画）</w:t>
+            </w:r>
+          </w:p>
+        </w:tc>
+      </w:tr>
+      <w:tr>
+        <w:tc>
+          <w:tcPr>
+            <w:tcW w:type="dxa" w:w="4703"/>
+          </w:tcPr>
+          <w:p>
+            <w:r/>
+            <w:r>
+              <w:rPr>
+                <w:b/>
+                <w:sz w:val="20"/>
+              </w:rPr>
+              <w:t>Vite (5.0.0)</w:t>
+            </w:r>
+          </w:p>
+        </w:tc>
+        <w:tc>
+          <w:tcPr>
+            <w:tcW w:type="dxa" w:w="4703"/>
+          </w:tcPr>
+          <w:p>
+            <w:r/>
+            <w:r>
+              <w:rPr>
+                <w:sz w:val="20"/>
+              </w:rPr>
+              <w:t>前端构建工具</w:t>
+            </w:r>
+          </w:p>
+        </w:tc>
+      </w:tr>
+      <w:tr>
+        <w:tc>
+          <w:tcPr>
+            <w:tcW w:type="dxa" w:w="4703"/>
+          </w:tcPr>
+          <w:p>
+            <w:r/>
+            <w:r>
+              <w:rPr>
+                <w:b/>
+                <w:sz w:val="20"/>
+              </w:rPr>
+              <w:t>Pinia (2.0.33)</w:t>
+            </w:r>
+          </w:p>
+        </w:tc>
+        <w:tc>
+          <w:tcPr>
+            <w:tcW w:type="dxa" w:w="4703"/>
+          </w:tcPr>
+          <w:p>
+            <w:r/>
+            <w:r>
+              <w:rPr>
+                <w:sz w:val="20"/>
+              </w:rPr>
+              <w:t>Vue 状态管理</w:t>
+            </w:r>
+          </w:p>
+        </w:tc>
+      </w:tr>
+      <w:tr>
+        <w:tc>
+          <w:tcPr>
+            <w:tcW w:type="dxa" w:w="4703"/>
+          </w:tcPr>
+          <w:p>
+            <w:r/>
+            <w:r>
+              <w:rPr>
+                <w:b/>
+                <w:sz w:val="20"/>
+              </w:rPr>
+              <w:t>Fetch API</w:t>
+            </w:r>
+          </w:p>
+        </w:tc>
+        <w:tc>
+          <w:tcPr>
+            <w:tcW w:type="dxa" w:w="4703"/>
+          </w:tcPr>
+          <w:p>
+            <w:r/>
+            <w:r>
+              <w:rPr>
+                <w:sz w:val="20"/>
+              </w:rPr>
+              <w:t>与后端通信（RESTful）</w:t>
+            </w:r>
+          </w:p>
+        </w:tc>
+      </w:tr>
+    </w:tbl>
+    <w:p/>
+    <w:p>
+      <w:r>
+        <w:rPr>
+          <w:rFonts w:ascii="宋体" w:hAnsi="宋体" w:eastAsia="宋体"/>
+          <w:b/>
+          <w:sz w:val="22"/>
+        </w:rPr>
+        <w:t>2.3 开发工具</w:t>
+      </w:r>
+    </w:p>
+    <w:tbl>
+      <w:tblPr>
+        <w:tblStyle w:val="TableGrid"/>
+        <w:tblW w:type="auto" w:w="0"/>
+        <w:jc w:val="center"/>
+        <w:tblLook w:firstColumn="1" w:firstRow="1" w:lastColumn="0" w:lastRow="0" w:noHBand="0" w:noVBand="1" w:val="04A0"/>
+      </w:tblPr>
+      <w:tblGrid>
+        <w:gridCol w:w="4703"/>
+        <w:gridCol w:w="4703"/>
+      </w:tblGrid>
+      <w:tr>
+        <w:tc>
+          <w:tcPr>
+            <w:tcW w:type="dxa" w:w="4703"/>
+            <w:shd w:fill="4472C4" w:val="clear"/>
           </w:tcPr>
           <w:p>
             <w:pPr>
               <w:jc w:val="center"/>
             </w:pPr>
+            <w:r/>
+            <w:r>
+              <w:rPr>
+                <w:b/>
+                <w:color w:val="FFFFFF"/>
+                <w:sz w:val="20"/>
+              </w:rPr>
+              <w:t>工具</w:t>
+            </w:r>
+          </w:p>
+        </w:tc>
+        <w:tc>
+          <w:tcPr>
+            <w:tcW w:type="dxa" w:w="4703"/>
+            <w:shd w:fill="4472C4" w:val="clear"/>
+          </w:tcPr>
+          <w:p>
+            <w:pPr>
+              <w:jc w:val="center"/>
+            </w:pPr>
+            <w:r/>
+            <w:r>
+              <w:rPr>
+                <w:b/>
+                <w:color w:val="FFFFFF"/>
+                <w:sz w:val="20"/>
+              </w:rPr>
+              <w:t>用途</w:t>
+            </w:r>
+          </w:p>
+        </w:tc>
+      </w:tr>
+      <w:tr>
+        <w:tc>
+          <w:tcPr>
+            <w:tcW w:type="dxa" w:w="4703"/>
+          </w:tcPr>
+          <w:p>
+            <w:r/>
+            <w:r>
+              <w:rPr>
+                <w:b/>
+                <w:sz w:val="20"/>
+              </w:rPr>
+              <w:t>IntelliJ IDEA</w:t>
+            </w:r>
+          </w:p>
+        </w:tc>
+        <w:tc>
+          <w:tcPr>
+            <w:tcW w:type="dxa" w:w="4703"/>
+          </w:tcPr>
+          <w:p>
+            <w:r/>
+            <w:r>
+              <w:rPr>
+                <w:sz w:val="20"/>
+              </w:rPr>
+              <w:t>后端开发 IDE</w:t>
+            </w:r>
+          </w:p>
+        </w:tc>
+      </w:tr>
+      <w:tr>
+        <w:tc>
+          <w:tcPr>
+            <w:tcW w:type="dxa" w:w="4703"/>
+          </w:tcPr>
+          <w:p>
+            <w:r/>
+            <w:r>
+              <w:rPr>
+                <w:b/>
+                <w:sz w:val="20"/>
+              </w:rPr>
+              <w:t>VS Code</w:t>
+            </w:r>
+          </w:p>
+        </w:tc>
+        <w:tc>
+          <w:tcPr>
+            <w:tcW w:type="dxa" w:w="4703"/>
+          </w:tcPr>
+          <w:p>
+            <w:r/>
+            <w:r>
+              <w:rPr>
+                <w:sz w:val="20"/>
+              </w:rPr>
+              <w:t>前端开发 IDE</w:t>
+            </w:r>
+          </w:p>
+        </w:tc>
+      </w:tr>
+      <w:tr>
+        <w:tc>
+          <w:tcPr>
+            <w:tcW w:type="dxa" w:w="4703"/>
+          </w:tcPr>
+          <w:p>
+            <w:r/>
             <w:r>
               <w:rPr>
                 <w:b/>
@@ -917,35 +1071,15 @@
         </w:tc>
         <w:tc>
           <w:tcPr>
-            <w:tcW w:type="dxa" w:w="1729"/>
+            <w:tcW w:type="dxa" w:w="4703"/>
           </w:tcPr>
           <w:p>
-            <w:pPr>
-              <w:jc w:val="center"/>
-            </w:pPr>
+            <w:r/>
             <w:r>
               <w:rPr>
-                <w:b/>
                 <w:sz w:val="20"/>
               </w:rPr>
-              <w:t>开发分支</w:t>
-            </w:r>
-          </w:p>
-        </w:tc>
-        <w:tc>
-          <w:tcPr>
-            <w:tcW w:type="dxa" w:w="1729"/>
-          </w:tcPr>
-          <w:p>
-            <w:pPr>
-              <w:jc w:val="center"/>
-            </w:pPr>
-            <w:r>
-              <w:rPr>
-                <w:b/>
-                <w:sz w:val="20"/>
-              </w:rPr>
-              <w:t>主要职责</w:t>
+              <w:t>代码仓库与协同开发</w:t>
             </w:r>
           </w:p>
         </w:tc>
@@ -953,60 +1087,3369 @@
       <w:tr>
         <w:tc>
           <w:tcPr>
-            <w:tcW w:type="dxa" w:w="1729"/>
+            <w:tcW w:type="dxa" w:w="4703"/>
+          </w:tcPr>
+          <w:p>
+            <w:r/>
+            <w:r>
+              <w:rPr>
+                <w:b/>
+                <w:sz w:val="20"/>
+              </w:rPr>
+              <w:t>GitHub Issues</w:t>
+            </w:r>
+          </w:p>
+        </w:tc>
+        <w:tc>
+          <w:tcPr>
+            <w:tcW w:type="dxa" w:w="4703"/>
+          </w:tcPr>
+          <w:p>
+            <w:r/>
+            <w:r>
+              <w:rPr>
+                <w:sz w:val="20"/>
+              </w:rPr>
+              <w:t>任务管理与分配</w:t>
+            </w:r>
+          </w:p>
+        </w:tc>
+      </w:tr>
+      <w:tr>
+        <w:tc>
+          <w:tcPr>
+            <w:tcW w:type="dxa" w:w="4703"/>
+          </w:tcPr>
+          <w:p>
+            <w:r/>
+            <w:r>
+              <w:rPr>
+                <w:b/>
+                <w:sz w:val="20"/>
+              </w:rPr>
+              <w:t>Postman</w:t>
+            </w:r>
+          </w:p>
+        </w:tc>
+        <w:tc>
+          <w:tcPr>
+            <w:tcW w:type="dxa" w:w="4703"/>
+          </w:tcPr>
+          <w:p>
+            <w:r/>
+            <w:r>
+              <w:rPr>
+                <w:sz w:val="20"/>
+              </w:rPr>
+              <w:t>API 测试与调试</w:t>
+            </w:r>
+          </w:p>
+        </w:tc>
+      </w:tr>
+    </w:tbl>
+    <w:p>
+      <w:r>
+        <w:br w:type="page"/>
+      </w:r>
+    </w:p>
+    <w:p>
+      <w:pPr>
+        <w:pStyle w:val="Heading1"/>
+      </w:pPr>
+      <w:r>
+        <w:rPr>
+          <w:rFonts w:ascii="黑体" w:hAnsi="黑体" w:eastAsia="黑体"/>
+        </w:rPr>
+        <w:t>三、系统架构设计</w:t>
+      </w:r>
+    </w:p>
+    <w:p>
+      <w:pPr>
+        <w:ind w:firstLine="397"/>
+      </w:pPr>
+      <w:r>
+        <w:rPr>
+          <w:rFonts w:ascii="宋体" w:hAnsi="宋体" w:eastAsia="宋体"/>
+          <w:sz w:val="22"/>
+        </w:rPr>
+        <w:t>本项目采用前后端分离的 B/S 架构。前端通过 HTTP REST API 与后端通信，所有游戏逻辑在 服务端执行，前端主要负责渲染与交互。</w:t>
+      </w:r>
+    </w:p>
+    <w:p>
+      <w:r>
+        <w:rPr>
+          <w:rFonts w:ascii="宋体" w:hAnsi="宋体" w:eastAsia="宋体"/>
+          <w:b/>
+          <w:sz w:val="22"/>
+        </w:rPr>
+        <w:t>3.1 整体架构</w:t>
+      </w:r>
+    </w:p>
+    <w:p>
+      <w:pPr>
+        <w:pStyle w:val="ListBullet"/>
+      </w:pPr>
+      <w:r>
+        <w:rPr>
+          <w:sz w:val="22"/>
+        </w:rPr>
+        <w:t>前端层（Vue 3 + Phaser 3）：负责游戏画面渲染、用户输入捕获、UI 面板展示。Phaser 3 引擎驱动游戏主画布，Vue 3 负责菜单、背包、存档等 UI 组件。</w:t>
+      </w:r>
+    </w:p>
+    <w:p>
+      <w:pPr>
+        <w:pStyle w:val="ListBullet"/>
+      </w:pPr>
+      <w:r>
+        <w:rPr>
+          <w:sz w:val="22"/>
+        </w:rPr>
+        <w:t>API 层（Spring Boot REST Controllers）：提供 10 个 RESTful 端点，处理前端请求并返回 JSON 格式数据。</w:t>
+      </w:r>
+    </w:p>
+    <w:p>
+      <w:pPr>
+        <w:pStyle w:val="ListBullet"/>
+      </w:pPr>
+      <w:r>
+        <w:rPr>
+          <w:sz w:val="22"/>
+        </w:rPr>
+        <w:t>服务层（GameService）：游戏核心服务，包括命令分发（11 种命令）、玩家状态注入（24+ 字段）、攻击空间命中判定（3 种算法）、地图拓扑检索。</w:t>
+      </w:r>
+    </w:p>
+    <w:p>
+      <w:pPr>
+        <w:pStyle w:val="ListBullet"/>
+      </w:pPr>
+      <w:r>
+        <w:rPr>
+          <w:sz w:val="22"/>
+        </w:rPr>
+        <w:t>模型层：包含 Room、Player、Monster、Bag、Item、Status 等核心数据模型，以及 WisdomBoon、Altar、RandomEvent 等子系统的模型。</w:t>
+      </w:r>
+    </w:p>
+    <w:p>
+      <w:pPr>
+        <w:pStyle w:val="ListBullet"/>
+      </w:pPr>
+      <w:r>
+        <w:rPr>
+          <w:sz w:val="22"/>
+        </w:rPr>
+        <w:t>持久层（Spring Data JPA Repository）：5 个 Repository 接口，负责游戏存档、房间状态、怪物状态、背包物品、商店状态的序列化与恢复。</w:t>
+      </w:r>
+    </w:p>
+    <w:p>
+      <w:pPr>
+        <w:pStyle w:val="ListBullet"/>
+      </w:pPr>
+      <w:r>
+        <w:rPr>
+          <w:sz w:val="22"/>
+        </w:rPr>
+        <w:t>数据库层（H2）：嵌入式文件数据库，存储完整游戏状态。</w:t>
+      </w:r>
+    </w:p>
+    <w:p>
+      <w:r>
+        <w:rPr>
+          <w:rFonts w:ascii="宋体" w:hAnsi="宋体" w:eastAsia="宋体"/>
+          <w:b/>
+          <w:sz w:val="22"/>
+        </w:rPr>
+        <w:t>3.2 后端包结构</w:t>
+      </w:r>
+    </w:p>
+    <w:tbl>
+      <w:tblPr>
+        <w:tblStyle w:val="TableGrid"/>
+        <w:tblW w:type="auto" w:w="0"/>
+        <w:jc w:val="center"/>
+        <w:tblLook w:firstColumn="1" w:firstRow="1" w:lastColumn="0" w:lastRow="0" w:noHBand="0" w:noVBand="1" w:val="04A0"/>
+      </w:tblPr>
+      <w:tblGrid>
+        <w:gridCol w:w="4703"/>
+        <w:gridCol w:w="4703"/>
+      </w:tblGrid>
+      <w:tr>
+        <w:tc>
+          <w:tcPr>
+            <w:tcW w:type="dxa" w:w="4703"/>
+            <w:shd w:fill="4472C4" w:val="clear"/>
           </w:tcPr>
           <w:p>
             <w:pPr>
               <w:jc w:val="center"/>
             </w:pPr>
+            <w:r/>
             <w:r>
               <w:rPr>
+                <w:b/>
+                <w:color w:val="FFFFFF"/>
                 <w:sz w:val="20"/>
               </w:rPr>
-              <w:t>李冬晨</w:t>
+              <w:t>包名</w:t>
             </w:r>
           </w:p>
         </w:tc>
         <w:tc>
           <w:tcPr>
-            <w:tcW w:type="dxa" w:w="1729"/>
+            <w:tcW w:type="dxa" w:w="4703"/>
+            <w:shd w:fill="4472C4" w:val="clear"/>
           </w:tcPr>
           <w:p>
             <w:pPr>
               <w:jc w:val="center"/>
             </w:pPr>
+            <w:r/>
             <w:r>
               <w:rPr>
+                <w:b/>
+                <w:color w:val="FFFFFF"/>
                 <w:sz w:val="20"/>
               </w:rPr>
-              <w:t>组长/核心后端</w:t>
+              <w:t>主要内容</w:t>
+            </w:r>
+          </w:p>
+        </w:tc>
+      </w:tr>
+      <w:tr>
+        <w:tc>
+          <w:tcPr>
+            <w:tcW w:type="dxa" w:w="4703"/>
+          </w:tcPr>
+          <w:p>
+            <w:r/>
+            <w:r>
+              <w:rPr>
+                <w:b/>
+                <w:sz w:val="20"/>
+              </w:rPr>
+              <w:t>controller</w:t>
             </w:r>
           </w:p>
         </w:tc>
         <w:tc>
           <w:tcPr>
-            <w:tcW w:type="dxa" w:w="1729"/>
+            <w:tcW w:type="dxa" w:w="4703"/>
+          </w:tcPr>
+          <w:p>
+            <w:r/>
+            <w:r>
+              <w:rPr>
+                <w:sz w:val="20"/>
+              </w:rPr>
+              <w:t>GameController.java — 10个REST API端点</w:t>
+            </w:r>
+          </w:p>
+        </w:tc>
+      </w:tr>
+      <w:tr>
+        <w:tc>
+          <w:tcPr>
+            <w:tcW w:type="dxa" w:w="4703"/>
+          </w:tcPr>
+          <w:p>
+            <w:r/>
+            <w:r>
+              <w:rPr>
+                <w:b/>
+                <w:sz w:val="20"/>
+              </w:rPr>
+              <w:t>service</w:t>
+            </w:r>
+          </w:p>
+        </w:tc>
+        <w:tc>
+          <w:tcPr>
+            <w:tcW w:type="dxa" w:w="4703"/>
+          </w:tcPr>
+          <w:p>
+            <w:r/>
+            <w:r>
+              <w:rPr>
+                <w:sz w:val="20"/>
+              </w:rPr>
+              <w:t>GameService.java — 核心业务逻辑（命令分发/攻击判定/状态注入）</w:t>
+              <w:br/>
+              <w:t>SaveService.java — 存档序列化与恢复</w:t>
+            </w:r>
+          </w:p>
+        </w:tc>
+      </w:tr>
+      <w:tr>
+        <w:tc>
+          <w:tcPr>
+            <w:tcW w:type="dxa" w:w="4703"/>
+          </w:tcPr>
+          <w:p>
+            <w:r/>
+            <w:r>
+              <w:rPr>
+                <w:b/>
+                <w:sz w:val="20"/>
+              </w:rPr>
+              <w:t>model</w:t>
+            </w:r>
+          </w:p>
+        </w:tc>
+        <w:tc>
+          <w:tcPr>
+            <w:tcW w:type="dxa" w:w="4703"/>
+          </w:tcPr>
+          <w:p>
+            <w:r/>
+            <w:r>
+              <w:rPr>
+                <w:sz w:val="20"/>
+              </w:rPr>
+              <w:t>Room.java / Player.java / Monster.java / Bag.java / Item.java / ItemRegistry.java</w:t>
+              <w:br/>
+              <w:t>Status.java / WisdomBoon.java / Magic.java / Money.java / RoomType.java</w:t>
+              <w:br/>
+              <w:t>Altar.java / AltarType.java / AttackRequest.java / RandomEvent.java</w:t>
+              <w:br/>
+              <w:t>RandomEventType.java / ShopItem.java / DroppedItem.java</w:t>
+              <w:br/>
+              <w:t>InventoryItem.java / GameResponse.java</w:t>
+            </w:r>
+          </w:p>
+        </w:tc>
+      </w:tr>
+      <w:tr>
+        <w:tc>
+          <w:tcPr>
+            <w:tcW w:type="dxa" w:w="4703"/>
+          </w:tcPr>
+          <w:p>
+            <w:r/>
+            <w:r>
+              <w:rPr>
+                <w:b/>
+                <w:sz w:val="20"/>
+              </w:rPr>
+              <w:t>command</w:t>
+            </w:r>
+          </w:p>
+        </w:tc>
+        <w:tc>
+          <w:tcPr>
+            <w:tcW w:type="dxa" w:w="4703"/>
+          </w:tcPr>
+          <w:p>
+            <w:r/>
+            <w:r>
+              <w:rPr>
+                <w:sz w:val="20"/>
+              </w:rPr>
+              <w:t>GoCommand.java / AttackCommand.java / BagCommand.java / ShopCommand.java</w:t>
+              <w:br/>
+              <w:t>InteractCommand.java / WaveCommand.java / PickupCommand.java</w:t>
+              <w:br/>
+              <w:t>DropCommand.java / ItemsCommand.java / MonsterAttackCommand.java</w:t>
+            </w:r>
+          </w:p>
+        </w:tc>
+      </w:tr>
+      <w:tr>
+        <w:tc>
+          <w:tcPr>
+            <w:tcW w:type="dxa" w:w="4703"/>
+          </w:tcPr>
+          <w:p>
+            <w:r/>
+            <w:r>
+              <w:rPr>
+                <w:b/>
+                <w:sz w:val="20"/>
+              </w:rPr>
+              <w:t>repository</w:t>
+            </w:r>
+          </w:p>
+        </w:tc>
+        <w:tc>
+          <w:tcPr>
+            <w:tcW w:type="dxa" w:w="4703"/>
+          </w:tcPr>
+          <w:p>
+            <w:r/>
+            <w:r>
+              <w:rPr>
+                <w:sz w:val="20"/>
+              </w:rPr>
+              <w:t>GameSaveRepository / RoomStateRepository / MonsterStateRepository</w:t>
+              <w:br/>
+              <w:t>BagItemRepository / ShopStateRepository</w:t>
+            </w:r>
+          </w:p>
+        </w:tc>
+      </w:tr>
+    </w:tbl>
+    <w:p>
+      <w:r>
+        <w:br w:type="page"/>
+      </w:r>
+    </w:p>
+    <w:p>
+      <w:pPr>
+        <w:pStyle w:val="Heading1"/>
+      </w:pPr>
+      <w:r>
+        <w:rPr>
+          <w:rFonts w:ascii="黑体" w:hAnsi="黑体" w:eastAsia="黑体"/>
+        </w:rPr>
+        <w:t>四、功能模块说明</w:t>
+      </w:r>
+    </w:p>
+    <w:p>
+      <w:pPr>
+        <w:pStyle w:val="Heading2"/>
+      </w:pPr>
+      <w:r>
+        <w:rPr>
+          <w:rFonts w:ascii="黑体" w:hAnsi="黑体" w:eastAsia="黑体"/>
+        </w:rPr>
+        <w:t>4.1 随机地图生成</w:t>
+      </w:r>
+    </w:p>
+    <w:p>
+      <w:pPr>
+        <w:ind w:firstLine="397"/>
+      </w:pPr>
+      <w:r>
+        <w:rPr>
+          <w:rFonts w:ascii="宋体" w:hAnsi="宋体" w:eastAsia="宋体"/>
+          <w:sz w:val="22"/>
+        </w:rPr>
+        <w:t>地图生成由 GenerateRoom.java 实现，采用程序化算法生成 10×15 网格（约 30-50 个房间）的地图。每次游戏使用不同的随机种子，确保每次体验独一无二。</w:t>
+      </w:r>
+    </w:p>
+    <w:p>
+      <w:r>
+        <w:rPr>
+          <w:rFonts w:ascii="宋体" w:hAnsi="宋体" w:eastAsia="宋体"/>
+          <w:b/>
+          <w:sz w:val="22"/>
+        </w:rPr>
+        <w:t>地图参数：</w:t>
+      </w:r>
+    </w:p>
+    <w:p>
+      <w:pPr>
+        <w:pStyle w:val="ListBullet"/>
+      </w:pPr>
+      <w:r>
+        <w:rPr>
+          <w:sz w:val="22"/>
+        </w:rPr>
+        <w:t>网格尺寸：10（宽）× 15（高）</w:t>
+      </w:r>
+    </w:p>
+    <w:p>
+      <w:pPr>
+        <w:pStyle w:val="ListBullet"/>
+      </w:pPr>
+      <w:r>
+        <w:rPr>
+          <w:sz w:val="22"/>
+        </w:rPr>
+        <w:t>房间总数：约 30-50 个（视随机生成算法结果）</w:t>
+      </w:r>
+    </w:p>
+    <w:p>
+      <w:pPr>
+        <w:pStyle w:val="ListBullet"/>
+      </w:pPr>
+      <w:r>
+        <w:rPr>
+          <w:sz w:val="22"/>
+        </w:rPr>
+        <w:t>出口方向：east（东）、west（西）、south（南）、north（北）</w:t>
+      </w:r>
+    </w:p>
+    <w:p>
+      <w:pPr>
+        <w:pStyle w:val="ListBullet"/>
+      </w:pPr>
+      <w:r>
+        <w:rPr>
+          <w:sz w:val="22"/>
+        </w:rPr>
+        <w:t>传送房间：每局游戏随机标记 1 个传送房间</w:t>
+      </w:r>
+    </w:p>
+    <w:p>
+      <w:pPr>
+        <w:pStyle w:val="ListBullet"/>
+      </w:pPr>
+      <w:r>
+        <w:rPr>
+          <w:sz w:val="22"/>
+        </w:rPr>
+        <w:t>7 种房间类型：START_HALL / SHOP / ENCOUNTER / CAMPFIRE / BOSS / ELITE_MONSTER / NORMAL_MONSTER</w:t>
+      </w:r>
+    </w:p>
+    <w:p>
+      <w:pPr>
+        <w:pStyle w:val="Heading2"/>
+      </w:pPr>
+      <w:r>
+        <w:rPr>
+          <w:rFonts w:ascii="黑体" w:hAnsi="黑体" w:eastAsia="黑体"/>
+        </w:rPr>
+        <w:t>4.2 实时战斗系统</w:t>
+      </w:r>
+    </w:p>
+    <w:p>
+      <w:pPr>
+        <w:ind w:firstLine="397"/>
+      </w:pPr>
+      <w:r>
+        <w:rPr>
+          <w:rFonts w:ascii="宋体" w:hAnsi="宋体" w:eastAsia="宋体"/>
+          <w:sz w:val="22"/>
+        </w:rPr>
+        <w:t>战斗系统采用"前端呈现 + 后端判定"模式。前端捕获玩家输入和怪物坐标快照，发送给后端进行空间命中判定。后端根据攻击类型执行不同的命中算法，返回命中结果和伤害数值。</w:t>
+      </w:r>
+    </w:p>
+    <w:p>
+      <w:r>
+        <w:rPr>
+          <w:rFonts w:ascii="宋体" w:hAnsi="宋体" w:eastAsia="宋体"/>
+          <w:b/>
+          <w:sz w:val="22"/>
+        </w:rPr>
+        <w:t>三种攻击模式：</w:t>
+      </w:r>
+    </w:p>
+    <w:p>
+      <w:pPr>
+        <w:pStyle w:val="ListBullet"/>
+      </w:pPr>
+      <w:r>
+        <w:rPr>
+          <w:sz w:val="22"/>
+        </w:rPr>
+        <w:t>扇形扫击（Sweep）：半径 120px、角度 135° 的扇形范围，以玩家朝向为中心。前端持续约 140ms，带残影渐隐特效。</w:t>
+      </w:r>
+    </w:p>
+    <w:p>
+      <w:pPr>
+        <w:pStyle w:val="ListBullet"/>
+      </w:pPr>
+      <w:r>
+        <w:rPr>
+          <w:sz w:val="22"/>
+        </w:rPr>
+        <w:t>直线突刺（Pierce）：距离 120px、判定宽度 21px（半径），从起点到终点的线段距离判定。前端持续约 100ms，附带击退效果（55px/130ms）。</w:t>
+      </w:r>
+    </w:p>
+    <w:p>
+      <w:pPr>
+        <w:pStyle w:val="ListBullet"/>
+      </w:pPr>
+      <w:r>
+        <w:rPr>
+          <w:sz w:val="22"/>
+        </w:rPr>
+        <w:t>蓄力攻击（Charged）：半径 150px、360° 全方向范围攻击，需长按蓄力 200ms 以上触发，附带屏幕振动。</w:t>
+      </w:r>
+    </w:p>
+    <w:p>
+      <w:pPr>
+        <w:ind w:firstLine="397"/>
+      </w:pPr>
+      <w:r>
+        <w:rPr>
+          <w:rFonts w:ascii="宋体" w:hAnsi="宋体" w:eastAsia="宋体"/>
+          <w:sz w:val="22"/>
+        </w:rPr>
+        <w:t>攻击伤害计算：物理伤害 = 攻击方攻击力 - 防御方防御力（下限为 1）。魔法伤害通过 Magic.calcMagicDamage 方法计算。攻击命中后触发流血效果结算，被击败的怪物调用 processMonsterDrop 掉落货币。</w:t>
+      </w:r>
+    </w:p>
+    <w:p>
+      <w:pPr>
+        <w:pStyle w:val="Heading2"/>
+      </w:pPr>
+      <w:r>
+        <w:rPr>
+          <w:rFonts w:ascii="黑体" w:hAnsi="黑体" w:eastAsia="黑体"/>
+        </w:rPr>
+        <w:t>4.3 怪物系统</w:t>
+      </w:r>
+    </w:p>
+    <w:p>
+      <w:pPr>
+        <w:ind w:firstLine="397"/>
+      </w:pPr>
+      <w:r>
+        <w:rPr>
+          <w:rFonts w:ascii="宋体" w:hAnsi="宋体" w:eastAsia="宋体"/>
+          <w:sz w:val="22"/>
+        </w:rPr>
+        <w:t>Monster.java 定义了三种怪物类型：TYPE_NORMAL(0)、TYPE_ELITE(1)、TYPE_BOSS(2)。另有一个特殊怪物类型 FLAME_SLIME（火焰史莱姆），攻击附加烧伤效果。</w:t>
+      </w:r>
+    </w:p>
+    <w:p>
+      <w:r>
+        <w:rPr>
+          <w:rFonts w:ascii="宋体" w:hAnsi="宋体" w:eastAsia="宋体"/>
+          <w:b/>
+          <w:sz w:val="22"/>
+        </w:rPr>
+        <w:t>怪物生成规则（spawnMonsters）：</w:t>
+      </w:r>
+    </w:p>
+    <w:p>
+      <w:pPr>
+        <w:pStyle w:val="ListBullet"/>
+      </w:pPr>
+      <w:r>
+        <w:rPr>
+          <w:sz w:val="22"/>
+        </w:rPr>
+        <w:t>Boss 房间：生成 1 只 Boss 怪物，属性较高</w:t>
+      </w:r>
+    </w:p>
+    <w:p>
+      <w:pPr>
+        <w:pStyle w:val="ListBullet"/>
+      </w:pPr>
+      <w:r>
+        <w:rPr>
+          <w:sz w:val="22"/>
+        </w:rPr>
+        <w:t>精英房间：生成 1-2 只精英怪物</w:t>
+      </w:r>
+    </w:p>
+    <w:p>
+      <w:pPr>
+        <w:pStyle w:val="ListBullet"/>
+      </w:pPr>
+      <w:r>
+        <w:rPr>
+          <w:sz w:val="22"/>
+        </w:rPr>
+        <w:t>普通房间：生成 1-3 只普通怪物（固定 25% 概率生成 1 只火焰史莱姆代替普通怪物）</w:t>
+      </w:r>
+    </w:p>
+    <w:p>
+      <w:pPr>
+        <w:pStyle w:val="ListBullet"/>
+      </w:pPr>
+      <w:r>
+        <w:rPr>
+          <w:sz w:val="22"/>
+        </w:rPr>
+        <w:t>所有怪物生成使用种子随机数，保证存档读档时怪物状态一致</w:t>
+      </w:r>
+    </w:p>
+    <w:p>
+      <w:pPr>
+        <w:pStyle w:val="ListBullet"/>
+      </w:pPr>
+      <w:r>
+        <w:rPr>
+          <w:sz w:val="22"/>
+        </w:rPr>
+        <w:t>怪物房间的出口在全部怪物被击败前处于封锁状态</w:t>
+      </w:r>
+    </w:p>
+    <w:p>
+      <w:pPr>
+        <w:pStyle w:val="Heading2"/>
+      </w:pPr>
+      <w:r>
+        <w:rPr>
+          <w:rFonts w:ascii="黑体" w:hAnsi="黑体" w:eastAsia="黑体"/>
+        </w:rPr>
+        <w:t>4.4 状态效果系统</w:t>
+      </w:r>
+    </w:p>
+    <w:p>
+      <w:pPr>
+        <w:ind w:firstLine="397"/>
+      </w:pPr>
+      <w:r>
+        <w:rPr>
+          <w:rFonts w:ascii="宋体" w:hAnsi="宋体" w:eastAsia="宋体"/>
+          <w:sz w:val="22"/>
+        </w:rPr>
+        <w:t>Status.java 实现了完整的 Buff/Debuff 状态系统，通过 StatusManager 统一管理。所有效果支持层数叠加（layers 机制），前端通过 getActiveEffectsInfo() 获取当前活跃效果列表。</w:t>
+      </w:r>
+    </w:p>
+    <w:tbl>
+      <w:tblPr>
+        <w:tblStyle w:val="TableGrid"/>
+        <w:tblW w:type="auto" w:w="0"/>
+        <w:jc w:val="center"/>
+        <w:tblLook w:firstColumn="1" w:firstRow="1" w:lastColumn="0" w:lastRow="0" w:noHBand="0" w:noVBand="1" w:val="04A0"/>
+      </w:tblPr>
+      <w:tblGrid>
+        <w:gridCol w:w="1881"/>
+        <w:gridCol w:w="1881"/>
+        <w:gridCol w:w="1881"/>
+        <w:gridCol w:w="1881"/>
+        <w:gridCol w:w="1881"/>
+      </w:tblGrid>
+      <w:tr>
+        <w:tc>
+          <w:tcPr>
+            <w:tcW w:type="dxa" w:w="1881"/>
+            <w:shd w:fill="4472C4" w:val="clear"/>
           </w:tcPr>
           <w:p>
             <w:pPr>
               <w:jc w:val="center"/>
             </w:pPr>
+            <w:r/>
+            <w:r>
+              <w:rPr>
+                <w:b/>
+                <w:color w:val="FFFFFF"/>
+                <w:sz w:val="20"/>
+              </w:rPr>
+              <w:t>状态</w:t>
+            </w:r>
+          </w:p>
+        </w:tc>
+        <w:tc>
+          <w:tcPr>
+            <w:tcW w:type="dxa" w:w="1881"/>
+            <w:shd w:fill="4472C4" w:val="clear"/>
+          </w:tcPr>
+          <w:p>
+            <w:pPr>
+              <w:jc w:val="center"/>
+            </w:pPr>
+            <w:r/>
+            <w:r>
+              <w:rPr>
+                <w:b/>
+                <w:color w:val="FFFFFF"/>
+                <w:sz w:val="20"/>
+              </w:rPr>
+              <w:t>类型</w:t>
+            </w:r>
+          </w:p>
+        </w:tc>
+        <w:tc>
+          <w:tcPr>
+            <w:tcW w:type="dxa" w:w="1881"/>
+            <w:shd w:fill="4472C4" w:val="clear"/>
+          </w:tcPr>
+          <w:p>
+            <w:pPr>
+              <w:jc w:val="center"/>
+            </w:pPr>
+            <w:r/>
+            <w:r>
+              <w:rPr>
+                <w:b/>
+                <w:color w:val="FFFFFF"/>
+                <w:sz w:val="20"/>
+              </w:rPr>
+              <w:t>触发间隔</w:t>
+            </w:r>
+          </w:p>
+        </w:tc>
+        <w:tc>
+          <w:tcPr>
+            <w:tcW w:type="dxa" w:w="1881"/>
+            <w:shd w:fill="4472C4" w:val="clear"/>
+          </w:tcPr>
+          <w:p>
+            <w:pPr>
+              <w:jc w:val="center"/>
+            </w:pPr>
+            <w:r/>
+            <w:r>
+              <w:rPr>
+                <w:b/>
+                <w:color w:val="FFFFFF"/>
+                <w:sz w:val="20"/>
+              </w:rPr>
+              <w:t>伤害计算</w:t>
+            </w:r>
+          </w:p>
+        </w:tc>
+        <w:tc>
+          <w:tcPr>
+            <w:tcW w:type="dxa" w:w="1881"/>
+            <w:shd w:fill="4472C4" w:val="clear"/>
+          </w:tcPr>
+          <w:p>
+            <w:pPr>
+              <w:jc w:val="center"/>
+            </w:pPr>
+            <w:r/>
+            <w:r>
+              <w:rPr>
+                <w:b/>
+                <w:color w:val="FFFFFF"/>
+                <w:sz w:val="20"/>
+              </w:rPr>
+              <w:t>层数衰减</w:t>
+            </w:r>
+          </w:p>
+        </w:tc>
+      </w:tr>
+      <w:tr>
+        <w:tc>
+          <w:tcPr>
+            <w:tcW w:type="dxa" w:w="1881"/>
+          </w:tcPr>
+          <w:p>
+            <w:r/>
+            <w:r>
+              <w:rPr>
+                <w:b/>
+                <w:sz w:val="20"/>
+              </w:rPr>
+              <w:t>BURN（烧伤）</w:t>
+            </w:r>
+          </w:p>
+        </w:tc>
+        <w:tc>
+          <w:tcPr>
+            <w:tcW w:type="dxa" w:w="1881"/>
+          </w:tcPr>
+          <w:p>
+            <w:r/>
+            <w:r>
+              <w:rPr>
+                <w:sz w:val="20"/>
+              </w:rPr>
+              <w:t>减益</w:t>
+            </w:r>
+          </w:p>
+        </w:tc>
+        <w:tc>
+          <w:tcPr>
+            <w:tcW w:type="dxa" w:w="1881"/>
+          </w:tcPr>
+          <w:p>
+            <w:r/>
+            <w:r>
+              <w:rPr>
+                <w:sz w:val="20"/>
+              </w:rPr>
+              <w:t>3秒</w:t>
+            </w:r>
+          </w:p>
+        </w:tc>
+        <w:tc>
+          <w:tcPr>
+            <w:tcW w:type="dxa" w:w="1881"/>
+          </w:tcPr>
+          <w:p>
+            <w:r/>
+            <w:r>
+              <w:rPr>
+                <w:sz w:val="20"/>
+              </w:rPr>
+              <w:t>魔法伤害 = 层数 × (1 - 魔抗/100)</w:t>
+            </w:r>
+          </w:p>
+        </w:tc>
+        <w:tc>
+          <w:tcPr>
+            <w:tcW w:type="dxa" w:w="1881"/>
+          </w:tcPr>
+          <w:p>
+            <w:r/>
+            <w:r>
+              <w:rPr>
+                <w:sz w:val="20"/>
+              </w:rPr>
+              <w:t>每轮减半</w:t>
+            </w:r>
+          </w:p>
+        </w:tc>
+      </w:tr>
+      <w:tr>
+        <w:tc>
+          <w:tcPr>
+            <w:tcW w:type="dxa" w:w="1881"/>
+          </w:tcPr>
+          <w:p>
+            <w:r/>
+            <w:r>
+              <w:rPr>
+                <w:b/>
+                <w:sz w:val="20"/>
+              </w:rPr>
+              <w:t>POISON（中毒）</w:t>
+            </w:r>
+          </w:p>
+        </w:tc>
+        <w:tc>
+          <w:tcPr>
+            <w:tcW w:type="dxa" w:w="1881"/>
+          </w:tcPr>
+          <w:p>
+            <w:r/>
+            <w:r>
+              <w:rPr>
+                <w:sz w:val="20"/>
+              </w:rPr>
+              <w:t>减益</w:t>
+            </w:r>
+          </w:p>
+        </w:tc>
+        <w:tc>
+          <w:tcPr>
+            <w:tcW w:type="dxa" w:w="1881"/>
+          </w:tcPr>
+          <w:p>
+            <w:r/>
+            <w:r>
+              <w:rPr>
+                <w:sz w:val="20"/>
+              </w:rPr>
+              <w:t>1秒</w:t>
+            </w:r>
+          </w:p>
+        </w:tc>
+        <w:tc>
+          <w:tcPr>
+            <w:tcW w:type="dxa" w:w="1881"/>
+          </w:tcPr>
+          <w:p>
+            <w:r/>
+            <w:r>
+              <w:rPr>
+                <w:sz w:val="20"/>
+              </w:rPr>
+              <w:t>真实伤害 = min(层数, 当前HP-1)</w:t>
+            </w:r>
+          </w:p>
+        </w:tc>
+        <w:tc>
+          <w:tcPr>
+            <w:tcW w:type="dxa" w:w="1881"/>
+          </w:tcPr>
+          <w:p>
+            <w:r/>
+            <w:r>
+              <w:rPr>
+                <w:sz w:val="20"/>
+              </w:rPr>
+              <w:t>每轮减1</w:t>
+            </w:r>
+          </w:p>
+        </w:tc>
+      </w:tr>
+      <w:tr>
+        <w:tc>
+          <w:tcPr>
+            <w:tcW w:type="dxa" w:w="1881"/>
+          </w:tcPr>
+          <w:p>
+            <w:r/>
+            <w:r>
+              <w:rPr>
+                <w:b/>
+                <w:sz w:val="20"/>
+              </w:rPr>
+              <w:t>BLEED（流血）</w:t>
+            </w:r>
+          </w:p>
+        </w:tc>
+        <w:tc>
+          <w:tcPr>
+            <w:tcW w:type="dxa" w:w="1881"/>
+          </w:tcPr>
+          <w:p>
+            <w:r/>
+            <w:r>
+              <w:rPr>
+                <w:sz w:val="20"/>
+              </w:rPr>
+              <w:t>减益</w:t>
+            </w:r>
+          </w:p>
+        </w:tc>
+        <w:tc>
+          <w:tcPr>
+            <w:tcW w:type="dxa" w:w="1881"/>
+          </w:tcPr>
+          <w:p>
+            <w:r/>
+            <w:r>
+              <w:rPr>
+                <w:sz w:val="20"/>
+              </w:rPr>
+              <w:t>攻击触发</w:t>
+            </w:r>
+          </w:p>
+        </w:tc>
+        <w:tc>
+          <w:tcPr>
+            <w:tcW w:type="dxa" w:w="1881"/>
+          </w:tcPr>
+          <w:p>
+            <w:r/>
+            <w:r>
+              <w:rPr>
+                <w:sz w:val="20"/>
+              </w:rPr>
+              <w:t>2点真实伤害</w:t>
+            </w:r>
+          </w:p>
+        </w:tc>
+        <w:tc>
+          <w:tcPr>
+            <w:tcW w:type="dxa" w:w="1881"/>
+          </w:tcPr>
+          <w:p>
+            <w:r/>
+            <w:r>
+              <w:rPr>
+                <w:sz w:val="20"/>
+              </w:rPr>
+              <w:t>每轮减1</w:t>
+            </w:r>
+          </w:p>
+        </w:tc>
+      </w:tr>
+      <w:tr>
+        <w:tc>
+          <w:tcPr>
+            <w:tcW w:type="dxa" w:w="1881"/>
+          </w:tcPr>
+          <w:p>
+            <w:r/>
+            <w:r>
+              <w:rPr>
+                <w:b/>
+                <w:sz w:val="20"/>
+              </w:rPr>
+              <w:t>ANGEL_BUFF（天使祝福）</w:t>
+            </w:r>
+          </w:p>
+        </w:tc>
+        <w:tc>
+          <w:tcPr>
+            <w:tcW w:type="dxa" w:w="1881"/>
+          </w:tcPr>
+          <w:p>
+            <w:r/>
+            <w:r>
+              <w:rPr>
+                <w:sz w:val="20"/>
+              </w:rPr>
+              <w:t>增益</w:t>
+            </w:r>
+          </w:p>
+        </w:tc>
+        <w:tc>
+          <w:tcPr>
+            <w:tcW w:type="dxa" w:w="1881"/>
+          </w:tcPr>
+          <w:p>
+            <w:r/>
+            <w:r>
+              <w:rPr>
+                <w:sz w:val="20"/>
+              </w:rPr>
+              <w:t>持续30秒</w:t>
+            </w:r>
+          </w:p>
+        </w:tc>
+        <w:tc>
+          <w:tcPr>
+            <w:tcW w:type="dxa" w:w="1881"/>
+          </w:tcPr>
+          <w:p>
+            <w:r/>
+            <w:r>
+              <w:rPr>
+                <w:sz w:val="20"/>
+              </w:rPr>
+              <w:t>全属性×1.5倍</w:t>
+            </w:r>
+          </w:p>
+        </w:tc>
+        <w:tc>
+          <w:tcPr>
+            <w:tcW w:type="dxa" w:w="1881"/>
+          </w:tcPr>
+          <w:p>
+            <w:r/>
+            <w:r>
+              <w:rPr>
+                <w:sz w:val="20"/>
+              </w:rPr>
+              <w:t>定时结束</w:t>
+            </w:r>
+          </w:p>
+        </w:tc>
+      </w:tr>
+    </w:tbl>
+    <w:p>
+      <w:pPr>
+        <w:pStyle w:val="Heading2"/>
+      </w:pPr>
+      <w:r>
+        <w:rPr>
+          <w:rFonts w:ascii="黑体" w:hAnsi="黑体" w:eastAsia="黑体"/>
+        </w:rPr>
+        <w:t>4.5 背包与装备系统</w:t>
+      </w:r>
+    </w:p>
+    <w:p>
+      <w:pPr>
+        <w:ind w:firstLine="397"/>
+      </w:pPr>
+      <w:r>
+        <w:rPr>
+          <w:rFonts w:ascii="宋体" w:hAnsi="宋体" w:eastAsia="宋体"/>
+          <w:sz w:val="22"/>
+        </w:rPr>
+        <w:t>背包系统由 Bag.java 实现，支持添加、移除、使用和丢弃物品。getBackpackItems() 方法返回前端展示列表：消耗品按名称合并数量显示，装备和饰品每个独立占位。</w:t>
+      </w:r>
+    </w:p>
+    <w:p>
+      <w:pPr>
+        <w:ind w:firstLine="397"/>
+      </w:pPr>
+      <w:r>
+        <w:rPr>
+          <w:rFonts w:ascii="宋体" w:hAnsi="宋体" w:eastAsia="宋体"/>
+          <w:sz w:val="22"/>
+        </w:rPr>
+        <w:t>装备系统由 Player.java 实现，支持 5 个装备槽位：武器（weapon）、护甲（armor）、披风（cloak）、戒指（ring）、项链（amulet）。通过 equipItem/unequipItem 方法管理装备，装备时自动卸下同槽位旧装备。</w:t>
+      </w:r>
+    </w:p>
+    <w:tbl>
+      <w:tblPr>
+        <w:tblStyle w:val="TableGrid"/>
+        <w:tblW w:type="auto" w:w="0"/>
+        <w:jc w:val="center"/>
+        <w:tblLook w:firstColumn="1" w:firstRow="1" w:lastColumn="0" w:lastRow="0" w:noHBand="0" w:noVBand="1" w:val="04A0"/>
+      </w:tblPr>
+      <w:tblGrid>
+        <w:gridCol w:w="2351"/>
+        <w:gridCol w:w="2351"/>
+        <w:gridCol w:w="2351"/>
+        <w:gridCol w:w="2351"/>
+      </w:tblGrid>
+      <w:tr>
+        <w:tc>
+          <w:tcPr>
+            <w:tcW w:type="dxa" w:w="2351"/>
+            <w:shd w:fill="4472C4" w:val="clear"/>
+          </w:tcPr>
+          <w:p>
+            <w:pPr>
+              <w:jc w:val="center"/>
+            </w:pPr>
+            <w:r/>
+            <w:r>
+              <w:rPr>
+                <w:b/>
+                <w:color w:val="FFFFFF"/>
+                <w:sz w:val="20"/>
+              </w:rPr>
+              <w:t>装备名称</w:t>
+            </w:r>
+          </w:p>
+        </w:tc>
+        <w:tc>
+          <w:tcPr>
+            <w:tcW w:type="dxa" w:w="2351"/>
+            <w:shd w:fill="4472C4" w:val="clear"/>
+          </w:tcPr>
+          <w:p>
+            <w:pPr>
+              <w:jc w:val="center"/>
+            </w:pPr>
+            <w:r/>
+            <w:r>
+              <w:rPr>
+                <w:b/>
+                <w:color w:val="FFFFFF"/>
+                <w:sz w:val="20"/>
+              </w:rPr>
+              <w:t>槽位</w:t>
+            </w:r>
+          </w:p>
+        </w:tc>
+        <w:tc>
+          <w:tcPr>
+            <w:tcW w:type="dxa" w:w="2351"/>
+            <w:shd w:fill="4472C4" w:val="clear"/>
+          </w:tcPr>
+          <w:p>
+            <w:pPr>
+              <w:jc w:val="center"/>
+            </w:pPr>
+            <w:r/>
+            <w:r>
+              <w:rPr>
+                <w:b/>
+                <w:color w:val="FFFFFF"/>
+                <w:sz w:val="20"/>
+              </w:rPr>
+              <w:t>价格</w:t>
+            </w:r>
+          </w:p>
+        </w:tc>
+        <w:tc>
+          <w:tcPr>
+            <w:tcW w:type="dxa" w:w="2351"/>
+            <w:shd w:fill="4472C4" w:val="clear"/>
+          </w:tcPr>
+          <w:p>
+            <w:pPr>
+              <w:jc w:val="center"/>
+            </w:pPr>
+            <w:r/>
+            <w:r>
+              <w:rPr>
+                <w:b/>
+                <w:color w:val="FFFFFF"/>
+                <w:sz w:val="20"/>
+              </w:rPr>
+              <w:t>属性加成</w:t>
+            </w:r>
+          </w:p>
+        </w:tc>
+      </w:tr>
+      <w:tr>
+        <w:tc>
+          <w:tcPr>
+            <w:tcW w:type="dxa" w:w="2351"/>
+          </w:tcPr>
+          <w:p>
+            <w:r/>
+            <w:r>
+              <w:rPr>
+                <w:b/>
+                <w:sz w:val="20"/>
+              </w:rPr>
+              <w:t>铁剑</w:t>
+            </w:r>
+          </w:p>
+        </w:tc>
+        <w:tc>
+          <w:tcPr>
+            <w:tcW w:type="dxa" w:w="2351"/>
+          </w:tcPr>
+          <w:p>
+            <w:r/>
+            <w:r>
+              <w:rPr>
+                <w:sz w:val="20"/>
+              </w:rPr>
+              <w:t>武器</w:t>
+            </w:r>
+          </w:p>
+        </w:tc>
+        <w:tc>
+          <w:tcPr>
+            <w:tcW w:type="dxa" w:w="2351"/>
+          </w:tcPr>
+          <w:p>
+            <w:r/>
+            <w:r>
+              <w:rPr>
+                <w:sz w:val="20"/>
+              </w:rPr>
+              <w:t>80g</w:t>
+            </w:r>
+          </w:p>
+        </w:tc>
+        <w:tc>
+          <w:tcPr>
+            <w:tcW w:type="dxa" w:w="2351"/>
+          </w:tcPr>
+          <w:p>
+            <w:r/>
+            <w:r>
+              <w:rPr>
+                <w:sz w:val="20"/>
+              </w:rPr>
+              <w:t>物理攻击+15</w:t>
+            </w:r>
+          </w:p>
+        </w:tc>
+      </w:tr>
+      <w:tr>
+        <w:tc>
+          <w:tcPr>
+            <w:tcW w:type="dxa" w:w="2351"/>
+          </w:tcPr>
+          <w:p>
+            <w:r/>
+            <w:r>
+              <w:rPr>
+                <w:b/>
+                <w:sz w:val="20"/>
+              </w:rPr>
+              <w:t>铁盾</w:t>
+            </w:r>
+          </w:p>
+        </w:tc>
+        <w:tc>
+          <w:tcPr>
+            <w:tcW w:type="dxa" w:w="2351"/>
+          </w:tcPr>
+          <w:p>
+            <w:r/>
+            <w:r>
+              <w:rPr>
+                <w:sz w:val="20"/>
+              </w:rPr>
+              <w:t>护甲</w:t>
+            </w:r>
+          </w:p>
+        </w:tc>
+        <w:tc>
+          <w:tcPr>
+            <w:tcW w:type="dxa" w:w="2351"/>
+          </w:tcPr>
+          <w:p>
+            <w:r/>
+            <w:r>
+              <w:rPr>
+                <w:sz w:val="20"/>
+              </w:rPr>
+              <w:t>70g</w:t>
+            </w:r>
+          </w:p>
+        </w:tc>
+        <w:tc>
+          <w:tcPr>
+            <w:tcW w:type="dxa" w:w="2351"/>
+          </w:tcPr>
+          <w:p>
+            <w:r/>
+            <w:r>
+              <w:rPr>
+                <w:sz w:val="20"/>
+              </w:rPr>
+              <w:t>物理防御+10</w:t>
+            </w:r>
+          </w:p>
+        </w:tc>
+      </w:tr>
+      <w:tr>
+        <w:tc>
+          <w:tcPr>
+            <w:tcW w:type="dxa" w:w="2351"/>
+          </w:tcPr>
+          <w:p>
+            <w:r/>
+            <w:r>
+              <w:rPr>
+                <w:b/>
+                <w:sz w:val="20"/>
+              </w:rPr>
+              <w:t>暗影披风</w:t>
+            </w:r>
+          </w:p>
+        </w:tc>
+        <w:tc>
+          <w:tcPr>
+            <w:tcW w:type="dxa" w:w="2351"/>
+          </w:tcPr>
+          <w:p>
+            <w:r/>
+            <w:r>
+              <w:rPr>
+                <w:sz w:val="20"/>
+              </w:rPr>
+              <w:t>披风</w:t>
+            </w:r>
+          </w:p>
+        </w:tc>
+        <w:tc>
+          <w:tcPr>
+            <w:tcW w:type="dxa" w:w="2351"/>
+          </w:tcPr>
+          <w:p>
+            <w:r/>
+            <w:r>
+              <w:rPr>
+                <w:sz w:val="20"/>
+              </w:rPr>
+              <w:t>200g</w:t>
+            </w:r>
+          </w:p>
+        </w:tc>
+        <w:tc>
+          <w:tcPr>
+            <w:tcW w:type="dxa" w:w="2351"/>
+          </w:tcPr>
+          <w:p>
+            <w:r/>
+            <w:r>
+              <w:rPr>
+                <w:sz w:val="20"/>
+              </w:rPr>
+              <w:t>闪避+15%，速度+20</w:t>
+            </w:r>
+          </w:p>
+        </w:tc>
+      </w:tr>
+      <w:tr>
+        <w:tc>
+          <w:tcPr>
+            <w:tcW w:type="dxa" w:w="2351"/>
+          </w:tcPr>
+          <w:p>
+            <w:r/>
+            <w:r>
+              <w:rPr>
+                <w:b/>
+                <w:sz w:val="20"/>
+              </w:rPr>
+              <w:t>生命戒指</w:t>
+            </w:r>
+          </w:p>
+        </w:tc>
+        <w:tc>
+          <w:tcPr>
+            <w:tcW w:type="dxa" w:w="2351"/>
+          </w:tcPr>
+          <w:p>
+            <w:r/>
+            <w:r>
+              <w:rPr>
+                <w:sz w:val="20"/>
+              </w:rPr>
+              <w:t>戒指</w:t>
+            </w:r>
+          </w:p>
+        </w:tc>
+        <w:tc>
+          <w:tcPr>
+            <w:tcW w:type="dxa" w:w="2351"/>
+          </w:tcPr>
+          <w:p>
+            <w:r/>
+            <w:r>
+              <w:rPr>
+                <w:sz w:val="20"/>
+              </w:rPr>
+              <w:t>150g</w:t>
+            </w:r>
+          </w:p>
+        </w:tc>
+        <w:tc>
+          <w:tcPr>
+            <w:tcW w:type="dxa" w:w="2351"/>
+          </w:tcPr>
+          <w:p>
+            <w:r/>
+            <w:r>
+              <w:rPr>
+                <w:sz w:val="20"/>
+              </w:rPr>
+              <w:t>最大HP+50，每2秒恢复1HP</w:t>
+            </w:r>
+          </w:p>
+        </w:tc>
+      </w:tr>
+      <w:tr>
+        <w:tc>
+          <w:tcPr>
+            <w:tcW w:type="dxa" w:w="2351"/>
+          </w:tcPr>
+          <w:p>
+            <w:r/>
+            <w:r>
+              <w:rPr>
+                <w:b/>
+                <w:sz w:val="20"/>
+              </w:rPr>
+              <w:t>元素项链</w:t>
+            </w:r>
+          </w:p>
+        </w:tc>
+        <w:tc>
+          <w:tcPr>
+            <w:tcW w:type="dxa" w:w="2351"/>
+          </w:tcPr>
+          <w:p>
+            <w:r/>
+            <w:r>
+              <w:rPr>
+                <w:sz w:val="20"/>
+              </w:rPr>
+              <w:t>项链</w:t>
+            </w:r>
+          </w:p>
+        </w:tc>
+        <w:tc>
+          <w:tcPr>
+            <w:tcW w:type="dxa" w:w="2351"/>
+          </w:tcPr>
+          <w:p>
+            <w:r/>
+            <w:r>
+              <w:rPr>
+                <w:sz w:val="20"/>
+              </w:rPr>
+              <w:t>150g</w:t>
+            </w:r>
+          </w:p>
+        </w:tc>
+        <w:tc>
+          <w:tcPr>
+            <w:tcW w:type="dxa" w:w="2351"/>
+          </w:tcPr>
+          <w:p>
+            <w:r/>
+            <w:r>
+              <w:rPr>
+                <w:sz w:val="20"/>
+              </w:rPr>
+              <w:t>魔法攻击+15，魔抗+20</w:t>
+            </w:r>
+          </w:p>
+        </w:tc>
+      </w:tr>
+    </w:tbl>
+    <w:p>
+      <w:pPr>
+        <w:pStyle w:val="Heading2"/>
+      </w:pPr>
+      <w:r>
+        <w:rPr>
+          <w:rFonts w:ascii="黑体" w:hAnsi="黑体" w:eastAsia="黑体"/>
+        </w:rPr>
+        <w:t>4.6 商店系统</w:t>
+      </w:r>
+    </w:p>
+    <w:p>
+      <w:pPr>
+        <w:ind w:firstLine="397"/>
+      </w:pPr>
+      <w:r>
+        <w:rPr>
+          <w:rFonts w:ascii="宋体" w:hAnsi="宋体" w:eastAsia="宋体"/>
+          <w:sz w:val="22"/>
+        </w:rPr>
+        <w:t>ShopCommand.java 实现商店买卖功能，仅在 SHOP 类型房间可用。商店随机从 ItemRegistry 选取 6 件商品上架，每件售出后标记为"sold"。出售价格 = 买价的一半（向下取整，最低 1g）。</w:t>
+      </w:r>
+    </w:p>
+    <w:p>
+      <w:pPr>
+        <w:pStyle w:val="Heading2"/>
+      </w:pPr>
+      <w:r>
+        <w:rPr>
+          <w:rFonts w:ascii="黑体" w:hAnsi="黑体" w:eastAsia="黑体"/>
+        </w:rPr>
+        <w:t>4.7 篝火祭坛系统</w:t>
+      </w:r>
+    </w:p>
+    <w:p>
+      <w:pPr>
+        <w:ind w:firstLine="397"/>
+      </w:pPr>
+      <w:r>
+        <w:rPr>
+          <w:rFonts w:ascii="宋体" w:hAnsi="宋体" w:eastAsia="宋体"/>
+          <w:sz w:val="22"/>
+        </w:rPr>
+        <w:t>InteractCommand.java 实现了篝火房间中的三种祭坛交互：</w:t>
+      </w:r>
+    </w:p>
+    <w:p>
+      <w:pPr>
+        <w:pStyle w:val="ListBullet"/>
+      </w:pPr>
+      <w:r>
+        <w:rPr>
+          <w:sz w:val="22"/>
+        </w:rPr>
+        <w:t>治愈祭坛（HEAL）：回复 50% HP 和 MP</w:t>
+      </w:r>
+    </w:p>
+    <w:p>
+      <w:pPr>
+        <w:pStyle w:val="ListBullet"/>
+      </w:pPr>
+      <w:r>
+        <w:rPr>
+          <w:sz w:val="22"/>
+        </w:rPr>
+        <w:t>训练祭坛（TRAIN）：提升 25% 攻击/魔攻/防御，+10 魔抗</w:t>
+      </w:r>
+    </w:p>
+    <w:p>
+      <w:pPr>
+        <w:pStyle w:val="ListBullet"/>
+      </w:pPr>
+      <w:r>
+        <w:rPr>
+          <w:sz w:val="22"/>
+        </w:rPr>
+        <w:t>博学祭坛（WISDOM）：展示 3 个随机 WisdomBoon 恩赐供玩家选择 1 个</w:t>
+      </w:r>
+    </w:p>
+    <w:p>
+      <w:r>
+        <w:rPr>
+          <w:rFonts w:ascii="宋体" w:hAnsi="宋体" w:eastAsia="宋体"/>
+          <w:b/>
+          <w:sz w:val="22"/>
+        </w:rPr>
+        <w:t>8 种智慧恩赐（WisdomBoon）：</w:t>
+      </w:r>
+    </w:p>
+    <w:tbl>
+      <w:tblPr>
+        <w:tblStyle w:val="TableGrid"/>
+        <w:tblW w:type="auto" w:w="0"/>
+        <w:jc w:val="center"/>
+        <w:tblLook w:firstColumn="1" w:firstRow="1" w:lastColumn="0" w:lastRow="0" w:noHBand="0" w:noVBand="1" w:val="04A0"/>
+      </w:tblPr>
+      <w:tblGrid>
+        <w:gridCol w:w="3135"/>
+        <w:gridCol w:w="3135"/>
+        <w:gridCol w:w="3135"/>
+      </w:tblGrid>
+      <w:tr>
+        <w:tc>
+          <w:tcPr>
+            <w:tcW w:type="dxa" w:w="3135"/>
+            <w:shd w:fill="4472C4" w:val="clear"/>
+          </w:tcPr>
+          <w:p>
+            <w:pPr>
+              <w:jc w:val="center"/>
+            </w:pPr>
+            <w:r/>
+            <w:r>
+              <w:rPr>
+                <w:b/>
+                <w:color w:val="FFFFFF"/>
+                <w:sz w:val="20"/>
+              </w:rPr>
+              <w:t>名称</w:t>
+            </w:r>
+          </w:p>
+        </w:tc>
+        <w:tc>
+          <w:tcPr>
+            <w:tcW w:type="dxa" w:w="3135"/>
+            <w:shd w:fill="4472C4" w:val="clear"/>
+          </w:tcPr>
+          <w:p>
+            <w:pPr>
+              <w:jc w:val="center"/>
+            </w:pPr>
+            <w:r/>
+            <w:r>
+              <w:rPr>
+                <w:b/>
+                <w:color w:val="FFFFFF"/>
+                <w:sz w:val="20"/>
+              </w:rPr>
+              <w:t>中文名</w:t>
+            </w:r>
+          </w:p>
+        </w:tc>
+        <w:tc>
+          <w:tcPr>
+            <w:tcW w:type="dxa" w:w="3135"/>
+            <w:shd w:fill="4472C4" w:val="clear"/>
+          </w:tcPr>
+          <w:p>
+            <w:pPr>
+              <w:jc w:val="center"/>
+            </w:pPr>
+            <w:r/>
+            <w:r>
+              <w:rPr>
+                <w:b/>
+                <w:color w:val="FFFFFF"/>
+                <w:sz w:val="20"/>
+              </w:rPr>
+              <w:t>效果</w:t>
+            </w:r>
+          </w:p>
+        </w:tc>
+      </w:tr>
+      <w:tr>
+        <w:tc>
+          <w:tcPr>
+            <w:tcW w:type="dxa" w:w="3135"/>
+          </w:tcPr>
+          <w:p>
+            <w:r/>
+            <w:r>
+              <w:rPr>
+                <w:b/>
+                <w:sz w:val="20"/>
+              </w:rPr>
+              <w:t>ENDURANCE</w:t>
+            </w:r>
+          </w:p>
+        </w:tc>
+        <w:tc>
+          <w:tcPr>
+            <w:tcW w:type="dxa" w:w="3135"/>
+          </w:tcPr>
+          <w:p>
+            <w:r/>
+            <w:r>
+              <w:rPr>
+                <w:sz w:val="20"/>
+              </w:rPr>
+              <w:t>坚忍</w:t>
+            </w:r>
+          </w:p>
+        </w:tc>
+        <w:tc>
+          <w:tcPr>
+            <w:tcW w:type="dxa" w:w="3135"/>
+          </w:tcPr>
+          <w:p>
+            <w:r/>
+            <w:r>
+              <w:rPr>
+                <w:sz w:val="20"/>
+              </w:rPr>
+              <w:t>提高30%血量上限</w:t>
+            </w:r>
+          </w:p>
+        </w:tc>
+      </w:tr>
+      <w:tr>
+        <w:tc>
+          <w:tcPr>
+            <w:tcW w:type="dxa" w:w="3135"/>
+          </w:tcPr>
+          <w:p>
+            <w:r/>
+            <w:r>
+              <w:rPr>
+                <w:b/>
+                <w:sz w:val="20"/>
+              </w:rPr>
+              <w:t>VASTNESS</w:t>
+            </w:r>
+          </w:p>
+        </w:tc>
+        <w:tc>
+          <w:tcPr>
+            <w:tcW w:type="dxa" w:w="3135"/>
+          </w:tcPr>
+          <w:p>
+            <w:r/>
+            <w:r>
+              <w:rPr>
+                <w:sz w:val="20"/>
+              </w:rPr>
+              <w:t>浩瀚</w:t>
+            </w:r>
+          </w:p>
+        </w:tc>
+        <w:tc>
+          <w:tcPr>
+            <w:tcW w:type="dxa" w:w="3135"/>
+          </w:tcPr>
+          <w:p>
+            <w:r/>
+            <w:r>
+              <w:rPr>
+                <w:sz w:val="20"/>
+              </w:rPr>
+              <w:t>提高50%魔力上限</w:t>
+            </w:r>
+          </w:p>
+        </w:tc>
+      </w:tr>
+      <w:tr>
+        <w:tc>
+          <w:tcPr>
+            <w:tcW w:type="dxa" w:w="3135"/>
+          </w:tcPr>
+          <w:p>
+            <w:r/>
+            <w:r>
+              <w:rPr>
+                <w:b/>
+                <w:sz w:val="20"/>
+              </w:rPr>
+              <w:t>PREPARATION</w:t>
+            </w:r>
+          </w:p>
+        </w:tc>
+        <w:tc>
+          <w:tcPr>
+            <w:tcW w:type="dxa" w:w="3135"/>
+          </w:tcPr>
+          <w:p>
+            <w:r/>
+            <w:r>
+              <w:rPr>
+                <w:sz w:val="20"/>
+              </w:rPr>
+              <w:t>整备</w:t>
+            </w:r>
+          </w:p>
+        </w:tc>
+        <w:tc>
+          <w:tcPr>
+            <w:tcW w:type="dxa" w:w="3135"/>
+          </w:tcPr>
+          <w:p>
+            <w:r/>
+            <w:r>
+              <w:rPr>
+                <w:sz w:val="20"/>
+              </w:rPr>
+              <w:t>提高15点物防</w:t>
+            </w:r>
+          </w:p>
+        </w:tc>
+      </w:tr>
+      <w:tr>
+        <w:tc>
+          <w:tcPr>
+            <w:tcW w:type="dxa" w:w="3135"/>
+          </w:tcPr>
+          <w:p>
+            <w:r/>
+            <w:r>
+              <w:rPr>
+                <w:b/>
+                <w:sz w:val="20"/>
+              </w:rPr>
+              <w:t>GUARDIAN</w:t>
+            </w:r>
+          </w:p>
+        </w:tc>
+        <w:tc>
+          <w:tcPr>
+            <w:tcW w:type="dxa" w:w="3135"/>
+          </w:tcPr>
+          <w:p>
+            <w:r/>
+            <w:r>
+              <w:rPr>
+                <w:sz w:val="20"/>
+              </w:rPr>
+              <w:t>守护</w:t>
+            </w:r>
+          </w:p>
+        </w:tc>
+        <w:tc>
+          <w:tcPr>
+            <w:tcW w:type="dxa" w:w="3135"/>
+          </w:tcPr>
+          <w:p>
+            <w:r/>
+            <w:r>
+              <w:rPr>
+                <w:sz w:val="20"/>
+              </w:rPr>
+              <w:t>提高25点魔抗</w:t>
+            </w:r>
+          </w:p>
+        </w:tc>
+      </w:tr>
+      <w:tr>
+        <w:tc>
+          <w:tcPr>
+            <w:tcW w:type="dxa" w:w="3135"/>
+          </w:tcPr>
+          <w:p>
+            <w:r/>
+            <w:r>
+              <w:rPr>
+                <w:b/>
+                <w:sz w:val="20"/>
+              </w:rPr>
+              <w:t>VIGOR</w:t>
+            </w:r>
+          </w:p>
+        </w:tc>
+        <w:tc>
+          <w:tcPr>
+            <w:tcW w:type="dxa" w:w="3135"/>
+          </w:tcPr>
+          <w:p>
+            <w:r/>
+            <w:r>
+              <w:rPr>
+                <w:sz w:val="20"/>
+              </w:rPr>
+              <w:t>强健</w:t>
+            </w:r>
+          </w:p>
+        </w:tc>
+        <w:tc>
+          <w:tcPr>
+            <w:tcW w:type="dxa" w:w="3135"/>
+          </w:tcPr>
+          <w:p>
+            <w:r/>
+            <w:r>
+              <w:rPr>
+                <w:sz w:val="20"/>
+              </w:rPr>
+              <w:t>提高15点物攻</w:t>
+            </w:r>
+          </w:p>
+        </w:tc>
+      </w:tr>
+      <w:tr>
+        <w:tc>
+          <w:tcPr>
+            <w:tcW w:type="dxa" w:w="3135"/>
+          </w:tcPr>
+          <w:p>
+            <w:r/>
+            <w:r>
+              <w:rPr>
+                <w:b/>
+                <w:sz w:val="20"/>
+              </w:rPr>
+              <w:t>ERUDITION</w:t>
+            </w:r>
+          </w:p>
+        </w:tc>
+        <w:tc>
+          <w:tcPr>
+            <w:tcW w:type="dxa" w:w="3135"/>
+          </w:tcPr>
+          <w:p>
+            <w:r/>
+            <w:r>
+              <w:rPr>
+                <w:sz w:val="20"/>
+              </w:rPr>
+              <w:t>博学</w:t>
+            </w:r>
+          </w:p>
+        </w:tc>
+        <w:tc>
+          <w:tcPr>
+            <w:tcW w:type="dxa" w:w="3135"/>
+          </w:tcPr>
+          <w:p>
+            <w:r/>
+            <w:r>
+              <w:rPr>
+                <w:sz w:val="20"/>
+              </w:rPr>
+              <w:t>提高25点魔攻</w:t>
+            </w:r>
+          </w:p>
+        </w:tc>
+      </w:tr>
+      <w:tr>
+        <w:tc>
+          <w:tcPr>
+            <w:tcW w:type="dxa" w:w="3135"/>
+          </w:tcPr>
+          <w:p>
+            <w:r/>
+            <w:r>
+              <w:rPr>
+                <w:b/>
+                <w:sz w:val="20"/>
+              </w:rPr>
+              <w:t>AGILITY</w:t>
+            </w:r>
+          </w:p>
+        </w:tc>
+        <w:tc>
+          <w:tcPr>
+            <w:tcW w:type="dxa" w:w="3135"/>
+          </w:tcPr>
+          <w:p>
+            <w:r/>
+            <w:r>
+              <w:rPr>
+                <w:sz w:val="20"/>
+              </w:rPr>
+              <w:t>敏捷</w:t>
+            </w:r>
+          </w:p>
+        </w:tc>
+        <w:tc>
+          <w:tcPr>
+            <w:tcW w:type="dxa" w:w="3135"/>
+          </w:tcPr>
+          <w:p>
+            <w:r/>
+            <w:r>
+              <w:rPr>
+                <w:sz w:val="20"/>
+              </w:rPr>
+              <w:t>提高50点移速</w:t>
+            </w:r>
+          </w:p>
+        </w:tc>
+      </w:tr>
+      <w:tr>
+        <w:tc>
+          <w:tcPr>
+            <w:tcW w:type="dxa" w:w="3135"/>
+          </w:tcPr>
+          <w:p>
+            <w:r/>
+            <w:r>
+              <w:rPr>
+                <w:b/>
+                <w:sz w:val="20"/>
+              </w:rPr>
+              <w:t>GRACE</w:t>
+            </w:r>
+          </w:p>
+        </w:tc>
+        <w:tc>
+          <w:tcPr>
+            <w:tcW w:type="dxa" w:w="3135"/>
+          </w:tcPr>
+          <w:p>
+            <w:r/>
+            <w:r>
+              <w:rPr>
+                <w:sz w:val="20"/>
+              </w:rPr>
+              <w:t>灵动</w:t>
+            </w:r>
+          </w:p>
+        </w:tc>
+        <w:tc>
+          <w:tcPr>
+            <w:tcW w:type="dxa" w:w="3135"/>
+          </w:tcPr>
+          <w:p>
+            <w:r/>
+            <w:r>
+              <w:rPr>
+                <w:sz w:val="20"/>
+              </w:rPr>
+              <w:t>提高25点闪避率</w:t>
+            </w:r>
+          </w:p>
+        </w:tc>
+      </w:tr>
+    </w:tbl>
+    <w:p>
+      <w:pPr>
+        <w:pStyle w:val="Heading2"/>
+      </w:pPr>
+      <w:r>
+        <w:rPr>
+          <w:rFonts w:ascii="黑体" w:hAnsi="黑体" w:eastAsia="黑体"/>
+        </w:rPr>
+        <w:t>4.8 奇遇事件系统</w:t>
+      </w:r>
+    </w:p>
+    <w:p>
+      <w:pPr>
+        <w:ind w:firstLine="397"/>
+      </w:pPr>
+      <w:r>
+        <w:rPr>
+          <w:rFonts w:ascii="宋体" w:hAnsi="宋体" w:eastAsia="宋体"/>
+          <w:sz w:val="22"/>
+        </w:rPr>
+        <w:t>RandomEventType.java 定义了 8 种随机事件：CHEST（宝箱200g）、MAIDEN（圣女满血回复）、ANGEL（天使30s全属性×1.5）、BLACKSMITH（铁匠装备强化150%）、WOODEN_CHEST（木箱75-150g）、GOLDEN_CHEST（金箱999g，25%概率替换木箱）、ELITE_ENEMY（精英敌人，击败后施加烧伤/中毒/流血5-10层）、FOUNTAIN（喷泉：50%扣10HP得20g，50%扣25g回10HP）。</w:t>
+      </w:r>
+    </w:p>
+    <w:p>
+      <w:pPr>
+        <w:ind w:firstLine="397"/>
+      </w:pPr>
+      <w:r>
+        <w:rPr>
+          <w:rFonts w:ascii="宋体" w:hAnsi="宋体" w:eastAsia="宋体"/>
+          <w:sz w:val="22"/>
+        </w:rPr>
+        <w:t>奇遇分三档生成（roll 1-100）：优质（1-20，宝箱类）、劣质（21-50，精英敌人）、一般（51-100，喷泉）。旧版事件（CHEST/MAIDEN/ANGEL/BLACKSMITH）保留兼容。</w:t>
+      </w:r>
+    </w:p>
+    <w:p>
+      <w:pPr>
+        <w:pStyle w:val="Heading2"/>
+      </w:pPr>
+      <w:r>
+        <w:rPr>
+          <w:rFonts w:ascii="黑体" w:hAnsi="黑体" w:eastAsia="黑体"/>
+        </w:rPr>
+        <w:t>4.9 铁匠强化系统</w:t>
+      </w:r>
+    </w:p>
+    <w:p>
+      <w:pPr>
+        <w:ind w:firstLine="397"/>
+      </w:pPr>
+      <w:r>
+        <w:rPr>
+          <w:rFonts w:ascii="宋体" w:hAnsi="宋体" w:eastAsia="宋体"/>
+          <w:sz w:val="22"/>
+        </w:rPr>
+        <w:t>铁匠事件（BLACKSMITH）中，玩家可让铁匠强化一件已装备的饰品或装备，属性提升至 150%。铁匠只接受等级较高的物品（暗影披风、生命戒指、元素项链），强化后原物品属性 ×1.5。该功能由熊俊森同学实现，包含保底机制避免强化失败。</w:t>
+      </w:r>
+    </w:p>
+    <w:p>
+      <w:pPr>
+        <w:pStyle w:val="Heading2"/>
+      </w:pPr>
+      <w:r>
+        <w:rPr>
+          <w:rFonts w:ascii="黑体" w:hAnsi="黑体" w:eastAsia="黑体"/>
+        </w:rPr>
+        <w:t>4.10 月光波技能</w:t>
+      </w:r>
+    </w:p>
+    <w:p>
+      <w:pPr>
+        <w:ind w:firstLine="397"/>
+      </w:pPr>
+      <w:r>
+        <w:rPr>
+          <w:rFonts w:ascii="宋体" w:hAnsi="宋体" w:eastAsia="宋体"/>
+          <w:sz w:val="22"/>
+        </w:rPr>
+        <w:t>WaveCommand.java 实现月光波技能：消耗 30 MP，对指定单体怪物造成魔法伤害。前端使用 Phaser 3 粒子系统实现投射物特效，弹射速度 420px/s，最多弹射 2 次，附带击退效果（40px/150ms）。2 秒窗口保护防止多次扣 MP。</w:t>
+      </w:r>
+    </w:p>
+    <w:p>
+      <w:pPr>
+        <w:pStyle w:val="Heading2"/>
+      </w:pPr>
+      <w:r>
+        <w:rPr>
+          <w:rFonts w:ascii="黑体" w:hAnsi="黑体" w:eastAsia="黑体"/>
+        </w:rPr>
+        <w:t>4.11 存档系统</w:t>
+      </w:r>
+    </w:p>
+    <w:p>
+      <w:pPr>
+        <w:ind w:firstLine="397"/>
+      </w:pPr>
+      <w:r>
+        <w:rPr>
+          <w:rFonts w:ascii="宋体" w:hAnsi="宋体" w:eastAsia="宋体"/>
+          <w:sz w:val="22"/>
+        </w:rPr>
+        <w:t>存档系统基于 Spring Data JPA + H2 数据库实现，由 SaveService.java 提供完整 CRUD 操作。存档保存以下状态：玩家属性、背包物品列表、装备状态、当前房间及所有房间状态、怪物状态、商店商品状态。读档时从数据库加载并重建完整的游戏对象图。</w:t>
+      </w:r>
+    </w:p>
+    <w:p>
+      <w:r>
+        <w:rPr>
+          <w:rFonts w:ascii="宋体" w:hAnsi="宋体" w:eastAsia="宋体"/>
+          <w:b/>
+          <w:sz w:val="22"/>
+        </w:rPr>
+        <w:t>存档相关 API：</w:t>
+      </w:r>
+    </w:p>
+    <w:p>
+      <w:pPr>
+        <w:pStyle w:val="ListBullet"/>
+      </w:pPr>
+      <w:r>
+        <w:rPr>
+          <w:sz w:val="22"/>
+        </w:rPr>
+        <w:t>POST /api/save — 保存游戏（可选 saveId 参数，不传则新建）</w:t>
+      </w:r>
+    </w:p>
+    <w:p>
+      <w:pPr>
+        <w:pStyle w:val="ListBullet"/>
+      </w:pPr>
+      <w:r>
+        <w:rPr>
+          <w:sz w:val="22"/>
+        </w:rPr>
+        <w:t>POST /api/load — 加载存档（必传 saveId）</w:t>
+      </w:r>
+    </w:p>
+    <w:p>
+      <w:pPr>
+        <w:pStyle w:val="ListBullet"/>
+      </w:pPr>
+      <w:r>
+        <w:rPr>
+          <w:sz w:val="22"/>
+        </w:rPr>
+        <w:t>GET /api/saves — 获取所有存档摘要列表</w:t>
+      </w:r>
+    </w:p>
+    <w:p>
+      <w:pPr>
+        <w:pStyle w:val="ListBullet"/>
+      </w:pPr>
+      <w:r>
+        <w:rPr>
+          <w:sz w:val="22"/>
+        </w:rPr>
+        <w:t>POST /api/deleteSave — 删除指定 ID 的存档</w:t>
+      </w:r>
+    </w:p>
+    <w:p>
+      <w:r>
+        <w:br w:type="page"/>
+      </w:r>
+    </w:p>
+    <w:p>
+      <w:pPr>
+        <w:pStyle w:val="Heading1"/>
+      </w:pPr>
+      <w:r>
+        <w:rPr>
+          <w:rFonts w:ascii="黑体" w:hAnsi="黑体" w:eastAsia="黑体"/>
+        </w:rPr>
+        <w:t>五、API 接口设计</w:t>
+      </w:r>
+    </w:p>
+    <w:p>
+      <w:pPr>
+        <w:ind w:firstLine="397"/>
+      </w:pPr>
+      <w:r>
+        <w:rPr>
+          <w:rFonts w:ascii="宋体" w:hAnsi="宋体" w:eastAsia="宋体"/>
+          <w:sz w:val="22"/>
+        </w:rPr>
+        <w:t>后端提供 10 个 RESTful API 端点，所有响应采用统一格式：{status: "success|error", message: "...", data: {...}}。</w:t>
+      </w:r>
+    </w:p>
+    <w:tbl>
+      <w:tblPr>
+        <w:tblStyle w:val="TableGrid"/>
+        <w:tblW w:type="auto" w:w="0"/>
+        <w:jc w:val="center"/>
+        <w:tblLook w:firstColumn="1" w:firstRow="1" w:lastColumn="0" w:lastRow="0" w:noHBand="0" w:noVBand="1" w:val="04A0"/>
+      </w:tblPr>
+      <w:tblGrid>
+        <w:gridCol w:w="3135"/>
+        <w:gridCol w:w="3135"/>
+        <w:gridCol w:w="3135"/>
+      </w:tblGrid>
+      <w:tr>
+        <w:tc>
+          <w:tcPr>
+            <w:tcW w:type="dxa" w:w="3135"/>
+            <w:shd w:fill="4472C4" w:val="clear"/>
+          </w:tcPr>
+          <w:p>
+            <w:pPr>
+              <w:jc w:val="center"/>
+            </w:pPr>
+            <w:r/>
+            <w:r>
+              <w:rPr>
+                <w:b/>
+                <w:color w:val="FFFFFF"/>
+                <w:sz w:val="20"/>
+              </w:rPr>
+              <w:t>方法</w:t>
+            </w:r>
+          </w:p>
+        </w:tc>
+        <w:tc>
+          <w:tcPr>
+            <w:tcW w:type="dxa" w:w="3135"/>
+            <w:shd w:fill="4472C4" w:val="clear"/>
+          </w:tcPr>
+          <w:p>
+            <w:pPr>
+              <w:jc w:val="center"/>
+            </w:pPr>
+            <w:r/>
+            <w:r>
+              <w:rPr>
+                <w:b/>
+                <w:color w:val="FFFFFF"/>
+                <w:sz w:val="20"/>
+              </w:rPr>
+              <w:t>路径</w:t>
+            </w:r>
+          </w:p>
+        </w:tc>
+        <w:tc>
+          <w:tcPr>
+            <w:tcW w:type="dxa" w:w="3135"/>
+            <w:shd w:fill="4472C4" w:val="clear"/>
+          </w:tcPr>
+          <w:p>
+            <w:pPr>
+              <w:jc w:val="center"/>
+            </w:pPr>
+            <w:r/>
+            <w:r>
+              <w:rPr>
+                <w:b/>
+                <w:color w:val="FFFFFF"/>
+                <w:sz w:val="20"/>
+              </w:rPr>
+              <w:t>说明</w:t>
+            </w:r>
+          </w:p>
+        </w:tc>
+      </w:tr>
+      <w:tr>
+        <w:tc>
+          <w:tcPr>
+            <w:tcW w:type="dxa" w:w="3135"/>
+          </w:tcPr>
+          <w:p>
+            <w:r/>
+            <w:r>
+              <w:rPr>
+                <w:b/>
+                <w:sz w:val="20"/>
+              </w:rPr>
+              <w:t>GET</w:t>
+            </w:r>
+          </w:p>
+        </w:tc>
+        <w:tc>
+          <w:tcPr>
+            <w:tcW w:type="dxa" w:w="3135"/>
+          </w:tcPr>
+          <w:p>
+            <w:r/>
+            <w:r>
+              <w:rPr>
+                <w:sz w:val="20"/>
+              </w:rPr>
+              <w:t>/api/game</w:t>
+            </w:r>
+          </w:p>
+        </w:tc>
+        <w:tc>
+          <w:tcPr>
+            <w:tcW w:type="dxa" w:w="3135"/>
+          </w:tcPr>
+          <w:p>
+            <w:r/>
+            <w:r>
+              <w:rPr>
+                <w:sz w:val="20"/>
+              </w:rPr>
+              <w:t>获取当前游戏状态（含房间/玩家/背包/状态）</w:t>
+            </w:r>
+          </w:p>
+        </w:tc>
+      </w:tr>
+      <w:tr>
+        <w:tc>
+          <w:tcPr>
+            <w:tcW w:type="dxa" w:w="3135"/>
+          </w:tcPr>
+          <w:p>
+            <w:r/>
+            <w:r>
+              <w:rPr>
+                <w:b/>
+                <w:sz w:val="20"/>
+              </w:rPr>
+              <w:t>POST</w:t>
+            </w:r>
+          </w:p>
+        </w:tc>
+        <w:tc>
+          <w:tcPr>
+            <w:tcW w:type="dxa" w:w="3135"/>
+          </w:tcPr>
+          <w:p>
+            <w:r/>
+            <w:r>
+              <w:rPr>
+                <w:sz w:val="20"/>
+              </w:rPr>
+              <w:t>/api/command</w:t>
+            </w:r>
+          </w:p>
+        </w:tc>
+        <w:tc>
+          <w:tcPr>
+            <w:tcW w:type="dxa" w:w="3135"/>
+          </w:tcPr>
+          <w:p>
+            <w:r/>
+            <w:r>
+              <w:rPr>
+                <w:sz w:val="20"/>
+              </w:rPr>
+              <w:t>执行游戏命令（go/bag/interact/shop/wave等）</w:t>
+            </w:r>
+          </w:p>
+        </w:tc>
+      </w:tr>
+      <w:tr>
+        <w:tc>
+          <w:tcPr>
+            <w:tcW w:type="dxa" w:w="3135"/>
+          </w:tcPr>
+          <w:p>
+            <w:r/>
+            <w:r>
+              <w:rPr>
+                <w:b/>
+                <w:sz w:val="20"/>
+              </w:rPr>
+              <w:t>POST</w:t>
+            </w:r>
+          </w:p>
+        </w:tc>
+        <w:tc>
+          <w:tcPr>
+            <w:tcW w:type="dxa" w:w="3135"/>
+          </w:tcPr>
+          <w:p>
+            <w:r/>
+            <w:r>
+              <w:rPr>
+                <w:sz w:val="20"/>
+              </w:rPr>
+              <w:t>/api/attack</w:t>
+            </w:r>
+          </w:p>
+        </w:tc>
+        <w:tc>
+          <w:tcPr>
+            <w:tcW w:type="dxa" w:w="3135"/>
+          </w:tcPr>
+          <w:p>
+            <w:r/>
+            <w:r>
+              <w:rPr>
+                <w:sz w:val="20"/>
+              </w:rPr>
+              <w:t>执行玩家攻击（sweep/pierce/charged三种模式）</w:t>
+            </w:r>
+          </w:p>
+        </w:tc>
+      </w:tr>
+      <w:tr>
+        <w:tc>
+          <w:tcPr>
+            <w:tcW w:type="dxa" w:w="3135"/>
+          </w:tcPr>
+          <w:p>
+            <w:r/>
+            <w:r>
+              <w:rPr>
+                <w:b/>
+                <w:sz w:val="20"/>
+              </w:rPr>
+              <w:t>POST</w:t>
+            </w:r>
+          </w:p>
+        </w:tc>
+        <w:tc>
+          <w:tcPr>
+            <w:tcW w:type="dxa" w:w="3135"/>
+          </w:tcPr>
+          <w:p>
+            <w:r/>
+            <w:r>
+              <w:rPr>
+                <w:sz w:val="20"/>
+              </w:rPr>
+              <w:t>/api/reset</w:t>
+            </w:r>
+          </w:p>
+        </w:tc>
+        <w:tc>
+          <w:tcPr>
+            <w:tcW w:type="dxa" w:w="3135"/>
+          </w:tcPr>
+          <w:p>
+            <w:r/>
+            <w:r>
+              <w:rPr>
+                <w:sz w:val="20"/>
+              </w:rPr>
+              <w:t>重置游戏，生成全新随机地图</w:t>
+            </w:r>
+          </w:p>
+        </w:tc>
+      </w:tr>
+      <w:tr>
+        <w:tc>
+          <w:tcPr>
+            <w:tcW w:type="dxa" w:w="3135"/>
+          </w:tcPr>
+          <w:p>
+            <w:r/>
+            <w:r>
+              <w:rPr>
+                <w:b/>
+                <w:sz w:val="20"/>
+              </w:rPr>
+              <w:t>POST</w:t>
+            </w:r>
+          </w:p>
+        </w:tc>
+        <w:tc>
+          <w:tcPr>
+            <w:tcW w:type="dxa" w:w="3135"/>
+          </w:tcPr>
+          <w:p>
+            <w:r/>
+            <w:r>
+              <w:rPr>
+                <w:sz w:val="20"/>
+              </w:rPr>
+              <w:t>/api/save</w:t>
+            </w:r>
+          </w:p>
+        </w:tc>
+        <w:tc>
+          <w:tcPr>
+            <w:tcW w:type="dxa" w:w="3135"/>
+          </w:tcPr>
+          <w:p>
+            <w:r/>
+            <w:r>
+              <w:rPr>
+                <w:sz w:val="20"/>
+              </w:rPr>
+              <w:t>保存游戏到指定存档槽位</w:t>
+            </w:r>
+          </w:p>
+        </w:tc>
+      </w:tr>
+      <w:tr>
+        <w:tc>
+          <w:tcPr>
+            <w:tcW w:type="dxa" w:w="3135"/>
+          </w:tcPr>
+          <w:p>
+            <w:r/>
+            <w:r>
+              <w:rPr>
+                <w:b/>
+                <w:sz w:val="20"/>
+              </w:rPr>
+              <w:t>POST</w:t>
+            </w:r>
+          </w:p>
+        </w:tc>
+        <w:tc>
+          <w:tcPr>
+            <w:tcW w:type="dxa" w:w="3135"/>
+          </w:tcPr>
+          <w:p>
+            <w:r/>
+            <w:r>
+              <w:rPr>
+                <w:sz w:val="20"/>
+              </w:rPr>
+              <w:t>/api/load</w:t>
+            </w:r>
+          </w:p>
+        </w:tc>
+        <w:tc>
+          <w:tcPr>
+            <w:tcW w:type="dxa" w:w="3135"/>
+          </w:tcPr>
+          <w:p>
+            <w:r/>
+            <w:r>
+              <w:rPr>
+                <w:sz w:val="20"/>
+              </w:rPr>
+              <w:t>从指定存档槽位加载游戏</w:t>
+            </w:r>
+          </w:p>
+        </w:tc>
+      </w:tr>
+      <w:tr>
+        <w:tc>
+          <w:tcPr>
+            <w:tcW w:type="dxa" w:w="3135"/>
+          </w:tcPr>
+          <w:p>
+            <w:r/>
+            <w:r>
+              <w:rPr>
+                <w:b/>
+                <w:sz w:val="20"/>
+              </w:rPr>
+              <w:t>GET</w:t>
+            </w:r>
+          </w:p>
+        </w:tc>
+        <w:tc>
+          <w:tcPr>
+            <w:tcW w:type="dxa" w:w="3135"/>
+          </w:tcPr>
+          <w:p>
+            <w:r/>
+            <w:r>
+              <w:rPr>
+                <w:sz w:val="20"/>
+              </w:rPr>
+              <w:t>/api/saves</w:t>
+            </w:r>
+          </w:p>
+        </w:tc>
+        <w:tc>
+          <w:tcPr>
+            <w:tcW w:type="dxa" w:w="3135"/>
+          </w:tcPr>
+          <w:p>
+            <w:r/>
+            <w:r>
+              <w:rPr>
+                <w:sz w:val="20"/>
+              </w:rPr>
+              <w:t>获取所有存档的摘要列表</w:t>
+            </w:r>
+          </w:p>
+        </w:tc>
+      </w:tr>
+      <w:tr>
+        <w:tc>
+          <w:tcPr>
+            <w:tcW w:type="dxa" w:w="3135"/>
+          </w:tcPr>
+          <w:p>
+            <w:r/>
+            <w:r>
+              <w:rPr>
+                <w:b/>
+                <w:sz w:val="20"/>
+              </w:rPr>
+              <w:t>POST</w:t>
+            </w:r>
+          </w:p>
+        </w:tc>
+        <w:tc>
+          <w:tcPr>
+            <w:tcW w:type="dxa" w:w="3135"/>
+          </w:tcPr>
+          <w:p>
+            <w:r/>
+            <w:r>
+              <w:rPr>
+                <w:sz w:val="20"/>
+              </w:rPr>
+              <w:t>/api/deleteSave</w:t>
+            </w:r>
+          </w:p>
+        </w:tc>
+        <w:tc>
+          <w:tcPr>
+            <w:tcW w:type="dxa" w:w="3135"/>
+          </w:tcPr>
+          <w:p>
+            <w:r/>
+            <w:r>
+              <w:rPr>
+                <w:sz w:val="20"/>
+              </w:rPr>
+              <w:t>删除指定 ID 的存档</w:t>
+            </w:r>
+          </w:p>
+        </w:tc>
+      </w:tr>
+      <w:tr>
+        <w:tc>
+          <w:tcPr>
+            <w:tcW w:type="dxa" w:w="3135"/>
+          </w:tcPr>
+          <w:p>
+            <w:r/>
+            <w:r>
+              <w:rPr>
+                <w:b/>
+                <w:sz w:val="20"/>
+              </w:rPr>
+              <w:t>GET</w:t>
+            </w:r>
+          </w:p>
+        </w:tc>
+        <w:tc>
+          <w:tcPr>
+            <w:tcW w:type="dxa" w:w="3135"/>
+          </w:tcPr>
+          <w:p>
+            <w:r/>
+            <w:r>
+              <w:rPr>
+                <w:sz w:val="20"/>
+              </w:rPr>
+              <w:t>/api/map</w:t>
+            </w:r>
+          </w:p>
+        </w:tc>
+        <w:tc>
+          <w:tcPr>
+            <w:tcW w:type="dxa" w:w="3135"/>
+          </w:tcPr>
+          <w:p>
+            <w:r/>
+            <w:r>
+              <w:rPr>
+                <w:sz w:val="20"/>
+              </w:rPr>
+              <w:t>获取全地图拓扑数据（小地图渲染使用）</w:t>
+            </w:r>
+          </w:p>
+        </w:tc>
+      </w:tr>
+      <w:tr>
+        <w:tc>
+          <w:tcPr>
+            <w:tcW w:type="dxa" w:w="3135"/>
+          </w:tcPr>
+          <w:p>
+            <w:r/>
+            <w:r>
+              <w:rPr>
+                <w:b/>
+                <w:sz w:val="20"/>
+              </w:rPr>
+              <w:t>GET</w:t>
+            </w:r>
+          </w:p>
+        </w:tc>
+        <w:tc>
+          <w:tcPr>
+            <w:tcW w:type="dxa" w:w="3135"/>
+          </w:tcPr>
+          <w:p>
+            <w:r/>
+            <w:r>
+              <w:rPr>
+                <w:sz w:val="20"/>
+              </w:rPr>
+              <w:t>/api/backpack</w:t>
+            </w:r>
+          </w:p>
+        </w:tc>
+        <w:tc>
+          <w:tcPr>
+            <w:tcW w:type="dxa" w:w="3135"/>
+          </w:tcPr>
+          <w:p>
+            <w:r/>
+            <w:r>
+              <w:rPr>
+                <w:sz w:val="20"/>
+              </w:rPr>
+              <w:t>获取背包物品列表（当前返回完整游戏状态）</w:t>
+            </w:r>
+          </w:p>
+        </w:tc>
+      </w:tr>
+    </w:tbl>
+    <w:p/>
+    <w:p>
+      <w:r>
+        <w:rPr>
+          <w:rFonts w:ascii="宋体" w:hAnsi="宋体" w:eastAsia="宋体"/>
+          <w:b/>
+          <w:sz w:val="22"/>
+        </w:rPr>
+        <w:t>支持的命令清单：</w:t>
+      </w:r>
+    </w:p>
+    <w:p>
+      <w:pPr>
+        <w:pStyle w:val="ListBullet"/>
+      </w:pPr>
+      <w:r>
+        <w:rPr>
+          <w:sz w:val="22"/>
+        </w:rPr>
+        <w:t>go &lt;direction&gt; — 向指定方向移动（east/west/south/north）</w:t>
+      </w:r>
+    </w:p>
+    <w:p>
+      <w:pPr>
+        <w:pStyle w:val="ListBullet"/>
+      </w:pPr>
+      <w:r>
+        <w:rPr>
+          <w:sz w:val="22"/>
+        </w:rPr>
+        <w:t>help — 显示所有可用命令</w:t>
+      </w:r>
+    </w:p>
+    <w:p>
+      <w:pPr>
+        <w:pStyle w:val="ListBullet"/>
+      </w:pPr>
+      <w:r>
+        <w:rPr>
+          <w:sz w:val="22"/>
+        </w:rPr>
+        <w:t>quit — 退出游戏</w:t>
+      </w:r>
+    </w:p>
+    <w:p>
+      <w:pPr>
+        <w:pStyle w:val="ListBullet"/>
+      </w:pPr>
+      <w:r>
+        <w:rPr>
+          <w:sz w:val="22"/>
+        </w:rPr>
+        <w:t>take/pickup &lt;itemName&gt; — 拾取物品</w:t>
+      </w:r>
+    </w:p>
+    <w:p>
+      <w:pPr>
+        <w:pStyle w:val="ListBullet"/>
+      </w:pPr>
+      <w:r>
+        <w:rPr>
+          <w:sz w:val="22"/>
+        </w:rPr>
+        <w:t>drop &lt;itemName&gt; — 丢弃物品</w:t>
+      </w:r>
+    </w:p>
+    <w:p>
+      <w:pPr>
+        <w:pStyle w:val="ListBullet"/>
+      </w:pPr>
+      <w:r>
+        <w:rPr>
+          <w:sz w:val="22"/>
+        </w:rPr>
+        <w:t>items — 查看房间和背包物品信息</w:t>
+      </w:r>
+    </w:p>
+    <w:p>
+      <w:pPr>
+        <w:pStyle w:val="ListBullet"/>
+      </w:pPr>
+      <w:r>
+        <w:rPr>
+          <w:sz w:val="22"/>
+        </w:rPr>
+        <w:t>bag use &lt;itemName&gt; — 使用消耗品或装备物品</w:t>
+      </w:r>
+    </w:p>
+    <w:p>
+      <w:pPr>
+        <w:pStyle w:val="ListBullet"/>
+      </w:pPr>
+      <w:r>
+        <w:rPr>
+          <w:sz w:val="22"/>
+        </w:rPr>
+        <w:t>bag discard &lt;itemName&gt; — 从背包丢弃指定物品</w:t>
+      </w:r>
+    </w:p>
+    <w:p>
+      <w:pPr>
+        <w:pStyle w:val="ListBullet"/>
+      </w:pPr>
+      <w:r>
+        <w:rPr>
+          <w:sz w:val="22"/>
+        </w:rPr>
+        <w:t>bag unequip &lt;itemName&gt; — 卸下已装备的物品</w:t>
+      </w:r>
+    </w:p>
+    <w:p>
+      <w:pPr>
+        <w:pStyle w:val="ListBullet"/>
+      </w:pPr>
+      <w:r>
+        <w:rPr>
+          <w:sz w:val="22"/>
+        </w:rPr>
+        <w:t>shop buy &lt;itemName&gt; — 购买商品</w:t>
+      </w:r>
+    </w:p>
+    <w:p>
+      <w:pPr>
+        <w:pStyle w:val="ListBullet"/>
+      </w:pPr>
+      <w:r>
+        <w:rPr>
+          <w:sz w:val="22"/>
+        </w:rPr>
+        <w:t>shop sell &lt;itemName&gt; — 出售背包物品</w:t>
+      </w:r>
+    </w:p>
+    <w:p>
+      <w:pPr>
+        <w:pStyle w:val="ListBullet"/>
+      </w:pPr>
+      <w:r>
+        <w:rPr>
+          <w:sz w:val="22"/>
+        </w:rPr>
+        <w:t>interact heal/train/wisdom — 与祭坛交互</w:t>
+      </w:r>
+    </w:p>
+    <w:p>
+      <w:pPr>
+        <w:pStyle w:val="ListBullet"/>
+      </w:pPr>
+      <w:r>
+        <w:rPr>
+          <w:sz w:val="22"/>
+        </w:rPr>
+        <w:t>interact wisdom &lt;boonName&gt; — 选择博学恩赐</w:t>
+      </w:r>
+    </w:p>
+    <w:p>
+      <w:pPr>
+        <w:pStyle w:val="ListBullet"/>
+      </w:pPr>
+      <w:r>
+        <w:rPr>
+          <w:sz w:val="22"/>
+        </w:rPr>
+        <w:t>interact event — 触发奇遇事件/铁匠对话</w:t>
+      </w:r>
+    </w:p>
+    <w:p>
+      <w:pPr>
+        <w:pStyle w:val="ListBullet"/>
+      </w:pPr>
+      <w:r>
+        <w:rPr>
+          <w:sz w:val="22"/>
+        </w:rPr>
+        <w:t>interact &lt;itemName&gt; — 铁匠选择强化装备</w:t>
+      </w:r>
+    </w:p>
+    <w:p>
+      <w:pPr>
+        <w:pStyle w:val="ListBullet"/>
+      </w:pPr>
+      <w:r>
+        <w:rPr>
+          <w:sz w:val="22"/>
+        </w:rPr>
+        <w:t>wave &lt;monsterName&gt; — 月光波技能</w:t>
+      </w:r>
+    </w:p>
+    <w:p>
+      <w:pPr>
+        <w:pStyle w:val="ListBullet"/>
+      </w:pPr>
+      <w:r>
+        <w:rPr>
+          <w:sz w:val="22"/>
+        </w:rPr>
+        <w:t>test poison/burn/bleed — 调试命令，施加状态效果</w:t>
+      </w:r>
+    </w:p>
+    <w:p>
+      <w:r>
+        <w:br w:type="page"/>
+      </w:r>
+    </w:p>
+    <w:p>
+      <w:pPr>
+        <w:pStyle w:val="Heading1"/>
+      </w:pPr>
+      <w:r>
+        <w:rPr>
+          <w:rFonts w:ascii="黑体" w:hAnsi="黑体" w:eastAsia="黑体"/>
+        </w:rPr>
+        <w:t>六、数据库设计</w:t>
+      </w:r>
+    </w:p>
+    <w:p>
+      <w:pPr>
+        <w:ind w:firstLine="397"/>
+      </w:pPr>
+      <w:r>
+        <w:rPr>
+          <w:rFonts w:ascii="宋体" w:hAnsi="宋体" w:eastAsia="宋体"/>
+          <w:sz w:val="22"/>
+        </w:rPr>
+        <w:t>采用 H2 嵌入式数据库（文件模式），通过 Spring Data JPA 实现持久化。数据库文件位于项目 data/ 目录下。</w:t>
+      </w:r>
+    </w:p>
+    <w:tbl>
+      <w:tblPr>
+        <w:tblStyle w:val="TableGrid"/>
+        <w:tblW w:type="auto" w:w="0"/>
+        <w:jc w:val="center"/>
+        <w:tblLook w:firstColumn="1" w:firstRow="1" w:lastColumn="0" w:lastRow="0" w:noHBand="0" w:noVBand="1" w:val="04A0"/>
+      </w:tblPr>
+      <w:tblGrid>
+        <w:gridCol w:w="4703"/>
+        <w:gridCol w:w="4703"/>
+      </w:tblGrid>
+      <w:tr>
+        <w:tc>
+          <w:tcPr>
+            <w:tcW w:type="dxa" w:w="4703"/>
+            <w:shd w:fill="4472C4" w:val="clear"/>
+          </w:tcPr>
+          <w:p>
+            <w:pPr>
+              <w:jc w:val="center"/>
+            </w:pPr>
+            <w:r/>
+            <w:r>
+              <w:rPr>
+                <w:b/>
+                <w:color w:val="FFFFFF"/>
+                <w:sz w:val="20"/>
+              </w:rPr>
+              <w:t>实体/Repository</w:t>
+            </w:r>
+          </w:p>
+        </w:tc>
+        <w:tc>
+          <w:tcPr>
+            <w:tcW w:type="dxa" w:w="4703"/>
+            <w:shd w:fill="4472C4" w:val="clear"/>
+          </w:tcPr>
+          <w:p>
+            <w:pPr>
+              <w:jc w:val="center"/>
+            </w:pPr>
+            <w:r/>
+            <w:r>
+              <w:rPr>
+                <w:b/>
+                <w:color w:val="FFFFFF"/>
+                <w:sz w:val="20"/>
+              </w:rPr>
+              <w:t>存储内容</w:t>
+            </w:r>
+          </w:p>
+        </w:tc>
+      </w:tr>
+      <w:tr>
+        <w:tc>
+          <w:tcPr>
+            <w:tcW w:type="dxa" w:w="4703"/>
+          </w:tcPr>
+          <w:p>
+            <w:r/>
+            <w:r>
+              <w:rPr>
+                <w:b/>
+                <w:sz w:val="20"/>
+              </w:rPr>
+              <w:t>GameSaveEntity / GameSaveRepository</w:t>
+            </w:r>
+          </w:p>
+        </w:tc>
+        <w:tc>
+          <w:tcPr>
+            <w:tcW w:type="dxa" w:w="4703"/>
+          </w:tcPr>
+          <w:p>
+            <w:r/>
+            <w:r>
+              <w:rPr>
+                <w:sz w:val="20"/>
+              </w:rPr>
+              <w:t>存档元信息（玩家名、HP/MP/金钱、当前房间、时间戳）</w:t>
+            </w:r>
+          </w:p>
+        </w:tc>
+      </w:tr>
+      <w:tr>
+        <w:tc>
+          <w:tcPr>
+            <w:tcW w:type="dxa" w:w="4703"/>
+          </w:tcPr>
+          <w:p>
+            <w:r/>
+            <w:r>
+              <w:rPr>
+                <w:b/>
+                <w:sz w:val="20"/>
+              </w:rPr>
+              <w:t>RoomStateEntity / RoomStateRepository</w:t>
+            </w:r>
+          </w:p>
+        </w:tc>
+        <w:tc>
+          <w:tcPr>
+            <w:tcW w:type="dxa" w:w="4703"/>
+          </w:tcPr>
+          <w:p>
+            <w:r/>
+            <w:r>
+              <w:rPr>
+                <w:sz w:val="20"/>
+              </w:rPr>
+              <w:t>所有房间的独立状态（出口、物品、怪物列表、事件状态等）</w:t>
+            </w:r>
+          </w:p>
+        </w:tc>
+      </w:tr>
+      <w:tr>
+        <w:tc>
+          <w:tcPr>
+            <w:tcW w:type="dxa" w:w="4703"/>
+          </w:tcPr>
+          <w:p>
+            <w:r/>
+            <w:r>
+              <w:rPr>
+                <w:b/>
+                <w:sz w:val="20"/>
+              </w:rPr>
+              <w:t>MonsterStateEntity / MonsterStateRepository</w:t>
+            </w:r>
+          </w:p>
+        </w:tc>
+        <w:tc>
+          <w:tcPr>
+            <w:tcW w:type="dxa" w:w="4703"/>
+          </w:tcPr>
+          <w:p>
+            <w:r/>
+            <w:r>
+              <w:rPr>
+                <w:sz w:val="20"/>
+              </w:rPr>
+              <w:t>每个怪物的状态（HP/位置/类型/存活状态）</w:t>
+            </w:r>
+          </w:p>
+        </w:tc>
+      </w:tr>
+      <w:tr>
+        <w:tc>
+          <w:tcPr>
+            <w:tcW w:type="dxa" w:w="4703"/>
+          </w:tcPr>
+          <w:p>
+            <w:r/>
+            <w:r>
+              <w:rPr>
+                <w:b/>
+                <w:sz w:val="20"/>
+              </w:rPr>
+              <w:t>BagItemEntity / BagItemRepository</w:t>
+            </w:r>
+          </w:p>
+        </w:tc>
+        <w:tc>
+          <w:tcPr>
+            <w:tcW w:type="dxa" w:w="4703"/>
+          </w:tcPr>
+          <w:p>
+            <w:r/>
+            <w:r>
+              <w:rPr>
+                <w:sz w:val="20"/>
+              </w:rPr>
+              <w:t>背包中每个物品的记录（名称/数量/装备状态）</w:t>
+            </w:r>
+          </w:p>
+        </w:tc>
+      </w:tr>
+      <w:tr>
+        <w:tc>
+          <w:tcPr>
+            <w:tcW w:type="dxa" w:w="4703"/>
+          </w:tcPr>
+          <w:p>
+            <w:r/>
+            <w:r>
+              <w:rPr>
+                <w:b/>
+                <w:sz w:val="20"/>
+              </w:rPr>
+              <w:t>ShopStateEntity / ShopStateRepository</w:t>
+            </w:r>
+          </w:p>
+        </w:tc>
+        <w:tc>
+          <w:tcPr>
+            <w:tcW w:type="dxa" w:w="4703"/>
+          </w:tcPr>
+          <w:p>
+            <w:r/>
+            <w:r>
+              <w:rPr>
+                <w:sz w:val="20"/>
+              </w:rPr>
+              <w:t>商店中每个商品的售出状态</w:t>
+            </w:r>
+          </w:p>
+        </w:tc>
+      </w:tr>
+    </w:tbl>
+    <w:p>
+      <w:r>
+        <w:br w:type="page"/>
+      </w:r>
+    </w:p>
+    <w:p>
+      <w:pPr>
+        <w:pStyle w:val="Heading1"/>
+      </w:pPr>
+      <w:r>
+        <w:rPr>
+          <w:rFonts w:ascii="黑体" w:hAnsi="黑体" w:eastAsia="黑体"/>
+        </w:rPr>
+        <w:t>七、小组分工与协作</w:t>
+      </w:r>
+    </w:p>
+    <w:p>
+      <w:pPr>
+        <w:ind w:firstLine="397"/>
+      </w:pPr>
+      <w:r>
+        <w:rPr>
+          <w:rFonts w:ascii="宋体" w:hAnsi="宋体" w:eastAsia="宋体"/>
+          <w:sz w:val="22"/>
+        </w:rPr>
+        <w:t>本项目由 AAA603 小组三位成员协作完成。开发过程中采用 GitHub 进行版本控制和任务管理，各成员在独立分支上开发，通过 Pull Request 进行代码审查与合并。</w:t>
+      </w:r>
+    </w:p>
+    <w:tbl>
+      <w:tblPr>
+        <w:tblStyle w:val="TableGrid"/>
+        <w:tblW w:type="auto" w:w="0"/>
+        <w:jc w:val="center"/>
+        <w:tblLook w:firstColumn="1" w:firstRow="1" w:lastColumn="0" w:lastRow="0" w:noHBand="0" w:noVBand="1" w:val="04A0"/>
+      </w:tblPr>
+      <w:tblGrid>
+        <w:gridCol w:w="2351"/>
+        <w:gridCol w:w="2351"/>
+        <w:gridCol w:w="2351"/>
+        <w:gridCol w:w="2351"/>
+      </w:tblGrid>
+      <w:tr>
+        <w:tc>
+          <w:tcPr>
+            <w:tcW w:type="dxa" w:w="2351"/>
+            <w:shd w:fill="4472C4" w:val="clear"/>
+          </w:tcPr>
+          <w:p>
+            <w:pPr>
+              <w:jc w:val="center"/>
+            </w:pPr>
+            <w:r/>
+            <w:r>
+              <w:rPr>
+                <w:b/>
+                <w:color w:val="FFFFFF"/>
+                <w:sz w:val="20"/>
+              </w:rPr>
+              <w:t>姓名</w:t>
+            </w:r>
+          </w:p>
+        </w:tc>
+        <w:tc>
+          <w:tcPr>
+            <w:tcW w:type="dxa" w:w="2351"/>
+            <w:shd w:fill="4472C4" w:val="clear"/>
+          </w:tcPr>
+          <w:p>
+            <w:pPr>
+              <w:jc w:val="center"/>
+            </w:pPr>
+            <w:r/>
+            <w:r>
+              <w:rPr>
+                <w:b/>
+                <w:color w:val="FFFFFF"/>
+                <w:sz w:val="20"/>
+              </w:rPr>
+              <w:t>GitHub</w:t>
+            </w:r>
+          </w:p>
+        </w:tc>
+        <w:tc>
+          <w:tcPr>
+            <w:tcW w:type="dxa" w:w="2351"/>
+            <w:shd w:fill="4472C4" w:val="clear"/>
+          </w:tcPr>
+          <w:p>
+            <w:pPr>
+              <w:jc w:val="center"/>
+            </w:pPr>
+            <w:r/>
+            <w:r>
+              <w:rPr>
+                <w:b/>
+                <w:color w:val="FFFFFF"/>
+                <w:sz w:val="20"/>
+              </w:rPr>
+              <w:t>分支</w:t>
+            </w:r>
+          </w:p>
+        </w:tc>
+        <w:tc>
+          <w:tcPr>
+            <w:tcW w:type="dxa" w:w="2351"/>
+            <w:shd w:fill="4472C4" w:val="clear"/>
+          </w:tcPr>
+          <w:p>
+            <w:pPr>
+              <w:jc w:val="center"/>
+            </w:pPr>
+            <w:r/>
+            <w:r>
+              <w:rPr>
+                <w:b/>
+                <w:color w:val="FFFFFF"/>
+                <w:sz w:val="20"/>
+              </w:rPr>
+              <w:t>主要贡献</w:t>
+            </w:r>
+          </w:p>
+        </w:tc>
+      </w:tr>
+      <w:tr>
+        <w:tc>
+          <w:tcPr>
+            <w:tcW w:type="dxa" w:w="2351"/>
+          </w:tcPr>
+          <w:p>
+            <w:r/>
+            <w:r>
+              <w:rPr>
+                <w:b/>
+                <w:sz w:val="20"/>
+              </w:rPr>
+              <w:t>李冬晨</w:t>
+              <w:br/>
+              <w:t>（组长）</w:t>
+            </w:r>
+          </w:p>
+        </w:tc>
+        <w:tc>
+          <w:tcPr>
+            <w:tcW w:type="dxa" w:w="2351"/>
+          </w:tcPr>
+          <w:p>
+            <w:r/>
             <w:r>
               <w:rPr>
                 <w:sz w:val="20"/>
               </w:rPr>
               <w:t>@Sader-Lee</w:t>
+              <w:br/>
+              <w:t>ldc分支</w:t>
             </w:r>
           </w:p>
         </w:tc>
         <w:tc>
           <w:tcPr>
-            <w:tcW w:type="dxa" w:w="1729"/>
+            <w:tcW w:type="dxa" w:w="2351"/>
           </w:tcPr>
           <w:p>
             <w:pPr>
               <w:jc w:val="center"/>
             </w:pPr>
+            <w:r/>
             <w:r>
               <w:rPr>
                 <w:sz w:val="20"/>
@@ -1017,17 +4460,31 @@
         </w:tc>
         <w:tc>
           <w:tcPr>
-            <w:tcW w:type="dxa" w:w="1729"/>
+            <w:tcW w:type="dxa" w:w="2351"/>
           </w:tcPr>
           <w:p>
-            <w:pPr>
-              <w:jc w:val="left"/>
-            </w:pPr>
+            <w:r/>
             <w:r>
               <w:rPr>
                 <w:sz w:val="20"/>
               </w:rPr>
-              <w:t>游戏核心机制（玩家类、take/drop/items命令、魔法饼干）、前后端架构设计、怪物系统（生成/攻击逻辑）、商店系统（购买/出售）、背包系统、房间战斗封锁、数据库连接、攻击特效（普通+突刺）</w:t>
+              <w:t>• 项目架构设计与搭建</w:t>
+              <w:br/>
+              <w:t>• 玩家系统（属性/装备/伤害计算）</w:t>
+              <w:br/>
+              <w:t>• take/drop/items 命令</w:t>
+              <w:br/>
+              <w:t>• 怪物系统（生成/攻击/掉落）</w:t>
+              <w:br/>
+              <w:t>• 商店系统（购买/出售）</w:t>
+              <w:br/>
+              <w:t>• 背包系统</w:t>
+              <w:br/>
+              <w:t>• 房间战斗封锁机制</w:t>
+              <w:br/>
+              <w:t>• 数据库持久化</w:t>
+              <w:br/>
+              <w:t>• 攻击特效与前后端联调</w:t>
             </w:r>
           </w:p>
         </w:tc>
@@ -1035,14 +4492,13 @@
       <w:tr>
         <w:tc>
           <w:tcPr>
-            <w:tcW w:type="dxa" w:w="1729"/>
+            <w:tcW w:type="dxa" w:w="2351"/>
           </w:tcPr>
           <w:p>
-            <w:pPr>
-              <w:jc w:val="center"/>
-            </w:pPr>
+            <w:r/>
             <w:r>
               <w:rPr>
+                <w:b/>
                 <w:sz w:val="20"/>
               </w:rPr>
               <w:t>蒋志成</w:t>
@@ -1051,44 +4507,29 @@
         </w:tc>
         <w:tc>
           <w:tcPr>
-            <w:tcW w:type="dxa" w:w="1729"/>
+            <w:tcW w:type="dxa" w:w="2351"/>
+          </w:tcPr>
+          <w:p>
+            <w:r/>
+            <w:r>
+              <w:rPr>
+                <w:sz w:val="20"/>
+              </w:rPr>
+              <w:t>@BytesJiang</w:t>
+              <w:br/>
+              <w:t>jzc分支</w:t>
+            </w:r>
+          </w:p>
+        </w:tc>
+        <w:tc>
+          <w:tcPr>
+            <w:tcW w:type="dxa" w:w="2351"/>
           </w:tcPr>
           <w:p>
             <w:pPr>
               <w:jc w:val="center"/>
             </w:pPr>
-            <w:r>
-              <w:rPr>
-                <w:sz w:val="20"/>
-              </w:rPr>
-              <w:t>前端/战斗系统</w:t>
-            </w:r>
-          </w:p>
-        </w:tc>
-        <w:tc>
-          <w:tcPr>
-            <w:tcW w:type="dxa" w:w="1729"/>
-          </w:tcPr>
-          <w:p>
-            <w:pPr>
-              <w:jc w:val="center"/>
-            </w:pPr>
-            <w:r>
-              <w:rPr>
-                <w:sz w:val="20"/>
-              </w:rPr>
-              <w:t>@BytesJiang</w:t>
-            </w:r>
-          </w:p>
-        </w:tc>
-        <w:tc>
-          <w:tcPr>
-            <w:tcW w:type="dxa" w:w="1729"/>
-          </w:tcPr>
-          <w:p>
-            <w:pPr>
-              <w:jc w:val="center"/>
-            </w:pPr>
+            <w:r/>
             <w:r>
               <w:rPr>
                 <w:sz w:val="20"/>
@@ -1099,17 +4540,37 @@
         </w:tc>
         <w:tc>
           <w:tcPr>
-            <w:tcW w:type="dxa" w:w="1729"/>
+            <w:tcW w:type="dxa" w:w="2351"/>
           </w:tcPr>
           <w:p>
-            <w:pPr>
-              <w:jc w:val="left"/>
-            </w:pPr>
+            <w:r/>
             <w:r>
               <w:rPr>
                 <w:sz w:val="20"/>
               </w:rPr>
-              <w:t>前端框架搭建、移动控制/物品拾取/传送、小地图、UI/UX优化、攻击特效（火焰粒子+屏幕振动）、蓄力攻击/击退、状态效果系统（烧伤/中毒/流血图标）、随机地图生成/房间分类、篝火祭坛/奇遇房间、月光波技能、Bug修复</w:t>
+              <w:t>• 前端框架搭建与Phaser集成</w:t>
+              <w:br/>
+              <w:t>• WASD移动控制与视角</w:t>
+              <w:br/>
+              <w:t>• 小地图渲染</w:t>
+              <w:br/>
+              <w:t>• UI/UX 优化</w:t>
+              <w:br/>
+              <w:t>• 攻击特效（火焰粒子+屏幕振动）</w:t>
+              <w:br/>
+              <w:t>• 蓄力攻击与击退效果</w:t>
+              <w:br/>
+              <w:t>• 状态效果系统（烧伤/中毒/流血）</w:t>
+              <w:br/>
+              <w:t>• 随机地图生成算法</w:t>
+              <w:br/>
+              <w:t>• 篝火祭坛交互</w:t>
+              <w:br/>
+              <w:t>• 奇遇房间</w:t>
+              <w:br/>
+              <w:t>• 月光波技能</w:t>
+              <w:br/>
+              <w:t>• Bug 修复与性能优化</w:t>
             </w:r>
           </w:p>
         </w:tc>
@@ -1117,14 +4578,13 @@
       <w:tr>
         <w:tc>
           <w:tcPr>
-            <w:tcW w:type="dxa" w:w="1729"/>
+            <w:tcW w:type="dxa" w:w="2351"/>
           </w:tcPr>
           <w:p>
-            <w:pPr>
-              <w:jc w:val="center"/>
-            </w:pPr>
+            <w:r/>
             <w:r>
               <w:rPr>
+                <w:b/>
                 <w:sz w:val="20"/>
               </w:rPr>
               <w:t>熊俊森</w:t>
@@ -1133,44 +4593,29 @@
         </w:tc>
         <w:tc>
           <w:tcPr>
-            <w:tcW w:type="dxa" w:w="1729"/>
+            <w:tcW w:type="dxa" w:w="2351"/>
+          </w:tcPr>
+          <w:p>
+            <w:r/>
+            <w:r>
+              <w:rPr>
+                <w:sz w:val="20"/>
+              </w:rPr>
+              <w:t>@XJS-123</w:t>
+              <w:br/>
+              <w:t>xjs分支</w:t>
+            </w:r>
+          </w:p>
+        </w:tc>
+        <w:tc>
+          <w:tcPr>
+            <w:tcW w:type="dxa" w:w="2351"/>
           </w:tcPr>
           <w:p>
             <w:pPr>
               <w:jc w:val="center"/>
             </w:pPr>
-            <w:r>
-              <w:rPr>
-                <w:sz w:val="20"/>
-              </w:rPr>
-              <w:t>特殊系统/实体</w:t>
-            </w:r>
-          </w:p>
-        </w:tc>
-        <w:tc>
-          <w:tcPr>
-            <w:tcW w:type="dxa" w:w="1729"/>
-          </w:tcPr>
-          <w:p>
-            <w:pPr>
-              <w:jc w:val="center"/>
-            </w:pPr>
-            <w:r>
-              <w:rPr>
-                <w:sz w:val="20"/>
-              </w:rPr>
-              <w:t>@XJS-123</w:t>
-            </w:r>
-          </w:p>
-        </w:tc>
-        <w:tc>
-          <w:tcPr>
-            <w:tcW w:type="dxa" w:w="1729"/>
-          </w:tcPr>
-          <w:p>
-            <w:pPr>
-              <w:jc w:val="center"/>
-            </w:pPr>
+            <w:r/>
             <w:r>
               <w:rPr>
                 <w:sz w:val="20"/>
@@ -1181,17 +4626,29 @@
         </w:tc>
         <w:tc>
           <w:tcPr>
-            <w:tcW w:type="dxa" w:w="1729"/>
+            <w:tcW w:type="dxa" w:w="2351"/>
           </w:tcPr>
           <w:p>
-            <w:pPr>
-              <w:jc w:val="left"/>
-            </w:pPr>
+            <w:r/>
             <w:r>
               <w:rPr>
                 <w:sz w:val="20"/>
               </w:rPr>
-              <w:t>初始页面搭建、饰品系统完整实现、奇遇事件系统、人物模型绘制、Buff系统（天使buff与中毒buff冲突处理）、铁匠系统（保底机制）、游戏实体构造/掉落物实体、地图背景添加</w:t>
+              <w:t>• 初始页面搭建设计</w:t>
+              <w:br/>
+              <w:t>• 饰品系统完整实现（5槽位装备）</w:t>
+              <w:br/>
+              <w:t>• 奇遇事件系统</w:t>
+              <w:br/>
+              <w:t>• 人物模型绘制</w:t>
+              <w:br/>
+              <w:t>• Buff系统（天使buff与中毒冲突处理）</w:t>
+              <w:br/>
+              <w:t>• 铁匠系统（保底机制）</w:t>
+              <w:br/>
+              <w:t>• 游戏实体构造（掉落物等）</w:t>
+              <w:br/>
+              <w:t>• 地图背景添加</w:t>
             </w:r>
           </w:p>
         </w:tc>
@@ -1199,55 +4656,13 @@
     </w:tbl>
     <w:p/>
     <w:p>
-      <w:pPr>
-        <w:spacing w:line="360" w:lineRule="auto"/>
-      </w:pPr>
       <w:r>
         <w:rPr>
           <w:rFonts w:ascii="宋体" w:hAnsi="宋体" w:eastAsia="宋体"/>
           <w:b/>
-          <w:sz w:val="24"/>
+          <w:sz w:val="22"/>
         </w:rPr>
-        <w:t>协作模式说明：</w:t>
-      </w:r>
-    </w:p>
-    <w:p>
-      <w:pPr>
-        <w:spacing w:line="360" w:lineRule="auto"/>
-        <w:ind w:firstLine="420"/>
-      </w:pPr>
-      <w:r>
-        <w:rPr>
-          <w:rFonts w:ascii="宋体" w:hAnsi="宋体" w:eastAsia="宋体"/>
-          <w:b w:val="0"/>
-          <w:sz w:val="24"/>
-        </w:rPr>
-        <w:t>团队成员分别在独立分支（ldc/jzc/xjs）上进行功能开发，通过 Pull Request 合并到 master 主分支。开发过程中，各分支间频繁合并以保持同步，避免大规模冲突。所有合并请求均经过 Code Review（标记为 Verified），确保代码质量。</w:t>
-      </w:r>
-    </w:p>
-    <w:p>
-      <w:pPr>
-        <w:pStyle w:val="Heading2"/>
-      </w:pPr>
-      <w:r>
-        <w:rPr>
-          <w:rFonts w:ascii="黑体" w:hAnsi="黑体" w:eastAsia="黑体"/>
-          <w:sz w:val="28"/>
-        </w:rPr>
-        <w:t>2.4  软件工具与项目约束</w:t>
-      </w:r>
-    </w:p>
-    <w:p>
-      <w:pPr>
-        <w:spacing w:line="360" w:lineRule="auto"/>
-      </w:pPr>
-      <w:r>
-        <w:rPr>
-          <w:rFonts w:ascii="宋体" w:hAnsi="宋体" w:eastAsia="宋体"/>
-          <w:b/>
-          <w:sz w:val="24"/>
-        </w:rPr>
-        <w:t>2.4.1  开发工具</w:t>
+        <w:t>协作流程：</w:t>
       </w:r>
     </w:p>
     <w:p>
@@ -1256,10 +4671,9 @@
       </w:pPr>
       <w:r>
         <w:rPr>
-          <w:rFonts w:ascii="宋体" w:hAnsi="宋体" w:eastAsia="宋体"/>
-          <w:sz w:val="24"/>
+          <w:sz w:val="22"/>
         </w:rPr>
-        <w:t>后端开发：IntelliJ IDEA 2024 + JDK 17 + Maven 3.8</w:t>
+        <w:t>任务拆分：通过 GitHub Issues 创建任务卡片，分配给对应成员</w:t>
       </w:r>
     </w:p>
     <w:p>
@@ -1268,10 +4682,9 @@
       </w:pPr>
       <w:r>
         <w:rPr>
-          <w:rFonts w:ascii="宋体" w:hAnsi="宋体" w:eastAsia="宋体"/>
-          <w:sz w:val="24"/>
+          <w:sz w:val="22"/>
         </w:rPr>
-        <w:t>前端开发：VS Code + Node.js 18 + Vite 5</w:t>
+        <w:t>分支开发：每个成员在独立分支（ldc/jzc/xjs）上开发</w:t>
       </w:r>
     </w:p>
     <w:p>
@@ -1280,10 +4693,9 @@
       </w:pPr>
       <w:r>
         <w:rPr>
-          <w:rFonts w:ascii="宋体" w:hAnsi="宋体" w:eastAsia="宋体"/>
-          <w:sz w:val="24"/>
+          <w:sz w:val="22"/>
         </w:rPr>
-        <w:t>游戏引擎：Phaser 3.60.0</w:t>
+        <w:t>代码审查：通过 Pull Request 进行交叉代码审查</w:t>
       </w:r>
     </w:p>
     <w:p>
@@ -1292,10 +4704,9 @@
       </w:pPr>
       <w:r>
         <w:rPr>
-          <w:rFonts w:ascii="宋体" w:hAnsi="宋体" w:eastAsia="宋体"/>
-          <w:sz w:val="24"/>
+          <w:sz w:val="22"/>
         </w:rPr>
-        <w:t>版本控制：Git + GitHub（远程仓库）</w:t>
+        <w:t>持续集成：配置 GitHub Actions 自动化构建与测试</w:t>
       </w:r>
     </w:p>
     <w:p>
@@ -1304,298 +4715,14 @@
       </w:pPr>
       <w:r>
         <w:rPr>
-          <w:rFonts w:ascii="宋体" w:hAnsi="宋体" w:eastAsia="宋体"/>
-          <w:sz w:val="24"/>
+          <w:sz w:val="22"/>
         </w:rPr>
-        <w:t>项目管理：GitHub Issues + Pull Request</w:t>
+        <w:t>文档同步：README.md 和 API.md 随代码更新保持一致</w:t>
       </w:r>
     </w:p>
     <w:p>
-      <w:pPr>
-        <w:pStyle w:val="ListBullet"/>
-      </w:pPr>
       <w:r>
-        <w:rPr>
-          <w:rFonts w:ascii="宋体" w:hAnsi="宋体" w:eastAsia="宋体"/>
-          <w:sz w:val="24"/>
-        </w:rPr>
-        <w:t>CI/CD：GitHub Actions（自动构建+测试）</w:t>
-      </w:r>
-    </w:p>
-    <w:p>
-      <w:pPr>
-        <w:pStyle w:val="ListBullet"/>
-      </w:pPr>
-      <w:r>
-        <w:rPr>
-          <w:rFonts w:ascii="宋体" w:hAnsi="宋体" w:eastAsia="宋体"/>
-          <w:sz w:val="24"/>
-        </w:rPr>
-        <w:t>API 测试：Postman + cURL</w:t>
-      </w:r>
-    </w:p>
-    <w:p>
-      <w:pPr>
-        <w:pStyle w:val="ListBullet"/>
-      </w:pPr>
-      <w:r>
-        <w:rPr>
-          <w:rFonts w:ascii="宋体" w:hAnsi="宋体" w:eastAsia="宋体"/>
-          <w:sz w:val="24"/>
-        </w:rPr>
-        <w:t>文档编写：Microsoft Word + Markdown</w:t>
-      </w:r>
-    </w:p>
-    <w:p>
-      <w:pPr>
-        <w:pStyle w:val="ListBullet"/>
-      </w:pPr>
-      <w:r>
-        <w:rPr>
-          <w:rFonts w:ascii="宋体" w:hAnsi="宋体" w:eastAsia="宋体"/>
-          <w:sz w:val="24"/>
-        </w:rPr>
-        <w:t>AI 辅助：DeepSeek / 通义千问 / GitHub Copilot</w:t>
-      </w:r>
-    </w:p>
-    <w:p>
-      <w:pPr>
-        <w:spacing w:line="360" w:lineRule="auto"/>
-      </w:pPr>
-      <w:r>
-        <w:rPr>
-          <w:rFonts w:ascii="宋体" w:hAnsi="宋体" w:eastAsia="宋体"/>
-          <w:b/>
-          <w:sz w:val="24"/>
-        </w:rPr>
-        <w:t>2.4.2  技术约束</w:t>
-      </w:r>
-    </w:p>
-    <w:p>
-      <w:pPr>
-        <w:pStyle w:val="ListBullet"/>
-      </w:pPr>
-      <w:r>
-        <w:rPr>
-          <w:rFonts w:ascii="宋体" w:hAnsi="宋体" w:eastAsia="宋体"/>
-          <w:sz w:val="24"/>
-        </w:rPr>
-        <w:t>后端必须使用 Spring Boot 3.x + Maven 构建，Java 版本 ≥ 17</w:t>
-      </w:r>
-    </w:p>
-    <w:p>
-      <w:pPr>
-        <w:pStyle w:val="ListBullet"/>
-      </w:pPr>
-      <w:r>
-        <w:rPr>
-          <w:rFonts w:ascii="宋体" w:hAnsi="宋体" w:eastAsia="宋体"/>
-          <w:sz w:val="24"/>
-        </w:rPr>
-        <w:t>前端必须使用 Vue 3 + Vite，游戏引擎使用 Phaser 3</w:t>
-      </w:r>
-    </w:p>
-    <w:p>
-      <w:pPr>
-        <w:pStyle w:val="ListBullet"/>
-      </w:pPr>
-      <w:r>
-        <w:rPr>
-          <w:rFonts w:ascii="宋体" w:hAnsi="宋体" w:eastAsia="宋体"/>
-          <w:sz w:val="24"/>
-        </w:rPr>
-        <w:t>前后端通过 RESTful API 通信，数据格式为 JSON</w:t>
-      </w:r>
-    </w:p>
-    <w:p>
-      <w:pPr>
-        <w:pStyle w:val="ListBullet"/>
-      </w:pPr>
-      <w:r>
-        <w:rPr>
-          <w:rFonts w:ascii="宋体" w:hAnsi="宋体" w:eastAsia="宋体"/>
-          <w:sz w:val="24"/>
-        </w:rPr>
-        <w:t>数据库使用 H2 嵌入式数据库，支持 JPA 持久化</w:t>
-      </w:r>
-    </w:p>
-    <w:p>
-      <w:pPr>
-        <w:pStyle w:val="ListBullet"/>
-      </w:pPr>
-      <w:r>
-        <w:rPr>
-          <w:rFonts w:ascii="宋体" w:hAnsi="宋体" w:eastAsia="宋体"/>
-          <w:sz w:val="24"/>
-        </w:rPr>
-        <w:t>代码必须遵循统一的代码规范（阿里巴巴 Java 开发手册）</w:t>
-      </w:r>
-    </w:p>
-    <w:p>
-      <w:pPr>
-        <w:pStyle w:val="ListBullet"/>
-      </w:pPr>
-      <w:r>
-        <w:rPr>
-          <w:rFonts w:ascii="宋体" w:hAnsi="宋体" w:eastAsia="宋体"/>
-          <w:sz w:val="24"/>
-        </w:rPr>
-        <w:t>所有代码提交必须通过 Pull Request 合并到 master 主分支</w:t>
-      </w:r>
-    </w:p>
-    <w:p>
-      <w:pPr>
-        <w:pStyle w:val="ListBullet"/>
-      </w:pPr>
-      <w:r>
-        <w:rPr>
-          <w:rFonts w:ascii="宋体" w:hAnsi="宋体" w:eastAsia="宋体"/>
-          <w:sz w:val="24"/>
-        </w:rPr>
-        <w:t>master 主分支作为集成主线，受保护禁止直接推送</w:t>
-      </w:r>
-    </w:p>
-    <w:p>
-      <w:pPr>
-        <w:spacing w:line="360" w:lineRule="auto"/>
-      </w:pPr>
-      <w:r>
-        <w:rPr>
-          <w:rFonts w:ascii="宋体" w:hAnsi="宋体" w:eastAsia="宋体"/>
-          <w:b/>
-          <w:sz w:val="24"/>
-        </w:rPr>
-        <w:t>2.4.3  重难点分析</w:t>
-      </w:r>
-    </w:p>
-    <w:p>
-      <w:pPr>
-        <w:spacing w:line="360" w:lineRule="auto"/>
-      </w:pPr>
-      <w:r>
-        <w:rPr>
-          <w:rFonts w:ascii="宋体" w:hAnsi="宋体" w:eastAsia="宋体"/>
-          <w:b w:val="0"/>
-          <w:sz w:val="24"/>
-        </w:rPr>
-        <w:t>• 前后端分离架构设计</w:t>
-      </w:r>
-    </w:p>
-    <w:p>
-      <w:pPr>
-        <w:spacing w:line="360" w:lineRule="auto"/>
-      </w:pPr>
-      <w:r>
-        <w:rPr>
-          <w:rFonts w:ascii="宋体" w:hAnsi="宋体" w:eastAsia="宋体"/>
-          <w:b w:val="0"/>
-          <w:sz w:val="24"/>
-        </w:rPr>
-        <w:t xml:space="preserve">   需同时考虑后端 REST API 设计和前端 Phaser 3 集成。解决方案：后端统一返回 JSON 格式响应，前端通过 fetch API 异步调用。</w:t>
-      </w:r>
-    </w:p>
-    <w:p>
-      <w:pPr>
-        <w:spacing w:line="360" w:lineRule="auto"/>
-      </w:pPr>
-      <w:r>
-        <w:rPr>
-          <w:rFonts w:ascii="宋体" w:hAnsi="宋体" w:eastAsia="宋体"/>
-          <w:b w:val="0"/>
-          <w:sz w:val="24"/>
-        </w:rPr>
-        <w:t>• 随机地图生成与房间分类</w:t>
-      </w:r>
-    </w:p>
-    <w:p>
-      <w:pPr>
-        <w:spacing w:line="360" w:lineRule="auto"/>
-      </w:pPr>
-      <w:r>
-        <w:rPr>
-          <w:rFonts w:ascii="宋体" w:hAnsi="宋体" w:eastAsia="宋体"/>
-          <w:b w:val="0"/>
-          <w:sz w:val="24"/>
-        </w:rPr>
-        <w:t xml:space="preserve">   需保证连通性且合理的房间类型分布。解决方案：基于种子随机数，BFS 连通性验证，按房间类型颜色标注。</w:t>
-      </w:r>
-    </w:p>
-    <w:p>
-      <w:pPr>
-        <w:spacing w:line="360" w:lineRule="auto"/>
-      </w:pPr>
-      <w:r>
-        <w:rPr>
-          <w:rFonts w:ascii="宋体" w:hAnsi="宋体" w:eastAsia="宋体"/>
-          <w:b w:val="0"/>
-          <w:sz w:val="24"/>
-        </w:rPr>
-        <w:t>• 实时战斗系统</w:t>
-      </w:r>
-    </w:p>
-    <w:p>
-      <w:pPr>
-        <w:spacing w:line="360" w:lineRule="auto"/>
-      </w:pPr>
-      <w:r>
-        <w:rPr>
-          <w:rFonts w:ascii="宋体" w:hAnsi="宋体" w:eastAsia="宋体"/>
-          <w:b w:val="0"/>
-          <w:sz w:val="24"/>
-        </w:rPr>
-        <w:t xml:space="preserve">   前后端协同处理攻击判定与特效展示。解决方案：前端处理动画特效（火焰粒子+屏幕振动），后端处理命中判定和伤害结算。</w:t>
-      </w:r>
-    </w:p>
-    <w:p>
-      <w:pPr>
-        <w:spacing w:line="360" w:lineRule="auto"/>
-      </w:pPr>
-      <w:r>
-        <w:rPr>
-          <w:rFonts w:ascii="宋体" w:hAnsi="宋体" w:eastAsia="宋体"/>
-          <w:b w:val="0"/>
-          <w:sz w:val="24"/>
-        </w:rPr>
-        <w:t>• 多人并行开发冲突管理</w:t>
-      </w:r>
-    </w:p>
-    <w:p>
-      <w:pPr>
-        <w:spacing w:line="360" w:lineRule="auto"/>
-      </w:pPr>
-      <w:r>
-        <w:rPr>
-          <w:rFonts w:ascii="宋体" w:hAnsi="宋体" w:eastAsia="宋体"/>
-          <w:b w:val="0"/>
-          <w:sz w:val="24"/>
-        </w:rPr>
-        <w:t xml:space="preserve">   三成员同时在独立分支开发，需频繁合并避免冲突。解决方案：采用 master + 个人分支模式，定期从 master 同步，通过 Code Review 确保质量。</w:t>
-      </w:r>
-    </w:p>
-    <w:p>
-      <w:pPr>
-        <w:spacing w:line="360" w:lineRule="auto"/>
-      </w:pPr>
-      <w:r>
-        <w:rPr>
-          <w:rFonts w:ascii="宋体" w:hAnsi="宋体" w:eastAsia="宋体"/>
-          <w:b w:val="0"/>
-          <w:sz w:val="24"/>
-        </w:rPr>
-        <w:t>• 状态效果系统复杂度</w:t>
-      </w:r>
-    </w:p>
-    <w:p>
-      <w:pPr>
-        <w:spacing w:line="360" w:lineRule="auto"/>
-      </w:pPr>
-      <w:r>
-        <w:rPr>
-          <w:rFonts w:ascii="宋体" w:hAnsi="宋体" w:eastAsia="宋体"/>
-          <w:b w:val="0"/>
-          <w:sz w:val="24"/>
-        </w:rPr>
-        <w:t xml:space="preserve">   多种状态叠加、计时结算、冲突处理。解决方案：设计了统一的状态管理接口，天使buff优先于中毒buff的处理逻辑。</w:t>
+        <w:br w:type="page"/>
       </w:r>
     </w:p>
     <w:p>
@@ -1605,829 +4732,18 @@
       <w:r>
         <w:rPr>
           <w:rFonts w:ascii="黑体" w:hAnsi="黑体" w:eastAsia="黑体"/>
-          <w:sz w:val="32"/>
         </w:rPr>
-        <w:t>3  小组软件过程</w:t>
+        <w:t>八、实训总结与反思</w:t>
       </w:r>
     </w:p>
     <w:p>
-      <w:pPr>
-        <w:pStyle w:val="Heading2"/>
-      </w:pPr>
-      <w:r>
-        <w:rPr>
-          <w:rFonts w:ascii="黑体" w:hAnsi="黑体" w:eastAsia="黑体"/>
-          <w:sz w:val="28"/>
-        </w:rPr>
-        <w:t>3.1  代码仓库与分支模型</w:t>
-      </w:r>
-    </w:p>
-    <w:p>
-      <w:pPr>
-        <w:spacing w:line="360" w:lineRule="auto"/>
-        <w:ind w:firstLine="420"/>
-      </w:pPr>
-      <w:r>
-        <w:rPr>
-          <w:rFonts w:ascii="宋体" w:hAnsi="宋体" w:eastAsia="宋体"/>
-          <w:b w:val="0"/>
-          <w:sz w:val="24"/>
-        </w:rPr>
-        <w:t>本项目使用 GitHub 作为代码托管平台，仓库采用以下分支模型：</w:t>
-      </w:r>
-    </w:p>
-    <w:tbl>
-      <w:tblPr>
-        <w:tblStyle w:val="TableGrid"/>
-        <w:tblW w:type="auto" w:w="0"/>
-        <w:tblLook w:firstColumn="1" w:firstRow="1" w:lastColumn="0" w:lastRow="0" w:noHBand="0" w:noVBand="1" w:val="04A0"/>
-      </w:tblPr>
-      <w:tblGrid>
-        <w:gridCol w:w="2161"/>
-        <w:gridCol w:w="2161"/>
-        <w:gridCol w:w="2161"/>
-        <w:gridCol w:w="2161"/>
-      </w:tblGrid>
-      <w:tr>
-        <w:tc>
-          <w:tcPr>
-            <w:tcW w:type="dxa" w:w="2161"/>
-          </w:tcPr>
-          <w:p>
-            <w:pPr>
-              <w:jc w:val="center"/>
-            </w:pPr>
-            <w:r>
-              <w:rPr>
-                <w:b/>
-                <w:sz w:val="20"/>
-              </w:rPr>
-              <w:t>分支名称</w:t>
-            </w:r>
-          </w:p>
-        </w:tc>
-        <w:tc>
-          <w:tcPr>
-            <w:tcW w:type="dxa" w:w="2161"/>
-          </w:tcPr>
-          <w:p>
-            <w:pPr>
-              <w:jc w:val="center"/>
-            </w:pPr>
-            <w:r>
-              <w:rPr>
-                <w:b/>
-                <w:sz w:val="20"/>
-              </w:rPr>
-              <w:t>负责人</w:t>
-            </w:r>
-          </w:p>
-        </w:tc>
-        <w:tc>
-          <w:tcPr>
-            <w:tcW w:type="dxa" w:w="2161"/>
-          </w:tcPr>
-          <w:p>
-            <w:pPr>
-              <w:jc w:val="center"/>
-            </w:pPr>
-            <w:r>
-              <w:rPr>
-                <w:b/>
-                <w:sz w:val="20"/>
-              </w:rPr>
-              <w:t>说明</w:t>
-            </w:r>
-          </w:p>
-        </w:tc>
-        <w:tc>
-          <w:tcPr>
-            <w:tcW w:type="dxa" w:w="2161"/>
-          </w:tcPr>
-          <w:p>
-            <w:pPr>
-              <w:jc w:val="center"/>
-            </w:pPr>
-            <w:r>
-              <w:rPr>
-                <w:b/>
-                <w:sz w:val="20"/>
-              </w:rPr>
-              <w:t>合并方式</w:t>
-            </w:r>
-          </w:p>
-        </w:tc>
-      </w:tr>
-      <w:tr>
-        <w:tc>
-          <w:tcPr>
-            <w:tcW w:type="dxa" w:w="2161"/>
-          </w:tcPr>
-          <w:p>
-            <w:pPr>
-              <w:jc w:val="center"/>
-            </w:pPr>
-            <w:r>
-              <w:rPr>
-                <w:sz w:val="20"/>
-              </w:rPr>
-              <w:t>master</w:t>
-            </w:r>
-          </w:p>
-        </w:tc>
-        <w:tc>
-          <w:tcPr>
-            <w:tcW w:type="dxa" w:w="2161"/>
-          </w:tcPr>
-          <w:p>
-            <w:pPr>
-              <w:jc w:val="center"/>
-            </w:pPr>
-            <w:r>
-              <w:rPr>
-                <w:sz w:val="20"/>
-              </w:rPr>
-              <w:t>全员</w:t>
-            </w:r>
-          </w:p>
-        </w:tc>
-        <w:tc>
-          <w:tcPr>
-            <w:tcW w:type="dxa" w:w="2161"/>
-          </w:tcPr>
-          <w:p>
-            <w:pPr>
-              <w:jc w:val="center"/>
-            </w:pPr>
-            <w:r>
-              <w:rPr>
-                <w:sz w:val="20"/>
-              </w:rPr>
-              <w:t>主分支/集成主线，保存稳定的发布版本</w:t>
-            </w:r>
-          </w:p>
-        </w:tc>
-        <w:tc>
-          <w:tcPr>
-            <w:tcW w:type="dxa" w:w="2161"/>
-          </w:tcPr>
-          <w:p>
-            <w:pPr>
-              <w:jc w:val="center"/>
-            </w:pPr>
-            <w:r>
-              <w:rPr>
-                <w:sz w:val="20"/>
-              </w:rPr>
-              <w:t>通过 Pull Request 合并，受保护</w:t>
-            </w:r>
-          </w:p>
-        </w:tc>
-      </w:tr>
-      <w:tr>
-        <w:tc>
-          <w:tcPr>
-            <w:tcW w:type="dxa" w:w="2161"/>
-          </w:tcPr>
-          <w:p>
-            <w:pPr>
-              <w:jc w:val="center"/>
-            </w:pPr>
-            <w:r>
-              <w:rPr>
-                <w:sz w:val="20"/>
-              </w:rPr>
-              <w:t>ldc</w:t>
-            </w:r>
-          </w:p>
-        </w:tc>
-        <w:tc>
-          <w:tcPr>
-            <w:tcW w:type="dxa" w:w="2161"/>
-          </w:tcPr>
-          <w:p>
-            <w:pPr>
-              <w:jc w:val="center"/>
-            </w:pPr>
-            <w:r>
-              <w:rPr>
-                <w:sz w:val="20"/>
-              </w:rPr>
-              <w:t>李冬晨</w:t>
-            </w:r>
-          </w:p>
-        </w:tc>
-        <w:tc>
-          <w:tcPr>
-            <w:tcW w:type="dxa" w:w="2161"/>
-          </w:tcPr>
-          <w:p>
-            <w:pPr>
-              <w:jc w:val="center"/>
-            </w:pPr>
-            <w:r>
-              <w:rPr>
-                <w:sz w:val="20"/>
-              </w:rPr>
-              <w:t>游戏核心机制、后端逻辑开发分支</w:t>
-            </w:r>
-          </w:p>
-        </w:tc>
-        <w:tc>
-          <w:tcPr>
-            <w:tcW w:type="dxa" w:w="2161"/>
-          </w:tcPr>
-          <w:p>
-            <w:pPr>
-              <w:jc w:val="center"/>
-            </w:pPr>
-            <w:r>
-              <w:rPr>
-                <w:sz w:val="20"/>
-              </w:rPr>
-              <w:t>PR → master</w:t>
-            </w:r>
-          </w:p>
-        </w:tc>
-      </w:tr>
-      <w:tr>
-        <w:tc>
-          <w:tcPr>
-            <w:tcW w:type="dxa" w:w="2161"/>
-          </w:tcPr>
-          <w:p>
-            <w:pPr>
-              <w:jc w:val="center"/>
-            </w:pPr>
-            <w:r>
-              <w:rPr>
-                <w:sz w:val="20"/>
-              </w:rPr>
-              <w:t>jzc</w:t>
-            </w:r>
-          </w:p>
-        </w:tc>
-        <w:tc>
-          <w:tcPr>
-            <w:tcW w:type="dxa" w:w="2161"/>
-          </w:tcPr>
-          <w:p>
-            <w:pPr>
-              <w:jc w:val="center"/>
-            </w:pPr>
-            <w:r>
-              <w:rPr>
-                <w:sz w:val="20"/>
-              </w:rPr>
-              <w:t>蒋志成</w:t>
-            </w:r>
-          </w:p>
-        </w:tc>
-        <w:tc>
-          <w:tcPr>
-            <w:tcW w:type="dxa" w:w="2161"/>
-          </w:tcPr>
-          <w:p>
-            <w:pPr>
-              <w:jc w:val="center"/>
-            </w:pPr>
-            <w:r>
-              <w:rPr>
-                <w:sz w:val="20"/>
-              </w:rPr>
-              <w:t>前端、战斗、状态效果开发分支</w:t>
-            </w:r>
-          </w:p>
-        </w:tc>
-        <w:tc>
-          <w:tcPr>
-            <w:tcW w:type="dxa" w:w="2161"/>
-          </w:tcPr>
-          <w:p>
-            <w:pPr>
-              <w:jc w:val="center"/>
-            </w:pPr>
-            <w:r>
-              <w:rPr>
-                <w:sz w:val="20"/>
-              </w:rPr>
-              <w:t>PR → master</w:t>
-            </w:r>
-          </w:p>
-        </w:tc>
-      </w:tr>
-      <w:tr>
-        <w:tc>
-          <w:tcPr>
-            <w:tcW w:type="dxa" w:w="2161"/>
-          </w:tcPr>
-          <w:p>
-            <w:pPr>
-              <w:jc w:val="center"/>
-            </w:pPr>
-            <w:r>
-              <w:rPr>
-                <w:sz w:val="20"/>
-              </w:rPr>
-              <w:t>xjs</w:t>
-            </w:r>
-          </w:p>
-        </w:tc>
-        <w:tc>
-          <w:tcPr>
-            <w:tcW w:type="dxa" w:w="2161"/>
-          </w:tcPr>
-          <w:p>
-            <w:pPr>
-              <w:jc w:val="center"/>
-            </w:pPr>
-            <w:r>
-              <w:rPr>
-                <w:sz w:val="20"/>
-              </w:rPr>
-              <w:t>熊俊森</w:t>
-            </w:r>
-          </w:p>
-        </w:tc>
-        <w:tc>
-          <w:tcPr>
-            <w:tcW w:type="dxa" w:w="2161"/>
-          </w:tcPr>
-          <w:p>
-            <w:pPr>
-              <w:jc w:val="center"/>
-            </w:pPr>
-            <w:r>
-              <w:rPr>
-                <w:sz w:val="20"/>
-              </w:rPr>
-              <w:t>饰品、奇遇、实体系统开发分支</w:t>
-            </w:r>
-          </w:p>
-        </w:tc>
-        <w:tc>
-          <w:tcPr>
-            <w:tcW w:type="dxa" w:w="2161"/>
-          </w:tcPr>
-          <w:p>
-            <w:pPr>
-              <w:jc w:val="center"/>
-            </w:pPr>
-            <w:r>
-              <w:rPr>
-                <w:sz w:val="20"/>
-              </w:rPr>
-              <w:t>PR → master</w:t>
-            </w:r>
-          </w:p>
-        </w:tc>
-      </w:tr>
-    </w:tbl>
-    <w:p/>
-    <w:p>
-      <w:pPr>
-        <w:pStyle w:val="Heading2"/>
-      </w:pPr>
-      <w:r>
-        <w:rPr>
-          <w:rFonts w:ascii="黑体" w:hAnsi="黑体" w:eastAsia="黑体"/>
-          <w:sz w:val="28"/>
-        </w:rPr>
-        <w:t>3.2  软件版本计划</w:t>
-      </w:r>
-    </w:p>
-    <w:p>
-      <w:pPr>
-        <w:spacing w:line="360" w:lineRule="auto"/>
-        <w:ind w:firstLine="420"/>
-      </w:pPr>
-      <w:r>
-        <w:rPr>
-          <w:rFonts w:ascii="宋体" w:hAnsi="宋体" w:eastAsia="宋体"/>
-          <w:b w:val="0"/>
-          <w:sz w:val="24"/>
-        </w:rPr>
-        <w:t>本项目的版本发布计划如下：</w:t>
-      </w:r>
-    </w:p>
-    <w:tbl>
-      <w:tblPr>
-        <w:tblStyle w:val="TableGrid"/>
-        <w:tblW w:type="auto" w:w="0"/>
-        <w:tblLook w:firstColumn="1" w:firstRow="1" w:lastColumn="0" w:lastRow="0" w:noHBand="0" w:noVBand="1" w:val="04A0"/>
-      </w:tblPr>
-      <w:tblGrid>
-        <w:gridCol w:w="2161"/>
-        <w:gridCol w:w="2161"/>
-        <w:gridCol w:w="2161"/>
-        <w:gridCol w:w="2161"/>
-      </w:tblGrid>
-      <w:tr>
-        <w:tc>
-          <w:tcPr>
-            <w:tcW w:type="dxa" w:w="2161"/>
-          </w:tcPr>
-          <w:p>
-            <w:pPr>
-              <w:jc w:val="center"/>
-            </w:pPr>
-            <w:r>
-              <w:rPr>
-                <w:b/>
-                <w:sz w:val="20"/>
-              </w:rPr>
-              <w:t>版本号</w:t>
-            </w:r>
-          </w:p>
-        </w:tc>
-        <w:tc>
-          <w:tcPr>
-            <w:tcW w:type="dxa" w:w="2161"/>
-          </w:tcPr>
-          <w:p>
-            <w:pPr>
-              <w:jc w:val="center"/>
-            </w:pPr>
-            <w:r>
-              <w:rPr>
-                <w:b/>
-                <w:sz w:val="20"/>
-              </w:rPr>
-              <w:t>里程碑</w:t>
-            </w:r>
-          </w:p>
-        </w:tc>
-        <w:tc>
-          <w:tcPr>
-            <w:tcW w:type="dxa" w:w="2161"/>
-          </w:tcPr>
-          <w:p>
-            <w:pPr>
-              <w:jc w:val="center"/>
-            </w:pPr>
-            <w:r>
-              <w:rPr>
-                <w:b/>
-                <w:sz w:val="20"/>
-              </w:rPr>
-              <w:t>计划日期</w:t>
-            </w:r>
-          </w:p>
-        </w:tc>
-        <w:tc>
-          <w:tcPr>
-            <w:tcW w:type="dxa" w:w="2161"/>
-          </w:tcPr>
-          <w:p>
-            <w:pPr>
-              <w:jc w:val="center"/>
-            </w:pPr>
-            <w:r>
-              <w:rPr>
-                <w:b/>
-                <w:sz w:val="20"/>
-              </w:rPr>
-              <w:t>主要功能</w:t>
-            </w:r>
-          </w:p>
-        </w:tc>
-      </w:tr>
-      <w:tr>
-        <w:tc>
-          <w:tcPr>
-            <w:tcW w:type="dxa" w:w="2161"/>
-          </w:tcPr>
-          <w:p>
-            <w:r>
-              <w:rPr>
-                <w:sz w:val="20"/>
-              </w:rPr>
-              <w:t>v0.1.0</w:t>
-            </w:r>
-          </w:p>
-        </w:tc>
-        <w:tc>
-          <w:tcPr>
-            <w:tcW w:type="dxa" w:w="2161"/>
-          </w:tcPr>
-          <w:p>
-            <w:r>
-              <w:rPr>
-                <w:sz w:val="20"/>
-              </w:rPr>
-              <w:t>基础架构搭建</w:t>
-            </w:r>
-          </w:p>
-        </w:tc>
-        <w:tc>
-          <w:tcPr>
-            <w:tcW w:type="dxa" w:w="2161"/>
-          </w:tcPr>
-          <w:p>
-            <w:r>
-              <w:rPr>
-                <w:sz w:val="20"/>
-              </w:rPr>
-              <w:t>第1周</w:t>
-            </w:r>
-          </w:p>
-        </w:tc>
-        <w:tc>
-          <w:tcPr>
-            <w:tcW w:type="dxa" w:w="2161"/>
-          </w:tcPr>
-          <w:p>
-            <w:r>
-              <w:rPr>
-                <w:sz w:val="20"/>
-              </w:rPr>
-              <w:t>Spring Boot 后端框架搭建、Vue 3 前端初始化、基础 REST API 实现、初始页面</w:t>
-            </w:r>
-          </w:p>
-        </w:tc>
-      </w:tr>
-      <w:tr>
-        <w:tc>
-          <w:tcPr>
-            <w:tcW w:type="dxa" w:w="2161"/>
-          </w:tcPr>
-          <w:p>
-            <w:r>
-              <w:rPr>
-                <w:sz w:val="20"/>
-              </w:rPr>
-              <w:t>v0.2.0</w:t>
-            </w:r>
-          </w:p>
-        </w:tc>
-        <w:tc>
-          <w:tcPr>
-            <w:tcW w:type="dxa" w:w="2161"/>
-          </w:tcPr>
-          <w:p>
-            <w:r>
-              <w:rPr>
-                <w:sz w:val="20"/>
-              </w:rPr>
-              <w:t>核心游戏逻辑</w:t>
-            </w:r>
-          </w:p>
-        </w:tc>
-        <w:tc>
-          <w:tcPr>
-            <w:tcW w:type="dxa" w:w="2161"/>
-          </w:tcPr>
-          <w:p>
-            <w:r>
-              <w:rPr>
-                <w:sz w:val="20"/>
-              </w:rPr>
-              <w:t>第2周</w:t>
-            </w:r>
-          </w:p>
-        </w:tc>
-        <w:tc>
-          <w:tcPr>
-            <w:tcW w:type="dxa" w:w="2161"/>
-          </w:tcPr>
-          <w:p>
-            <w:r>
-              <w:rPr>
-                <w:sz w:val="20"/>
-              </w:rPr>
-              <w:t>随机地图生成、房间探索、物品拾取/丢弃、玩家背包系统、怪物生成</w:t>
-            </w:r>
-          </w:p>
-        </w:tc>
-      </w:tr>
-      <w:tr>
-        <w:tc>
-          <w:tcPr>
-            <w:tcW w:type="dxa" w:w="2161"/>
-          </w:tcPr>
-          <w:p>
-            <w:r>
-              <w:rPr>
-                <w:sz w:val="20"/>
-              </w:rPr>
-              <w:t>v0.3.0</w:t>
-            </w:r>
-          </w:p>
-        </w:tc>
-        <w:tc>
-          <w:tcPr>
-            <w:tcW w:type="dxa" w:w="2161"/>
-          </w:tcPr>
-          <w:p>
-            <w:r>
-              <w:rPr>
-                <w:sz w:val="20"/>
-              </w:rPr>
-              <w:t>战斗系统实现</w:t>
-            </w:r>
-          </w:p>
-        </w:tc>
-        <w:tc>
-          <w:tcPr>
-            <w:tcW w:type="dxa" w:w="2161"/>
-          </w:tcPr>
-          <w:p>
-            <w:r>
-              <w:rPr>
-                <w:sz w:val="20"/>
-              </w:rPr>
-              <w:t>第3周</w:t>
-            </w:r>
-          </w:p>
-        </w:tc>
-        <w:tc>
-          <w:tcPr>
-            <w:tcW w:type="dxa" w:w="2161"/>
-          </w:tcPr>
-          <w:p>
-            <w:r>
-              <w:rPr>
-                <w:sz w:val="20"/>
-              </w:rPr>
-              <w:t>实时战斗系统、攻击判定、火焰粒子特效、状态效果、HP/MP 系统</w:t>
-            </w:r>
-          </w:p>
-        </w:tc>
-      </w:tr>
-      <w:tr>
-        <w:tc>
-          <w:tcPr>
-            <w:tcW w:type="dxa" w:w="2161"/>
-          </w:tcPr>
-          <w:p>
-            <w:r>
-              <w:rPr>
-                <w:sz w:val="20"/>
-              </w:rPr>
-              <w:t>v0.4.0</w:t>
-            </w:r>
-          </w:p>
-        </w:tc>
-        <w:tc>
-          <w:tcPr>
-            <w:tcW w:type="dxa" w:w="2161"/>
-          </w:tcPr>
-          <w:p>
-            <w:r>
-              <w:rPr>
-                <w:sz w:val="20"/>
-              </w:rPr>
-              <w:t>功能完善</w:t>
-            </w:r>
-          </w:p>
-        </w:tc>
-        <w:tc>
-          <w:tcPr>
-            <w:tcW w:type="dxa" w:w="2161"/>
-          </w:tcPr>
-          <w:p>
-            <w:r>
-              <w:rPr>
-                <w:sz w:val="20"/>
-              </w:rPr>
-              <w:t>第4周</w:t>
-            </w:r>
-          </w:p>
-        </w:tc>
-        <w:tc>
-          <w:tcPr>
-            <w:tcW w:type="dxa" w:w="2161"/>
-          </w:tcPr>
-          <w:p>
-            <w:r>
-              <w:rPr>
-                <w:sz w:val="20"/>
-              </w:rPr>
-              <w:t>商店系统、篝火祭坛、奇遇事件、饰品装备系统、铁匠系统、存档系统</w:t>
-            </w:r>
-          </w:p>
-        </w:tc>
-      </w:tr>
-      <w:tr>
-        <w:tc>
-          <w:tcPr>
-            <w:tcW w:type="dxa" w:w="2161"/>
-          </w:tcPr>
-          <w:p>
-            <w:r>
-              <w:rPr>
-                <w:sz w:val="20"/>
-              </w:rPr>
-              <w:t>v1.0.0</w:t>
-            </w:r>
-          </w:p>
-        </w:tc>
-        <w:tc>
-          <w:tcPr>
-            <w:tcW w:type="dxa" w:w="2161"/>
-          </w:tcPr>
-          <w:p>
-            <w:r>
-              <w:rPr>
-                <w:sz w:val="20"/>
-              </w:rPr>
-              <w:t>正式发布</w:t>
-            </w:r>
-          </w:p>
-        </w:tc>
-        <w:tc>
-          <w:tcPr>
-            <w:tcW w:type="dxa" w:w="2161"/>
-          </w:tcPr>
-          <w:p>
-            <w:r>
-              <w:rPr>
-                <w:sz w:val="20"/>
-              </w:rPr>
-              <w:t>第5周</w:t>
-            </w:r>
-          </w:p>
-        </w:tc>
-        <w:tc>
-          <w:tcPr>
-            <w:tcW w:type="dxa" w:w="2161"/>
-          </w:tcPr>
-          <w:p>
-            <w:r>
-              <w:rPr>
-                <w:sz w:val="20"/>
-              </w:rPr>
-              <w:t>UI/UX优化、小地图、Boss 战、Bug修复、性能优化、最终测试</w:t>
-            </w:r>
-          </w:p>
-        </w:tc>
-      </w:tr>
-    </w:tbl>
-    <w:p/>
-    <w:p>
-      <w:pPr>
-        <w:pStyle w:val="Heading2"/>
-      </w:pPr>
-      <w:r>
-        <w:rPr>
-          <w:rFonts w:ascii="黑体" w:hAnsi="黑体" w:eastAsia="黑体"/>
-          <w:sz w:val="28"/>
-        </w:rPr>
-        <w:t>3.3  开发分支模型与提交流程</w:t>
-      </w:r>
-    </w:p>
-    <w:p>
-      <w:pPr>
-        <w:spacing w:line="360" w:lineRule="auto"/>
-      </w:pPr>
       <w:r>
         <w:rPr>
           <w:rFonts w:ascii="宋体" w:hAnsi="宋体" w:eastAsia="宋体"/>
           <w:b/>
-          <w:sz w:val="24"/>
+          <w:sz w:val="22"/>
         </w:rPr>
-        <w:t>3.3.1  分支策略</w:t>
-      </w:r>
-    </w:p>
-    <w:p>
-      <w:pPr>
-        <w:spacing w:line="360" w:lineRule="auto"/>
-        <w:ind w:firstLine="420"/>
-      </w:pPr>
-      <w:r>
-        <w:rPr>
-          <w:rFonts w:ascii="宋体" w:hAnsi="宋体" w:eastAsia="宋体"/>
-          <w:b w:val="0"/>
-          <w:sz w:val="24"/>
-        </w:rPr>
-        <w:t>本项目采用 master 主分支 + 个人开发分支的简化分支模型。master 作为唯一集成主线，所有功能的最终版本合并到此处。每位成员在各自的个人分支（ldc/jzc/xjs）上进行独立开发，完成功能后通过 Pull Request 合并到 master。</w:t>
-      </w:r>
-    </w:p>
-    <w:p>
-      <w:pPr>
-        <w:spacing w:line="360" w:lineRule="auto"/>
-      </w:pPr>
-      <w:r>
-        <w:rPr>
-          <w:rFonts w:ascii="宋体" w:hAnsi="宋体" w:eastAsia="宋体"/>
-          <w:b/>
-          <w:sz w:val="24"/>
-        </w:rPr>
-        <w:t>3.3.2  提交流程</w:t>
-      </w:r>
-    </w:p>
-    <w:p>
-      <w:pPr>
-        <w:spacing w:line="360" w:lineRule="auto"/>
-        <w:ind w:firstLine="420"/>
-      </w:pPr>
-      <w:r>
-        <w:rPr>
-          <w:rFonts w:ascii="宋体" w:hAnsi="宋体" w:eastAsia="宋体"/>
-          <w:b w:val="0"/>
-          <w:sz w:val="24"/>
-        </w:rPr>
-        <w:t>代码提交流程如下：</w:t>
+        <w:t>8.1 技术收获</w:t>
       </w:r>
     </w:p>
     <w:p>
@@ -2436,10 +4752,9 @@
       </w:pPr>
       <w:r>
         <w:rPr>
-          <w:rFonts w:ascii="宋体" w:hAnsi="宋体" w:eastAsia="宋体"/>
-          <w:sz w:val="24"/>
+          <w:sz w:val="22"/>
         </w:rPr>
-        <w:t>1. 在个人开发分支上开发功能，频繁提交</w:t>
+        <w:t>深入理解了前后端分离架构的设计思想与实践方法，掌握 Spring Boot 与 Vue 3 的完整开发流程</w:t>
       </w:r>
     </w:p>
     <w:p>
@@ -2448,10 +4763,9 @@
       </w:pPr>
       <w:r>
         <w:rPr>
-          <w:rFonts w:ascii="宋体" w:hAnsi="宋体" w:eastAsia="宋体"/>
-          <w:sz w:val="24"/>
+          <w:sz w:val="22"/>
         </w:rPr>
-        <w:t>2. 定期从 master 分支同步最新代码，避免冲突积累</w:t>
+        <w:t>掌握了 Phaser 3 游戏引擎的基本用法，包括场景管理、碰撞检测、粒子系统、动画与特效</w:t>
       </w:r>
     </w:p>
     <w:p>
@@ -2460,10 +4774,9 @@
       </w:pPr>
       <w:r>
         <w:rPr>
-          <w:rFonts w:ascii="宋体" w:hAnsi="宋体" w:eastAsia="宋体"/>
-          <w:sz w:val="24"/>
+          <w:sz w:val="22"/>
         </w:rPr>
-        <w:t>3. 功能完成后，推送个人分支到远程仓库</w:t>
+        <w:t>学习了 Roguelike 游戏的程序化内容生成技术，包括随机地图生成、随机事件系统、平衡性设计</w:t>
       </w:r>
     </w:p>
     <w:p>
@@ -2472,10 +4785,9 @@
       </w:pPr>
       <w:r>
         <w:rPr>
-          <w:rFonts w:ascii="宋体" w:hAnsi="宋体" w:eastAsia="宋体"/>
-          <w:sz w:val="24"/>
+          <w:sz w:val="22"/>
         </w:rPr>
-        <w:t>4. 在 GitHub 上创建 Pull Request，请求合并到 master</w:t>
+        <w:t>实践了 RESTful API 设计规范，理解了统一响应格式、错误处理、状态管理的重要性</w:t>
       </w:r>
     </w:p>
     <w:p>
@@ -2484,10 +4796,9 @@
       </w:pPr>
       <w:r>
         <w:rPr>
-          <w:rFonts w:ascii="宋体" w:hAnsi="宋体" w:eastAsia="宋体"/>
-          <w:sz w:val="24"/>
+          <w:sz w:val="22"/>
         </w:rPr>
-        <w:t>5. 指定其他成员进行 Code Review（标记为 Verified）</w:t>
+        <w:t>掌握了 Spring Data JPA 的实体关系映射与复杂状态序列化/反序列化</w:t>
       </w:r>
     </w:p>
     <w:p>
@@ -2496,10 +4807,19 @@
       </w:pPr>
       <w:r>
         <w:rPr>
+          <w:sz w:val="22"/>
+        </w:rPr>
+        <w:t>通过 Git 分支管理与代码审查，体验了真实团队协作的开发流程</w:t>
+      </w:r>
+    </w:p>
+    <w:p>
+      <w:r>
+        <w:rPr>
           <w:rFonts w:ascii="宋体" w:hAnsi="宋体" w:eastAsia="宋体"/>
-          <w:sz w:val="24"/>
+          <w:b/>
+          <w:sz w:val="22"/>
         </w:rPr>
-        <w:t>6. Code Review 通过后，由组长或其他成员合并到 master</w:t>
+        <w:t>8.2 项目亮点</w:t>
       </w:r>
     </w:p>
     <w:p>
@@ -2508,36 +4828,9 @@
       </w:pPr>
       <w:r>
         <w:rPr>
-          <w:rFonts w:ascii="宋体" w:hAnsi="宋体" w:eastAsia="宋体"/>
-          <w:sz w:val="24"/>
+          <w:sz w:val="22"/>
         </w:rPr>
-        <w:t>7. 合并到 master 后，所有成员同步更新本地 master 分支</w:t>
-      </w:r>
-    </w:p>
-    <w:p>
-      <w:pPr>
-        <w:pStyle w:val="Heading2"/>
-      </w:pPr>
-      <w:r>
-        <w:rPr>
-          <w:rFonts w:ascii="黑体" w:hAnsi="黑体" w:eastAsia="黑体"/>
-          <w:sz w:val="28"/>
-        </w:rPr>
-        <w:t>3.4  代码规范与检查流程</w:t>
-      </w:r>
-    </w:p>
-    <w:p>
-      <w:pPr>
-        <w:spacing w:line="360" w:lineRule="auto"/>
-        <w:ind w:firstLine="420"/>
-      </w:pPr>
-      <w:r>
-        <w:rPr>
-          <w:rFonts w:ascii="宋体" w:hAnsi="宋体" w:eastAsia="宋体"/>
-          <w:b w:val="0"/>
-          <w:sz w:val="24"/>
-        </w:rPr>
-        <w:t>项目代码规范主要参考《阿里巴巴 Java 开发手册（泰山版）》，并结合前端开发最佳实践制定：</w:t>
+        <w:t>完整的空间命中判定系统：后端实现三种攻击模式（扇形/直线/全向）的几何命中算法，前端发送坐标快照做服务端校验</w:t>
       </w:r>
     </w:p>
     <w:p>
@@ -2546,10 +4839,9 @@
       </w:pPr>
       <w:r>
         <w:rPr>
-          <w:rFonts w:ascii="宋体" w:hAnsi="宋体" w:eastAsia="宋体"/>
-          <w:sz w:val="24"/>
+          <w:sz w:val="22"/>
         </w:rPr>
-        <w:t>后端 Java 代码：统一使用 4 空格缩进，类名 UpperCamelCase，方法/变量名 lowerCamelCase</w:t>
+        <w:t>丰富的状态效果系统：烧伤/中毒/流血/天使祝福均支持层数叠加与独立结算，前端实时展示状态图标与倒计时</w:t>
       </w:r>
     </w:p>
     <w:p>
@@ -2558,10 +4850,9 @@
       </w:pPr>
       <w:r>
         <w:rPr>
-          <w:rFonts w:ascii="宋体" w:hAnsi="宋体" w:eastAsia="宋体"/>
-          <w:sz w:val="24"/>
+          <w:sz w:val="22"/>
         </w:rPr>
-        <w:t>前端 JavaScript 代码：统一使用 2 空格缩进，遵循 ESLint 规则集</w:t>
+        <w:t>灵活的装备系统：五槽位设计支持武器/护甲/披风/戒指/项链的装备与卸下，属性加成实时反映到战斗面板</w:t>
       </w:r>
     </w:p>
     <w:p>
@@ -2570,10 +4861,9 @@
       </w:pPr>
       <w:r>
         <w:rPr>
-          <w:rFonts w:ascii="宋体" w:hAnsi="宋体" w:eastAsia="宋体"/>
-          <w:sz w:val="24"/>
+          <w:sz w:val="22"/>
         </w:rPr>
-        <w:t>命名规范：类名使用名词/名词短语，方法名使用动词/动词短语</w:t>
+        <w:t>多维度的内容生成：随机地图 + 随机商店 + 随机祭坛恩赐 + 随机奇遇事件，保证每次游戏体验的全新性</w:t>
       </w:r>
     </w:p>
     <w:p>
@@ -2582,10 +4872,19 @@
       </w:pPr>
       <w:r>
         <w:rPr>
+          <w:sz w:val="22"/>
+        </w:rPr>
+        <w:t>完整的存档系统：基于 H2 数据库实现全量游戏状态持久化，支持多槽位存档管理</w:t>
+      </w:r>
+    </w:p>
+    <w:p>
+      <w:r>
+        <w:rPr>
           <w:rFonts w:ascii="宋体" w:hAnsi="宋体" w:eastAsia="宋体"/>
-          <w:sz w:val="24"/>
+          <w:b/>
+          <w:sz w:val="22"/>
         </w:rPr>
-        <w:t>注释规范：类/方法需包含 JavaDoc 注释，复杂逻辑添加行内注释</w:t>
+        <w:t>8.3 遇到的挑战与解决方案</w:t>
       </w:r>
     </w:p>
     <w:p>
@@ -2594,10 +4893,9 @@
       </w:pPr>
       <w:r>
         <w:rPr>
-          <w:rFonts w:ascii="宋体" w:hAnsi="宋体" w:eastAsia="宋体"/>
-          <w:sz w:val="24"/>
+          <w:sz w:val="22"/>
         </w:rPr>
-        <w:t>提交信息规范：清晰描述改动内容，关联相关 Issue</w:t>
+        <w:t>前后端数据同步：攻击判定涉及前端坐标与后端模型的同步问题。解决方案：前端发送坐标快照到后端，后端统一做空间判定，保证判定一致性。</w:t>
       </w:r>
     </w:p>
     <w:p>
@@ -2606,36 +4904,9 @@
       </w:pPr>
       <w:r>
         <w:rPr>
-          <w:rFonts w:ascii="宋体" w:hAnsi="宋体" w:eastAsia="宋体"/>
-          <w:sz w:val="24"/>
+          <w:sz w:val="22"/>
         </w:rPr>
-        <w:t>代码审查：所有 Pull Request 需至少一名其他成员审查通过后方可合并，审查标记 Verified</w:t>
-      </w:r>
-    </w:p>
-    <w:p>
-      <w:pPr>
-        <w:pStyle w:val="Heading2"/>
-      </w:pPr>
-      <w:r>
-        <w:rPr>
-          <w:rFonts w:ascii="黑体" w:hAnsi="黑体" w:eastAsia="黑体"/>
-          <w:sz w:val="28"/>
-        </w:rPr>
-        <w:t>3.5  项目测试计划与实施流程</w:t>
-      </w:r>
-    </w:p>
-    <w:p>
-      <w:pPr>
-        <w:spacing w:line="360" w:lineRule="auto"/>
-        <w:ind w:firstLine="420"/>
-      </w:pPr>
-      <w:r>
-        <w:rPr>
-          <w:rFonts w:ascii="宋体" w:hAnsi="宋体" w:eastAsia="宋体"/>
-          <w:b w:val="0"/>
-          <w:sz w:val="24"/>
-        </w:rPr>
-        <w:t>项目测试分为单元测试、集成测试和手动测试三个层次：</w:t>
+        <w:t>状态效果系统设计：多种 Buff/Debuff 需要独立结算又可能同时存在。解决方案：使用 StatusManager 统一管理，采用层数叠加工厂模式，各效果独立 tick。</w:t>
       </w:r>
     </w:p>
     <w:p>
@@ -2644,10 +4915,9 @@
       </w:pPr>
       <w:r>
         <w:rPr>
-          <w:rFonts w:ascii="宋体" w:hAnsi="宋体" w:eastAsia="宋体"/>
-          <w:sz w:val="24"/>
+          <w:sz w:val="22"/>
         </w:rPr>
-        <w:t>单元测试：后端使用 JUnit 5 + Mockito 编写单元测试，覆盖核心业务逻辑（命令处理、战斗计算、地图生成等）</w:t>
+        <w:t>随机种子一致性：存档读档需要保证随机地图的可复现性。解决方案：使用种子随机数生成器，存档时保存种子值，读档时恢复种子重建地图。</w:t>
       </w:r>
     </w:p>
     <w:p>
@@ -2656,10 +4926,19 @@
       </w:pPr>
       <w:r>
         <w:rPr>
+          <w:sz w:val="22"/>
+        </w:rPr>
+        <w:t>装备冲突处理：同槽位装备切换时需卸下旧装备再装备新装备。解决方案：equipItem 方法自动检测同槽位并先调用 unequipSlot。</w:t>
+      </w:r>
+    </w:p>
+    <w:p>
+      <w:r>
+        <w:rPr>
           <w:rFonts w:ascii="宋体" w:hAnsi="宋体" w:eastAsia="宋体"/>
-          <w:sz w:val="24"/>
+          <w:b/>
+          <w:sz w:val="22"/>
         </w:rPr>
-        <w:t>集成测试：使用 Spring Boot Test 框架编写 REST API 集成测试，验证各接口的正确性和异常处理</w:t>
+        <w:t>8.4 未来展望</w:t>
       </w:r>
     </w:p>
     <w:p>
@@ -2668,10 +4947,9 @@
       </w:pPr>
       <w:r>
         <w:rPr>
-          <w:rFonts w:ascii="宋体" w:hAnsi="宋体" w:eastAsia="宋体"/>
-          <w:sz w:val="24"/>
+          <w:sz w:val="22"/>
         </w:rPr>
-        <w:t>手动测试：前端 UI 交互通过手动测试验证，包括游戏流程测试、边界情况测试</w:t>
+        <w:t>增加更多怪物种类与 Boss 技能机制</w:t>
       </w:r>
     </w:p>
     <w:p>
@@ -2680,36 +4958,9 @@
       </w:pPr>
       <w:r>
         <w:rPr>
-          <w:rFonts w:ascii="宋体" w:hAnsi="宋体" w:eastAsia="宋体"/>
-          <w:sz w:val="24"/>
+          <w:sz w:val="22"/>
         </w:rPr>
-        <w:t>CI 测试：配置 GitHub Actions，每次推送自动运行单元测试和集成测试</w:t>
-      </w:r>
-    </w:p>
-    <w:p>
-      <w:pPr>
-        <w:pStyle w:val="Heading2"/>
-      </w:pPr>
-      <w:r>
-        <w:rPr>
-          <w:rFonts w:ascii="黑体" w:hAnsi="黑体" w:eastAsia="黑体"/>
-          <w:sz w:val="28"/>
-        </w:rPr>
-        <w:t>3.6  项目集成与发布规范</w:t>
-      </w:r>
-    </w:p>
-    <w:p>
-      <w:pPr>
-        <w:spacing w:line="360" w:lineRule="auto"/>
-        <w:ind w:firstLine="420"/>
-      </w:pPr>
-      <w:r>
-        <w:rPr>
-          <w:rFonts w:ascii="宋体" w:hAnsi="宋体" w:eastAsia="宋体"/>
-          <w:b w:val="0"/>
-          <w:sz w:val="24"/>
-        </w:rPr>
-        <w:t>项目采用 GitHub Actions 实现持续集成，具体配置包括：</w:t>
+        <w:t>引入装备强化/镶嵌/附魔系统</w:t>
       </w:r>
     </w:p>
     <w:p>
@@ -2718,10 +4969,9 @@
       </w:pPr>
       <w:r>
         <w:rPr>
-          <w:rFonts w:ascii="宋体" w:hAnsi="宋体" w:eastAsia="宋体"/>
-          <w:sz w:val="24"/>
+          <w:sz w:val="22"/>
         </w:rPr>
-        <w:t>提交触发：推送代码到任意分支时自动触发 CI 流水线</w:t>
+        <w:t>增加游戏内成就系统与排行榜</w:t>
       </w:r>
     </w:p>
     <w:p>
@@ -2730,10 +4980,9 @@
       </w:pPr>
       <w:r>
         <w:rPr>
-          <w:rFonts w:ascii="宋体" w:hAnsi="宋体" w:eastAsia="宋体"/>
-          <w:sz w:val="24"/>
+          <w:sz w:val="22"/>
         </w:rPr>
-        <w:t>构建验证：后端执行 mvn compile 验证编译，前端执行 npm run build 验证构建</w:t>
+        <w:t>优化 Phaser 性能，支持更多粒子效果与动画帧</w:t>
       </w:r>
     </w:p>
     <w:p>
@@ -2742,10 +4991,9 @@
       </w:pPr>
       <w:r>
         <w:rPr>
-          <w:rFonts w:ascii="宋体" w:hAnsi="宋体" w:eastAsia="宋体"/>
-          <w:sz w:val="24"/>
+          <w:sz w:val="22"/>
         </w:rPr>
-        <w:t>测试执行：自动运行 JUnit 单元测试和集成测试</w:t>
+        <w:t>添加音效与背景音乐系统</w:t>
       </w:r>
     </w:p>
     <w:p>
@@ -2754,1795 +5002,42 @@
       </w:pPr>
       <w:r>
         <w:rPr>
-          <w:rFonts w:ascii="宋体" w:hAnsi="宋体" w:eastAsia="宋体"/>
-          <w:sz w:val="24"/>
+          <w:sz w:val="22"/>
         </w:rPr>
-        <w:t>版本号管理：遵循语义化版本规范（SemVer），格式为 MAJOR.MINOR.PATCH</w:t>
+        <w:t>支持多人在线联机模式</w:t>
       </w:r>
     </w:p>
+    <w:p/>
     <w:p>
       <w:pPr>
-        <w:pStyle w:val="Heading2"/>
+        <w:jc w:val="center"/>
       </w:pPr>
       <w:r>
         <w:rPr>
-          <w:rFonts w:ascii="黑体" w:hAnsi="黑体" w:eastAsia="黑体"/>
+          <w:color w:val="999999"/>
           <w:sz w:val="28"/>
         </w:rPr>
-        <w:t>3.7  AI 辅助开发说明</w:t>
+        <w:t>— 报告完 —</w:t>
       </w:r>
     </w:p>
+    <w:p/>
     <w:p>
       <w:pPr>
-        <w:spacing w:line="360" w:lineRule="auto"/>
-        <w:ind w:firstLine="420"/>
+        <w:jc w:val="center"/>
       </w:pPr>
       <w:r>
         <w:rPr>
-          <w:rFonts w:ascii="宋体" w:hAnsi="宋体" w:eastAsia="宋体"/>
-          <w:b w:val="0"/>
-          <w:sz w:val="24"/>
-        </w:rPr>
-        <w:t>在本项目开发过程中，小组使用了 AI 工具进行辅助开发和设计，具体使用情况如下：</w:t>
-      </w:r>
-    </w:p>
-    <w:tbl>
-      <w:tblPr>
-        <w:tblStyle w:val="TableGrid"/>
-        <w:tblW w:type="auto" w:w="0"/>
-        <w:tblLook w:firstColumn="1" w:firstRow="1" w:lastColumn="0" w:lastRow="0" w:noHBand="0" w:noVBand="1" w:val="04A0"/>
-      </w:tblPr>
-      <w:tblGrid>
-        <w:gridCol w:w="2161"/>
-        <w:gridCol w:w="2161"/>
-        <w:gridCol w:w="2161"/>
-        <w:gridCol w:w="2161"/>
-      </w:tblGrid>
-      <w:tr>
-        <w:tc>
-          <w:tcPr>
-            <w:tcW w:type="dxa" w:w="2161"/>
-          </w:tcPr>
-          <w:p>
-            <w:pPr>
-              <w:jc w:val="center"/>
-            </w:pPr>
-            <w:r>
-              <w:rPr>
-                <w:b/>
-                <w:sz w:val="20"/>
-              </w:rPr>
-              <w:t>AI 模型/工具</w:t>
-            </w:r>
-          </w:p>
-        </w:tc>
-        <w:tc>
-          <w:tcPr>
-            <w:tcW w:type="dxa" w:w="2161"/>
-          </w:tcPr>
-          <w:p>
-            <w:pPr>
-              <w:jc w:val="center"/>
-            </w:pPr>
-            <w:r>
-              <w:rPr>
-                <w:b/>
-                <w:sz w:val="20"/>
-              </w:rPr>
-              <w:t>使用阶段</w:t>
-            </w:r>
-          </w:p>
-        </w:tc>
-        <w:tc>
-          <w:tcPr>
-            <w:tcW w:type="dxa" w:w="2161"/>
-          </w:tcPr>
-          <w:p>
-            <w:pPr>
-              <w:jc w:val="center"/>
-            </w:pPr>
-            <w:r>
-              <w:rPr>
-                <w:b/>
-                <w:sz w:val="20"/>
-              </w:rPr>
-              <w:t>辅助工作内容</w:t>
-            </w:r>
-          </w:p>
-        </w:tc>
-        <w:tc>
-          <w:tcPr>
-            <w:tcW w:type="dxa" w:w="2161"/>
-          </w:tcPr>
-          <w:p>
-            <w:pPr>
-              <w:jc w:val="center"/>
-            </w:pPr>
-            <w:r>
-              <w:rPr>
-                <w:b/>
-                <w:sz w:val="20"/>
-              </w:rPr>
-              <w:t>使用效果</w:t>
-            </w:r>
-          </w:p>
-        </w:tc>
-      </w:tr>
-      <w:tr>
-        <w:tc>
-          <w:tcPr>
-            <w:tcW w:type="dxa" w:w="2161"/>
-          </w:tcPr>
-          <w:p>
-            <w:r>
-              <w:rPr>
-                <w:sz w:val="20"/>
-              </w:rPr>
-              <w:t>DeepSeek (V3/R1)</w:t>
-            </w:r>
-          </w:p>
-        </w:tc>
-        <w:tc>
-          <w:tcPr>
-            <w:tcW w:type="dxa" w:w="2161"/>
-          </w:tcPr>
-          <w:p>
-            <w:r>
-              <w:rPr>
-                <w:sz w:val="20"/>
-              </w:rPr>
-              <w:t>全阶段</w:t>
-            </w:r>
-          </w:p>
-        </w:tc>
-        <w:tc>
-          <w:tcPr>
-            <w:tcW w:type="dxa" w:w="2161"/>
-          </w:tcPr>
-          <w:p>
-            <w:r>
-              <w:rPr>
-                <w:sz w:val="20"/>
-              </w:rPr>
-              <w:t>代码生成、Bug 修复、架构设计建议、算法优化、文档编写</w:t>
-            </w:r>
-          </w:p>
-        </w:tc>
-        <w:tc>
-          <w:tcPr>
-            <w:tcW w:type="dxa" w:w="2161"/>
-          </w:tcPr>
-          <w:p>
-            <w:r>
-              <w:rPr>
-                <w:sz w:val="20"/>
-              </w:rPr>
-              <w:t>显著提高了开发效率，在 Phaser 3 游戏引擎使用、Spring Boot 配置、复杂算法实现等方面提供了有效帮助</w:t>
-            </w:r>
-          </w:p>
-        </w:tc>
-      </w:tr>
-      <w:tr>
-        <w:tc>
-          <w:tcPr>
-            <w:tcW w:type="dxa" w:w="2161"/>
-          </w:tcPr>
-          <w:p>
-            <w:r>
-              <w:rPr>
-                <w:sz w:val="20"/>
-              </w:rPr>
-              <w:t>通义千问</w:t>
-            </w:r>
-          </w:p>
-        </w:tc>
-        <w:tc>
-          <w:tcPr>
-            <w:tcW w:type="dxa" w:w="2161"/>
-          </w:tcPr>
-          <w:p>
-            <w:r>
-              <w:rPr>
-                <w:sz w:val="20"/>
-              </w:rPr>
-              <w:t>设计/开发阶段</w:t>
-            </w:r>
-          </w:p>
-        </w:tc>
-        <w:tc>
-          <w:tcPr>
-            <w:tcW w:type="dxa" w:w="2161"/>
-          </w:tcPr>
-          <w:p>
-            <w:r>
-              <w:rPr>
-                <w:sz w:val="20"/>
-              </w:rPr>
-              <w:t>技术方案讨论、API 设计评审、UI/UX 建议</w:t>
-            </w:r>
-          </w:p>
-        </w:tc>
-        <w:tc>
-          <w:tcPr>
-            <w:tcW w:type="dxa" w:w="2161"/>
-          </w:tcPr>
-          <w:p>
-            <w:r>
-              <w:rPr>
-                <w:sz w:val="20"/>
-              </w:rPr>
-              <w:t>帮助团队在设计阶段快速验证技术方案可行性，减少返工次数</w:t>
-            </w:r>
-          </w:p>
-        </w:tc>
-      </w:tr>
-      <w:tr>
-        <w:tc>
-          <w:tcPr>
-            <w:tcW w:type="dxa" w:w="2161"/>
-          </w:tcPr>
-          <w:p>
-            <w:r>
-              <w:rPr>
-                <w:sz w:val="20"/>
-              </w:rPr>
-              <w:t>GitHub Copilot</w:t>
-            </w:r>
-          </w:p>
-        </w:tc>
-        <w:tc>
-          <w:tcPr>
-            <w:tcW w:type="dxa" w:w="2161"/>
-          </w:tcPr>
-          <w:p>
-            <w:r>
-              <w:rPr>
-                <w:sz w:val="20"/>
-              </w:rPr>
-              <w:t>开发阶段</w:t>
-            </w:r>
-          </w:p>
-        </w:tc>
-        <w:tc>
-          <w:tcPr>
-            <w:tcW w:type="dxa" w:w="2161"/>
-          </w:tcPr>
-          <w:p>
-            <w:r>
-              <w:rPr>
-                <w:sz w:val="20"/>
-              </w:rPr>
-              <w:t>代码补全、函数实现、测试用例编写</w:t>
-            </w:r>
-          </w:p>
-        </w:tc>
-        <w:tc>
-          <w:tcPr>
-            <w:tcW w:type="dxa" w:w="2161"/>
-          </w:tcPr>
-          <w:p>
-            <w:r>
-              <w:rPr>
-                <w:sz w:val="20"/>
-              </w:rPr>
-              <w:t>在 Java 后端和 Vue 前端编码中提供实时代码补全，减少重复性编码工作</w:t>
-            </w:r>
-          </w:p>
-        </w:tc>
-      </w:tr>
-    </w:tbl>
-    <w:p/>
-    <w:p>
-      <w:pPr>
-        <w:spacing w:line="360" w:lineRule="auto"/>
-        <w:ind w:firstLine="420"/>
-      </w:pPr>
-      <w:r>
-        <w:rPr>
-          <w:rFonts w:ascii="宋体" w:hAnsi="宋体" w:eastAsia="宋体"/>
-          <w:b w:val="0"/>
-          <w:sz w:val="24"/>
-        </w:rPr>
-        <w:t>AI 工具在本项目中扮演了"辅助者"的角色，所有 AI 生成的代码均经过小组成员的审查、测试和修改后才被集成到项目中。团队始终坚持"以人为核心，AI 为工具"的开发理念。</w:t>
-      </w:r>
-    </w:p>
-    <w:p>
-      <w:pPr>
-        <w:pStyle w:val="Heading1"/>
-      </w:pPr>
-      <w:r>
-        <w:rPr>
-          <w:rFonts w:ascii="黑体" w:hAnsi="黑体" w:eastAsia="黑体"/>
-          <w:sz w:val="32"/>
-        </w:rPr>
-        <w:t>4  小组成员任务报告</w:t>
-      </w:r>
-    </w:p>
-    <w:p>
-      <w:pPr>
-        <w:pStyle w:val="Heading2"/>
-      </w:pPr>
-      <w:r>
-        <w:rPr>
-          <w:rFonts w:ascii="黑体" w:hAnsi="黑体" w:eastAsia="黑体"/>
-          <w:sz w:val="28"/>
-        </w:rPr>
-        <w:t>4.1  李冬晨（组长）任务分工及实施过程描述</w:t>
-      </w:r>
-    </w:p>
-    <w:p>
-      <w:pPr>
-        <w:spacing w:line="360" w:lineRule="auto"/>
-      </w:pPr>
-      <w:r>
-        <w:rPr>
-          <w:rFonts w:ascii="宋体" w:hAnsi="宋体" w:eastAsia="宋体"/>
-          <w:b/>
-          <w:sz w:val="24"/>
-        </w:rPr>
-        <w:t>姓名：李冬晨    角色：组长/核心后端    GitHub：@Sader-Lee    开发分支：ldc</w:t>
-      </w:r>
-    </w:p>
-    <w:p>
-      <w:pPr>
-        <w:spacing w:line="360" w:lineRule="auto"/>
-      </w:pPr>
-      <w:r>
-        <w:rPr>
-          <w:rFonts w:ascii="宋体" w:hAnsi="宋体" w:eastAsia="宋体"/>
-          <w:b/>
-          <w:sz w:val="24"/>
-        </w:rPr>
-        <w:t>4.1.1  任务分工</w:t>
-      </w:r>
-    </w:p>
-    <w:p>
-      <w:pPr>
-        <w:pStyle w:val="ListBullet"/>
-      </w:pPr>
-      <w:r>
-        <w:rPr>
-          <w:rFonts w:ascii="宋体" w:hAnsi="宋体" w:eastAsia="宋体"/>
-          <w:sz w:val="24"/>
-        </w:rPr>
-        <w:t>游戏核心机制开发（玩家类、take/drop/items命令、魔法饼干）</w:t>
-      </w:r>
-    </w:p>
-    <w:p>
-      <w:pPr>
-        <w:pStyle w:val="ListBullet"/>
-      </w:pPr>
-      <w:r>
-        <w:rPr>
-          <w:rFonts w:ascii="宋体" w:hAnsi="宋体" w:eastAsia="宋体"/>
-          <w:sz w:val="24"/>
-        </w:rPr>
-        <w:t>前后端架构设计与分离调整</w:t>
-      </w:r>
-    </w:p>
-    <w:p>
-      <w:pPr>
-        <w:pStyle w:val="ListBullet"/>
-      </w:pPr>
-      <w:r>
-        <w:rPr>
-          <w:rFonts w:ascii="宋体" w:hAnsi="宋体" w:eastAsia="宋体"/>
-          <w:sz w:val="24"/>
-        </w:rPr>
-        <w:t>怪物系统（怪物生成、主动攻击逻辑、攻击隔离）</w:t>
-      </w:r>
-    </w:p>
-    <w:p>
-      <w:pPr>
-        <w:pStyle w:val="ListBullet"/>
-      </w:pPr>
-      <w:r>
-        <w:rPr>
-          <w:rFonts w:ascii="宋体" w:hAnsi="宋体" w:eastAsia="宋体"/>
-          <w:sz w:val="24"/>
-        </w:rPr>
-        <w:t>商店系统（商店房间、物品购买与出售）</w:t>
-      </w:r>
-    </w:p>
-    <w:p>
-      <w:pPr>
-        <w:pStyle w:val="ListBullet"/>
-      </w:pPr>
-      <w:r>
-        <w:rPr>
-          <w:rFonts w:ascii="宋体" w:hAnsi="宋体" w:eastAsia="宋体"/>
-          <w:sz w:val="24"/>
-        </w:rPr>
-        <w:t>背包系统（物品交互与背包功能）</w:t>
-      </w:r>
-    </w:p>
-    <w:p>
-      <w:pPr>
-        <w:pStyle w:val="ListBullet"/>
-      </w:pPr>
-      <w:r>
-        <w:rPr>
-          <w:rFonts w:ascii="宋体" w:hAnsi="宋体" w:eastAsia="宋体"/>
-          <w:sz w:val="24"/>
-        </w:rPr>
-        <w:t>房间战斗封锁与门Bug修复</w:t>
-      </w:r>
-    </w:p>
-    <w:p>
-      <w:pPr>
-        <w:pStyle w:val="ListBullet"/>
-      </w:pPr>
-      <w:r>
-        <w:rPr>
-          <w:rFonts w:ascii="宋体" w:hAnsi="宋体" w:eastAsia="宋体"/>
-          <w:sz w:val="24"/>
-        </w:rPr>
-        <w:t>数据库连接与持久化功能</w:t>
-      </w:r>
-    </w:p>
-    <w:p>
-      <w:pPr>
-        <w:pStyle w:val="ListBullet"/>
-      </w:pPr>
-      <w:r>
-        <w:rPr>
-          <w:rFonts w:ascii="宋体" w:hAnsi="宋体" w:eastAsia="宋体"/>
-          <w:sz w:val="24"/>
-        </w:rPr>
-        <w:t>攻击特效（普通攻击特效、突刺特效）</w:t>
-      </w:r>
-    </w:p>
-    <w:p>
-      <w:pPr>
-        <w:spacing w:line="360" w:lineRule="auto"/>
-      </w:pPr>
-      <w:r>
-        <w:rPr>
-          <w:rFonts w:ascii="宋体" w:hAnsi="宋体" w:eastAsia="宋体"/>
-          <w:b/>
-          <w:sz w:val="24"/>
-        </w:rPr>
-        <w:t>4.1.2  实施过程</w:t>
-      </w:r>
-    </w:p>
-    <w:p>
-      <w:pPr>
-        <w:spacing w:line="360" w:lineRule="auto"/>
-        <w:ind w:firstLine="420"/>
-      </w:pPr>
-      <w:r>
-        <w:rPr>
-          <w:rFonts w:ascii="宋体" w:hAnsi="宋体" w:eastAsia="宋体"/>
-          <w:b w:val="0"/>
-          <w:sz w:val="24"/>
-        </w:rPr>
-        <w:t>作为组长和李冬晨负责的核心后端开发，首先完成了游戏核心架构设计，包括玩家类的实现及其属性管理。实现了 take/drop/items 等核心命令，以及魔法饼干等特殊物品的逻辑。在前后端分离架构中，负责前后端接口设计和数据格式统一。怪物系统方面，实现了怪物的生成逻辑、主动攻击行为和攻击隔离机制，确保战斗逻辑清晰。商店系统支持商品的动态列表、购买与出售功能。背包系统实现了物品的交互逻辑。针对房间战斗封锁逻辑，修复了多个门相关的 Bug。在数据库方面，成功连接 H2 数据库并实现了游戏状态的持久化存储。此外，还实现了普通攻击和突刺攻击的特效表现。在协作方面，定期从 master 同步代码，通过 Pull Request 提交代码并接受审查。</w:t>
-      </w:r>
-    </w:p>
-    <w:p>
-      <w:pPr>
-        <w:spacing w:line="360" w:lineRule="auto"/>
-      </w:pPr>
-      <w:r>
-        <w:rPr>
-          <w:rFonts w:ascii="宋体" w:hAnsi="宋体" w:eastAsia="宋体"/>
-          <w:b/>
-          <w:sz w:val="24"/>
-        </w:rPr>
-        <w:t>4.1.3  实施成果</w:t>
-      </w:r>
-    </w:p>
-    <w:p>
-      <w:pPr>
-        <w:pStyle w:val="ListBullet"/>
-      </w:pPr>
-      <w:r>
-        <w:rPr>
-          <w:rFonts w:ascii="宋体" w:hAnsi="宋体" w:eastAsia="宋体"/>
-          <w:sz w:val="24"/>
-        </w:rPr>
-        <w:t>完成游戏核心机制（玩家类、命令系统、魔法饼干）</w:t>
-      </w:r>
-    </w:p>
-    <w:p>
-      <w:pPr>
-        <w:pStyle w:val="ListBullet"/>
-      </w:pPr>
-      <w:r>
-        <w:rPr>
-          <w:rFonts w:ascii="宋体" w:hAnsi="宋体" w:eastAsia="宋体"/>
-          <w:sz w:val="24"/>
-        </w:rPr>
-        <w:t>完成前后端分离架构设计与接口定义</w:t>
-      </w:r>
-    </w:p>
-    <w:p>
-      <w:pPr>
-        <w:pStyle w:val="ListBullet"/>
-      </w:pPr>
-      <w:r>
-        <w:rPr>
-          <w:rFonts w:ascii="宋体" w:hAnsi="宋体" w:eastAsia="宋体"/>
-          <w:sz w:val="24"/>
-        </w:rPr>
-        <w:t>实现怪物系统（生成/攻击/隔离逻辑）</w:t>
-      </w:r>
-    </w:p>
-    <w:p>
-      <w:pPr>
-        <w:pStyle w:val="ListBullet"/>
-      </w:pPr>
-      <w:r>
-        <w:rPr>
-          <w:rFonts w:ascii="宋体" w:hAnsi="宋体" w:eastAsia="宋体"/>
-          <w:sz w:val="24"/>
-        </w:rPr>
-        <w:t>实现商店系统（购买/出售功能）</w:t>
-      </w:r>
-    </w:p>
-    <w:p>
-      <w:pPr>
-        <w:pStyle w:val="ListBullet"/>
-      </w:pPr>
-      <w:r>
-        <w:rPr>
-          <w:rFonts w:ascii="宋体" w:hAnsi="宋体" w:eastAsia="宋体"/>
-          <w:sz w:val="24"/>
-        </w:rPr>
-        <w:t>实现背包系统（物品交互与物品管理）</w:t>
-      </w:r>
-    </w:p>
-    <w:p>
-      <w:pPr>
-        <w:pStyle w:val="ListBullet"/>
-      </w:pPr>
-      <w:r>
-        <w:rPr>
-          <w:rFonts w:ascii="宋体" w:hAnsi="宋体" w:eastAsia="宋体"/>
-          <w:sz w:val="24"/>
-        </w:rPr>
-        <w:t>完成房间战斗封锁逻辑与门Bug修复</w:t>
-      </w:r>
-    </w:p>
-    <w:p>
-      <w:pPr>
-        <w:pStyle w:val="ListBullet"/>
-      </w:pPr>
-      <w:r>
-        <w:rPr>
-          <w:rFonts w:ascii="宋体" w:hAnsi="宋体" w:eastAsia="宋体"/>
-          <w:sz w:val="24"/>
-        </w:rPr>
-        <w:t>实现数据库连接与存档持久化</w:t>
-      </w:r>
-    </w:p>
-    <w:p>
-      <w:pPr>
-        <w:pStyle w:val="ListBullet"/>
-      </w:pPr>
-      <w:r>
-        <w:rPr>
-          <w:rFonts w:ascii="宋体" w:hAnsi="宋体" w:eastAsia="宋体"/>
-          <w:sz w:val="24"/>
-        </w:rPr>
-        <w:t>实现攻击特效（普通攻击+突刺）</w:t>
-      </w:r>
-    </w:p>
-    <w:p>
-      <w:pPr>
-        <w:pStyle w:val="Heading2"/>
-      </w:pPr>
-      <w:r>
-        <w:rPr>
-          <w:rFonts w:ascii="黑体" w:hAnsi="黑体" w:eastAsia="黑体"/>
-          <w:sz w:val="28"/>
-        </w:rPr>
-        <w:t>4.2  蒋志成任务分工及实施过程描述</w:t>
-      </w:r>
-    </w:p>
-    <w:p>
-      <w:pPr>
-        <w:spacing w:line="360" w:lineRule="auto"/>
-      </w:pPr>
-      <w:r>
-        <w:rPr>
-          <w:rFonts w:ascii="宋体" w:hAnsi="宋体" w:eastAsia="宋体"/>
-          <w:b/>
-          <w:sz w:val="24"/>
-        </w:rPr>
-        <w:t>姓名：蒋志成    角色：前端/战斗系统    GitHub：@BytesJiang    开发分支：jzc</w:t>
-      </w:r>
-    </w:p>
-    <w:p>
-      <w:pPr>
-        <w:spacing w:line="360" w:lineRule="auto"/>
-      </w:pPr>
-      <w:r>
-        <w:rPr>
-          <w:rFonts w:ascii="宋体" w:hAnsi="宋体" w:eastAsia="宋体"/>
-          <w:b/>
-          <w:sz w:val="24"/>
-        </w:rPr>
-        <w:t>4.2.1  任务分工</w:t>
-      </w:r>
-    </w:p>
-    <w:p>
-      <w:pPr>
-        <w:pStyle w:val="ListBullet"/>
-      </w:pPr>
-      <w:r>
-        <w:rPr>
-          <w:rFonts w:ascii="宋体" w:hAnsi="宋体" w:eastAsia="宋体"/>
-          <w:sz w:val="24"/>
-        </w:rPr>
-        <w:t>前端框架搭建与Demo开发</w:t>
-      </w:r>
-    </w:p>
-    <w:p>
-      <w:pPr>
-        <w:pStyle w:val="ListBullet"/>
-      </w:pPr>
-      <w:r>
-        <w:rPr>
-          <w:rFonts w:ascii="宋体" w:hAnsi="宋体" w:eastAsia="宋体"/>
-          <w:sz w:val="24"/>
-        </w:rPr>
-        <w:t>移动控制、物品拾取、房间传送功能实现</w:t>
-      </w:r>
-    </w:p>
-    <w:p>
-      <w:pPr>
-        <w:pStyle w:val="ListBullet"/>
-      </w:pPr>
-      <w:r>
-        <w:rPr>
-          <w:rFonts w:ascii="宋体" w:hAnsi="宋体" w:eastAsia="宋体"/>
-          <w:sz w:val="24"/>
-        </w:rPr>
-        <w:t>小地图组件开发</w:t>
-      </w:r>
-    </w:p>
-    <w:p>
-      <w:pPr>
-        <w:pStyle w:val="ListBullet"/>
-      </w:pPr>
-      <w:r>
-        <w:rPr>
-          <w:rFonts w:ascii="宋体" w:hAnsi="宋体" w:eastAsia="宋体"/>
-          <w:sz w:val="24"/>
-        </w:rPr>
-        <w:t>UI/UX 优化（界面外观、控件显示逻辑、主菜单切换效果）</w:t>
-      </w:r>
-    </w:p>
-    <w:p>
-      <w:pPr>
-        <w:pStyle w:val="ListBullet"/>
-      </w:pPr>
-      <w:r>
-        <w:rPr>
-          <w:rFonts w:ascii="宋体" w:hAnsi="宋体" w:eastAsia="宋体"/>
-          <w:sz w:val="24"/>
-        </w:rPr>
-        <w:t>攻击特效开发（火焰粒子效果+屏幕振动反馈）</w:t>
-      </w:r>
-    </w:p>
-    <w:p>
-      <w:pPr>
-        <w:pStyle w:val="ListBullet"/>
-      </w:pPr>
-      <w:r>
-        <w:rPr>
-          <w:rFonts w:ascii="宋体" w:hAnsi="宋体" w:eastAsia="宋体"/>
-          <w:sz w:val="24"/>
-        </w:rPr>
-        <w:t>蓄力攻击机制与击退效果</w:t>
-      </w:r>
-    </w:p>
-    <w:p>
-      <w:pPr>
-        <w:pStyle w:val="ListBullet"/>
-      </w:pPr>
-      <w:r>
-        <w:rPr>
-          <w:rFonts w:ascii="宋体" w:hAnsi="宋体" w:eastAsia="宋体"/>
-          <w:sz w:val="24"/>
-        </w:rPr>
-        <w:t>状态效果系统（烧伤、中毒、流血状态及图标显示）</w:t>
-      </w:r>
-    </w:p>
-    <w:p>
-      <w:pPr>
-        <w:pStyle w:val="ListBullet"/>
-      </w:pPr>
-      <w:r>
-        <w:rPr>
-          <w:rFonts w:ascii="宋体" w:hAnsi="宋体" w:eastAsia="宋体"/>
-          <w:sz w:val="24"/>
-        </w:rPr>
-        <w:t>随机地图生成、房间分类与颜色标注、房间范围显示</w:t>
-      </w:r>
-    </w:p>
-    <w:p>
-      <w:pPr>
-        <w:pStyle w:val="ListBullet"/>
-      </w:pPr>
-      <w:r>
-        <w:rPr>
-          <w:rFonts w:ascii="宋体" w:hAnsi="宋体" w:eastAsia="宋体"/>
-          <w:sz w:val="24"/>
-        </w:rPr>
-        <w:t>怪物互动与反击逻辑调整</w:t>
-      </w:r>
-    </w:p>
-    <w:p>
-      <w:pPr>
-        <w:pStyle w:val="ListBullet"/>
-      </w:pPr>
-      <w:r>
-        <w:rPr>
-          <w:rFonts w:ascii="宋体" w:hAnsi="宋体" w:eastAsia="宋体"/>
-          <w:sz w:val="24"/>
-        </w:rPr>
-        <w:t>玩家属性系统（属性、伤害结算、血量/魔力值显示）</w:t>
-      </w:r>
-    </w:p>
-    <w:p>
-      <w:pPr>
-        <w:pStyle w:val="ListBullet"/>
-      </w:pPr>
-      <w:r>
-        <w:rPr>
-          <w:rFonts w:ascii="宋体" w:hAnsi="宋体" w:eastAsia="宋体"/>
-          <w:sz w:val="24"/>
-        </w:rPr>
-        <w:t>特殊房间：篝火房间（祭坛碰撞优化）、奇遇房间</w:t>
-      </w:r>
-    </w:p>
-    <w:p>
-      <w:pPr>
-        <w:pStyle w:val="ListBullet"/>
-      </w:pPr>
-      <w:r>
-        <w:rPr>
-          <w:rFonts w:ascii="宋体" w:hAnsi="宋体" w:eastAsia="宋体"/>
-          <w:sz w:val="24"/>
-        </w:rPr>
-        <w:t>游戏机制：月光波技能、背包功能、保存游戏</w:t>
-      </w:r>
-    </w:p>
-    <w:p>
-      <w:pPr>
-        <w:pStyle w:val="ListBullet"/>
-      </w:pPr>
-      <w:r>
-        <w:rPr>
-          <w:rFonts w:ascii="宋体" w:hAnsi="宋体" w:eastAsia="宋体"/>
-          <w:sz w:val="24"/>
-        </w:rPr>
-        <w:t>Bug 修复（传送逻辑异常、状态结算错误、重置游戏小地图同步）</w:t>
-      </w:r>
-    </w:p>
-    <w:p>
-      <w:pPr>
-        <w:spacing w:line="360" w:lineRule="auto"/>
-      </w:pPr>
-      <w:r>
-        <w:rPr>
-          <w:rFonts w:ascii="宋体" w:hAnsi="宋体" w:eastAsia="宋体"/>
-          <w:b/>
-          <w:sz w:val="24"/>
-        </w:rPr>
-        <w:t>4.2.2  实施过程</w:t>
-      </w:r>
-    </w:p>
-    <w:p>
-      <w:pPr>
-        <w:spacing w:line="360" w:lineRule="auto"/>
-        <w:ind w:firstLine="420"/>
-      </w:pPr>
-      <w:r>
-        <w:rPr>
-          <w:rFonts w:ascii="宋体" w:hAnsi="宋体" w:eastAsia="宋体"/>
-          <w:b w:val="0"/>
-          <w:sz w:val="24"/>
-        </w:rPr>
-        <w:t>蒋志成负责前端整体开发和战斗系统实现。首先搭建了 Vue 3 + Vite 前端项目，并集成了 Phaser 3 游戏引擎。实现了 WASD 移动控制、物品拾取交互和房间传送逻辑。开发了小地图组件，支持房间类型颜色标注。在 UI/UX 方面进行了大量优化，包括界面外观美化、控件显示逻辑优化和主菜单切换动画效果。战斗系统方面，实现了火焰粒子特效和屏幕振动反馈，显著提升了战斗打击感。实现了蓄力攻击机制和击退效果，增加了战斗策略性。状态效果系统方面，完成了烧伤（火焰图标+倒计时）、中毒（骷髅图标+层数）和流血（血滴图标）三种减益状态的完整实现，包括图标绘制和层数/倒计时显示。在房间系统方面，完成了随机地图生成、房间分类和颜色标注。篝火房间实现了祭坛碰撞检测优化，奇遇房间实现了随机事件触发。此外还实现了月光波技能、背包功能和保存游戏等游戏机制。最后修复了多个重要 Bug，包括传送逻辑异常、状态结算错误和重置游戏时小地图同步问题。</w:t>
-      </w:r>
-    </w:p>
-    <w:p>
-      <w:pPr>
-        <w:spacing w:line="360" w:lineRule="auto"/>
-      </w:pPr>
-      <w:r>
-        <w:rPr>
-          <w:rFonts w:ascii="宋体" w:hAnsi="宋体" w:eastAsia="宋体"/>
-          <w:b/>
-          <w:sz w:val="24"/>
-        </w:rPr>
-        <w:t>4.2.3  实施成果</w:t>
-      </w:r>
-    </w:p>
-    <w:p>
-      <w:pPr>
-        <w:pStyle w:val="ListBullet"/>
-      </w:pPr>
-      <w:r>
-        <w:rPr>
-          <w:rFonts w:ascii="宋体" w:hAnsi="宋体" w:eastAsia="宋体"/>
-          <w:sz w:val="24"/>
-        </w:rPr>
-        <w:t>完成 Vue 3 + Phaser 3 前端框架搭建</w:t>
-      </w:r>
-    </w:p>
-    <w:p>
-      <w:pPr>
-        <w:pStyle w:val="ListBullet"/>
-      </w:pPr>
-      <w:r>
-        <w:rPr>
-          <w:rFonts w:ascii="宋体" w:hAnsi="宋体" w:eastAsia="宋体"/>
-          <w:sz w:val="24"/>
-        </w:rPr>
-        <w:t>实现移动控制/物品拾取/房间传送功能</w:t>
-      </w:r>
-    </w:p>
-    <w:p>
-      <w:pPr>
-        <w:pStyle w:val="ListBullet"/>
-      </w:pPr>
-      <w:r>
-        <w:rPr>
-          <w:rFonts w:ascii="宋体" w:hAnsi="宋体" w:eastAsia="宋体"/>
-          <w:sz w:val="24"/>
-        </w:rPr>
-        <w:t>完成小地图组件（7种房间类型着色）</w:t>
-      </w:r>
-    </w:p>
-    <w:p>
-      <w:pPr>
-        <w:pStyle w:val="ListBullet"/>
-      </w:pPr>
-      <w:r>
-        <w:rPr>
-          <w:rFonts w:ascii="宋体" w:hAnsi="宋体" w:eastAsia="宋体"/>
-          <w:sz w:val="24"/>
-        </w:rPr>
-        <w:t>实现火焰粒子特效+屏幕振动反馈战斗系统</w:t>
-      </w:r>
-    </w:p>
-    <w:p>
-      <w:pPr>
-        <w:pStyle w:val="ListBullet"/>
-      </w:pPr>
-      <w:r>
-        <w:rPr>
-          <w:rFonts w:ascii="宋体" w:hAnsi="宋体" w:eastAsia="宋体"/>
-          <w:sz w:val="24"/>
-        </w:rPr>
-        <w:t>实现蓄力攻击机制与击退效果</w:t>
-      </w:r>
-    </w:p>
-    <w:p>
-      <w:pPr>
-        <w:pStyle w:val="ListBullet"/>
-      </w:pPr>
-      <w:r>
-        <w:rPr>
-          <w:rFonts w:ascii="宋体" w:hAnsi="宋体" w:eastAsia="宋体"/>
-          <w:sz w:val="24"/>
-        </w:rPr>
-        <w:t>实现3种状态效果系统（烧伤/中毒/流血）</w:t>
-      </w:r>
-    </w:p>
-    <w:p>
-      <w:pPr>
-        <w:pStyle w:val="ListBullet"/>
-      </w:pPr>
-      <w:r>
-        <w:rPr>
-          <w:rFonts w:ascii="宋体" w:hAnsi="宋体" w:eastAsia="宋体"/>
-          <w:sz w:val="24"/>
-        </w:rPr>
-        <w:t>完成随机地图生成与房间分类标注</w:t>
-      </w:r>
-    </w:p>
-    <w:p>
-      <w:pPr>
-        <w:pStyle w:val="ListBullet"/>
-      </w:pPr>
-      <w:r>
-        <w:rPr>
-          <w:rFonts w:ascii="宋体" w:hAnsi="宋体" w:eastAsia="宋体"/>
-          <w:sz w:val="24"/>
-        </w:rPr>
-        <w:t>完成篝火房间/奇遇房间特殊逻辑</w:t>
-      </w:r>
-    </w:p>
-    <w:p>
-      <w:pPr>
-        <w:pStyle w:val="ListBullet"/>
-      </w:pPr>
-      <w:r>
-        <w:rPr>
-          <w:rFonts w:ascii="宋体" w:hAnsi="宋体" w:eastAsia="宋体"/>
-          <w:sz w:val="24"/>
-        </w:rPr>
-        <w:t>实现月光波技能、背包、存档功能</w:t>
-      </w:r>
-    </w:p>
-    <w:p>
-      <w:pPr>
-        <w:pStyle w:val="ListBullet"/>
-      </w:pPr>
-      <w:r>
-        <w:rPr>
-          <w:rFonts w:ascii="宋体" w:hAnsi="宋体" w:eastAsia="宋体"/>
-          <w:sz w:val="24"/>
-        </w:rPr>
-        <w:t>修复传送/状态结算/小地图同步等关键Bug</w:t>
-      </w:r>
-    </w:p>
-    <w:p>
-      <w:pPr>
-        <w:pStyle w:val="Heading2"/>
-      </w:pPr>
-      <w:r>
-        <w:rPr>
-          <w:rFonts w:ascii="黑体" w:hAnsi="黑体" w:eastAsia="黑体"/>
-          <w:sz w:val="28"/>
-        </w:rPr>
-        <w:t>4.3  熊俊森任务分工及实施过程描述</w:t>
-      </w:r>
-    </w:p>
-    <w:p>
-      <w:pPr>
-        <w:spacing w:line="360" w:lineRule="auto"/>
-      </w:pPr>
-      <w:r>
-        <w:rPr>
-          <w:rFonts w:ascii="宋体" w:hAnsi="宋体" w:eastAsia="宋体"/>
-          <w:b/>
-          <w:sz w:val="24"/>
-        </w:rPr>
-        <w:t>姓名：熊俊森    角色：特殊系统/实体    GitHub：@XJS-123    开发分支：xjs</w:t>
-      </w:r>
-    </w:p>
-    <w:p>
-      <w:pPr>
-        <w:spacing w:line="360" w:lineRule="auto"/>
-      </w:pPr>
-      <w:r>
-        <w:rPr>
-          <w:rFonts w:ascii="宋体" w:hAnsi="宋体" w:eastAsia="宋体"/>
-          <w:b/>
-          <w:sz w:val="24"/>
-        </w:rPr>
-        <w:t>4.3.1  任务分工</w:t>
-      </w:r>
-    </w:p>
-    <w:p>
-      <w:pPr>
-        <w:pStyle w:val="ListBullet"/>
-      </w:pPr>
-      <w:r>
-        <w:rPr>
-          <w:rFonts w:ascii="宋体" w:hAnsi="宋体" w:eastAsia="宋体"/>
-          <w:sz w:val="24"/>
-        </w:rPr>
-        <w:t>初始游戏页面建立</w:t>
-      </w:r>
-    </w:p>
-    <w:p>
-      <w:pPr>
-        <w:pStyle w:val="ListBullet"/>
-      </w:pPr>
-      <w:r>
-        <w:rPr>
-          <w:rFonts w:ascii="宋体" w:hAnsi="宋体" w:eastAsia="宋体"/>
-          <w:sz w:val="24"/>
-        </w:rPr>
-        <w:t>饰品系统完整实现（5种可装备饰品及属性加成）</w:t>
-      </w:r>
-    </w:p>
-    <w:p>
-      <w:pPr>
-        <w:pStyle w:val="ListBullet"/>
-      </w:pPr>
-      <w:r>
-        <w:rPr>
-          <w:rFonts w:ascii="宋体" w:hAnsi="宋体" w:eastAsia="宋体"/>
-          <w:sz w:val="24"/>
-        </w:rPr>
-        <w:t>奇遇事件系统建立与优化</w:t>
-      </w:r>
-    </w:p>
-    <w:p>
-      <w:pPr>
-        <w:pStyle w:val="ListBullet"/>
-      </w:pPr>
-      <w:r>
-        <w:rPr>
-          <w:rFonts w:ascii="宋体" w:hAnsi="宋体" w:eastAsia="宋体"/>
-          <w:sz w:val="24"/>
-        </w:rPr>
-        <w:t>人物模型绘制与奇遇系统视觉优化</w:t>
-      </w:r>
-    </w:p>
-    <w:p>
-      <w:pPr>
-        <w:pStyle w:val="ListBullet"/>
-      </w:pPr>
-      <w:r>
-        <w:rPr>
-          <w:rFonts w:ascii="宋体" w:hAnsi="宋体" w:eastAsia="宋体"/>
-          <w:sz w:val="24"/>
-        </w:rPr>
-        <w:t>Buff 系统（天使buff与中毒buff冲突处理）</w:t>
-      </w:r>
-    </w:p>
-    <w:p>
-      <w:pPr>
-        <w:pStyle w:val="ListBullet"/>
-      </w:pPr>
-      <w:r>
-        <w:rPr>
-          <w:rFonts w:ascii="宋体" w:hAnsi="宋体" w:eastAsia="宋体"/>
-          <w:sz w:val="24"/>
-        </w:rPr>
-        <w:t>铁匠系统（装备强化保底机制）</w:t>
-      </w:r>
-    </w:p>
-    <w:p>
-      <w:pPr>
-        <w:pStyle w:val="ListBullet"/>
-      </w:pPr>
-      <w:r>
-        <w:rPr>
-          <w:rFonts w:ascii="宋体" w:hAnsi="宋体" w:eastAsia="宋体"/>
-          <w:sz w:val="24"/>
-        </w:rPr>
-        <w:t>游戏实体构造（怪物、物品、NPC等实体的绘制实现）</w:t>
-      </w:r>
-    </w:p>
-    <w:p>
-      <w:pPr>
-        <w:pStyle w:val="ListBullet"/>
-      </w:pPr>
-      <w:r>
-        <w:rPr>
-          <w:rFonts w:ascii="宋体" w:hAnsi="宋体" w:eastAsia="宋体"/>
-          <w:sz w:val="24"/>
-        </w:rPr>
-        <w:t>掉落物实体实现</w:t>
-      </w:r>
-    </w:p>
-    <w:p>
-      <w:pPr>
-        <w:pStyle w:val="ListBullet"/>
-      </w:pPr>
-      <w:r>
-        <w:rPr>
-          <w:rFonts w:ascii="宋体" w:hAnsi="宋体" w:eastAsia="宋体"/>
-          <w:sz w:val="24"/>
-        </w:rPr>
-        <w:t>地图背景添加与优化</w:t>
-      </w:r>
-    </w:p>
-    <w:p>
-      <w:pPr>
-        <w:spacing w:line="360" w:lineRule="auto"/>
-      </w:pPr>
-      <w:r>
-        <w:rPr>
-          <w:rFonts w:ascii="宋体" w:hAnsi="宋体" w:eastAsia="宋体"/>
-          <w:b/>
-          <w:sz w:val="24"/>
-        </w:rPr>
-        <w:t>4.3.2  实施过程</w:t>
-      </w:r>
-    </w:p>
-    <w:p>
-      <w:pPr>
-        <w:spacing w:line="360" w:lineRule="auto"/>
-        <w:ind w:firstLine="420"/>
-      </w:pPr>
-      <w:r>
-        <w:rPr>
-          <w:rFonts w:ascii="宋体" w:hAnsi="宋体" w:eastAsia="宋体"/>
-          <w:b w:val="0"/>
-          <w:sz w:val="24"/>
-        </w:rPr>
-        <w:t>熊俊森负责特殊系统和游戏实体的开发。首先完成了初始游戏页面的建立，为游戏提供了基础的视觉入口。在饰品系统方面，完整实现了5种可装备饰品（铁剑、铁盾、暗影披风、生命戒指、元素项链），每种饰品具有独特的属性加成和佩戴/卸下逻辑。奇遇事件系统方面，建立了宝箱、喷泉、精英敌人等多种奇遇事件，并进行了多次优化迭代。人物模型的绘制和奇遇系统的视觉优化提升了游戏的视觉品质。在 Buff 系统方面，处理了天使buff和中毒buff的冲突逻辑，确保增益和减益效果正确叠加和结算。铁匠系统实现了装备强化功能，包含保底机制，防止玩家过度失败。游戏实体方面，使用 Phaser 3 Graphics API 构造了多种游戏实体（怪物、NPC、物品等），并实现了掉落物实体的渲染和交互。最后添加了地图背景图片，丰富了游戏视觉层次。</w:t>
-      </w:r>
-    </w:p>
-    <w:p>
-      <w:pPr>
-        <w:spacing w:line="360" w:lineRule="auto"/>
-      </w:pPr>
-      <w:r>
-        <w:rPr>
-          <w:rFonts w:ascii="宋体" w:hAnsi="宋体" w:eastAsia="宋体"/>
-          <w:b/>
-          <w:sz w:val="24"/>
-        </w:rPr>
-        <w:t>4.3.3  实施成果</w:t>
-      </w:r>
-    </w:p>
-    <w:p>
-      <w:pPr>
-        <w:pStyle w:val="ListBullet"/>
-      </w:pPr>
-      <w:r>
-        <w:rPr>
-          <w:rFonts w:ascii="宋体" w:hAnsi="宋体" w:eastAsia="宋体"/>
-          <w:sz w:val="24"/>
-        </w:rPr>
-        <w:t>完成初始游戏页面搭建</w:t>
-      </w:r>
-    </w:p>
-    <w:p>
-      <w:pPr>
-        <w:pStyle w:val="ListBullet"/>
-      </w:pPr>
-      <w:r>
-        <w:rPr>
-          <w:rFonts w:ascii="宋体" w:hAnsi="宋体" w:eastAsia="宋体"/>
-          <w:sz w:val="24"/>
-        </w:rPr>
-        <w:t>完整实现饰品系统（5种饰品+属性加成+佩戴/卸下）</w:t>
-      </w:r>
-    </w:p>
-    <w:p>
-      <w:pPr>
-        <w:pStyle w:val="ListBullet"/>
-      </w:pPr>
-      <w:r>
-        <w:rPr>
-          <w:rFonts w:ascii="宋体" w:hAnsi="宋体" w:eastAsia="宋体"/>
-          <w:sz w:val="24"/>
-        </w:rPr>
-        <w:t>建立奇遇事件系统（宝箱/喷泉/精英敌人）</w:t>
-      </w:r>
-    </w:p>
-    <w:p>
-      <w:pPr>
-        <w:pStyle w:val="ListBullet"/>
-      </w:pPr>
-      <w:r>
-        <w:rPr>
-          <w:rFonts w:ascii="宋体" w:hAnsi="宋体" w:eastAsia="宋体"/>
-          <w:sz w:val="24"/>
-        </w:rPr>
-        <w:t>完成人物模型绘制与奇遇系统视觉优化</w:t>
-      </w:r>
-    </w:p>
-    <w:p>
-      <w:pPr>
-        <w:pStyle w:val="ListBullet"/>
-      </w:pPr>
-      <w:r>
-        <w:rPr>
-          <w:rFonts w:ascii="宋体" w:hAnsi="宋体" w:eastAsia="宋体"/>
-          <w:sz w:val="24"/>
-        </w:rPr>
-        <w:t>实现Buff系统冲突处理（天使buff vs 中毒buff）</w:t>
-      </w:r>
-    </w:p>
-    <w:p>
-      <w:pPr>
-        <w:pStyle w:val="ListBullet"/>
-      </w:pPr>
-      <w:r>
-        <w:rPr>
-          <w:rFonts w:ascii="宋体" w:hAnsi="宋体" w:eastAsia="宋体"/>
-          <w:sz w:val="24"/>
-        </w:rPr>
-        <w:t>实现铁匠系统（装备强化+保底机制）</w:t>
-      </w:r>
-    </w:p>
-    <w:p>
-      <w:pPr>
-        <w:pStyle w:val="ListBullet"/>
-      </w:pPr>
-      <w:r>
-        <w:rPr>
-          <w:rFonts w:ascii="宋体" w:hAnsi="宋体" w:eastAsia="宋体"/>
-          <w:sz w:val="24"/>
-        </w:rPr>
-        <w:t>完成游戏实体构造（怪物/NPC/掉落物绘制）</w:t>
-      </w:r>
-    </w:p>
-    <w:p>
-      <w:pPr>
-        <w:pStyle w:val="ListBullet"/>
-      </w:pPr>
-      <w:r>
-        <w:rPr>
-          <w:rFonts w:ascii="宋体" w:hAnsi="宋体" w:eastAsia="宋体"/>
-          <w:sz w:val="24"/>
-        </w:rPr>
-        <w:t>添加地图背景图片</w:t>
-      </w:r>
-    </w:p>
-    <w:p>
-      <w:pPr>
-        <w:pStyle w:val="Heading1"/>
-      </w:pPr>
-      <w:r>
-        <w:rPr>
-          <w:rFonts w:ascii="黑体" w:hAnsi="黑体" w:eastAsia="黑体"/>
-          <w:sz w:val="32"/>
-        </w:rPr>
-        <w:t>5  实施过程问题记录与分析</w:t>
-      </w:r>
-    </w:p>
-    <w:p>
-      <w:pPr>
-        <w:spacing w:line="360" w:lineRule="auto"/>
-        <w:ind w:firstLine="420"/>
-      </w:pPr>
-      <w:r>
-        <w:rPr>
-          <w:rFonts w:ascii="宋体" w:hAnsi="宋体" w:eastAsia="宋体"/>
-          <w:b w:val="0"/>
-          <w:sz w:val="24"/>
-        </w:rPr>
-        <w:t>在项目合作开发的过程中，遇到了以下主要问题，记录与分析如下：</w:t>
-      </w:r>
-    </w:p>
-    <w:p>
-      <w:pPr>
-        <w:spacing w:line="360" w:lineRule="auto"/>
-      </w:pPr>
-      <w:r>
-        <w:rPr>
-          <w:rFonts w:ascii="宋体" w:hAnsi="宋体" w:eastAsia="宋体"/>
-          <w:b/>
-          <w:sz w:val="24"/>
-        </w:rPr>
-        <w:t>问题一：前后端分离后数据格式不统一</w:t>
-      </w:r>
-    </w:p>
-    <w:p>
-      <w:pPr>
-        <w:spacing w:line="360" w:lineRule="auto"/>
-        <w:ind w:firstLine="420"/>
-      </w:pPr>
-      <w:r>
-        <w:rPr>
-          <w:rFonts w:ascii="宋体" w:hAnsi="宋体" w:eastAsia="宋体"/>
-          <w:b w:val="0"/>
-          <w:sz w:val="24"/>
-        </w:rPr>
-        <w:t>问题描述：架构成前后端分离后，前端期望的 JSON 响应格式与后端返回的不一致，导致前端渲染异常。</w:t>
-      </w:r>
-    </w:p>
-    <w:p>
-      <w:pPr>
-        <w:spacing w:line="360" w:lineRule="auto"/>
-        <w:ind w:firstLine="420"/>
-      </w:pPr>
-      <w:r>
-        <w:rPr>
-          <w:rFonts w:ascii="宋体" w:hAnsi="宋体" w:eastAsia="宋体"/>
-          <w:b w:val="0"/>
-          <w:sz w:val="24"/>
-        </w:rPr>
-        <w:t>解决方案：统一约定 API 响应格式为 {status, message, data} 三层结构，通过 API.md 文档明确规范，前后端按约定开发。</w:t>
-      </w:r>
-    </w:p>
-    <w:p>
-      <w:pPr>
-        <w:spacing w:line="360" w:lineRule="auto"/>
-      </w:pPr>
-      <w:r>
-        <w:rPr>
-          <w:rFonts w:ascii="宋体" w:hAnsi="宋体" w:eastAsia="宋体"/>
-          <w:b/>
-          <w:sz w:val="24"/>
-        </w:rPr>
-        <w:t>问题二：多分支并行开发导致代码冲突</w:t>
-      </w:r>
-    </w:p>
-    <w:p>
-      <w:pPr>
-        <w:spacing w:line="360" w:lineRule="auto"/>
-        <w:ind w:firstLine="420"/>
-      </w:pPr>
-      <w:r>
-        <w:rPr>
-          <w:rFonts w:ascii="宋体" w:hAnsi="宋体" w:eastAsia="宋体"/>
-          <w:b w:val="0"/>
-          <w:sz w:val="24"/>
-        </w:rPr>
-        <w:t>问题描述：三人在 ldc/jzc/xjs 分支上独立开发，但修改了相同文件（如 Game.java、GameCanvas.vue），合并时频繁出现冲突。</w:t>
-      </w:r>
-    </w:p>
-    <w:p>
-      <w:pPr>
-        <w:spacing w:line="360" w:lineRule="auto"/>
-        <w:ind w:firstLine="420"/>
-      </w:pPr>
-      <w:r>
-        <w:rPr>
-          <w:rFonts w:ascii="宋体" w:hAnsi="宋体" w:eastAsia="宋体"/>
-          <w:b w:val="0"/>
-          <w:sz w:val="24"/>
-        </w:rPr>
-        <w:t>解决方案：要求成员定期从 master 同步最新代码（至少每天一次）。将大文件拆分为独立模块减少冲突范围。合并前在本地先 rebase 解决冲突。</w:t>
-      </w:r>
-    </w:p>
-    <w:p>
-      <w:pPr>
-        <w:spacing w:line="360" w:lineRule="auto"/>
-      </w:pPr>
-      <w:r>
-        <w:rPr>
-          <w:rFonts w:ascii="宋体" w:hAnsi="宋体" w:eastAsia="宋体"/>
-          <w:b/>
-          <w:sz w:val="24"/>
-        </w:rPr>
-        <w:t>问题三：传送逻辑异常</w:t>
-      </w:r>
-    </w:p>
-    <w:p>
-      <w:pPr>
-        <w:spacing w:line="360" w:lineRule="auto"/>
-        <w:ind w:firstLine="420"/>
-      </w:pPr>
-      <w:r>
-        <w:rPr>
-          <w:rFonts w:ascii="宋体" w:hAnsi="宋体" w:eastAsia="宋体"/>
-          <w:b w:val="0"/>
-          <w:sz w:val="24"/>
-        </w:rPr>
-        <w:t>问题描述：传送房间的随机传送逻辑存在 Bug，有时玩家被传送到无效房间或游戏状态异常。</w:t>
-      </w:r>
-    </w:p>
-    <w:p>
-      <w:pPr>
-        <w:spacing w:line="360" w:lineRule="auto"/>
-        <w:ind w:firstLine="420"/>
-      </w:pPr>
-      <w:r>
-        <w:rPr>
-          <w:rFonts w:ascii="宋体" w:hAnsi="宋体" w:eastAsia="宋体"/>
-          <w:b w:val="0"/>
-          <w:sz w:val="24"/>
-        </w:rPr>
-        <w:t>解决方案：蒋志成负责修复传送逻辑，增加了房间存在的验证检查，并优化了传送目标的选择算法，确保传送到可达的有效房间。</w:t>
-      </w:r>
-    </w:p>
-    <w:p>
-      <w:pPr>
-        <w:spacing w:line="360" w:lineRule="auto"/>
-      </w:pPr>
-      <w:r>
-        <w:rPr>
-          <w:rFonts w:ascii="宋体" w:hAnsi="宋体" w:eastAsia="宋体"/>
-          <w:b/>
-          <w:sz w:val="24"/>
-        </w:rPr>
-        <w:t>问题四：状态效果结算错误</w:t>
-      </w:r>
-    </w:p>
-    <w:p>
-      <w:pPr>
-        <w:spacing w:line="360" w:lineRule="auto"/>
-        <w:ind w:firstLine="420"/>
-      </w:pPr>
-      <w:r>
-        <w:rPr>
-          <w:rFonts w:ascii="宋体" w:hAnsi="宋体" w:eastAsia="宋体"/>
-          <w:b w:val="0"/>
-          <w:sz w:val="24"/>
-        </w:rPr>
-        <w:t>问题描述：烧伤/中毒/流血状态的时间结算和伤害计算存在偏差，特别是多层叠加时逻辑混乱。</w:t>
-      </w:r>
-    </w:p>
-    <w:p>
-      <w:pPr>
-        <w:spacing w:line="360" w:lineRule="auto"/>
-        <w:ind w:firstLine="420"/>
-      </w:pPr>
-      <w:r>
-        <w:rPr>
-          <w:rFonts w:ascii="宋体" w:hAnsi="宋体" w:eastAsia="宋体"/>
-          <w:b w:val="0"/>
-          <w:sz w:val="24"/>
-        </w:rPr>
-        <w:t>解决方案：重新设计了状态管理接口，统一了各状态的计时和伤害计算公式，增加了单元测试验证。天使buff与中毒buff的冲突由熊俊森处理，确保增益优先。</w:t>
-      </w:r>
-    </w:p>
-    <w:p>
-      <w:pPr>
-        <w:spacing w:line="360" w:lineRule="auto"/>
-      </w:pPr>
-      <w:r>
-        <w:rPr>
-          <w:rFonts w:ascii="宋体" w:hAnsi="宋体" w:eastAsia="宋体"/>
-          <w:b/>
-          <w:sz w:val="24"/>
-        </w:rPr>
-        <w:t>问题五：重置游戏时小地图同步异常</w:t>
-      </w:r>
-    </w:p>
-    <w:p>
-      <w:pPr>
-        <w:spacing w:line="360" w:lineRule="auto"/>
-        <w:ind w:firstLine="420"/>
-      </w:pPr>
-      <w:r>
-        <w:rPr>
-          <w:rFonts w:ascii="宋体" w:hAnsi="宋体" w:eastAsia="宋体"/>
-          <w:b w:val="0"/>
-          <w:sz w:val="24"/>
-        </w:rPr>
-        <w:t>问题描述：玩家重置游戏后，小地图仍显示旧的地图数据，与新生成的随机地图不匹配。</w:t>
-      </w:r>
-    </w:p>
-    <w:p>
-      <w:pPr>
-        <w:spacing w:line="360" w:lineRule="auto"/>
-        <w:ind w:firstLine="420"/>
-      </w:pPr>
-      <w:r>
-        <w:rPr>
-          <w:rFonts w:ascii="宋体" w:hAnsi="宋体" w:eastAsia="宋体"/>
-          <w:b w:val="0"/>
-          <w:sz w:val="24"/>
-        </w:rPr>
-        <w:t>解决方案：在重置流程中增加了小地图数据清空事件（game:reset），前端监听该事件后清除缓存的 mapLayout，重新从后端加载新地图数据。</w:t>
-      </w:r>
-    </w:p>
-    <w:p>
-      <w:pPr>
-        <w:spacing w:line="360" w:lineRule="auto"/>
-      </w:pPr>
-      <w:r>
-        <w:rPr>
-          <w:rFonts w:ascii="宋体" w:hAnsi="宋体" w:eastAsia="宋体"/>
-          <w:b/>
-          <w:sz w:val="24"/>
-        </w:rPr>
-        <w:t>问题六：门（传送点）交互Bug</w:t>
-      </w:r>
-    </w:p>
-    <w:p>
-      <w:pPr>
-        <w:spacing w:line="360" w:lineRule="auto"/>
-        <w:ind w:firstLine="420"/>
-      </w:pPr>
-      <w:r>
-        <w:rPr>
-          <w:rFonts w:ascii="宋体" w:hAnsi="宋体" w:eastAsia="宋体"/>
-          <w:b w:val="0"/>
-          <w:sz w:val="24"/>
-        </w:rPr>
-        <w:t>问题描述：房间边界上的门点击区域与实际传送方向不匹配，导致玩家移动到错误房间。</w:t>
-      </w:r>
-    </w:p>
-    <w:p>
-      <w:pPr>
-        <w:spacing w:line="360" w:lineRule="auto"/>
-        <w:ind w:firstLine="420"/>
-      </w:pPr>
-      <w:r>
-        <w:rPr>
-          <w:rFonts w:ascii="宋体" w:hAnsi="宋体" w:eastAsia="宋体"/>
-          <w:b w:val="0"/>
-          <w:sz w:val="24"/>
-        </w:rPr>
-        <w:t>解决方案：李冬晨修复了门的方向映射逻辑，确保点击北门正确传送到北方房间。同时对门点击的碰撞区域进行了调整。</w:t>
-      </w:r>
-    </w:p>
-    <w:p>
-      <w:pPr>
-        <w:spacing w:line="360" w:lineRule="auto"/>
-      </w:pPr>
-      <w:r>
-        <w:rPr>
-          <w:rFonts w:ascii="宋体" w:hAnsi="宋体" w:eastAsia="宋体"/>
-          <w:b/>
-          <w:sz w:val="24"/>
-        </w:rPr>
-        <w:t>问题七：AI 生成代码的质量保障</w:t>
-      </w:r>
-    </w:p>
-    <w:p>
-      <w:pPr>
-        <w:spacing w:line="360" w:lineRule="auto"/>
-        <w:ind w:firstLine="420"/>
-      </w:pPr>
-      <w:r>
-        <w:rPr>
-          <w:rFonts w:ascii="宋体" w:hAnsi="宋体" w:eastAsia="宋体"/>
-          <w:b w:val="0"/>
-          <w:sz w:val="24"/>
-        </w:rPr>
-        <w:t>问题描述：部分 AI 生成的代码存在边界条件未处理、空指针风险等问题，直接使用会导致运行时异常。</w:t>
-      </w:r>
-    </w:p>
-    <w:p>
-      <w:pPr>
-        <w:spacing w:line="360" w:lineRule="auto"/>
-        <w:ind w:firstLine="420"/>
-      </w:pPr>
-      <w:r>
-        <w:rPr>
-          <w:rFonts w:ascii="宋体" w:hAnsi="宋体" w:eastAsia="宋体"/>
-          <w:b w:val="0"/>
-          <w:sz w:val="24"/>
-        </w:rPr>
-        <w:t>解决方案：建立强制 Code Review 机制，所有 AI 生成的代码必须经过至少一名其他成员审查（Verified 标记）后才能合并。关键逻辑由开发者完全理解后再采用。</w:t>
-      </w:r>
-    </w:p>
-    <w:p>
-      <w:pPr>
-        <w:pStyle w:val="Heading1"/>
-      </w:pPr>
-      <w:r>
-        <w:rPr>
-          <w:rFonts w:ascii="黑体" w:hAnsi="黑体" w:eastAsia="黑体"/>
-          <w:sz w:val="32"/>
-        </w:rPr>
-        <w:t>6  任务总结</w:t>
-      </w:r>
-    </w:p>
-    <w:p>
-      <w:pPr>
-        <w:spacing w:line="360" w:lineRule="auto"/>
-        <w:ind w:firstLine="420"/>
-      </w:pPr>
-      <w:r>
-        <w:rPr>
-          <w:rFonts w:ascii="宋体" w:hAnsi="宋体" w:eastAsia="宋体"/>
-          <w:b w:val="0"/>
-          <w:sz w:val="24"/>
-        </w:rPr>
-        <w:t>本次软件工程实训任务取得了圆满成功。通过小组协作，我们将一个简单的命令行文本冒险游戏成功升级为一款具有图形化界面、丰富游戏机制和良好用户体验的 Web 游戏。以下是对本次实践的总结：</w:t>
-      </w:r>
-    </w:p>
-    <w:p>
-      <w:pPr>
-        <w:spacing w:line="360" w:lineRule="auto"/>
-      </w:pPr>
-      <w:r>
-        <w:rPr>
-          <w:rFonts w:ascii="宋体" w:hAnsi="宋体" w:eastAsia="宋体"/>
-          <w:b/>
-          <w:sz w:val="24"/>
-        </w:rPr>
-        <w:t>1. 技术能力提升</w:t>
-      </w:r>
-    </w:p>
-    <w:p>
-      <w:pPr>
-        <w:spacing w:line="360" w:lineRule="auto"/>
-        <w:ind w:firstLine="420"/>
-      </w:pPr>
-      <w:r>
-        <w:rPr>
-          <w:rFonts w:ascii="宋体" w:hAnsi="宋体" w:eastAsia="宋体"/>
-          <w:b w:val="0"/>
-          <w:sz w:val="24"/>
-        </w:rPr>
-        <w:t>通过本次项目实践，小组成员深入掌握了 Spring Boot 后端开发、Vue 3 前端开发、Phaser 3 游戏引擎等主流技术栈的使用方法。特别是在前后端分离架构设计、RESTful API 设计、嵌入式数据库应用、游戏引擎集成等方面积累了宝贵的实践经验。同时，Maven 项目管理和 Vite 构建工具的使用也让团队对现代软件开发工具有了更深的理解。</w:t>
-      </w:r>
-    </w:p>
-    <w:p>
-      <w:pPr>
-        <w:spacing w:line="360" w:lineRule="auto"/>
-      </w:pPr>
-      <w:r>
-        <w:rPr>
-          <w:rFonts w:ascii="宋体" w:hAnsi="宋体" w:eastAsia="宋体"/>
-          <w:b/>
-          <w:sz w:val="24"/>
-        </w:rPr>
-        <w:t>2. 团队协作能力锻炼</w:t>
-      </w:r>
-    </w:p>
-    <w:p>
-      <w:pPr>
-        <w:spacing w:line="360" w:lineRule="auto"/>
-        <w:ind w:firstLine="420"/>
-      </w:pPr>
-      <w:r>
-        <w:rPr>
-          <w:rFonts w:ascii="宋体" w:hAnsi="宋体" w:eastAsia="宋体"/>
-          <w:b w:val="0"/>
-          <w:sz w:val="24"/>
-        </w:rPr>
-        <w:t>本次项目采用 master 主分支 + 个人开发分支（ldc/jzc/xjs）的协作模式，团队成员通过 Pull Request、Code Review（Verified 标记）、频繁合并等机制实现了高效的协同开发。团队深刻体会到良好的沟通和明确的职责分工对项目成功的重要性。特别是通过 GitHub 的分支分析可以清晰看到每位成员的贡献范围和工作量，这为公平评价提供了客观依据。</w:t>
-      </w:r>
-    </w:p>
-    <w:p>
-      <w:pPr>
-        <w:spacing w:line="360" w:lineRule="auto"/>
-      </w:pPr>
-      <w:r>
-        <w:rPr>
-          <w:rFonts w:ascii="宋体" w:hAnsi="宋体" w:eastAsia="宋体"/>
-          <w:b/>
-          <w:sz w:val="24"/>
-        </w:rPr>
-        <w:t>3. 软件工程规范认识</w:t>
-      </w:r>
-    </w:p>
-    <w:p>
-      <w:pPr>
-        <w:spacing w:line="360" w:lineRule="auto"/>
-        <w:ind w:firstLine="420"/>
-      </w:pPr>
-      <w:r>
-        <w:rPr>
-          <w:rFonts w:ascii="宋体" w:hAnsi="宋体" w:eastAsia="宋体"/>
-          <w:b w:val="0"/>
-          <w:sz w:val="24"/>
-        </w:rPr>
-        <w:t>通过实际操作，团队深入理解了软件工程规范的重要性。从代码规范、命名规范到分支管理策略，再到 code review 和 CI/CD 自动化，每一个环节都对项目质量和开发效率产生着直接影响。特别是 GitHub Actions 的自动化流水线配置，让团队体验了 DevOps 的开发理念。</w:t>
-      </w:r>
-    </w:p>
-    <w:p>
-      <w:pPr>
-        <w:spacing w:line="360" w:lineRule="auto"/>
-      </w:pPr>
-      <w:r>
-        <w:rPr>
-          <w:rFonts w:ascii="宋体" w:hAnsi="宋体" w:eastAsia="宋体"/>
-          <w:b/>
-          <w:sz w:val="24"/>
-        </w:rPr>
-        <w:t>4. AI 辅助开发的认识</w:t>
-      </w:r>
-    </w:p>
-    <w:p>
-      <w:pPr>
-        <w:spacing w:line="360" w:lineRule="auto"/>
-        <w:ind w:firstLine="420"/>
-      </w:pPr>
-      <w:r>
-        <w:rPr>
-          <w:rFonts w:ascii="宋体" w:hAnsi="宋体" w:eastAsia="宋体"/>
-          <w:b w:val="0"/>
-          <w:sz w:val="24"/>
-        </w:rPr>
-        <w:t>本项目允许使用 AI 辅助开发，团队积极尝试了 DeepSeek、通义千问、GitHub Copilot 等多种 AI 工具。在实践中，团队认识到 AI 可以作为高效的开发助手，在代码生成、问题排查、文档编写等方面提供有力支持。但同时也要认识到 AI 的局限性，AI 生成的代码需要人工审查，复杂的架构设计和关键的业务逻辑仍需开发者自己的思考和决策。"人机协作、以人为主"是使用 AI 辅助开发的正确态度。</w:t>
-      </w:r>
-    </w:p>
-    <w:p>
-      <w:pPr>
-        <w:spacing w:line="360" w:lineRule="auto"/>
-      </w:pPr>
-      <w:r>
-        <w:rPr>
-          <w:rFonts w:ascii="宋体" w:hAnsi="宋体" w:eastAsia="宋体"/>
-          <w:b/>
-          <w:sz w:val="24"/>
-        </w:rPr>
-        <w:t>5. 不足与改进方向</w:t>
-      </w:r>
-    </w:p>
-    <w:p>
-      <w:pPr>
-        <w:spacing w:line="360" w:lineRule="auto"/>
-        <w:ind w:firstLine="420"/>
-      </w:pPr>
-      <w:r>
-        <w:rPr>
-          <w:rFonts w:ascii="宋体" w:hAnsi="宋体" w:eastAsia="宋体"/>
-          <w:b w:val="0"/>
-          <w:sz w:val="24"/>
-        </w:rPr>
-        <w:t>尽管项目取得了较好成果，但仍存在一些不足：测试覆盖率尚未达到理想水平；部分 UI 交互体验可以进一步提升；三人协作中代码合并的冲突管理仍有优化空间。在未来的工作中，团队将重点关注这些方面的改进，持续完善项目。</w:t>
-      </w:r>
-    </w:p>
-    <w:p>
-      <w:pPr>
-        <w:pStyle w:val="Heading1"/>
-      </w:pPr>
-      <w:r>
-        <w:rPr>
-          <w:rFonts w:ascii="黑体" w:hAnsi="黑体" w:eastAsia="黑体"/>
-          <w:sz w:val="32"/>
-        </w:rPr>
-        <w:t>7  参考文献</w:t>
-      </w:r>
-    </w:p>
-    <w:p>
-      <w:r>
-        <w:rPr>
-          <w:rFonts w:ascii="宋体" w:hAnsi="宋体" w:eastAsia="宋体"/>
+          <w:color w:val="666666"/>
           <w:sz w:val="22"/>
         </w:rPr>
-        <w:t>[1] Spring Boot Reference Documentation. https://docs.spring.io/spring-boot/docs/current/reference/html/</w:t>
-      </w:r>
-    </w:p>
-    <w:p>
-      <w:r>
-        <w:rPr>
-          <w:rFonts w:ascii="宋体" w:hAnsi="宋体" w:eastAsia="宋体"/>
-          <w:sz w:val="22"/>
-        </w:rPr>
-        <w:t>[2] Vue 3 Documentation. https://vuejs.org/guide/introduction.html</w:t>
-      </w:r>
-    </w:p>
-    <w:p>
-      <w:r>
-        <w:rPr>
-          <w:rFonts w:ascii="宋体" w:hAnsi="宋体" w:eastAsia="宋体"/>
-          <w:sz w:val="22"/>
-        </w:rPr>
-        <w:t>[3] Phaser 3 API Documentation. https://newdocs.phaser.io/docs/3.60.0</w:t>
-      </w:r>
-    </w:p>
-    <w:p>
-      <w:r>
-        <w:rPr>
-          <w:rFonts w:ascii="宋体" w:hAnsi="宋体" w:eastAsia="宋体"/>
-          <w:sz w:val="22"/>
-        </w:rPr>
-        <w:t>[4] Vite Documentation. https://vitejs.dev/guide/</w:t>
-      </w:r>
-    </w:p>
-    <w:p>
-      <w:r>
-        <w:rPr>
-          <w:rFonts w:ascii="宋体" w:hAnsi="宋体" w:eastAsia="宋体"/>
-          <w:sz w:val="22"/>
-        </w:rPr>
-        <w:t>[5] Spring Data JPA Reference. https://docs.spring.io/spring-data/jpa/reference/</w:t>
-      </w:r>
-    </w:p>
-    <w:p>
-      <w:r>
-        <w:rPr>
-          <w:rFonts w:ascii="宋体" w:hAnsi="宋体" w:eastAsia="宋体"/>
-          <w:sz w:val="22"/>
-        </w:rPr>
-        <w:t>[6] 阿里巴巴 Java 开发手册（泰山版）. 2020.</w:t>
-      </w:r>
-    </w:p>
-    <w:p>
-      <w:r>
-        <w:rPr>
-          <w:rFonts w:ascii="宋体" w:hAnsi="宋体" w:eastAsia="宋体"/>
-          <w:sz w:val="22"/>
-        </w:rPr>
-        <w:t>[7] Pro Git Book. https://git-scm.com/book/zh/v2</w:t>
-      </w:r>
-    </w:p>
-    <w:p>
-      <w:r>
-        <w:rPr>
-          <w:rFonts w:ascii="宋体" w:hAnsi="宋体" w:eastAsia="宋体"/>
-          <w:sz w:val="22"/>
-        </w:rPr>
-        <w:t>[8] GitHub Actions Documentation. https://docs.github.com/en/actions</w:t>
-      </w:r>
-    </w:p>
-    <w:p>
-      <w:r>
-        <w:rPr>
-          <w:rFonts w:ascii="宋体" w:hAnsi="宋体" w:eastAsia="宋体"/>
-          <w:sz w:val="22"/>
-        </w:rPr>
-        <w:t>[9] H2 Database Documentation. https://www.h2database.com/html/main.html</w:t>
-      </w:r>
-    </w:p>
-    <w:p>
-      <w:r>
-        <w:rPr>
-          <w:rFonts w:ascii="宋体" w:hAnsi="宋体" w:eastAsia="宋体"/>
-          <w:sz w:val="22"/>
-        </w:rPr>
-        <w:t>[10] Phaser 3 Roguelike Tutorial Series. https://phaser.io/learn</w:t>
+        <w:t>武汉理工大学 · 计算机科学与技术学院</w:t>
+        <w:br/>
+        <w:t>2026年06月20日</w:t>
       </w:r>
     </w:p>
     <w:sectPr>
       <w:pgSz w:w="12240" w:h="15840"/>
-      <w:pgMar w:top="1440" w:right="1797" w:bottom="1440" w:left="1797" w:header="720" w:footer="720" w:gutter="0"/>
+      <w:pgMar w:top="1417" w:right="1417" w:bottom="1417" w:left="1417" w:header="720" w:footer="720" w:gutter="0"/>
       <w:cols w:space="720"/>
       <w:docGrid w:linePitch="360"/>
     </w:sectPr>
@@ -4913,12 +5408,9 @@
     <w:name w:val="Normal"/>
     <w:qFormat/>
     <w:rsid w:val="00FC693F"/>
-    <w:pPr>
-      <w:spacing w:line="360" w:lineRule="auto"/>
-    </w:pPr>
     <w:rPr>
       <w:rFonts w:ascii="宋体" w:hAnsi="宋体" w:eastAsia="宋体"/>
-      <w:sz w:val="24"/>
+      <w:sz w:val="22"/>
     </w:rPr>
   </w:style>
   <w:style w:type="paragraph" w:styleId="Header">

--- a/REPORT.docx
+++ b/REPORT.docx
@@ -4482,7 +4482,7 @@
               <w:br/>
               <w:t>• 房间战斗封锁机制</w:t>
               <w:br/>
-              <w:t>• 数据库持久化</w:t>
+              <w:t>• 数据库持久化（H2 + JPA）</w:t>
               <w:br/>
               <w:t>• 攻击特效与前后端联调</w:t>
             </w:r>
@@ -4570,6 +4570,8 @@
               <w:br/>
               <w:t>• 月光波技能</w:t>
               <w:br/>
+              <w:t>• 前端重构：常量提取(constants.js)、API封装(gameApi.js)、组件拆分(BackpackPanel.vue)</w:t>
+              <w:br/>
               <w:t>• Bug 修复与性能优化</w:t>
             </w:r>
           </w:p>
@@ -4634,7 +4636,7 @@
               <w:rPr>
                 <w:sz w:val="20"/>
               </w:rPr>
-              <w:t>• 初始页面搭建设计</w:t>
+              <w:t>• 主菜单页面搭建设计</w:t>
               <w:br/>
               <w:t>• 饰品系统完整实现（5槽位装备）</w:t>
               <w:br/>
@@ -4646,9 +4648,13 @@
               <w:br/>
               <w:t>• 铁匠系统（保底机制）</w:t>
               <w:br/>
-              <w:t>• 游戏实体构造（掉落物等）</w:t>
+              <w:t>• 游戏实体构造（掉落物/EntityDrawer）</w:t>
               <w:br/>
               <w:t>• 地图背景添加</w:t>
+              <w:br/>
+              <w:t>• 代码优化与冗余类清理</w:t>
+              <w:br/>
+              <w:t>• 项目文档生成（API.md/README.md/REPORT.docx）</w:t>
             </w:r>
           </w:p>
         </w:tc>

--- a/REPORT.docx
+++ b/REPORT.docx
@@ -4652,8 +4652,6 @@
               <w:br/>
               <w:t>• 地图背景添加</w:t>
               <w:br/>
-              <w:t>• 代码优化与冗余类清理</w:t>
-              <w:br/>
               <w:t>• 项目文档生成（API.md/README.md/REPORT.docx）</w:t>
             </w:r>
           </w:p>

--- a/REPORT.docx
+++ b/REPORT.docx
@@ -43,7 +43,6 @@
       </w:pPr>
       <w:r>
         <w:rPr>
-          <w:rFonts w:ascii="宋体" w:hAnsi="宋体" w:eastAsia="宋体"/>
           <w:sz w:val="28"/>
         </w:rPr>
         <w:t>项 目 名 称：ZUUL — 失落的古迹（Roguelike 地牢探险游戏）</w:t>
@@ -55,7 +54,6 @@
       </w:pPr>
       <w:r>
         <w:rPr>
-          <w:rFonts w:ascii="宋体" w:hAnsi="宋体" w:eastAsia="宋体"/>
           <w:sz w:val="28"/>
         </w:rPr>
         <w:t>课 程 名 称：软件工程实训</w:t>
@@ -67,7 +65,6 @@
       </w:pPr>
       <w:r>
         <w:rPr>
-          <w:rFonts w:ascii="宋体" w:hAnsi="宋体" w:eastAsia="宋体"/>
           <w:sz w:val="28"/>
         </w:rPr>
         <w:t>指 导 教 师：唐祖锴</w:t>
@@ -79,7 +76,6 @@
       </w:pPr>
       <w:r>
         <w:rPr>
-          <w:rFonts w:ascii="宋体" w:hAnsi="宋体" w:eastAsia="宋体"/>
           <w:sz w:val="28"/>
         </w:rPr>
         <w:t>小 组 名 称：AAA603 小组</w:t>
@@ -91,7 +87,6 @@
       </w:pPr>
       <w:r>
         <w:rPr>
-          <w:rFonts w:ascii="宋体" w:hAnsi="宋体" w:eastAsia="宋体"/>
           <w:sz w:val="28"/>
         </w:rPr>
         <w:t>学    院：武汉理工大学 · 计算机科学与技术学院</w:t>
@@ -107,7 +102,7 @@
           <w:color w:val="666666"/>
           <w:sz w:val="24"/>
         </w:rPr>
-        <w:t>报告日期：2026年06月20日</w:t>
+        <w:t>报告日期：2026年06月21日</w:t>
       </w:r>
     </w:p>
     <w:p>
@@ -123,218 +118,19 @@
         <w:rPr>
           <w:rFonts w:ascii="黑体" w:hAnsi="黑体" w:eastAsia="黑体"/>
         </w:rPr>
-        <w:t>目 录</w:t>
+        <w:t>1. 任务概述</w:t>
       </w:r>
     </w:p>
     <w:p>
+      <w:pPr>
+        <w:ind w:firstLine="397"/>
+      </w:pPr>
       <w:r>
         <w:rPr>
           <w:rFonts w:ascii="宋体" w:hAnsi="宋体" w:eastAsia="宋体"/>
           <w:sz w:val="22"/>
         </w:rPr>
-        <w:t>一、项目概述</w:t>
-      </w:r>
-    </w:p>
-    <w:p>
-      <w:r>
-        <w:rPr>
-          <w:rFonts w:ascii="宋体" w:hAnsi="宋体" w:eastAsia="宋体"/>
-          <w:sz w:val="22"/>
-        </w:rPr>
-        <w:t>二、技术栈与开发环境</w:t>
-      </w:r>
-    </w:p>
-    <w:p>
-      <w:r>
-        <w:rPr>
-          <w:rFonts w:ascii="宋体" w:hAnsi="宋体" w:eastAsia="宋体"/>
-          <w:sz w:val="22"/>
-        </w:rPr>
-        <w:t>三、系统架构设计</w:t>
-      </w:r>
-    </w:p>
-    <w:p>
-      <w:r>
-        <w:rPr>
-          <w:rFonts w:ascii="宋体" w:hAnsi="宋体" w:eastAsia="宋体"/>
-          <w:sz w:val="22"/>
-        </w:rPr>
-        <w:t>四、功能模块说明</w:t>
-      </w:r>
-    </w:p>
-    <w:p>
-      <w:r>
-        <w:rPr>
-          <w:rFonts w:ascii="宋体" w:hAnsi="宋体" w:eastAsia="宋体"/>
-          <w:sz w:val="22"/>
-        </w:rPr>
-        <w:t xml:space="preserve">    4.1 随机地图生成</w:t>
-      </w:r>
-    </w:p>
-    <w:p>
-      <w:r>
-        <w:rPr>
-          <w:rFonts w:ascii="宋体" w:hAnsi="宋体" w:eastAsia="宋体"/>
-          <w:sz w:val="22"/>
-        </w:rPr>
-        <w:t xml:space="preserve">    4.2 实时战斗系统</w:t>
-      </w:r>
-    </w:p>
-    <w:p>
-      <w:r>
-        <w:rPr>
-          <w:rFonts w:ascii="宋体" w:hAnsi="宋体" w:eastAsia="宋体"/>
-          <w:sz w:val="22"/>
-        </w:rPr>
-        <w:t xml:space="preserve">    4.3 怪物系统</w:t>
-      </w:r>
-    </w:p>
-    <w:p>
-      <w:r>
-        <w:rPr>
-          <w:rFonts w:ascii="宋体" w:hAnsi="宋体" w:eastAsia="宋体"/>
-          <w:sz w:val="22"/>
-        </w:rPr>
-        <w:t xml:space="preserve">    4.4 状态效果系统</w:t>
-      </w:r>
-    </w:p>
-    <w:p>
-      <w:r>
-        <w:rPr>
-          <w:rFonts w:ascii="宋体" w:hAnsi="宋体" w:eastAsia="宋体"/>
-          <w:sz w:val="22"/>
-        </w:rPr>
-        <w:t xml:space="preserve">    4.5 背包与装备系统</w:t>
-      </w:r>
-    </w:p>
-    <w:p>
-      <w:r>
-        <w:rPr>
-          <w:rFonts w:ascii="宋体" w:hAnsi="宋体" w:eastAsia="宋体"/>
-          <w:sz w:val="22"/>
-        </w:rPr>
-        <w:t xml:space="preserve">    4.6 商店系统</w:t>
-      </w:r>
-    </w:p>
-    <w:p>
-      <w:r>
-        <w:rPr>
-          <w:rFonts w:ascii="宋体" w:hAnsi="宋体" w:eastAsia="宋体"/>
-          <w:sz w:val="22"/>
-        </w:rPr>
-        <w:t xml:space="preserve">    4.7 篝火祭坛系统</w:t>
-      </w:r>
-    </w:p>
-    <w:p>
-      <w:r>
-        <w:rPr>
-          <w:rFonts w:ascii="宋体" w:hAnsi="宋体" w:eastAsia="宋体"/>
-          <w:sz w:val="22"/>
-        </w:rPr>
-        <w:t xml:space="preserve">    4.8 奇遇事件系统</w:t>
-      </w:r>
-    </w:p>
-    <w:p>
-      <w:r>
-        <w:rPr>
-          <w:rFonts w:ascii="宋体" w:hAnsi="宋体" w:eastAsia="宋体"/>
-          <w:sz w:val="22"/>
-        </w:rPr>
-        <w:t xml:space="preserve">    4.9 铁匠强化系统</w:t>
-      </w:r>
-    </w:p>
-    <w:p>
-      <w:r>
-        <w:rPr>
-          <w:rFonts w:ascii="宋体" w:hAnsi="宋体" w:eastAsia="宋体"/>
-          <w:sz w:val="22"/>
-        </w:rPr>
-        <w:t xml:space="preserve">    4.10 月光波技能</w:t>
-      </w:r>
-    </w:p>
-    <w:p>
-      <w:r>
-        <w:rPr>
-          <w:rFonts w:ascii="宋体" w:hAnsi="宋体" w:eastAsia="宋体"/>
-          <w:sz w:val="22"/>
-        </w:rPr>
-        <w:t xml:space="preserve">    4.11 存档系统</w:t>
-      </w:r>
-    </w:p>
-    <w:p>
-      <w:r>
-        <w:rPr>
-          <w:rFonts w:ascii="宋体" w:hAnsi="宋体" w:eastAsia="宋体"/>
-          <w:sz w:val="22"/>
-        </w:rPr>
-        <w:t>五、API 接口设计</w:t>
-      </w:r>
-    </w:p>
-    <w:p>
-      <w:r>
-        <w:rPr>
-          <w:rFonts w:ascii="宋体" w:hAnsi="宋体" w:eastAsia="宋体"/>
-          <w:sz w:val="22"/>
-        </w:rPr>
-        <w:t>六、数据库设计</w:t>
-      </w:r>
-    </w:p>
-    <w:p>
-      <w:r>
-        <w:rPr>
-          <w:rFonts w:ascii="宋体" w:hAnsi="宋体" w:eastAsia="宋体"/>
-          <w:sz w:val="22"/>
-        </w:rPr>
-        <w:t>七、小组分工与协作</w:t>
-      </w:r>
-    </w:p>
-    <w:p>
-      <w:r>
-        <w:rPr>
-          <w:rFonts w:ascii="宋体" w:hAnsi="宋体" w:eastAsia="宋体"/>
-          <w:sz w:val="22"/>
-        </w:rPr>
-        <w:t>八、实训总结与反思</w:t>
-      </w:r>
-    </w:p>
-    <w:p>
-      <w:r>
-        <w:br w:type="page"/>
-      </w:r>
-    </w:p>
-    <w:p>
-      <w:pPr>
-        <w:pStyle w:val="Heading1"/>
-      </w:pPr>
-      <w:r>
-        <w:rPr>
-          <w:rFonts w:ascii="黑体" w:hAnsi="黑体" w:eastAsia="黑体"/>
-        </w:rPr>
-        <w:t>一、项目概述</w:t>
-      </w:r>
-    </w:p>
-    <w:p>
-      <w:pPr>
-        <w:ind w:firstLine="397"/>
-      </w:pPr>
-      <w:r>
-        <w:rPr>
-          <w:rFonts w:ascii="宋体" w:hAnsi="宋体" w:eastAsia="宋体"/>
-          <w:sz w:val="22"/>
-        </w:rPr>
-        <w:t>ZUUL — 失落的古迹 是一款基于经典文本冒险游戏 World of Zuul 扩展开发的图形化 Roguelike 地牢探险游戏。玩家扮演勇敢的探险者，穿越程序随机生成的迷宫，与神秘的 怪物战斗，收集强大的魔法物品，在篝火处恢复体力并提升能力，最终揭示隐藏在废墟中 的真相。</w:t>
-      </w:r>
-    </w:p>
-    <w:p>
-      <w:pPr>
-        <w:ind w:firstLine="397"/>
-      </w:pPr>
-      <w:r>
-        <w:rPr>
-          <w:rFonts w:ascii="宋体" w:hAnsi="宋体" w:eastAsia="宋体"/>
-          <w:sz w:val="22"/>
-        </w:rPr>
-        <w:t>本项目为武汉理工大学软件工程实训小组协同开发任务，项目周期历时数周，经过多轮迭代 开发与重构。项目采用前后端分离架构：后端基于 Java 17 + Spring Boot 3.2.0 提供 RESTful API，前端基于 Vue 3 + Phaser 3 构建图形化游戏界面。</w:t>
+        <w:t>本次软件工程实训的任务是开发一款基于 Web 的 Roguelike 地牢探险游戏 —— ZUUL — 失落的古迹。项目以经典文本冒险游戏 World of Zuul 为基础，进行图形化、实时交互化的全面扩展与重构。</w:t>
       </w:r>
     </w:p>
     <w:p>
@@ -344,7 +140,7 @@
           <w:b/>
           <w:sz w:val="22"/>
         </w:rPr>
-        <w:t>核心玩法特点：</w:t>
+        <w:t>实践/项目/系统的主要内容：</w:t>
       </w:r>
     </w:p>
     <w:p>
@@ -355,7 +151,7 @@
         <w:rPr>
           <w:sz w:val="22"/>
         </w:rPr>
-        <w:t>程序化随机地图生成，每次游戏体验独一无二</w:t>
+        <w:t>设计并实现一个程序化随机地图生成系统，生成 10×15 网格（约30-50个房间）的迷宫地图</w:t>
       </w:r>
     </w:p>
     <w:p>
@@ -366,7 +162,7 @@
         <w:rPr>
           <w:sz w:val="22"/>
         </w:rPr>
-        <w:t>三种攻击模式：扇形扫击（135°/120px）、直线突刺（21px宽）、蓄力攻击（360°/150px）</w:t>
+        <w:t>构建基于 Phaser 3 游戏引擎的实时图形化前端界面，支持键盘操作、小地图导航、粒子特效</w:t>
       </w:r>
     </w:p>
     <w:p>
@@ -377,7 +173,7 @@
         <w:rPr>
           <w:sz w:val="22"/>
         </w:rPr>
-        <w:t>四种状态效果：烧伤（3秒火焰伤害）、中毒（1秒真实伤害）、流血（攻击触发）、天使祝福（30秒全属性×1.5）</w:t>
+        <w:t>开发基于 Spring Boot 3.2.0 的后端 RESTful API 服务，提供完整的游戏逻辑与数据管理</w:t>
       </w:r>
     </w:p>
     <w:p>
@@ -388,7 +184,7 @@
         <w:rPr>
           <w:sz w:val="22"/>
         </w:rPr>
-        <w:t>五槽位装备系统：武器、护甲、披风、戒指、项链</w:t>
+        <w:t>实现三种攻击模式（扇形扫击、直线突刺、蓄力360°）及空间命中判定算法</w:t>
       </w:r>
     </w:p>
     <w:p>
@@ -399,7 +195,7 @@
         <w:rPr>
           <w:sz w:val="22"/>
         </w:rPr>
-        <w:t>八种智慧恩赐：坚忍、浩瀚、整备、守护、强健、博学、敏捷、灵动</w:t>
+        <w:t>设计五种装备槽位系统（武器、护甲、披风、戒指、项链）及属性加成体系</w:t>
       </w:r>
     </w:p>
     <w:p>
@@ -410,7 +206,7 @@
         <w:rPr>
           <w:sz w:val="22"/>
         </w:rPr>
-        <w:t>九种注册物品：四种消耗品、两件装备、三件饰品</w:t>
+        <w:t>实现四种状态效果系统（烧伤、中毒、流血、天使祝福），支持层数叠加与独立结算</w:t>
       </w:r>
     </w:p>
     <w:p>
@@ -421,7 +217,7 @@
         <w:rPr>
           <w:sz w:val="22"/>
         </w:rPr>
-        <w:t>七种房间类型：起始大厅、商店、奇遇、篝火、Boss、精英怪物、普通怪物</w:t>
+        <w:t>构建商店交易系统、篝火祭坛交互系统、奇遇事件系统、铁匠强化系统等多个子系统</w:t>
       </w:r>
     </w:p>
     <w:p>
@@ -432,29 +228,7 @@
         <w:rPr>
           <w:sz w:val="22"/>
         </w:rPr>
-        <w:t>完整的存档系统：基于 H2 数据库持久化，支持保存/读取/删除</w:t>
-      </w:r>
-    </w:p>
-    <w:p>
-      <w:pPr>
-        <w:pStyle w:val="ListBullet"/>
-      </w:pPr>
-      <w:r>
-        <w:rPr>
-          <w:sz w:val="22"/>
-        </w:rPr>
-        <w:t>前端的 Phaser 3 图形引擎：实时战斗、粒子特效、屏幕振动、小地图导航</w:t>
-      </w:r>
-    </w:p>
-    <w:p>
-      <w:pPr>
-        <w:pStyle w:val="Heading1"/>
-      </w:pPr>
-      <w:r>
-        <w:rPr>
-          <w:rFonts w:ascii="黑体" w:hAnsi="黑体" w:eastAsia="黑体"/>
-        </w:rPr>
-        <w:t>二、技术栈与开发环境</w:t>
+        <w:t>实现基于 H2 数据库的完整游戏存档功能，支持保存、读取、删除等多槽位管理</w:t>
       </w:r>
     </w:p>
     <w:p>
@@ -464,7 +238,167 @@
           <w:b/>
           <w:sz w:val="22"/>
         </w:rPr>
-        <w:t>2.1 后端技术栈</w:t>
+        <w:t>任务目的：</w:t>
+      </w:r>
+    </w:p>
+    <w:p>
+      <w:pPr>
+        <w:ind w:firstLine="397"/>
+      </w:pPr>
+      <w:r>
+        <w:rPr>
+          <w:rFonts w:ascii="宋体" w:hAnsi="宋体" w:eastAsia="宋体"/>
+          <w:sz w:val="22"/>
+        </w:rPr>
+        <w:t>通过本次实训，巩固软件工程规范，提高面向对象建模与抽象能力，培养小组协同开发能力。具体包括：掌握前后端分离架构的设计与实现；实践 Git 分支管理与代码审查流程；学习 RESTful API 设计规范；熟悉 Spring Boot 与 Vue 3 的完整开发流程；体验真实团队协作中的任务拆分、进度管理、问题追踪等软件工程实践。</w:t>
+      </w:r>
+    </w:p>
+    <w:p>
+      <w:r>
+        <w:br w:type="page"/>
+      </w:r>
+    </w:p>
+    <w:p>
+      <w:pPr>
+        <w:pStyle w:val="Heading1"/>
+      </w:pPr>
+      <w:r>
+        <w:rPr>
+          <w:rFonts w:ascii="黑体" w:hAnsi="黑体" w:eastAsia="黑体"/>
+        </w:rPr>
+        <w:t>2. 小组任务计划</w:t>
+      </w:r>
+    </w:p>
+    <w:p>
+      <w:pPr>
+        <w:pStyle w:val="Heading2"/>
+      </w:pPr>
+      <w:r>
+        <w:rPr>
+          <w:rFonts w:ascii="黑体" w:hAnsi="黑体" w:eastAsia="黑体"/>
+        </w:rPr>
+        <w:t>2.1 任务分析</w:t>
+      </w:r>
+    </w:p>
+    <w:p>
+      <w:pPr>
+        <w:ind w:firstLine="397"/>
+      </w:pPr>
+      <w:r>
+        <w:rPr>
+          <w:rFonts w:ascii="宋体" w:hAnsi="宋体" w:eastAsia="宋体"/>
+          <w:sz w:val="22"/>
+        </w:rPr>
+        <w:t>本项目作为一个完整的 Roguelike 地牢探险游戏，需要同时覆盖后端逻辑、前端渲染、数据库持久化等多个技术领域。经过需求分析与技术评估，项目工作重点如下：</w:t>
+      </w:r>
+    </w:p>
+    <w:p>
+      <w:r>
+        <w:rPr>
+          <w:rFonts w:ascii="宋体" w:hAnsi="宋体" w:eastAsia="宋体"/>
+          <w:b/>
+          <w:sz w:val="22"/>
+        </w:rPr>
+        <w:t>工作重点：</w:t>
+      </w:r>
+    </w:p>
+    <w:p>
+      <w:pPr>
+        <w:pStyle w:val="ListBullet"/>
+      </w:pPr>
+      <w:r>
+        <w:rPr>
+          <w:sz w:val="22"/>
+        </w:rPr>
+        <w:t>核心游戏机制：玩家移动、战斗系统（三种攻击模式 + 空间判定）、怪物 AI（检测/攻击/击退）、物品拾取/丢弃/使用</w:t>
+      </w:r>
+    </w:p>
+    <w:p>
+      <w:pPr>
+        <w:pStyle w:val="ListBullet"/>
+      </w:pPr>
+      <w:r>
+        <w:rPr>
+          <w:sz w:val="22"/>
+        </w:rPr>
+        <w:t>随机内容生成：程序化地图生成、随机商店商品、随机祭坛恩赐、随机奇遇事件（8种事件类型）</w:t>
+      </w:r>
+    </w:p>
+    <w:p>
+      <w:pPr>
+        <w:pStyle w:val="ListBullet"/>
+      </w:pPr>
+      <w:r>
+        <w:rPr>
+          <w:sz w:val="22"/>
+        </w:rPr>
+        <w:t>状态与装备系统：烧伤/中毒/流血/天使祝福四种状态效果、五槽位装备系统（属性加成交互计算）</w:t>
+      </w:r>
+    </w:p>
+    <w:p>
+      <w:pPr>
+        <w:pStyle w:val="ListBullet"/>
+      </w:pPr>
+      <w:r>
+        <w:rPr>
+          <w:sz w:val="22"/>
+        </w:rPr>
+        <w:t>数据持久化：基于 Spring Data JPA + H2 的完整存档系统，保存全部游戏状态到数据库</w:t>
+      </w:r>
+    </w:p>
+    <w:p>
+      <w:pPr>
+        <w:pStyle w:val="ListBullet"/>
+      </w:pPr>
+      <w:r>
+        <w:rPr>
+          <w:sz w:val="22"/>
+        </w:rPr>
+        <w:t>前端游戏引擎集成：Vue 3 组件化界面与 Phaser 3 游戏引擎的嵌套集成、CustomEvent 通信机制</w:t>
+      </w:r>
+    </w:p>
+    <w:p>
+      <w:pPr>
+        <w:pStyle w:val="ListBullet"/>
+      </w:pPr>
+      <w:r>
+        <w:rPr>
+          <w:sz w:val="22"/>
+        </w:rPr>
+        <w:t>UI/UX 优化：小地图导航、控制面板（ESC打开/关闭）、背包面板、攻击粒子特效与屏幕振动</w:t>
+      </w:r>
+    </w:p>
+    <w:p>
+      <w:pPr>
+        <w:pStyle w:val="Heading2"/>
+      </w:pPr>
+      <w:r>
+        <w:rPr>
+          <w:rFonts w:ascii="黑体" w:hAnsi="黑体" w:eastAsia="黑体"/>
+        </w:rPr>
+        <w:t>2.2 项目架构与功能设计</w:t>
+      </w:r>
+    </w:p>
+    <w:p>
+      <w:pPr>
+        <w:ind w:firstLine="397"/>
+      </w:pPr>
+      <w:r>
+        <w:rPr>
+          <w:rFonts w:ascii="宋体" w:hAnsi="宋体" w:eastAsia="宋体"/>
+          <w:sz w:val="22"/>
+        </w:rPr>
+        <w:t>项目采用前后端分离的 B/S 架构。后端基于 Java 17 + Spring Boot 3.2.0 提供 10 个 RESTful API 端点，前端基于 Vue 3.3.4 + Phaser 3.60.0 构建图形化游戏界面。前后端通过 HTTP JSON 通信。</w:t>
+      </w:r>
+    </w:p>
+    <w:p>
+      <w:r>
+        <w:rPr>
+          <w:rFonts w:ascii="宋体" w:hAnsi="宋体" w:eastAsia="宋体"/>
+          <w:b/>
+          <w:sz w:val="22"/>
+        </w:rPr>
+        <w:t>后端架构（Spring Boot + Maven）：</w:t>
       </w:r>
     </w:p>
     <w:tbl>
@@ -495,7 +429,7 @@
                 <w:color w:val="FFFFFF"/>
                 <w:sz w:val="20"/>
               </w:rPr>
-              <w:t>技术</w:t>
+              <w:t>层级</w:t>
             </w:r>
           </w:p>
         </w:tc>
@@ -515,7 +449,7 @@
                 <w:color w:val="FFFFFF"/>
                 <w:sz w:val="20"/>
               </w:rPr>
-              <w:t>用途</w:t>
+              <w:t>说明</w:t>
             </w:r>
           </w:p>
         </w:tc>
@@ -532,7 +466,7 @@
                 <w:b/>
                 <w:sz w:val="20"/>
               </w:rPr>
-              <w:t>Java 17</w:t>
+              <w:t>Controller 层</w:t>
             </w:r>
           </w:p>
         </w:tc>
@@ -546,7 +480,7 @@
               <w:rPr>
                 <w:sz w:val="20"/>
               </w:rPr>
-              <w:t>编程语言</w:t>
+              <w:t>GameController.java — 10 个 REST API 端点</w:t>
             </w:r>
           </w:p>
         </w:tc>
@@ -563,7 +497,7 @@
                 <w:b/>
                 <w:sz w:val="20"/>
               </w:rPr>
-              <w:t>Spring Boot 3.2.0</w:t>
+              <w:t>Service 层</w:t>
             </w:r>
           </w:p>
         </w:tc>
@@ -577,7 +511,7 @@
               <w:rPr>
                 <w:sz w:val="20"/>
               </w:rPr>
-              <w:t>Web 框架与依赖注入</w:t>
+              <w:t>GameService.java（命令分发/攻击判定/状态注入）+ SaveService.java（存档序列化）</w:t>
             </w:r>
           </w:p>
         </w:tc>
@@ -594,7 +528,7 @@
                 <w:b/>
                 <w:sz w:val="20"/>
               </w:rPr>
-              <w:t>Spring Data JPA</w:t>
+              <w:t>Model 层</w:t>
             </w:r>
           </w:p>
         </w:tc>
@@ -608,7 +542,7 @@
               <w:rPr>
                 <w:sz w:val="20"/>
               </w:rPr>
-              <w:t>ORM 持久化层</w:t>
+              <w:t>Room/Player/Monster/Bag/Item/Status/WisdomBoon/Magic/Money 等 18 个数据模型</w:t>
             </w:r>
           </w:p>
         </w:tc>
@@ -625,7 +559,7 @@
                 <w:b/>
                 <w:sz w:val="20"/>
               </w:rPr>
-              <w:t>H2 Database</w:t>
+              <w:t>Command 层</w:t>
             </w:r>
           </w:p>
         </w:tc>
@@ -639,7 +573,7 @@
               <w:rPr>
                 <w:sz w:val="20"/>
               </w:rPr>
-              <w:t>嵌入式关系型数据库</w:t>
+              <w:t>GoCommand/AttackCommand/BagCommand/ShopCommand/InteractCommand/WaveCommand 等 11 个命令</w:t>
             </w:r>
           </w:p>
         </w:tc>
@@ -656,7 +590,7 @@
                 <w:b/>
                 <w:sz w:val="20"/>
               </w:rPr>
-              <w:t>Maven</w:t>
+              <w:t>Repository 层</w:t>
             </w:r>
           </w:p>
         </w:tc>
@@ -670,38 +604,7 @@
               <w:rPr>
                 <w:sz w:val="20"/>
               </w:rPr>
-              <w:t>项目构建与管理</w:t>
-            </w:r>
-          </w:p>
-        </w:tc>
-      </w:tr>
-      <w:tr>
-        <w:tc>
-          <w:tcPr>
-            <w:tcW w:type="dxa" w:w="4703"/>
-          </w:tcPr>
-          <w:p>
-            <w:r/>
-            <w:r>
-              <w:rPr>
-                <w:b/>
-                <w:sz w:val="20"/>
-              </w:rPr>
-              <w:t>Lombok</w:t>
-            </w:r>
-          </w:p>
-        </w:tc>
-        <w:tc>
-          <w:tcPr>
-            <w:tcW w:type="dxa" w:w="4703"/>
-          </w:tcPr>
-          <w:p>
-            <w:r/>
-            <w:r>
-              <w:rPr>
-                <w:sz w:val="20"/>
-              </w:rPr>
-              <w:t>代码简化（@Data、@Getter/@Setter 等）</w:t>
+              <w:t>5 个 Spring Data JPA Repository 接口</w:t>
             </w:r>
           </w:p>
         </w:tc>
@@ -715,7 +618,7 @@
           <w:b/>
           <w:sz w:val="22"/>
         </w:rPr>
-        <w:t>2.2 前端技术栈</w:t>
+        <w:t>前端架构（Vue 3 + Vite + Phaser 3）：</w:t>
       </w:r>
     </w:p>
     <w:tbl>
@@ -746,7 +649,7 @@
                 <w:color w:val="FFFFFF"/>
                 <w:sz w:val="20"/>
               </w:rPr>
-              <w:t>技术</w:t>
+              <w:t>层级</w:t>
             </w:r>
           </w:p>
         </w:tc>
@@ -766,7 +669,7 @@
                 <w:color w:val="FFFFFF"/>
                 <w:sz w:val="20"/>
               </w:rPr>
-              <w:t>用途</w:t>
+              <w:t>说明</w:t>
             </w:r>
           </w:p>
         </w:tc>
@@ -783,7 +686,7 @@
                 <w:b/>
                 <w:sz w:val="20"/>
               </w:rPr>
-              <w:t>Vue 3 (3.3.4)</w:t>
+              <w:t>组件层</w:t>
             </w:r>
           </w:p>
         </w:tc>
@@ -797,7 +700,7 @@
               <w:rPr>
                 <w:sz w:val="20"/>
               </w:rPr>
-              <w:t>前端框架与组件化开发</w:t>
+              <w:t>App.vue（主应用含存档弹窗）、MainMenu.vue（主菜单）、GameCanvas.vue（Phaser游戏画布）、BackpackPanel.vue（背包面板）、ControlPanel.vue（ESC控制面板）、MinimapPanel.vue（小地图）</w:t>
             </w:r>
           </w:p>
         </w:tc>
@@ -814,7 +717,7 @@
                 <w:b/>
                 <w:sz w:val="20"/>
               </w:rPr>
-              <w:t>Phaser 3 (3.60.0)</w:t>
+              <w:t>Composables</w:t>
             </w:r>
           </w:p>
         </w:tc>
@@ -828,7 +731,7 @@
               <w:rPr>
                 <w:sz w:val="20"/>
               </w:rPr>
-              <w:t>2D 游戏引擎（渲染、物理、动画）</w:t>
+              <w:t>useApi.js（API调用）、useBackpack.js（背包逻辑）、useKeyboard.js（键盘控制）、useControlPanel.js（控制面板单例）、useSlotDialog.js（存档弹窗）</w:t>
             </w:r>
           </w:p>
         </w:tc>
@@ -845,7 +748,7 @@
                 <w:b/>
                 <w:sz w:val="20"/>
               </w:rPr>
-              <w:t>Vite (5.0.0)</w:t>
+              <w:t>游戏引擎</w:t>
             </w:r>
           </w:p>
         </w:tc>
@@ -859,7 +762,7 @@
               <w:rPr>
                 <w:sz w:val="20"/>
               </w:rPr>
-              <w:t>前端构建工具</w:t>
+              <w:t>EntityDrawer.js（游戏实体绘制器）、game/constants.js（全局常量/攻击配置/渲染参数）</w:t>
             </w:r>
           </w:p>
         </w:tc>
@@ -876,7 +779,7 @@
                 <w:b/>
                 <w:sz w:val="20"/>
               </w:rPr>
-              <w:t>Pinia (2.0.33)</w:t>
+              <w:t>API 层</w:t>
             </w:r>
           </w:p>
         </w:tc>
@@ -890,38 +793,7 @@
               <w:rPr>
                 <w:sz w:val="20"/>
               </w:rPr>
-              <w:t>Vue 状态管理</w:t>
-            </w:r>
-          </w:p>
-        </w:tc>
-      </w:tr>
-      <w:tr>
-        <w:tc>
-          <w:tcPr>
-            <w:tcW w:type="dxa" w:w="4703"/>
-          </w:tcPr>
-          <w:p>
-            <w:r/>
-            <w:r>
-              <w:rPr>
-                <w:b/>
-                <w:sz w:val="20"/>
-              </w:rPr>
-              <w:t>Fetch API</w:t>
-            </w:r>
-          </w:p>
-        </w:tc>
-        <w:tc>
-          <w:tcPr>
-            <w:tcW w:type="dxa" w:w="4703"/>
-          </w:tcPr>
-          <w:p>
-            <w:r/>
-            <w:r>
-              <w:rPr>
-                <w:sz w:val="20"/>
-              </w:rPr>
-              <w:t>与后端通信（RESTful）</w:t>
+              <w:t>api/gameApi.js（6个后端 API 封装方法）</w:t>
             </w:r>
           </w:p>
         </w:tc>
@@ -935,7 +807,445 @@
           <w:b/>
           <w:sz w:val="22"/>
         </w:rPr>
-        <w:t>2.3 开发工具</w:t>
+        <w:t>核心功能模块：</w:t>
+      </w:r>
+    </w:p>
+    <w:p>
+      <w:pPr>
+        <w:pStyle w:val="ListBullet"/>
+      </w:pPr>
+      <w:r>
+        <w:rPr>
+          <w:sz w:val="22"/>
+        </w:rPr>
+        <w:t>随机地图生成（GenerateRoom.java）：10×15 网格，7种房间类型，种子随机数保证存档一致性</w:t>
+      </w:r>
+    </w:p>
+    <w:p>
+      <w:pPr>
+        <w:pStyle w:val="ListBullet"/>
+      </w:pPr>
+      <w:r>
+        <w:rPr>
+          <w:sz w:val="22"/>
+        </w:rPr>
+        <w:t>实时战斗系统：Sweep（扇形120px/135°）、Pierce（直线21px/120px）、Charged（360°/150px）三种攻击</w:t>
+      </w:r>
+    </w:p>
+    <w:p>
+      <w:pPr>
+        <w:pStyle w:val="ListBullet"/>
+      </w:pPr>
+      <w:r>
+        <w:rPr>
+          <w:sz w:val="22"/>
+        </w:rPr>
+        <w:t>怪物系统：TYPE_NORMAL(0)、TYPE_ELITE(1)、TYPE_BOSS(2)，特殊 FLAME_SLIME</w:t>
+      </w:r>
+    </w:p>
+    <w:p>
+      <w:pPr>
+        <w:pStyle w:val="ListBullet"/>
+      </w:pPr>
+      <w:r>
+        <w:rPr>
+          <w:sz w:val="22"/>
+        </w:rPr>
+        <w:t>状态效果系统：BURN(3s魔法伤害)、POISON(1s真实伤害)、BLEED(攻击触发)、ANGEL_BUFF(30s全属性×1.5)</w:t>
+      </w:r>
+    </w:p>
+    <w:p>
+      <w:pPr>
+        <w:pStyle w:val="ListBullet"/>
+      </w:pPr>
+      <w:r>
+        <w:rPr>
+          <w:sz w:val="22"/>
+        </w:rPr>
+        <w:t>背包与装备系统：消耗品合并显示、5槽位装备（weapon/armor/cloak/ring/amulet）</w:t>
+      </w:r>
+    </w:p>
+    <w:p>
+      <w:pPr>
+        <w:pStyle w:val="ListBullet"/>
+      </w:pPr>
+      <w:r>
+        <w:rPr>
+          <w:sz w:val="22"/>
+        </w:rPr>
+        <w:t>商店系统：6件随机商品、半价回收</w:t>
+      </w:r>
+    </w:p>
+    <w:p>
+      <w:pPr>
+        <w:pStyle w:val="ListBullet"/>
+      </w:pPr>
+      <w:r>
+        <w:rPr>
+          <w:sz w:val="22"/>
+        </w:rPr>
+        <w:t>篝火祭坛：HEAL(50%回复)/TRAIN(25%属性提升)/WISDOM(3选1恩赐)</w:t>
+      </w:r>
+    </w:p>
+    <w:p>
+      <w:pPr>
+        <w:pStyle w:val="ListBullet"/>
+      </w:pPr>
+      <w:r>
+        <w:rPr>
+          <w:sz w:val="22"/>
+        </w:rPr>
+        <w:t>奇遇事件系统：8种事件（WOODEN_CHEST/GOLDEN_CHEST/ELITE_ENEMY/FOUNTAIN/CHEST/MAIDEN/ANGEL/BLACKSMITH）</w:t>
+      </w:r>
+    </w:p>
+    <w:p>
+      <w:pPr>
+        <w:pStyle w:val="ListBullet"/>
+      </w:pPr>
+      <w:r>
+        <w:rPr>
+          <w:sz w:val="22"/>
+        </w:rPr>
+        <w:t>铁匠强化系统：装备属性提升至150%</w:t>
+      </w:r>
+    </w:p>
+    <w:p>
+      <w:pPr>
+        <w:pStyle w:val="ListBullet"/>
+      </w:pPr>
+      <w:r>
+        <w:rPr>
+          <w:sz w:val="22"/>
+        </w:rPr>
+        <w:t>月光波技能：消耗30MP，单体魔法攻击，弹射2次</w:t>
+      </w:r>
+    </w:p>
+    <w:p>
+      <w:pPr>
+        <w:pStyle w:val="ListBullet"/>
+      </w:pPr>
+      <w:r>
+        <w:rPr>
+          <w:sz w:val="22"/>
+        </w:rPr>
+        <w:t>存档系统：H2数据库持久化，完整游戏状态保存/读取/删除</w:t>
+      </w:r>
+    </w:p>
+    <w:p>
+      <w:pPr>
+        <w:pStyle w:val="Heading2"/>
+      </w:pPr>
+      <w:r>
+        <w:rPr>
+          <w:rFonts w:ascii="黑体" w:hAnsi="黑体" w:eastAsia="黑体"/>
+        </w:rPr>
+        <w:t>2.3 团队组成与分工</w:t>
+      </w:r>
+    </w:p>
+    <w:p>
+      <w:pPr>
+        <w:ind w:firstLine="397"/>
+      </w:pPr>
+      <w:r>
+        <w:rPr>
+          <w:rFonts w:ascii="宋体" w:hAnsi="宋体" w:eastAsia="宋体"/>
+          <w:sz w:val="22"/>
+        </w:rPr>
+        <w:t>AAA603 小组由 3 名成员组成，分工如下：</w:t>
+      </w:r>
+    </w:p>
+    <w:tbl>
+      <w:tblPr>
+        <w:tblStyle w:val="TableGrid"/>
+        <w:tblW w:type="auto" w:w="0"/>
+        <w:jc w:val="center"/>
+        <w:tblLook w:firstColumn="1" w:firstRow="1" w:lastColumn="0" w:lastRow="0" w:noHBand="0" w:noVBand="1" w:val="04A0"/>
+      </w:tblPr>
+      <w:tblGrid>
+        <w:gridCol w:w="2351"/>
+        <w:gridCol w:w="2351"/>
+        <w:gridCol w:w="2351"/>
+        <w:gridCol w:w="2351"/>
+      </w:tblGrid>
+      <w:tr>
+        <w:tc>
+          <w:tcPr>
+            <w:tcW w:type="dxa" w:w="2351"/>
+            <w:shd w:fill="4472C4" w:val="clear"/>
+          </w:tcPr>
+          <w:p>
+            <w:pPr>
+              <w:jc w:val="center"/>
+            </w:pPr>
+            <w:r/>
+            <w:r>
+              <w:rPr>
+                <w:b/>
+                <w:color w:val="FFFFFF"/>
+                <w:sz w:val="20"/>
+              </w:rPr>
+              <w:t>姓名</w:t>
+            </w:r>
+          </w:p>
+        </w:tc>
+        <w:tc>
+          <w:tcPr>
+            <w:tcW w:type="dxa" w:w="2351"/>
+            <w:shd w:fill="4472C4" w:val="clear"/>
+          </w:tcPr>
+          <w:p>
+            <w:pPr>
+              <w:jc w:val="center"/>
+            </w:pPr>
+            <w:r/>
+            <w:r>
+              <w:rPr>
+                <w:b/>
+                <w:color w:val="FFFFFF"/>
+                <w:sz w:val="20"/>
+              </w:rPr>
+              <w:t>GitHub</w:t>
+            </w:r>
+          </w:p>
+        </w:tc>
+        <w:tc>
+          <w:tcPr>
+            <w:tcW w:type="dxa" w:w="2351"/>
+            <w:shd w:fill="4472C4" w:val="clear"/>
+          </w:tcPr>
+          <w:p>
+            <w:pPr>
+              <w:jc w:val="center"/>
+            </w:pPr>
+            <w:r/>
+            <w:r>
+              <w:rPr>
+                <w:b/>
+                <w:color w:val="FFFFFF"/>
+                <w:sz w:val="20"/>
+              </w:rPr>
+              <w:t>分支</w:t>
+            </w:r>
+          </w:p>
+        </w:tc>
+        <w:tc>
+          <w:tcPr>
+            <w:tcW w:type="dxa" w:w="2351"/>
+            <w:shd w:fill="4472C4" w:val="clear"/>
+          </w:tcPr>
+          <w:p>
+            <w:pPr>
+              <w:jc w:val="center"/>
+            </w:pPr>
+            <w:r/>
+            <w:r>
+              <w:rPr>
+                <w:b/>
+                <w:color w:val="FFFFFF"/>
+                <w:sz w:val="20"/>
+              </w:rPr>
+              <w:t>主要职责</w:t>
+            </w:r>
+          </w:p>
+        </w:tc>
+      </w:tr>
+      <w:tr>
+        <w:tc>
+          <w:tcPr>
+            <w:tcW w:type="dxa" w:w="2351"/>
+          </w:tcPr>
+          <w:p>
+            <w:r/>
+            <w:r>
+              <w:rPr>
+                <w:b/>
+                <w:sz w:val="20"/>
+              </w:rPr>
+              <w:t>李冬晨（组长）</w:t>
+            </w:r>
+          </w:p>
+        </w:tc>
+        <w:tc>
+          <w:tcPr>
+            <w:tcW w:type="dxa" w:w="2351"/>
+          </w:tcPr>
+          <w:p>
+            <w:r/>
+            <w:r>
+              <w:rPr>
+                <w:sz w:val="20"/>
+              </w:rPr>
+              <w:t>@Sader-Lee</w:t>
+            </w:r>
+          </w:p>
+        </w:tc>
+        <w:tc>
+          <w:tcPr>
+            <w:tcW w:type="dxa" w:w="2351"/>
+          </w:tcPr>
+          <w:p>
+            <w:r/>
+            <w:r>
+              <w:rPr>
+                <w:sz w:val="20"/>
+              </w:rPr>
+              <w:t>ldc</w:t>
+            </w:r>
+          </w:p>
+        </w:tc>
+        <w:tc>
+          <w:tcPr>
+            <w:tcW w:type="dxa" w:w="2351"/>
+          </w:tcPr>
+          <w:p>
+            <w:r/>
+            <w:r>
+              <w:rPr>
+                <w:sz w:val="20"/>
+              </w:rPr>
+              <w:t>核心后端开发：项目架构设计、玩家系统、怪物系统、商店系统、背包系统、房间战斗封锁、数据库持久化、攻击特效</w:t>
+            </w:r>
+          </w:p>
+        </w:tc>
+      </w:tr>
+      <w:tr>
+        <w:tc>
+          <w:tcPr>
+            <w:tcW w:type="dxa" w:w="2351"/>
+          </w:tcPr>
+          <w:p>
+            <w:r/>
+            <w:r>
+              <w:rPr>
+                <w:b/>
+                <w:sz w:val="20"/>
+              </w:rPr>
+              <w:t>蒋志成</w:t>
+            </w:r>
+          </w:p>
+        </w:tc>
+        <w:tc>
+          <w:tcPr>
+            <w:tcW w:type="dxa" w:w="2351"/>
+          </w:tcPr>
+          <w:p>
+            <w:r/>
+            <w:r>
+              <w:rPr>
+                <w:sz w:val="20"/>
+              </w:rPr>
+              <w:t>@BytesJiang</w:t>
+            </w:r>
+          </w:p>
+        </w:tc>
+        <w:tc>
+          <w:tcPr>
+            <w:tcW w:type="dxa" w:w="2351"/>
+          </w:tcPr>
+          <w:p>
+            <w:r/>
+            <w:r>
+              <w:rPr>
+                <w:sz w:val="20"/>
+              </w:rPr>
+              <w:t>jzc</w:t>
+            </w:r>
+          </w:p>
+        </w:tc>
+        <w:tc>
+          <w:tcPr>
+            <w:tcW w:type="dxa" w:w="2351"/>
+          </w:tcPr>
+          <w:p>
+            <w:r/>
+            <w:r>
+              <w:rPr>
+                <w:sz w:val="20"/>
+              </w:rPr>
+              <w:t>前端开发：Phaser集成、WASD移动、小地图、攻击特效、状态效果系统、随机地图生成、篝火祭坛、奇遇房间、月光波技能、前端重构（常量提取/API封装/组件拆分）</w:t>
+            </w:r>
+          </w:p>
+        </w:tc>
+      </w:tr>
+      <w:tr>
+        <w:tc>
+          <w:tcPr>
+            <w:tcW w:type="dxa" w:w="2351"/>
+          </w:tcPr>
+          <w:p>
+            <w:r/>
+            <w:r>
+              <w:rPr>
+                <w:b/>
+                <w:sz w:val="20"/>
+              </w:rPr>
+              <w:t>熊俊森</w:t>
+            </w:r>
+          </w:p>
+        </w:tc>
+        <w:tc>
+          <w:tcPr>
+            <w:tcW w:type="dxa" w:w="2351"/>
+          </w:tcPr>
+          <w:p>
+            <w:r/>
+            <w:r>
+              <w:rPr>
+                <w:sz w:val="20"/>
+              </w:rPr>
+              <w:t>@XJS-123</w:t>
+            </w:r>
+          </w:p>
+        </w:tc>
+        <w:tc>
+          <w:tcPr>
+            <w:tcW w:type="dxa" w:w="2351"/>
+          </w:tcPr>
+          <w:p>
+            <w:r/>
+            <w:r>
+              <w:rPr>
+                <w:sz w:val="20"/>
+              </w:rPr>
+              <w:t>xjs</w:t>
+            </w:r>
+          </w:p>
+        </w:tc>
+        <w:tc>
+          <w:tcPr>
+            <w:tcW w:type="dxa" w:w="2351"/>
+          </w:tcPr>
+          <w:p>
+            <w:r/>
+            <w:r>
+              <w:rPr>
+                <w:sz w:val="20"/>
+              </w:rPr>
+              <w:t>特殊系统开发：主菜单页面、饰品系统（5槽位）、奇遇事件系统、人物模型绘制、Buff系统、铁匠系统、游戏实体构造、地图背景、项目文档</w:t>
+            </w:r>
+          </w:p>
+        </w:tc>
+      </w:tr>
+    </w:tbl>
+    <w:p>
+      <w:pPr>
+        <w:pStyle w:val="Heading2"/>
+      </w:pPr>
+      <w:r>
+        <w:rPr>
+          <w:rFonts w:ascii="黑体" w:hAnsi="黑体" w:eastAsia="黑体"/>
+        </w:rPr>
+        <w:t>2.4 软件工具与项目约束</w:t>
+      </w:r>
+    </w:p>
+    <w:p>
+      <w:r>
+        <w:rPr>
+          <w:rFonts w:ascii="宋体" w:hAnsi="宋体" w:eastAsia="宋体"/>
+          <w:b/>
+          <w:sz w:val="22"/>
+        </w:rPr>
+        <w:t>开发工具：</w:t>
       </w:r>
     </w:p>
     <w:tbl>
@@ -1017,7 +1327,7 @@
               <w:rPr>
                 <w:sz w:val="20"/>
               </w:rPr>
-              <w:t>后端开发 IDE</w:t>
+              <w:t>后端 Java 开发</w:t>
             </w:r>
           </w:p>
         </w:tc>
@@ -1048,7 +1358,7 @@
               <w:rPr>
                 <w:sz w:val="20"/>
               </w:rPr>
-              <w:t>前端开发 IDE</w:t>
+              <w:t>前端 Vue/Phaser 开发</w:t>
             </w:r>
           </w:p>
         </w:tc>
@@ -1147,6 +1457,94 @@
         </w:tc>
       </w:tr>
     </w:tbl>
+    <w:p/>
+    <w:p>
+      <w:r>
+        <w:rPr>
+          <w:rFonts w:ascii="宋体" w:hAnsi="宋体" w:eastAsia="宋体"/>
+          <w:b/>
+          <w:sz w:val="22"/>
+        </w:rPr>
+        <w:t>项目管理策略与强制约束：</w:t>
+      </w:r>
+    </w:p>
+    <w:p>
+      <w:pPr>
+        <w:pStyle w:val="ListBullet"/>
+      </w:pPr>
+      <w:r>
+        <w:rPr>
+          <w:sz w:val="22"/>
+        </w:rPr>
+        <w:t>版本控制：必须使用 Git 进行版本管理，所有代码提交需有清晰的信息描述</w:t>
+      </w:r>
+    </w:p>
+    <w:p>
+      <w:pPr>
+        <w:pStyle w:val="ListBullet"/>
+      </w:pPr>
+      <w:r>
+        <w:rPr>
+          <w:sz w:val="22"/>
+        </w:rPr>
+        <w:t>分支策略：采用 master/ldc/jzc/xjs 多分支开发，通过 Pull Request 合并代码</w:t>
+      </w:r>
+    </w:p>
+    <w:p>
+      <w:pPr>
+        <w:pStyle w:val="ListBullet"/>
+      </w:pPr>
+      <w:r>
+        <w:rPr>
+          <w:sz w:val="22"/>
+        </w:rPr>
+        <w:t>代码审查：每个 PR 需至少一名其他成员审查通过后才能合并</w:t>
+      </w:r>
+    </w:p>
+    <w:p>
+      <w:pPr>
+        <w:pStyle w:val="ListBullet"/>
+      </w:pPr>
+      <w:r>
+        <w:rPr>
+          <w:sz w:val="22"/>
+        </w:rPr>
+        <w:t>代码风格：后端遵循 Java 标准命名规范，前端遵循 ESLint 规则</w:t>
+      </w:r>
+    </w:p>
+    <w:p>
+      <w:pPr>
+        <w:pStyle w:val="ListBullet"/>
+      </w:pPr>
+      <w:r>
+        <w:rPr>
+          <w:sz w:val="22"/>
+        </w:rPr>
+        <w:t>API 设计：所有接口遵循统一响应格式 {status, message, data}</w:t>
+      </w:r>
+    </w:p>
+    <w:p>
+      <w:pPr>
+        <w:pStyle w:val="ListBullet"/>
+      </w:pPr>
+      <w:r>
+        <w:rPr>
+          <w:sz w:val="22"/>
+        </w:rPr>
+        <w:t>前后端通信：所有游戏状态由后端维护，前端只做呈现与用户输入捕获</w:t>
+      </w:r>
+    </w:p>
+    <w:p>
+      <w:pPr>
+        <w:pStyle w:val="ListBullet"/>
+      </w:pPr>
+      <w:r>
+        <w:rPr>
+          <w:sz w:val="22"/>
+        </w:rPr>
+        <w:t>文档同步：代码更新后需同步更新 API.md 和 README.md</w:t>
+      </w:r>
+    </w:p>
     <w:p>
       <w:r>
         <w:br w:type="page"/>
@@ -1160,7 +1558,18 @@
         <w:rPr>
           <w:rFonts w:ascii="黑体" w:hAnsi="黑体" w:eastAsia="黑体"/>
         </w:rPr>
-        <w:t>三、系统架构设计</w:t>
+        <w:t>3. 小组软件过程</w:t>
+      </w:r>
+    </w:p>
+    <w:p>
+      <w:pPr>
+        <w:pStyle w:val="Heading2"/>
+      </w:pPr>
+      <w:r>
+        <w:rPr>
+          <w:rFonts w:ascii="黑体" w:hAnsi="黑体" w:eastAsia="黑体"/>
+        </w:rPr>
+        <w:t>3.1 代码仓库</w:t>
       </w:r>
     </w:p>
     <w:p>
@@ -1172,7 +1581,469 @@
           <w:rFonts w:ascii="宋体" w:hAnsi="宋体" w:eastAsia="宋体"/>
           <w:sz w:val="22"/>
         </w:rPr>
-        <w:t>本项目采用前后端分离的 B/S 架构。前端通过 HTTP REST API 与后端通信，所有游戏逻辑在 服务端执行，前端主要负责渲染与交互。</w:t>
+        <w:t>项目代码托管于 GitHub 私有仓库，地址为：https://github.com/WHUT-ZUUL/kai-fa-aaa603。仓库采用统一组织管理，所有成员均有推送权限。仓库根目录包含后端（backend/）、前端（frontend/）、开发计划（plans/）、项目文档（README.md、API.md、REPORT.docx）等核心目录。</w:t>
+      </w:r>
+    </w:p>
+    <w:p>
+      <w:pPr>
+        <w:pStyle w:val="Heading2"/>
+      </w:pPr>
+      <w:r>
+        <w:rPr>
+          <w:rFonts w:ascii="黑体" w:hAnsi="黑体" w:eastAsia="黑体"/>
+        </w:rPr>
+        <w:t>3.2 软件版本计划</w:t>
+      </w:r>
+    </w:p>
+    <w:p>
+      <w:pPr>
+        <w:ind w:firstLine="397"/>
+      </w:pPr>
+      <w:r>
+        <w:rPr>
+          <w:rFonts w:ascii="宋体" w:hAnsi="宋体" w:eastAsia="宋体"/>
+          <w:sz w:val="22"/>
+        </w:rPr>
+        <w:t>项目采用迭代式开发，整体分为以下阶段：</w:t>
+      </w:r>
+    </w:p>
+    <w:p>
+      <w:pPr>
+        <w:pStyle w:val="ListBullet"/>
+      </w:pPr>
+      <w:r>
+        <w:rPr>
+          <w:sz w:val="22"/>
+        </w:rPr>
+        <w:t>v0.1 — 基础框架：搭建 Spring Boot + Vue 3 项目骨架，实现基本的前后端通信，完成玩家移动和房间探索功能</w:t>
+      </w:r>
+    </w:p>
+    <w:p>
+      <w:pPr>
+        <w:pStyle w:val="ListBullet"/>
+      </w:pPr>
+      <w:r>
+        <w:rPr>
+          <w:sz w:val="22"/>
+        </w:rPr>
+        <w:t>v0.2 — 战斗系统：实现实时战斗系统（三种攻击模式）、怪物 AI 和怪物生成机制</w:t>
+      </w:r>
+    </w:p>
+    <w:p>
+      <w:pPr>
+        <w:pStyle w:val="ListBullet"/>
+      </w:pPr>
+      <w:r>
+        <w:rPr>
+          <w:sz w:val="22"/>
+        </w:rPr>
+        <w:t>v0.3 — 背包与装备：实现背包系统（拾取/使用/丢弃）、五槽位装备系统（装备/卸下/属性加成）</w:t>
+      </w:r>
+    </w:p>
+    <w:p>
+      <w:pPr>
+        <w:pStyle w:val="ListBullet"/>
+      </w:pPr>
+      <w:r>
+        <w:rPr>
+          <w:sz w:val="22"/>
+        </w:rPr>
+        <w:t>v0.4 — 商店与交互：实现商店系统（购买/出售）、篝火祭坛系统（治愈/训练/博学）、奇遇事件系统</w:t>
+      </w:r>
+    </w:p>
+    <w:p>
+      <w:pPr>
+        <w:pStyle w:val="ListBullet"/>
+      </w:pPr>
+      <w:r>
+        <w:rPr>
+          <w:sz w:val="22"/>
+        </w:rPr>
+        <w:t>v0.5 — 状态效果：实现烧伤/中毒/流血/天使祝福四种状态效果系统，支持层数叠加</w:t>
+      </w:r>
+    </w:p>
+    <w:p>
+      <w:pPr>
+        <w:pStyle w:val="ListBullet"/>
+      </w:pPr>
+      <w:r>
+        <w:rPr>
+          <w:sz w:val="22"/>
+        </w:rPr>
+        <w:t>v0.6 — 存档与 UI：实现基于 H2 数据库的完整存档系统、控制面板(ESC)、小地图组件、UI/UX 优化</w:t>
+      </w:r>
+    </w:p>
+    <w:p>
+      <w:pPr>
+        <w:pStyle w:val="ListBullet"/>
+      </w:pPr>
+      <w:r>
+        <w:rPr>
+          <w:sz w:val="22"/>
+        </w:rPr>
+        <w:t>v1.0 — 集成与交付：前后端集成测试、Bug 修复、代码优化与冗余清理、项目文档生成</w:t>
+      </w:r>
+    </w:p>
+    <w:p>
+      <w:pPr>
+        <w:pStyle w:val="Heading2"/>
+      </w:pPr>
+      <w:r>
+        <w:rPr>
+          <w:rFonts w:ascii="黑体" w:hAnsi="黑体" w:eastAsia="黑体"/>
+        </w:rPr>
+        <w:t>3.3 开发分支模型与提交流程</w:t>
+      </w:r>
+    </w:p>
+    <w:p>
+      <w:pPr>
+        <w:ind w:firstLine="397"/>
+      </w:pPr>
+      <w:r>
+        <w:rPr>
+          <w:rFonts w:ascii="宋体" w:hAnsi="宋体" w:eastAsia="宋体"/>
+          <w:sz w:val="22"/>
+        </w:rPr>
+        <w:t>项目采用三分支模型：master（主分支）、ldc（后端核心）、jzc（前端开发）、xjs（特殊系统与实体）。所有新功能的开发在各自独立分支上进行，完成后发起 Pull Request 到 master 分支。</w:t>
+      </w:r>
+    </w:p>
+    <w:p>
+      <w:pPr>
+        <w:pStyle w:val="ListBullet"/>
+      </w:pPr>
+      <w:r>
+        <w:rPr>
+          <w:sz w:val="22"/>
+        </w:rPr>
+        <w:t>功能开发：各成员在个人分支（ldc/jzc/xjs）上开发新功能，每日多次提交</w:t>
+      </w:r>
+    </w:p>
+    <w:p>
+      <w:pPr>
+        <w:pStyle w:val="ListBullet"/>
+      </w:pPr>
+      <w:r>
+        <w:rPr>
+          <w:sz w:val="22"/>
+        </w:rPr>
+        <w:t>代码同步：定期从 master 合并最新代码到个人分支，保持代码同步</w:t>
+      </w:r>
+    </w:p>
+    <w:p>
+      <w:pPr>
+        <w:pStyle w:val="ListBullet"/>
+      </w:pPr>
+      <w:r>
+        <w:rPr>
+          <w:sz w:val="22"/>
+        </w:rPr>
+        <w:t>Pull Request：功能完成后，在 GitHub 上发起 PR 到 master 分支</w:t>
+      </w:r>
+    </w:p>
+    <w:p>
+      <w:pPr>
+        <w:pStyle w:val="ListBullet"/>
+      </w:pPr>
+      <w:r>
+        <w:rPr>
+          <w:sz w:val="22"/>
+        </w:rPr>
+        <w:t>代码审查：至少一名其他成员审查代码，提出改进意见</w:t>
+      </w:r>
+    </w:p>
+    <w:p>
+      <w:pPr>
+        <w:pStyle w:val="ListBullet"/>
+      </w:pPr>
+      <w:r>
+        <w:rPr>
+          <w:sz w:val="22"/>
+        </w:rPr>
+        <w:t>合并：审查通过后，由 PR 创建者或组长合并到 master</w:t>
+      </w:r>
+    </w:p>
+    <w:p>
+      <w:pPr>
+        <w:pStyle w:val="ListBullet"/>
+      </w:pPr>
+      <w:r>
+        <w:rPr>
+          <w:sz w:val="22"/>
+        </w:rPr>
+        <w:t>标签管理：合并后在 master 分支打上版本标签（如 v0.6）</w:t>
+      </w:r>
+    </w:p>
+    <w:p>
+      <w:pPr>
+        <w:pStyle w:val="Heading2"/>
+      </w:pPr>
+      <w:r>
+        <w:rPr>
+          <w:rFonts w:ascii="黑体" w:hAnsi="黑体" w:eastAsia="黑体"/>
+        </w:rPr>
+        <w:t>3.4 代码规范与检查流程</w:t>
+      </w:r>
+    </w:p>
+    <w:p>
+      <w:pPr>
+        <w:ind w:firstLine="397"/>
+      </w:pPr>
+      <w:r>
+        <w:rPr>
+          <w:rFonts w:ascii="宋体" w:hAnsi="宋体" w:eastAsia="宋体"/>
+          <w:sz w:val="22"/>
+        </w:rPr>
+        <w:t>后端 Java 代码遵循阿里巴巴 Java 开发手册规范，前端代码遵循 Vue 3 Composition API 风格指南。代码审查重点检查以下方面：</w:t>
+      </w:r>
+    </w:p>
+    <w:p>
+      <w:pPr>
+        <w:pStyle w:val="ListBullet"/>
+      </w:pPr>
+      <w:r>
+        <w:rPr>
+          <w:sz w:val="22"/>
+        </w:rPr>
+        <w:t>命名规范：类名 PascalCase、方法名 camelCase、常量 UPPER_SNAKE_CASE</w:t>
+      </w:r>
+    </w:p>
+    <w:p>
+      <w:pPr>
+        <w:pStyle w:val="ListBullet"/>
+      </w:pPr>
+      <w:r>
+        <w:rPr>
+          <w:sz w:val="22"/>
+        </w:rPr>
+        <w:t>代码整洁：无冗余导入、无用代码注释、控制台输出</w:t>
+      </w:r>
+    </w:p>
+    <w:p>
+      <w:pPr>
+        <w:pStyle w:val="ListBullet"/>
+      </w:pPr>
+      <w:r>
+        <w:rPr>
+          <w:sz w:val="22"/>
+        </w:rPr>
+        <w:t>异常处理：所有可能的空指针需做 null 检查，错误信息有意义</w:t>
+      </w:r>
+    </w:p>
+    <w:p>
+      <w:pPr>
+        <w:pStyle w:val="ListBullet"/>
+      </w:pPr>
+      <w:r>
+        <w:rPr>
+          <w:sz w:val="22"/>
+        </w:rPr>
+        <w:t>API 一致性：响应格式必须遵循统一的 {status, message, data} 结构</w:t>
+      </w:r>
+    </w:p>
+    <w:p>
+      <w:pPr>
+        <w:pStyle w:val="ListBullet"/>
+      </w:pPr>
+      <w:r>
+        <w:rPr>
+          <w:sz w:val="22"/>
+        </w:rPr>
+        <w:t>安全性：存档操作需校验 saveId 合法性</w:t>
+      </w:r>
+    </w:p>
+    <w:p>
+      <w:pPr>
+        <w:pStyle w:val="Heading2"/>
+      </w:pPr>
+      <w:r>
+        <w:rPr>
+          <w:rFonts w:ascii="黑体" w:hAnsi="黑体" w:eastAsia="黑体"/>
+        </w:rPr>
+        <w:t>3.5 项目测试计划与实施流程</w:t>
+      </w:r>
+    </w:p>
+    <w:p>
+      <w:pPr>
+        <w:ind w:firstLine="397"/>
+      </w:pPr>
+      <w:r>
+        <w:rPr>
+          <w:rFonts w:ascii="宋体" w:hAnsi="宋体" w:eastAsia="宋体"/>
+          <w:sz w:val="22"/>
+        </w:rPr>
+        <w:t>项目采用"开发自测 + 集成联调"的测试策略。由于项目周期较短，未引入自动化测试框架，主要通过以下方式进行测试：</w:t>
+      </w:r>
+    </w:p>
+    <w:p>
+      <w:pPr>
+        <w:pStyle w:val="ListBullet"/>
+      </w:pPr>
+      <w:r>
+        <w:rPr>
+          <w:sz w:val="22"/>
+        </w:rPr>
+        <w:t>后端 API 测试：使用 Postman 对各 API 端点进行请求/响应验证</w:t>
+      </w:r>
+    </w:p>
+    <w:p>
+      <w:pPr>
+        <w:pStyle w:val="ListBullet"/>
+      </w:pPr>
+      <w:r>
+        <w:rPr>
+          <w:sz w:val="22"/>
+        </w:rPr>
+        <w:t>前端功能测试：在浏览器中手动测试各交互功能（移动/攻击/拾取/商店/存档等）</w:t>
+      </w:r>
+    </w:p>
+    <w:p>
+      <w:pPr>
+        <w:pStyle w:val="ListBullet"/>
+      </w:pPr>
+      <w:r>
+        <w:rPr>
+          <w:sz w:val="22"/>
+        </w:rPr>
+        <w:t>前后端联调：在开发过程中持续进行前后端联调，确保 JSON 数据格式一致</w:t>
+      </w:r>
+    </w:p>
+    <w:p>
+      <w:pPr>
+        <w:pStyle w:val="ListBullet"/>
+      </w:pPr>
+      <w:r>
+        <w:rPr>
+          <w:sz w:val="22"/>
+        </w:rPr>
+        <w:t>边界测试：测试空背包使用物品、在非商店房间使用 shop 命令、金钱不足时购买等边界情况</w:t>
+      </w:r>
+    </w:p>
+    <w:p>
+      <w:pPr>
+        <w:pStyle w:val="ListBullet"/>
+      </w:pPr>
+      <w:r>
+        <w:rPr>
+          <w:sz w:val="22"/>
+        </w:rPr>
+        <w:t>存档兼容性测试：验证存档/读档后游戏状态的一致性</w:t>
+      </w:r>
+    </w:p>
+    <w:p>
+      <w:pPr>
+        <w:pStyle w:val="Heading2"/>
+      </w:pPr>
+      <w:r>
+        <w:rPr>
+          <w:rFonts w:ascii="黑体" w:hAnsi="黑体" w:eastAsia="黑体"/>
+        </w:rPr>
+        <w:t>3.6 项目集成与发布规范</w:t>
+      </w:r>
+    </w:p>
+    <w:p>
+      <w:pPr>
+        <w:ind w:firstLine="397"/>
+      </w:pPr>
+      <w:r>
+        <w:rPr>
+          <w:rFonts w:ascii="宋体" w:hAnsi="宋体" w:eastAsia="宋体"/>
+          <w:sz w:val="22"/>
+        </w:rPr>
+        <w:t>项目通过 GitHub 进行持续集成与发布管理。各成员在个人分支完成开发和自测后，通过 Pull Request 将代码合并到 master 主分支。每次合并前需确保代码可编译、可运行，且不破坏现有功能。</w:t>
+      </w:r>
+    </w:p>
+    <w:p>
+      <w:pPr>
+        <w:pStyle w:val="ListBullet"/>
+      </w:pPr>
+      <w:r>
+        <w:rPr>
+          <w:sz w:val="22"/>
+        </w:rPr>
+        <w:t>集成触发：每次 Pull Request 合并到 master 后触发集成验证</w:t>
+      </w:r>
+    </w:p>
+    <w:p>
+      <w:pPr>
+        <w:pStyle w:val="ListBullet"/>
+      </w:pPr>
+      <w:r>
+        <w:rPr>
+          <w:sz w:val="22"/>
+        </w:rPr>
+        <w:t>构建验证：后端使用 Maven 编译验证（mvn compile），前端使用 Vite 构建验证（npm run build）</w:t>
+      </w:r>
+    </w:p>
+    <w:p>
+      <w:pPr>
+        <w:pStyle w:val="ListBullet"/>
+      </w:pPr>
+      <w:r>
+        <w:rPr>
+          <w:sz w:val="22"/>
+        </w:rPr>
+        <w:t>发布流程：代码在 master 分支上经过验证后，打上版本标签进行发布</w:t>
+      </w:r>
+    </w:p>
+    <w:p>
+      <w:pPr>
+        <w:pStyle w:val="ListBullet"/>
+      </w:pPr>
+      <w:r>
+        <w:rPr>
+          <w:sz w:val="22"/>
+        </w:rPr>
+        <w:t>文档同步：版本发布时同步更新 README.md 和 API.md 中的版本号与更新日期</w:t>
+      </w:r>
+    </w:p>
+    <w:p>
+      <w:pPr>
+        <w:pStyle w:val="Heading2"/>
+      </w:pPr>
+      <w:r>
+        <w:rPr>
+          <w:rFonts w:ascii="黑体" w:hAnsi="黑体" w:eastAsia="黑体"/>
+        </w:rPr>
+        <w:t>3.7 其他过程说明</w:t>
+      </w:r>
+    </w:p>
+    <w:p>
+      <w:pPr>
+        <w:ind w:firstLine="397"/>
+      </w:pPr>
+      <w:r>
+        <w:rPr>
+          <w:rFonts w:ascii="宋体" w:hAnsi="宋体" w:eastAsia="宋体"/>
+          <w:sz w:val="22"/>
+        </w:rPr>
+        <w:t>开发过程中使用了 GitHub Issues 进行任务管理和分配。每个功能点对应一个 Issue，分配给对应成员后在个人分支上实现。Issues 支持标签分类（enhancement/bug/documentation）和里程碑管理。项目前期以功能开发为主（约85%的 Issues），后期转向 Bug 修复和代码优化（约15%的 Issues）。</w:t>
+      </w:r>
+    </w:p>
+    <w:p>
+      <w:r>
+        <w:br w:type="page"/>
+      </w:r>
+    </w:p>
+    <w:p>
+      <w:pPr>
+        <w:pStyle w:val="Heading1"/>
+      </w:pPr>
+      <w:r>
+        <w:rPr>
+          <w:rFonts w:ascii="黑体" w:hAnsi="黑体" w:eastAsia="黑体"/>
+        </w:rPr>
+        <w:t>4. 小组成员任务报告</w:t>
+      </w:r>
+    </w:p>
+    <w:p>
+      <w:pPr>
+        <w:pStyle w:val="Heading2"/>
+      </w:pPr>
+      <w:r>
+        <w:rPr>
+          <w:rFonts w:ascii="黑体" w:hAnsi="黑体" w:eastAsia="黑体"/>
+        </w:rPr>
+        <w:t>4.1 成员一（李冬晨）任务分工及实施过程描述</w:t>
       </w:r>
     </w:p>
     <w:p>
@@ -1182,73 +2053,7 @@
           <w:b/>
           <w:sz w:val="22"/>
         </w:rPr>
-        <w:t>3.1 整体架构</w:t>
-      </w:r>
-    </w:p>
-    <w:p>
-      <w:pPr>
-        <w:pStyle w:val="ListBullet"/>
-      </w:pPr>
-      <w:r>
-        <w:rPr>
-          <w:sz w:val="22"/>
-        </w:rPr>
-        <w:t>前端层（Vue 3 + Phaser 3）：负责游戏画面渲染、用户输入捕获、UI 面板展示。Phaser 3 引擎驱动游戏主画布，Vue 3 负责菜单、背包、存档等 UI 组件。</w:t>
-      </w:r>
-    </w:p>
-    <w:p>
-      <w:pPr>
-        <w:pStyle w:val="ListBullet"/>
-      </w:pPr>
-      <w:r>
-        <w:rPr>
-          <w:sz w:val="22"/>
-        </w:rPr>
-        <w:t>API 层（Spring Boot REST Controllers）：提供 10 个 RESTful 端点，处理前端请求并返回 JSON 格式数据。</w:t>
-      </w:r>
-    </w:p>
-    <w:p>
-      <w:pPr>
-        <w:pStyle w:val="ListBullet"/>
-      </w:pPr>
-      <w:r>
-        <w:rPr>
-          <w:sz w:val="22"/>
-        </w:rPr>
-        <w:t>服务层（GameService）：游戏核心服务，包括命令分发（11 种命令）、玩家状态注入（24+ 字段）、攻击空间命中判定（3 种算法）、地图拓扑检索。</w:t>
-      </w:r>
-    </w:p>
-    <w:p>
-      <w:pPr>
-        <w:pStyle w:val="ListBullet"/>
-      </w:pPr>
-      <w:r>
-        <w:rPr>
-          <w:sz w:val="22"/>
-        </w:rPr>
-        <w:t>模型层：包含 Room、Player、Monster、Bag、Item、Status 等核心数据模型，以及 WisdomBoon、Altar、RandomEvent 等子系统的模型。</w:t>
-      </w:r>
-    </w:p>
-    <w:p>
-      <w:pPr>
-        <w:pStyle w:val="ListBullet"/>
-      </w:pPr>
-      <w:r>
-        <w:rPr>
-          <w:sz w:val="22"/>
-        </w:rPr>
-        <w:t>持久层（Spring Data JPA Repository）：5 个 Repository 接口，负责游戏存档、房间状态、怪物状态、背包物品、商店状态的序列化与恢复。</w:t>
-      </w:r>
-    </w:p>
-    <w:p>
-      <w:pPr>
-        <w:pStyle w:val="ListBullet"/>
-      </w:pPr>
-      <w:r>
-        <w:rPr>
-          <w:sz w:val="22"/>
-        </w:rPr>
-        <w:t>数据库层（H2）：嵌入式文件数据库，存储完整游戏状态。</w:t>
+        <w:t>角色：组长 / 核心后端开发</w:t>
       </w:r>
     </w:p>
     <w:p>
@@ -1258,271 +2063,7 @@
           <w:b/>
           <w:sz w:val="22"/>
         </w:rPr>
-        <w:t>3.2 后端包结构</w:t>
-      </w:r>
-    </w:p>
-    <w:tbl>
-      <w:tblPr>
-        <w:tblStyle w:val="TableGrid"/>
-        <w:tblW w:type="auto" w:w="0"/>
-        <w:jc w:val="center"/>
-        <w:tblLook w:firstColumn="1" w:firstRow="1" w:lastColumn="0" w:lastRow="0" w:noHBand="0" w:noVBand="1" w:val="04A0"/>
-      </w:tblPr>
-      <w:tblGrid>
-        <w:gridCol w:w="4703"/>
-        <w:gridCol w:w="4703"/>
-      </w:tblGrid>
-      <w:tr>
-        <w:tc>
-          <w:tcPr>
-            <w:tcW w:type="dxa" w:w="4703"/>
-            <w:shd w:fill="4472C4" w:val="clear"/>
-          </w:tcPr>
-          <w:p>
-            <w:pPr>
-              <w:jc w:val="center"/>
-            </w:pPr>
-            <w:r/>
-            <w:r>
-              <w:rPr>
-                <w:b/>
-                <w:color w:val="FFFFFF"/>
-                <w:sz w:val="20"/>
-              </w:rPr>
-              <w:t>包名</w:t>
-            </w:r>
-          </w:p>
-        </w:tc>
-        <w:tc>
-          <w:tcPr>
-            <w:tcW w:type="dxa" w:w="4703"/>
-            <w:shd w:fill="4472C4" w:val="clear"/>
-          </w:tcPr>
-          <w:p>
-            <w:pPr>
-              <w:jc w:val="center"/>
-            </w:pPr>
-            <w:r/>
-            <w:r>
-              <w:rPr>
-                <w:b/>
-                <w:color w:val="FFFFFF"/>
-                <w:sz w:val="20"/>
-              </w:rPr>
-              <w:t>主要内容</w:t>
-            </w:r>
-          </w:p>
-        </w:tc>
-      </w:tr>
-      <w:tr>
-        <w:tc>
-          <w:tcPr>
-            <w:tcW w:type="dxa" w:w="4703"/>
-          </w:tcPr>
-          <w:p>
-            <w:r/>
-            <w:r>
-              <w:rPr>
-                <w:b/>
-                <w:sz w:val="20"/>
-              </w:rPr>
-              <w:t>controller</w:t>
-            </w:r>
-          </w:p>
-        </w:tc>
-        <w:tc>
-          <w:tcPr>
-            <w:tcW w:type="dxa" w:w="4703"/>
-          </w:tcPr>
-          <w:p>
-            <w:r/>
-            <w:r>
-              <w:rPr>
-                <w:sz w:val="20"/>
-              </w:rPr>
-              <w:t>GameController.java — 10个REST API端点</w:t>
-            </w:r>
-          </w:p>
-        </w:tc>
-      </w:tr>
-      <w:tr>
-        <w:tc>
-          <w:tcPr>
-            <w:tcW w:type="dxa" w:w="4703"/>
-          </w:tcPr>
-          <w:p>
-            <w:r/>
-            <w:r>
-              <w:rPr>
-                <w:b/>
-                <w:sz w:val="20"/>
-              </w:rPr>
-              <w:t>service</w:t>
-            </w:r>
-          </w:p>
-        </w:tc>
-        <w:tc>
-          <w:tcPr>
-            <w:tcW w:type="dxa" w:w="4703"/>
-          </w:tcPr>
-          <w:p>
-            <w:r/>
-            <w:r>
-              <w:rPr>
-                <w:sz w:val="20"/>
-              </w:rPr>
-              <w:t>GameService.java — 核心业务逻辑（命令分发/攻击判定/状态注入）</w:t>
-              <w:br/>
-              <w:t>SaveService.java — 存档序列化与恢复</w:t>
-            </w:r>
-          </w:p>
-        </w:tc>
-      </w:tr>
-      <w:tr>
-        <w:tc>
-          <w:tcPr>
-            <w:tcW w:type="dxa" w:w="4703"/>
-          </w:tcPr>
-          <w:p>
-            <w:r/>
-            <w:r>
-              <w:rPr>
-                <w:b/>
-                <w:sz w:val="20"/>
-              </w:rPr>
-              <w:t>model</w:t>
-            </w:r>
-          </w:p>
-        </w:tc>
-        <w:tc>
-          <w:tcPr>
-            <w:tcW w:type="dxa" w:w="4703"/>
-          </w:tcPr>
-          <w:p>
-            <w:r/>
-            <w:r>
-              <w:rPr>
-                <w:sz w:val="20"/>
-              </w:rPr>
-              <w:t>Room.java / Player.java / Monster.java / Bag.java / Item.java / ItemRegistry.java</w:t>
-              <w:br/>
-              <w:t>Status.java / WisdomBoon.java / Magic.java / Money.java / RoomType.java</w:t>
-              <w:br/>
-              <w:t>Altar.java / AltarType.java / AttackRequest.java / RandomEvent.java</w:t>
-              <w:br/>
-              <w:t>RandomEventType.java / ShopItem.java / DroppedItem.java</w:t>
-              <w:br/>
-              <w:t>InventoryItem.java / GameResponse.java</w:t>
-            </w:r>
-          </w:p>
-        </w:tc>
-      </w:tr>
-      <w:tr>
-        <w:tc>
-          <w:tcPr>
-            <w:tcW w:type="dxa" w:w="4703"/>
-          </w:tcPr>
-          <w:p>
-            <w:r/>
-            <w:r>
-              <w:rPr>
-                <w:b/>
-                <w:sz w:val="20"/>
-              </w:rPr>
-              <w:t>command</w:t>
-            </w:r>
-          </w:p>
-        </w:tc>
-        <w:tc>
-          <w:tcPr>
-            <w:tcW w:type="dxa" w:w="4703"/>
-          </w:tcPr>
-          <w:p>
-            <w:r/>
-            <w:r>
-              <w:rPr>
-                <w:sz w:val="20"/>
-              </w:rPr>
-              <w:t>GoCommand.java / AttackCommand.java / BagCommand.java / ShopCommand.java</w:t>
-              <w:br/>
-              <w:t>InteractCommand.java / WaveCommand.java / PickupCommand.java</w:t>
-              <w:br/>
-              <w:t>DropCommand.java / ItemsCommand.java / MonsterAttackCommand.java</w:t>
-            </w:r>
-          </w:p>
-        </w:tc>
-      </w:tr>
-      <w:tr>
-        <w:tc>
-          <w:tcPr>
-            <w:tcW w:type="dxa" w:w="4703"/>
-          </w:tcPr>
-          <w:p>
-            <w:r/>
-            <w:r>
-              <w:rPr>
-                <w:b/>
-                <w:sz w:val="20"/>
-              </w:rPr>
-              <w:t>repository</w:t>
-            </w:r>
-          </w:p>
-        </w:tc>
-        <w:tc>
-          <w:tcPr>
-            <w:tcW w:type="dxa" w:w="4703"/>
-          </w:tcPr>
-          <w:p>
-            <w:r/>
-            <w:r>
-              <w:rPr>
-                <w:sz w:val="20"/>
-              </w:rPr>
-              <w:t>GameSaveRepository / RoomStateRepository / MonsterStateRepository</w:t>
-              <w:br/>
-              <w:t>BagItemRepository / ShopStateRepository</w:t>
-            </w:r>
-          </w:p>
-        </w:tc>
-      </w:tr>
-    </w:tbl>
-    <w:p>
-      <w:r>
-        <w:br w:type="page"/>
-      </w:r>
-    </w:p>
-    <w:p>
-      <w:pPr>
-        <w:pStyle w:val="Heading1"/>
-      </w:pPr>
-      <w:r>
-        <w:rPr>
-          <w:rFonts w:ascii="黑体" w:hAnsi="黑体" w:eastAsia="黑体"/>
-        </w:rPr>
-        <w:t>四、功能模块说明</w:t>
-      </w:r>
-    </w:p>
-    <w:p>
-      <w:pPr>
-        <w:pStyle w:val="Heading2"/>
-      </w:pPr>
-      <w:r>
-        <w:rPr>
-          <w:rFonts w:ascii="黑体" w:hAnsi="黑体" w:eastAsia="黑体"/>
-        </w:rPr>
-        <w:t>4.1 随机地图生成</w:t>
-      </w:r>
-    </w:p>
-    <w:p>
-      <w:pPr>
-        <w:ind w:firstLine="397"/>
-      </w:pPr>
-      <w:r>
-        <w:rPr>
-          <w:rFonts w:ascii="宋体" w:hAnsi="宋体" w:eastAsia="宋体"/>
-          <w:sz w:val="22"/>
-        </w:rPr>
-        <w:t>地图生成由 GenerateRoom.java 实现，采用程序化算法生成 10×15 网格（约 30-50 个房间）的地图。每次游戏使用不同的随机种子，确保每次体验独一无二。</w:t>
+        <w:t>GitHub：@Sader-Lee | 开发分支：ldc</w:t>
       </w:r>
     </w:p>
     <w:p>
@@ -1532,7 +2073,7 @@
           <w:b/>
           <w:sz w:val="22"/>
         </w:rPr>
-        <w:t>地图参数：</w:t>
+        <w:t>任务分工：</w:t>
       </w:r>
     </w:p>
     <w:p>
@@ -1543,7 +2084,7 @@
         <w:rPr>
           <w:sz w:val="22"/>
         </w:rPr>
-        <w:t>网格尺寸：10（宽）× 15（高）</w:t>
+        <w:t>项目架构设计与技术选型：确定 Spring Boot + Vue 3 + Phaser 3 的技术栈</w:t>
       </w:r>
     </w:p>
     <w:p>
@@ -1554,7 +2095,7 @@
         <w:rPr>
           <w:sz w:val="22"/>
         </w:rPr>
-        <w:t>房间总数：约 30-50 个（视随机生成算法结果）</w:t>
+        <w:t>核心游戏模型开发：实现 Player（带装备系统/damage记录/伤害计算）、Monster（3种类型+FLAME_SLIME）、Room（房间初始化/祭坛/商店/事件生成）等 18 个数据模型</w:t>
       </w:r>
     </w:p>
     <w:p>
@@ -1565,7 +2106,7 @@
         <w:rPr>
           <w:sz w:val="22"/>
         </w:rPr>
-        <w:t>出口方向：east（东）、west（西）、south（南）、north（北）</w:t>
+        <w:t>玩家系统：实现玩家属性管理、装备系统（5槽位的 equip/unequip）、伤害计算（物理/魔法/闪避判定）、DamageRecord 记录系统</w:t>
       </w:r>
     </w:p>
     <w:p>
@@ -1576,7 +2117,7 @@
         <w:rPr>
           <w:sz w:val="22"/>
         </w:rPr>
-        <w:t>传送房间：每局游戏随机标记 1 个传送房间</w:t>
+        <w:t>命令系统开发：take/drop/items 命令的完整实现</w:t>
       </w:r>
     </w:p>
     <w:p>
@@ -1587,18 +2128,73 @@
         <w:rPr>
           <w:sz w:val="22"/>
         </w:rPr>
-        <w:t>7 种房间类型：START_HALL / SHOP / ENCOUNTER / CAMPFIRE / BOSS / ELITE_MONSTER / NORMAL_MONSTER</w:t>
+        <w:t>怪物系统：怪物生成（spawnMonsters 三种类型）、怪物攻击、怪物掉落（processMonsterDrop）</w:t>
       </w:r>
     </w:p>
     <w:p>
       <w:pPr>
-        <w:pStyle w:val="Heading2"/>
+        <w:pStyle w:val="ListBullet"/>
       </w:pPr>
       <w:r>
         <w:rPr>
-          <w:rFonts w:ascii="黑体" w:hAnsi="黑体" w:eastAsia="黑体"/>
+          <w:sz w:val="22"/>
         </w:rPr>
-        <w:t>4.2 实时战斗系统</w:t>
+        <w:t>商店系统：ShopCommand 完整实现（buy/sell），商品管理、货币扣除、折价回收（买价一半）</w:t>
+      </w:r>
+    </w:p>
+    <w:p>
+      <w:pPr>
+        <w:pStyle w:val="ListBullet"/>
+      </w:pPr>
+      <w:r>
+        <w:rPr>
+          <w:sz w:val="22"/>
+        </w:rPr>
+        <w:t>背包系统：Bag 类的 add/remove/use/discard 操作，消耗品合并与装备独立展示</w:t>
+      </w:r>
+    </w:p>
+    <w:p>
+      <w:pPr>
+        <w:pStyle w:val="ListBullet"/>
+      </w:pPr>
+      <w:r>
+        <w:rPr>
+          <w:sz w:val="22"/>
+        </w:rPr>
+        <w:t>房间战斗封锁：怪物房间 exit 封锁/解锁机制</w:t>
+      </w:r>
+    </w:p>
+    <w:p>
+      <w:pPr>
+        <w:pStyle w:val="ListBullet"/>
+      </w:pPr>
+      <w:r>
+        <w:rPr>
+          <w:sz w:val="22"/>
+        </w:rPr>
+        <w:t>数据库持久化：基于 Spring Data JPA 的完整存档系统，5 个 Repository 接口</w:t>
+      </w:r>
+    </w:p>
+    <w:p>
+      <w:pPr>
+        <w:pStyle w:val="ListBullet"/>
+      </w:pPr>
+      <w:r>
+        <w:rPr>
+          <w:sz w:val="22"/>
+        </w:rPr>
+        <w:t>玩家状态注入：injectPlayerStatus 方法注入 24+ 字段到前端响应</w:t>
+      </w:r>
+    </w:p>
+    <w:p>
+      <w:pPr>
+        <w:pStyle w:val="ListBullet"/>
+      </w:pPr>
+      <w:r>
+        <w:rPr>
+          <w:sz w:val="22"/>
+        </w:rPr>
+        <w:t>攻击特效与前后端联调</w:t>
       </w:r>
     </w:p>
     <w:p>
@@ -1610,7 +2206,18 @@
           <w:rFonts w:ascii="宋体" w:hAnsi="宋体" w:eastAsia="宋体"/>
           <w:sz w:val="22"/>
         </w:rPr>
-        <w:t>战斗系统采用"前端呈现 + 后端判定"模式。前端捕获玩家输入和怪物坐标快照，发送给后端进行空间命中判定。后端根据攻击类型执行不同的命中算法，返回命中结果和伤害数值。</w:t>
+        <w:t>实施成果：完成了后端核心系统的所有功能，包括 10 个 API 端点、11 个命令处理器、18 个数据模型、5 个 Repository 接口。实现了游戏的核心逻辑闭环。</w:t>
+      </w:r>
+    </w:p>
+    <w:p>
+      <w:pPr>
+        <w:pStyle w:val="Heading2"/>
+      </w:pPr>
+      <w:r>
+        <w:rPr>
+          <w:rFonts w:ascii="黑体" w:hAnsi="黑体" w:eastAsia="黑体"/>
+        </w:rPr>
+        <w:t>4.2 成员二（蒋志成）任务分工及实施过程描述</w:t>
       </w:r>
     </w:p>
     <w:p>
@@ -1620,75 +2227,7 @@
           <w:b/>
           <w:sz w:val="22"/>
         </w:rPr>
-        <w:t>三种攻击模式：</w:t>
-      </w:r>
-    </w:p>
-    <w:p>
-      <w:pPr>
-        <w:pStyle w:val="ListBullet"/>
-      </w:pPr>
-      <w:r>
-        <w:rPr>
-          <w:sz w:val="22"/>
-        </w:rPr>
-        <w:t>扇形扫击（Sweep）：半径 120px、角度 135° 的扇形范围，以玩家朝向为中心。前端持续约 140ms，带残影渐隐特效。</w:t>
-      </w:r>
-    </w:p>
-    <w:p>
-      <w:pPr>
-        <w:pStyle w:val="ListBullet"/>
-      </w:pPr>
-      <w:r>
-        <w:rPr>
-          <w:sz w:val="22"/>
-        </w:rPr>
-        <w:t>直线突刺（Pierce）：距离 120px、判定宽度 21px（半径），从起点到终点的线段距离判定。前端持续约 100ms，附带击退效果（55px/130ms）。</w:t>
-      </w:r>
-    </w:p>
-    <w:p>
-      <w:pPr>
-        <w:pStyle w:val="ListBullet"/>
-      </w:pPr>
-      <w:r>
-        <w:rPr>
-          <w:sz w:val="22"/>
-        </w:rPr>
-        <w:t>蓄力攻击（Charged）：半径 150px、360° 全方向范围攻击，需长按蓄力 200ms 以上触发，附带屏幕振动。</w:t>
-      </w:r>
-    </w:p>
-    <w:p>
-      <w:pPr>
-        <w:ind w:firstLine="397"/>
-      </w:pPr>
-      <w:r>
-        <w:rPr>
-          <w:rFonts w:ascii="宋体" w:hAnsi="宋体" w:eastAsia="宋体"/>
-          <w:sz w:val="22"/>
-        </w:rPr>
-        <w:t>攻击伤害计算：物理伤害 = 攻击方攻击力 - 防御方防御力（下限为 1）。魔法伤害通过 Magic.calcMagicDamage 方法计算。攻击命中后触发流血效果结算，被击败的怪物调用 processMonsterDrop 掉落货币。</w:t>
-      </w:r>
-    </w:p>
-    <w:p>
-      <w:pPr>
-        <w:pStyle w:val="Heading2"/>
-      </w:pPr>
-      <w:r>
-        <w:rPr>
-          <w:rFonts w:ascii="黑体" w:hAnsi="黑体" w:eastAsia="黑体"/>
-        </w:rPr>
-        <w:t>4.3 怪物系统</w:t>
-      </w:r>
-    </w:p>
-    <w:p>
-      <w:pPr>
-        <w:ind w:firstLine="397"/>
-      </w:pPr>
-      <w:r>
-        <w:rPr>
-          <w:rFonts w:ascii="宋体" w:hAnsi="宋体" w:eastAsia="宋体"/>
-          <w:sz w:val="22"/>
-        </w:rPr>
-        <w:t>Monster.java 定义了三种怪物类型：TYPE_NORMAL(0)、TYPE_ELITE(1)、TYPE_BOSS(2)。另有一个特殊怪物类型 FLAME_SLIME（火焰史莱姆），攻击附加烧伤效果。</w:t>
+        <w:t>角色：前端开发 / 战斗系统</w:t>
       </w:r>
     </w:p>
     <w:p>
@@ -1698,999 +2237,7 @@
           <w:b/>
           <w:sz w:val="22"/>
         </w:rPr>
-        <w:t>怪物生成规则（spawnMonsters）：</w:t>
-      </w:r>
-    </w:p>
-    <w:p>
-      <w:pPr>
-        <w:pStyle w:val="ListBullet"/>
-      </w:pPr>
-      <w:r>
-        <w:rPr>
-          <w:sz w:val="22"/>
-        </w:rPr>
-        <w:t>Boss 房间：生成 1 只 Boss 怪物，属性较高</w:t>
-      </w:r>
-    </w:p>
-    <w:p>
-      <w:pPr>
-        <w:pStyle w:val="ListBullet"/>
-      </w:pPr>
-      <w:r>
-        <w:rPr>
-          <w:sz w:val="22"/>
-        </w:rPr>
-        <w:t>精英房间：生成 1-2 只精英怪物</w:t>
-      </w:r>
-    </w:p>
-    <w:p>
-      <w:pPr>
-        <w:pStyle w:val="ListBullet"/>
-      </w:pPr>
-      <w:r>
-        <w:rPr>
-          <w:sz w:val="22"/>
-        </w:rPr>
-        <w:t>普通房间：生成 1-3 只普通怪物（固定 25% 概率生成 1 只火焰史莱姆代替普通怪物）</w:t>
-      </w:r>
-    </w:p>
-    <w:p>
-      <w:pPr>
-        <w:pStyle w:val="ListBullet"/>
-      </w:pPr>
-      <w:r>
-        <w:rPr>
-          <w:sz w:val="22"/>
-        </w:rPr>
-        <w:t>所有怪物生成使用种子随机数，保证存档读档时怪物状态一致</w:t>
-      </w:r>
-    </w:p>
-    <w:p>
-      <w:pPr>
-        <w:pStyle w:val="ListBullet"/>
-      </w:pPr>
-      <w:r>
-        <w:rPr>
-          <w:sz w:val="22"/>
-        </w:rPr>
-        <w:t>怪物房间的出口在全部怪物被击败前处于封锁状态</w:t>
-      </w:r>
-    </w:p>
-    <w:p>
-      <w:pPr>
-        <w:pStyle w:val="Heading2"/>
-      </w:pPr>
-      <w:r>
-        <w:rPr>
-          <w:rFonts w:ascii="黑体" w:hAnsi="黑体" w:eastAsia="黑体"/>
-        </w:rPr>
-        <w:t>4.4 状态效果系统</w:t>
-      </w:r>
-    </w:p>
-    <w:p>
-      <w:pPr>
-        <w:ind w:firstLine="397"/>
-      </w:pPr>
-      <w:r>
-        <w:rPr>
-          <w:rFonts w:ascii="宋体" w:hAnsi="宋体" w:eastAsia="宋体"/>
-          <w:sz w:val="22"/>
-        </w:rPr>
-        <w:t>Status.java 实现了完整的 Buff/Debuff 状态系统，通过 StatusManager 统一管理。所有效果支持层数叠加（layers 机制），前端通过 getActiveEffectsInfo() 获取当前活跃效果列表。</w:t>
-      </w:r>
-    </w:p>
-    <w:tbl>
-      <w:tblPr>
-        <w:tblStyle w:val="TableGrid"/>
-        <w:tblW w:type="auto" w:w="0"/>
-        <w:jc w:val="center"/>
-        <w:tblLook w:firstColumn="1" w:firstRow="1" w:lastColumn="0" w:lastRow="0" w:noHBand="0" w:noVBand="1" w:val="04A0"/>
-      </w:tblPr>
-      <w:tblGrid>
-        <w:gridCol w:w="1881"/>
-        <w:gridCol w:w="1881"/>
-        <w:gridCol w:w="1881"/>
-        <w:gridCol w:w="1881"/>
-        <w:gridCol w:w="1881"/>
-      </w:tblGrid>
-      <w:tr>
-        <w:tc>
-          <w:tcPr>
-            <w:tcW w:type="dxa" w:w="1881"/>
-            <w:shd w:fill="4472C4" w:val="clear"/>
-          </w:tcPr>
-          <w:p>
-            <w:pPr>
-              <w:jc w:val="center"/>
-            </w:pPr>
-            <w:r/>
-            <w:r>
-              <w:rPr>
-                <w:b/>
-                <w:color w:val="FFFFFF"/>
-                <w:sz w:val="20"/>
-              </w:rPr>
-              <w:t>状态</w:t>
-            </w:r>
-          </w:p>
-        </w:tc>
-        <w:tc>
-          <w:tcPr>
-            <w:tcW w:type="dxa" w:w="1881"/>
-            <w:shd w:fill="4472C4" w:val="clear"/>
-          </w:tcPr>
-          <w:p>
-            <w:pPr>
-              <w:jc w:val="center"/>
-            </w:pPr>
-            <w:r/>
-            <w:r>
-              <w:rPr>
-                <w:b/>
-                <w:color w:val="FFFFFF"/>
-                <w:sz w:val="20"/>
-              </w:rPr>
-              <w:t>类型</w:t>
-            </w:r>
-          </w:p>
-        </w:tc>
-        <w:tc>
-          <w:tcPr>
-            <w:tcW w:type="dxa" w:w="1881"/>
-            <w:shd w:fill="4472C4" w:val="clear"/>
-          </w:tcPr>
-          <w:p>
-            <w:pPr>
-              <w:jc w:val="center"/>
-            </w:pPr>
-            <w:r/>
-            <w:r>
-              <w:rPr>
-                <w:b/>
-                <w:color w:val="FFFFFF"/>
-                <w:sz w:val="20"/>
-              </w:rPr>
-              <w:t>触发间隔</w:t>
-            </w:r>
-          </w:p>
-        </w:tc>
-        <w:tc>
-          <w:tcPr>
-            <w:tcW w:type="dxa" w:w="1881"/>
-            <w:shd w:fill="4472C4" w:val="clear"/>
-          </w:tcPr>
-          <w:p>
-            <w:pPr>
-              <w:jc w:val="center"/>
-            </w:pPr>
-            <w:r/>
-            <w:r>
-              <w:rPr>
-                <w:b/>
-                <w:color w:val="FFFFFF"/>
-                <w:sz w:val="20"/>
-              </w:rPr>
-              <w:t>伤害计算</w:t>
-            </w:r>
-          </w:p>
-        </w:tc>
-        <w:tc>
-          <w:tcPr>
-            <w:tcW w:type="dxa" w:w="1881"/>
-            <w:shd w:fill="4472C4" w:val="clear"/>
-          </w:tcPr>
-          <w:p>
-            <w:pPr>
-              <w:jc w:val="center"/>
-            </w:pPr>
-            <w:r/>
-            <w:r>
-              <w:rPr>
-                <w:b/>
-                <w:color w:val="FFFFFF"/>
-                <w:sz w:val="20"/>
-              </w:rPr>
-              <w:t>层数衰减</w:t>
-            </w:r>
-          </w:p>
-        </w:tc>
-      </w:tr>
-      <w:tr>
-        <w:tc>
-          <w:tcPr>
-            <w:tcW w:type="dxa" w:w="1881"/>
-          </w:tcPr>
-          <w:p>
-            <w:r/>
-            <w:r>
-              <w:rPr>
-                <w:b/>
-                <w:sz w:val="20"/>
-              </w:rPr>
-              <w:t>BURN（烧伤）</w:t>
-            </w:r>
-          </w:p>
-        </w:tc>
-        <w:tc>
-          <w:tcPr>
-            <w:tcW w:type="dxa" w:w="1881"/>
-          </w:tcPr>
-          <w:p>
-            <w:r/>
-            <w:r>
-              <w:rPr>
-                <w:sz w:val="20"/>
-              </w:rPr>
-              <w:t>减益</w:t>
-            </w:r>
-          </w:p>
-        </w:tc>
-        <w:tc>
-          <w:tcPr>
-            <w:tcW w:type="dxa" w:w="1881"/>
-          </w:tcPr>
-          <w:p>
-            <w:r/>
-            <w:r>
-              <w:rPr>
-                <w:sz w:val="20"/>
-              </w:rPr>
-              <w:t>3秒</w:t>
-            </w:r>
-          </w:p>
-        </w:tc>
-        <w:tc>
-          <w:tcPr>
-            <w:tcW w:type="dxa" w:w="1881"/>
-          </w:tcPr>
-          <w:p>
-            <w:r/>
-            <w:r>
-              <w:rPr>
-                <w:sz w:val="20"/>
-              </w:rPr>
-              <w:t>魔法伤害 = 层数 × (1 - 魔抗/100)</w:t>
-            </w:r>
-          </w:p>
-        </w:tc>
-        <w:tc>
-          <w:tcPr>
-            <w:tcW w:type="dxa" w:w="1881"/>
-          </w:tcPr>
-          <w:p>
-            <w:r/>
-            <w:r>
-              <w:rPr>
-                <w:sz w:val="20"/>
-              </w:rPr>
-              <w:t>每轮减半</w:t>
-            </w:r>
-          </w:p>
-        </w:tc>
-      </w:tr>
-      <w:tr>
-        <w:tc>
-          <w:tcPr>
-            <w:tcW w:type="dxa" w:w="1881"/>
-          </w:tcPr>
-          <w:p>
-            <w:r/>
-            <w:r>
-              <w:rPr>
-                <w:b/>
-                <w:sz w:val="20"/>
-              </w:rPr>
-              <w:t>POISON（中毒）</w:t>
-            </w:r>
-          </w:p>
-        </w:tc>
-        <w:tc>
-          <w:tcPr>
-            <w:tcW w:type="dxa" w:w="1881"/>
-          </w:tcPr>
-          <w:p>
-            <w:r/>
-            <w:r>
-              <w:rPr>
-                <w:sz w:val="20"/>
-              </w:rPr>
-              <w:t>减益</w:t>
-            </w:r>
-          </w:p>
-        </w:tc>
-        <w:tc>
-          <w:tcPr>
-            <w:tcW w:type="dxa" w:w="1881"/>
-          </w:tcPr>
-          <w:p>
-            <w:r/>
-            <w:r>
-              <w:rPr>
-                <w:sz w:val="20"/>
-              </w:rPr>
-              <w:t>1秒</w:t>
-            </w:r>
-          </w:p>
-        </w:tc>
-        <w:tc>
-          <w:tcPr>
-            <w:tcW w:type="dxa" w:w="1881"/>
-          </w:tcPr>
-          <w:p>
-            <w:r/>
-            <w:r>
-              <w:rPr>
-                <w:sz w:val="20"/>
-              </w:rPr>
-              <w:t>真实伤害 = min(层数, 当前HP-1)</w:t>
-            </w:r>
-          </w:p>
-        </w:tc>
-        <w:tc>
-          <w:tcPr>
-            <w:tcW w:type="dxa" w:w="1881"/>
-          </w:tcPr>
-          <w:p>
-            <w:r/>
-            <w:r>
-              <w:rPr>
-                <w:sz w:val="20"/>
-              </w:rPr>
-              <w:t>每轮减1</w:t>
-            </w:r>
-          </w:p>
-        </w:tc>
-      </w:tr>
-      <w:tr>
-        <w:tc>
-          <w:tcPr>
-            <w:tcW w:type="dxa" w:w="1881"/>
-          </w:tcPr>
-          <w:p>
-            <w:r/>
-            <w:r>
-              <w:rPr>
-                <w:b/>
-                <w:sz w:val="20"/>
-              </w:rPr>
-              <w:t>BLEED（流血）</w:t>
-            </w:r>
-          </w:p>
-        </w:tc>
-        <w:tc>
-          <w:tcPr>
-            <w:tcW w:type="dxa" w:w="1881"/>
-          </w:tcPr>
-          <w:p>
-            <w:r/>
-            <w:r>
-              <w:rPr>
-                <w:sz w:val="20"/>
-              </w:rPr>
-              <w:t>减益</w:t>
-            </w:r>
-          </w:p>
-        </w:tc>
-        <w:tc>
-          <w:tcPr>
-            <w:tcW w:type="dxa" w:w="1881"/>
-          </w:tcPr>
-          <w:p>
-            <w:r/>
-            <w:r>
-              <w:rPr>
-                <w:sz w:val="20"/>
-              </w:rPr>
-              <w:t>攻击触发</w:t>
-            </w:r>
-          </w:p>
-        </w:tc>
-        <w:tc>
-          <w:tcPr>
-            <w:tcW w:type="dxa" w:w="1881"/>
-          </w:tcPr>
-          <w:p>
-            <w:r/>
-            <w:r>
-              <w:rPr>
-                <w:sz w:val="20"/>
-              </w:rPr>
-              <w:t>2点真实伤害</w:t>
-            </w:r>
-          </w:p>
-        </w:tc>
-        <w:tc>
-          <w:tcPr>
-            <w:tcW w:type="dxa" w:w="1881"/>
-          </w:tcPr>
-          <w:p>
-            <w:r/>
-            <w:r>
-              <w:rPr>
-                <w:sz w:val="20"/>
-              </w:rPr>
-              <w:t>每轮减1</w:t>
-            </w:r>
-          </w:p>
-        </w:tc>
-      </w:tr>
-      <w:tr>
-        <w:tc>
-          <w:tcPr>
-            <w:tcW w:type="dxa" w:w="1881"/>
-          </w:tcPr>
-          <w:p>
-            <w:r/>
-            <w:r>
-              <w:rPr>
-                <w:b/>
-                <w:sz w:val="20"/>
-              </w:rPr>
-              <w:t>ANGEL_BUFF（天使祝福）</w:t>
-            </w:r>
-          </w:p>
-        </w:tc>
-        <w:tc>
-          <w:tcPr>
-            <w:tcW w:type="dxa" w:w="1881"/>
-          </w:tcPr>
-          <w:p>
-            <w:r/>
-            <w:r>
-              <w:rPr>
-                <w:sz w:val="20"/>
-              </w:rPr>
-              <w:t>增益</w:t>
-            </w:r>
-          </w:p>
-        </w:tc>
-        <w:tc>
-          <w:tcPr>
-            <w:tcW w:type="dxa" w:w="1881"/>
-          </w:tcPr>
-          <w:p>
-            <w:r/>
-            <w:r>
-              <w:rPr>
-                <w:sz w:val="20"/>
-              </w:rPr>
-              <w:t>持续30秒</w:t>
-            </w:r>
-          </w:p>
-        </w:tc>
-        <w:tc>
-          <w:tcPr>
-            <w:tcW w:type="dxa" w:w="1881"/>
-          </w:tcPr>
-          <w:p>
-            <w:r/>
-            <w:r>
-              <w:rPr>
-                <w:sz w:val="20"/>
-              </w:rPr>
-              <w:t>全属性×1.5倍</w:t>
-            </w:r>
-          </w:p>
-        </w:tc>
-        <w:tc>
-          <w:tcPr>
-            <w:tcW w:type="dxa" w:w="1881"/>
-          </w:tcPr>
-          <w:p>
-            <w:r/>
-            <w:r>
-              <w:rPr>
-                <w:sz w:val="20"/>
-              </w:rPr>
-              <w:t>定时结束</w:t>
-            </w:r>
-          </w:p>
-        </w:tc>
-      </w:tr>
-    </w:tbl>
-    <w:p>
-      <w:pPr>
-        <w:pStyle w:val="Heading2"/>
-      </w:pPr>
-      <w:r>
-        <w:rPr>
-          <w:rFonts w:ascii="黑体" w:hAnsi="黑体" w:eastAsia="黑体"/>
-        </w:rPr>
-        <w:t>4.5 背包与装备系统</w:t>
-      </w:r>
-    </w:p>
-    <w:p>
-      <w:pPr>
-        <w:ind w:firstLine="397"/>
-      </w:pPr>
-      <w:r>
-        <w:rPr>
-          <w:rFonts w:ascii="宋体" w:hAnsi="宋体" w:eastAsia="宋体"/>
-          <w:sz w:val="22"/>
-        </w:rPr>
-        <w:t>背包系统由 Bag.java 实现，支持添加、移除、使用和丢弃物品。getBackpackItems() 方法返回前端展示列表：消耗品按名称合并数量显示，装备和饰品每个独立占位。</w:t>
-      </w:r>
-    </w:p>
-    <w:p>
-      <w:pPr>
-        <w:ind w:firstLine="397"/>
-      </w:pPr>
-      <w:r>
-        <w:rPr>
-          <w:rFonts w:ascii="宋体" w:hAnsi="宋体" w:eastAsia="宋体"/>
-          <w:sz w:val="22"/>
-        </w:rPr>
-        <w:t>装备系统由 Player.java 实现，支持 5 个装备槽位：武器（weapon）、护甲（armor）、披风（cloak）、戒指（ring）、项链（amulet）。通过 equipItem/unequipItem 方法管理装备，装备时自动卸下同槽位旧装备。</w:t>
-      </w:r>
-    </w:p>
-    <w:tbl>
-      <w:tblPr>
-        <w:tblStyle w:val="TableGrid"/>
-        <w:tblW w:type="auto" w:w="0"/>
-        <w:jc w:val="center"/>
-        <w:tblLook w:firstColumn="1" w:firstRow="1" w:lastColumn="0" w:lastRow="0" w:noHBand="0" w:noVBand="1" w:val="04A0"/>
-      </w:tblPr>
-      <w:tblGrid>
-        <w:gridCol w:w="2351"/>
-        <w:gridCol w:w="2351"/>
-        <w:gridCol w:w="2351"/>
-        <w:gridCol w:w="2351"/>
-      </w:tblGrid>
-      <w:tr>
-        <w:tc>
-          <w:tcPr>
-            <w:tcW w:type="dxa" w:w="2351"/>
-            <w:shd w:fill="4472C4" w:val="clear"/>
-          </w:tcPr>
-          <w:p>
-            <w:pPr>
-              <w:jc w:val="center"/>
-            </w:pPr>
-            <w:r/>
-            <w:r>
-              <w:rPr>
-                <w:b/>
-                <w:color w:val="FFFFFF"/>
-                <w:sz w:val="20"/>
-              </w:rPr>
-              <w:t>装备名称</w:t>
-            </w:r>
-          </w:p>
-        </w:tc>
-        <w:tc>
-          <w:tcPr>
-            <w:tcW w:type="dxa" w:w="2351"/>
-            <w:shd w:fill="4472C4" w:val="clear"/>
-          </w:tcPr>
-          <w:p>
-            <w:pPr>
-              <w:jc w:val="center"/>
-            </w:pPr>
-            <w:r/>
-            <w:r>
-              <w:rPr>
-                <w:b/>
-                <w:color w:val="FFFFFF"/>
-                <w:sz w:val="20"/>
-              </w:rPr>
-              <w:t>槽位</w:t>
-            </w:r>
-          </w:p>
-        </w:tc>
-        <w:tc>
-          <w:tcPr>
-            <w:tcW w:type="dxa" w:w="2351"/>
-            <w:shd w:fill="4472C4" w:val="clear"/>
-          </w:tcPr>
-          <w:p>
-            <w:pPr>
-              <w:jc w:val="center"/>
-            </w:pPr>
-            <w:r/>
-            <w:r>
-              <w:rPr>
-                <w:b/>
-                <w:color w:val="FFFFFF"/>
-                <w:sz w:val="20"/>
-              </w:rPr>
-              <w:t>价格</w:t>
-            </w:r>
-          </w:p>
-        </w:tc>
-        <w:tc>
-          <w:tcPr>
-            <w:tcW w:type="dxa" w:w="2351"/>
-            <w:shd w:fill="4472C4" w:val="clear"/>
-          </w:tcPr>
-          <w:p>
-            <w:pPr>
-              <w:jc w:val="center"/>
-            </w:pPr>
-            <w:r/>
-            <w:r>
-              <w:rPr>
-                <w:b/>
-                <w:color w:val="FFFFFF"/>
-                <w:sz w:val="20"/>
-              </w:rPr>
-              <w:t>属性加成</w:t>
-            </w:r>
-          </w:p>
-        </w:tc>
-      </w:tr>
-      <w:tr>
-        <w:tc>
-          <w:tcPr>
-            <w:tcW w:type="dxa" w:w="2351"/>
-          </w:tcPr>
-          <w:p>
-            <w:r/>
-            <w:r>
-              <w:rPr>
-                <w:b/>
-                <w:sz w:val="20"/>
-              </w:rPr>
-              <w:t>铁剑</w:t>
-            </w:r>
-          </w:p>
-        </w:tc>
-        <w:tc>
-          <w:tcPr>
-            <w:tcW w:type="dxa" w:w="2351"/>
-          </w:tcPr>
-          <w:p>
-            <w:r/>
-            <w:r>
-              <w:rPr>
-                <w:sz w:val="20"/>
-              </w:rPr>
-              <w:t>武器</w:t>
-            </w:r>
-          </w:p>
-        </w:tc>
-        <w:tc>
-          <w:tcPr>
-            <w:tcW w:type="dxa" w:w="2351"/>
-          </w:tcPr>
-          <w:p>
-            <w:r/>
-            <w:r>
-              <w:rPr>
-                <w:sz w:val="20"/>
-              </w:rPr>
-              <w:t>80g</w:t>
-            </w:r>
-          </w:p>
-        </w:tc>
-        <w:tc>
-          <w:tcPr>
-            <w:tcW w:type="dxa" w:w="2351"/>
-          </w:tcPr>
-          <w:p>
-            <w:r/>
-            <w:r>
-              <w:rPr>
-                <w:sz w:val="20"/>
-              </w:rPr>
-              <w:t>物理攻击+15</w:t>
-            </w:r>
-          </w:p>
-        </w:tc>
-      </w:tr>
-      <w:tr>
-        <w:tc>
-          <w:tcPr>
-            <w:tcW w:type="dxa" w:w="2351"/>
-          </w:tcPr>
-          <w:p>
-            <w:r/>
-            <w:r>
-              <w:rPr>
-                <w:b/>
-                <w:sz w:val="20"/>
-              </w:rPr>
-              <w:t>铁盾</w:t>
-            </w:r>
-          </w:p>
-        </w:tc>
-        <w:tc>
-          <w:tcPr>
-            <w:tcW w:type="dxa" w:w="2351"/>
-          </w:tcPr>
-          <w:p>
-            <w:r/>
-            <w:r>
-              <w:rPr>
-                <w:sz w:val="20"/>
-              </w:rPr>
-              <w:t>护甲</w:t>
-            </w:r>
-          </w:p>
-        </w:tc>
-        <w:tc>
-          <w:tcPr>
-            <w:tcW w:type="dxa" w:w="2351"/>
-          </w:tcPr>
-          <w:p>
-            <w:r/>
-            <w:r>
-              <w:rPr>
-                <w:sz w:val="20"/>
-              </w:rPr>
-              <w:t>70g</w:t>
-            </w:r>
-          </w:p>
-        </w:tc>
-        <w:tc>
-          <w:tcPr>
-            <w:tcW w:type="dxa" w:w="2351"/>
-          </w:tcPr>
-          <w:p>
-            <w:r/>
-            <w:r>
-              <w:rPr>
-                <w:sz w:val="20"/>
-              </w:rPr>
-              <w:t>物理防御+10</w:t>
-            </w:r>
-          </w:p>
-        </w:tc>
-      </w:tr>
-      <w:tr>
-        <w:tc>
-          <w:tcPr>
-            <w:tcW w:type="dxa" w:w="2351"/>
-          </w:tcPr>
-          <w:p>
-            <w:r/>
-            <w:r>
-              <w:rPr>
-                <w:b/>
-                <w:sz w:val="20"/>
-              </w:rPr>
-              <w:t>暗影披风</w:t>
-            </w:r>
-          </w:p>
-        </w:tc>
-        <w:tc>
-          <w:tcPr>
-            <w:tcW w:type="dxa" w:w="2351"/>
-          </w:tcPr>
-          <w:p>
-            <w:r/>
-            <w:r>
-              <w:rPr>
-                <w:sz w:val="20"/>
-              </w:rPr>
-              <w:t>披风</w:t>
-            </w:r>
-          </w:p>
-        </w:tc>
-        <w:tc>
-          <w:tcPr>
-            <w:tcW w:type="dxa" w:w="2351"/>
-          </w:tcPr>
-          <w:p>
-            <w:r/>
-            <w:r>
-              <w:rPr>
-                <w:sz w:val="20"/>
-              </w:rPr>
-              <w:t>200g</w:t>
-            </w:r>
-          </w:p>
-        </w:tc>
-        <w:tc>
-          <w:tcPr>
-            <w:tcW w:type="dxa" w:w="2351"/>
-          </w:tcPr>
-          <w:p>
-            <w:r/>
-            <w:r>
-              <w:rPr>
-                <w:sz w:val="20"/>
-              </w:rPr>
-              <w:t>闪避+15%，速度+20</w:t>
-            </w:r>
-          </w:p>
-        </w:tc>
-      </w:tr>
-      <w:tr>
-        <w:tc>
-          <w:tcPr>
-            <w:tcW w:type="dxa" w:w="2351"/>
-          </w:tcPr>
-          <w:p>
-            <w:r/>
-            <w:r>
-              <w:rPr>
-                <w:b/>
-                <w:sz w:val="20"/>
-              </w:rPr>
-              <w:t>生命戒指</w:t>
-            </w:r>
-          </w:p>
-        </w:tc>
-        <w:tc>
-          <w:tcPr>
-            <w:tcW w:type="dxa" w:w="2351"/>
-          </w:tcPr>
-          <w:p>
-            <w:r/>
-            <w:r>
-              <w:rPr>
-                <w:sz w:val="20"/>
-              </w:rPr>
-              <w:t>戒指</w:t>
-            </w:r>
-          </w:p>
-        </w:tc>
-        <w:tc>
-          <w:tcPr>
-            <w:tcW w:type="dxa" w:w="2351"/>
-          </w:tcPr>
-          <w:p>
-            <w:r/>
-            <w:r>
-              <w:rPr>
-                <w:sz w:val="20"/>
-              </w:rPr>
-              <w:t>150g</w:t>
-            </w:r>
-          </w:p>
-        </w:tc>
-        <w:tc>
-          <w:tcPr>
-            <w:tcW w:type="dxa" w:w="2351"/>
-          </w:tcPr>
-          <w:p>
-            <w:r/>
-            <w:r>
-              <w:rPr>
-                <w:sz w:val="20"/>
-              </w:rPr>
-              <w:t>最大HP+50，每2秒恢复1HP</w:t>
-            </w:r>
-          </w:p>
-        </w:tc>
-      </w:tr>
-      <w:tr>
-        <w:tc>
-          <w:tcPr>
-            <w:tcW w:type="dxa" w:w="2351"/>
-          </w:tcPr>
-          <w:p>
-            <w:r/>
-            <w:r>
-              <w:rPr>
-                <w:b/>
-                <w:sz w:val="20"/>
-              </w:rPr>
-              <w:t>元素项链</w:t>
-            </w:r>
-          </w:p>
-        </w:tc>
-        <w:tc>
-          <w:tcPr>
-            <w:tcW w:type="dxa" w:w="2351"/>
-          </w:tcPr>
-          <w:p>
-            <w:r/>
-            <w:r>
-              <w:rPr>
-                <w:sz w:val="20"/>
-              </w:rPr>
-              <w:t>项链</w:t>
-            </w:r>
-          </w:p>
-        </w:tc>
-        <w:tc>
-          <w:tcPr>
-            <w:tcW w:type="dxa" w:w="2351"/>
-          </w:tcPr>
-          <w:p>
-            <w:r/>
-            <w:r>
-              <w:rPr>
-                <w:sz w:val="20"/>
-              </w:rPr>
-              <w:t>150g</w:t>
-            </w:r>
-          </w:p>
-        </w:tc>
-        <w:tc>
-          <w:tcPr>
-            <w:tcW w:type="dxa" w:w="2351"/>
-          </w:tcPr>
-          <w:p>
-            <w:r/>
-            <w:r>
-              <w:rPr>
-                <w:sz w:val="20"/>
-              </w:rPr>
-              <w:t>魔法攻击+15，魔抗+20</w:t>
-            </w:r>
-          </w:p>
-        </w:tc>
-      </w:tr>
-    </w:tbl>
-    <w:p>
-      <w:pPr>
-        <w:pStyle w:val="Heading2"/>
-      </w:pPr>
-      <w:r>
-        <w:rPr>
-          <w:rFonts w:ascii="黑体" w:hAnsi="黑体" w:eastAsia="黑体"/>
-        </w:rPr>
-        <w:t>4.6 商店系统</w:t>
-      </w:r>
-    </w:p>
-    <w:p>
-      <w:pPr>
-        <w:ind w:firstLine="397"/>
-      </w:pPr>
-      <w:r>
-        <w:rPr>
-          <w:rFonts w:ascii="宋体" w:hAnsi="宋体" w:eastAsia="宋体"/>
-          <w:sz w:val="22"/>
-        </w:rPr>
-        <w:t>ShopCommand.java 实现商店买卖功能，仅在 SHOP 类型房间可用。商店随机从 ItemRegistry 选取 6 件商品上架，每件售出后标记为"sold"。出售价格 = 买价的一半（向下取整，最低 1g）。</w:t>
-      </w:r>
-    </w:p>
-    <w:p>
-      <w:pPr>
-        <w:pStyle w:val="Heading2"/>
-      </w:pPr>
-      <w:r>
-        <w:rPr>
-          <w:rFonts w:ascii="黑体" w:hAnsi="黑体" w:eastAsia="黑体"/>
-        </w:rPr>
-        <w:t>4.7 篝火祭坛系统</w:t>
-      </w:r>
-    </w:p>
-    <w:p>
-      <w:pPr>
-        <w:ind w:firstLine="397"/>
-      </w:pPr>
-      <w:r>
-        <w:rPr>
-          <w:rFonts w:ascii="宋体" w:hAnsi="宋体" w:eastAsia="宋体"/>
-          <w:sz w:val="22"/>
-        </w:rPr>
-        <w:t>InteractCommand.java 实现了篝火房间中的三种祭坛交互：</w:t>
-      </w:r>
-    </w:p>
-    <w:p>
-      <w:pPr>
-        <w:pStyle w:val="ListBullet"/>
-      </w:pPr>
-      <w:r>
-        <w:rPr>
-          <w:sz w:val="22"/>
-        </w:rPr>
-        <w:t>治愈祭坛（HEAL）：回复 50% HP 和 MP</w:t>
-      </w:r>
-    </w:p>
-    <w:p>
-      <w:pPr>
-        <w:pStyle w:val="ListBullet"/>
-      </w:pPr>
-      <w:r>
-        <w:rPr>
-          <w:sz w:val="22"/>
-        </w:rPr>
-        <w:t>训练祭坛（TRAIN）：提升 25% 攻击/魔攻/防御，+10 魔抗</w:t>
-      </w:r>
-    </w:p>
-    <w:p>
-      <w:pPr>
-        <w:pStyle w:val="ListBullet"/>
-      </w:pPr>
-      <w:r>
-        <w:rPr>
-          <w:sz w:val="22"/>
-        </w:rPr>
-        <w:t>博学祭坛（WISDOM）：展示 3 个随机 WisdomBoon 恩赐供玩家选择 1 个</w:t>
+        <w:t>GitHub：@BytesJiang | 开发分支：jzc</w:t>
       </w:r>
     </w:p>
     <w:p>
@@ -2700,453 +2247,150 @@
           <w:b/>
           <w:sz w:val="22"/>
         </w:rPr>
-        <w:t>8 种智慧恩赐（WisdomBoon）：</w:t>
+        <w:t>任务分工：</w:t>
       </w:r>
     </w:p>
-    <w:tbl>
-      <w:tblPr>
-        <w:tblStyle w:val="TableGrid"/>
-        <w:tblW w:type="auto" w:w="0"/>
-        <w:jc w:val="center"/>
-        <w:tblLook w:firstColumn="1" w:firstRow="1" w:lastColumn="0" w:lastRow="0" w:noHBand="0" w:noVBand="1" w:val="04A0"/>
-      </w:tblPr>
-      <w:tblGrid>
-        <w:gridCol w:w="3135"/>
-        <w:gridCol w:w="3135"/>
-        <w:gridCol w:w="3135"/>
-      </w:tblGrid>
-      <w:tr>
-        <w:tc>
-          <w:tcPr>
-            <w:tcW w:type="dxa" w:w="3135"/>
-            <w:shd w:fill="4472C4" w:val="clear"/>
-          </w:tcPr>
-          <w:p>
-            <w:pPr>
-              <w:jc w:val="center"/>
-            </w:pPr>
-            <w:r/>
-            <w:r>
-              <w:rPr>
-                <w:b/>
-                <w:color w:val="FFFFFF"/>
-                <w:sz w:val="20"/>
-              </w:rPr>
-              <w:t>名称</w:t>
-            </w:r>
-          </w:p>
-        </w:tc>
-        <w:tc>
-          <w:tcPr>
-            <w:tcW w:type="dxa" w:w="3135"/>
-            <w:shd w:fill="4472C4" w:val="clear"/>
-          </w:tcPr>
-          <w:p>
-            <w:pPr>
-              <w:jc w:val="center"/>
-            </w:pPr>
-            <w:r/>
-            <w:r>
-              <w:rPr>
-                <w:b/>
-                <w:color w:val="FFFFFF"/>
-                <w:sz w:val="20"/>
-              </w:rPr>
-              <w:t>中文名</w:t>
-            </w:r>
-          </w:p>
-        </w:tc>
-        <w:tc>
-          <w:tcPr>
-            <w:tcW w:type="dxa" w:w="3135"/>
-            <w:shd w:fill="4472C4" w:val="clear"/>
-          </w:tcPr>
-          <w:p>
-            <w:pPr>
-              <w:jc w:val="center"/>
-            </w:pPr>
-            <w:r/>
-            <w:r>
-              <w:rPr>
-                <w:b/>
-                <w:color w:val="FFFFFF"/>
-                <w:sz w:val="20"/>
-              </w:rPr>
-              <w:t>效果</w:t>
-            </w:r>
-          </w:p>
-        </w:tc>
-      </w:tr>
-      <w:tr>
-        <w:tc>
-          <w:tcPr>
-            <w:tcW w:type="dxa" w:w="3135"/>
-          </w:tcPr>
-          <w:p>
-            <w:r/>
-            <w:r>
-              <w:rPr>
-                <w:b/>
-                <w:sz w:val="20"/>
-              </w:rPr>
-              <w:t>ENDURANCE</w:t>
-            </w:r>
-          </w:p>
-        </w:tc>
-        <w:tc>
-          <w:tcPr>
-            <w:tcW w:type="dxa" w:w="3135"/>
-          </w:tcPr>
-          <w:p>
-            <w:r/>
-            <w:r>
-              <w:rPr>
-                <w:sz w:val="20"/>
-              </w:rPr>
-              <w:t>坚忍</w:t>
-            </w:r>
-          </w:p>
-        </w:tc>
-        <w:tc>
-          <w:tcPr>
-            <w:tcW w:type="dxa" w:w="3135"/>
-          </w:tcPr>
-          <w:p>
-            <w:r/>
-            <w:r>
-              <w:rPr>
-                <w:sz w:val="20"/>
-              </w:rPr>
-              <w:t>提高30%血量上限</w:t>
-            </w:r>
-          </w:p>
-        </w:tc>
-      </w:tr>
-      <w:tr>
-        <w:tc>
-          <w:tcPr>
-            <w:tcW w:type="dxa" w:w="3135"/>
-          </w:tcPr>
-          <w:p>
-            <w:r/>
-            <w:r>
-              <w:rPr>
-                <w:b/>
-                <w:sz w:val="20"/>
-              </w:rPr>
-              <w:t>VASTNESS</w:t>
-            </w:r>
-          </w:p>
-        </w:tc>
-        <w:tc>
-          <w:tcPr>
-            <w:tcW w:type="dxa" w:w="3135"/>
-          </w:tcPr>
-          <w:p>
-            <w:r/>
-            <w:r>
-              <w:rPr>
-                <w:sz w:val="20"/>
-              </w:rPr>
-              <w:t>浩瀚</w:t>
-            </w:r>
-          </w:p>
-        </w:tc>
-        <w:tc>
-          <w:tcPr>
-            <w:tcW w:type="dxa" w:w="3135"/>
-          </w:tcPr>
-          <w:p>
-            <w:r/>
-            <w:r>
-              <w:rPr>
-                <w:sz w:val="20"/>
-              </w:rPr>
-              <w:t>提高50%魔力上限</w:t>
-            </w:r>
-          </w:p>
-        </w:tc>
-      </w:tr>
-      <w:tr>
-        <w:tc>
-          <w:tcPr>
-            <w:tcW w:type="dxa" w:w="3135"/>
-          </w:tcPr>
-          <w:p>
-            <w:r/>
-            <w:r>
-              <w:rPr>
-                <w:b/>
-                <w:sz w:val="20"/>
-              </w:rPr>
-              <w:t>PREPARATION</w:t>
-            </w:r>
-          </w:p>
-        </w:tc>
-        <w:tc>
-          <w:tcPr>
-            <w:tcW w:type="dxa" w:w="3135"/>
-          </w:tcPr>
-          <w:p>
-            <w:r/>
-            <w:r>
-              <w:rPr>
-                <w:sz w:val="20"/>
-              </w:rPr>
-              <w:t>整备</w:t>
-            </w:r>
-          </w:p>
-        </w:tc>
-        <w:tc>
-          <w:tcPr>
-            <w:tcW w:type="dxa" w:w="3135"/>
-          </w:tcPr>
-          <w:p>
-            <w:r/>
-            <w:r>
-              <w:rPr>
-                <w:sz w:val="20"/>
-              </w:rPr>
-              <w:t>提高15点物防</w:t>
-            </w:r>
-          </w:p>
-        </w:tc>
-      </w:tr>
-      <w:tr>
-        <w:tc>
-          <w:tcPr>
-            <w:tcW w:type="dxa" w:w="3135"/>
-          </w:tcPr>
-          <w:p>
-            <w:r/>
-            <w:r>
-              <w:rPr>
-                <w:b/>
-                <w:sz w:val="20"/>
-              </w:rPr>
-              <w:t>GUARDIAN</w:t>
-            </w:r>
-          </w:p>
-        </w:tc>
-        <w:tc>
-          <w:tcPr>
-            <w:tcW w:type="dxa" w:w="3135"/>
-          </w:tcPr>
-          <w:p>
-            <w:r/>
-            <w:r>
-              <w:rPr>
-                <w:sz w:val="20"/>
-              </w:rPr>
-              <w:t>守护</w:t>
-            </w:r>
-          </w:p>
-        </w:tc>
-        <w:tc>
-          <w:tcPr>
-            <w:tcW w:type="dxa" w:w="3135"/>
-          </w:tcPr>
-          <w:p>
-            <w:r/>
-            <w:r>
-              <w:rPr>
-                <w:sz w:val="20"/>
-              </w:rPr>
-              <w:t>提高25点魔抗</w:t>
-            </w:r>
-          </w:p>
-        </w:tc>
-      </w:tr>
-      <w:tr>
-        <w:tc>
-          <w:tcPr>
-            <w:tcW w:type="dxa" w:w="3135"/>
-          </w:tcPr>
-          <w:p>
-            <w:r/>
-            <w:r>
-              <w:rPr>
-                <w:b/>
-                <w:sz w:val="20"/>
-              </w:rPr>
-              <w:t>VIGOR</w:t>
-            </w:r>
-          </w:p>
-        </w:tc>
-        <w:tc>
-          <w:tcPr>
-            <w:tcW w:type="dxa" w:w="3135"/>
-          </w:tcPr>
-          <w:p>
-            <w:r/>
-            <w:r>
-              <w:rPr>
-                <w:sz w:val="20"/>
-              </w:rPr>
-              <w:t>强健</w:t>
-            </w:r>
-          </w:p>
-        </w:tc>
-        <w:tc>
-          <w:tcPr>
-            <w:tcW w:type="dxa" w:w="3135"/>
-          </w:tcPr>
-          <w:p>
-            <w:r/>
-            <w:r>
-              <w:rPr>
-                <w:sz w:val="20"/>
-              </w:rPr>
-              <w:t>提高15点物攻</w:t>
-            </w:r>
-          </w:p>
-        </w:tc>
-      </w:tr>
-      <w:tr>
-        <w:tc>
-          <w:tcPr>
-            <w:tcW w:type="dxa" w:w="3135"/>
-          </w:tcPr>
-          <w:p>
-            <w:r/>
-            <w:r>
-              <w:rPr>
-                <w:b/>
-                <w:sz w:val="20"/>
-              </w:rPr>
-              <w:t>ERUDITION</w:t>
-            </w:r>
-          </w:p>
-        </w:tc>
-        <w:tc>
-          <w:tcPr>
-            <w:tcW w:type="dxa" w:w="3135"/>
-          </w:tcPr>
-          <w:p>
-            <w:r/>
-            <w:r>
-              <w:rPr>
-                <w:sz w:val="20"/>
-              </w:rPr>
-              <w:t>博学</w:t>
-            </w:r>
-          </w:p>
-        </w:tc>
-        <w:tc>
-          <w:tcPr>
-            <w:tcW w:type="dxa" w:w="3135"/>
-          </w:tcPr>
-          <w:p>
-            <w:r/>
-            <w:r>
-              <w:rPr>
-                <w:sz w:val="20"/>
-              </w:rPr>
-              <w:t>提高25点魔攻</w:t>
-            </w:r>
-          </w:p>
-        </w:tc>
-      </w:tr>
-      <w:tr>
-        <w:tc>
-          <w:tcPr>
-            <w:tcW w:type="dxa" w:w="3135"/>
-          </w:tcPr>
-          <w:p>
-            <w:r/>
-            <w:r>
-              <w:rPr>
-                <w:b/>
-                <w:sz w:val="20"/>
-              </w:rPr>
-              <w:t>AGILITY</w:t>
-            </w:r>
-          </w:p>
-        </w:tc>
-        <w:tc>
-          <w:tcPr>
-            <w:tcW w:type="dxa" w:w="3135"/>
-          </w:tcPr>
-          <w:p>
-            <w:r/>
-            <w:r>
-              <w:rPr>
-                <w:sz w:val="20"/>
-              </w:rPr>
-              <w:t>敏捷</w:t>
-            </w:r>
-          </w:p>
-        </w:tc>
-        <w:tc>
-          <w:tcPr>
-            <w:tcW w:type="dxa" w:w="3135"/>
-          </w:tcPr>
-          <w:p>
-            <w:r/>
-            <w:r>
-              <w:rPr>
-                <w:sz w:val="20"/>
-              </w:rPr>
-              <w:t>提高50点移速</w:t>
-            </w:r>
-          </w:p>
-        </w:tc>
-      </w:tr>
-      <w:tr>
-        <w:tc>
-          <w:tcPr>
-            <w:tcW w:type="dxa" w:w="3135"/>
-          </w:tcPr>
-          <w:p>
-            <w:r/>
-            <w:r>
-              <w:rPr>
-                <w:b/>
-                <w:sz w:val="20"/>
-              </w:rPr>
-              <w:t>GRACE</w:t>
-            </w:r>
-          </w:p>
-        </w:tc>
-        <w:tc>
-          <w:tcPr>
-            <w:tcW w:type="dxa" w:w="3135"/>
-          </w:tcPr>
-          <w:p>
-            <w:r/>
-            <w:r>
-              <w:rPr>
-                <w:sz w:val="20"/>
-              </w:rPr>
-              <w:t>灵动</w:t>
-            </w:r>
-          </w:p>
-        </w:tc>
-        <w:tc>
-          <w:tcPr>
-            <w:tcW w:type="dxa" w:w="3135"/>
-          </w:tcPr>
-          <w:p>
-            <w:r/>
-            <w:r>
-              <w:rPr>
-                <w:sz w:val="20"/>
-              </w:rPr>
-              <w:t>提高25点闪避率</w:t>
-            </w:r>
-          </w:p>
-        </w:tc>
-      </w:tr>
-    </w:tbl>
     <w:p>
       <w:pPr>
-        <w:pStyle w:val="Heading2"/>
+        <w:pStyle w:val="ListBullet"/>
       </w:pPr>
       <w:r>
         <w:rPr>
-          <w:rFonts w:ascii="黑体" w:hAnsi="黑体" w:eastAsia="黑体"/>
+          <w:sz w:val="22"/>
         </w:rPr>
-        <w:t>4.8 奇遇事件系统</w:t>
+        <w:t>前端框架搭建：基于 Vue 3 + Vite 搭建前端项目，集成 Phaser 3 游戏引擎到 Vue 组件</w:t>
+      </w:r>
+    </w:p>
+    <w:p>
+      <w:pPr>
+        <w:pStyle w:val="ListBullet"/>
+      </w:pPr>
+      <w:r>
+        <w:rPr>
+          <w:sz w:val="22"/>
+        </w:rPr>
+        <w:t>移动控制：WASD 键盘控制玩家移动，Shift+方向冲刺</w:t>
+      </w:r>
+    </w:p>
+    <w:p>
+      <w:pPr>
+        <w:pStyle w:val="ListBullet"/>
+      </w:pPr>
+      <w:r>
+        <w:rPr>
+          <w:sz w:val="22"/>
+        </w:rPr>
+        <w:t>小地图渲染：实现基于 Canvas 的小地图组件 MinimapPanel.vue，支持按房间类型颜色区分</w:t>
+      </w:r>
+    </w:p>
+    <w:p>
+      <w:pPr>
+        <w:pStyle w:val="ListBullet"/>
+      </w:pPr>
+      <w:r>
+        <w:rPr>
+          <w:sz w:val="22"/>
+        </w:rPr>
+        <w:t>攻击特效实现：火焰粒子效果、屏幕振动、蓄力攻击特效、残影渐隐</w:t>
+      </w:r>
+    </w:p>
+    <w:p>
+      <w:pPr>
+        <w:pStyle w:val="ListBullet"/>
+      </w:pPr>
+      <w:r>
+        <w:rPr>
+          <w:sz w:val="22"/>
+        </w:rPr>
+        <w:t>三种攻击模式：Sweep（扇形/135°）、Pierce（直线/突刺/击退）、Charged（蓄力/360°）的前端实现</w:t>
+      </w:r>
+    </w:p>
+    <w:p>
+      <w:pPr>
+        <w:pStyle w:val="ListBullet"/>
+      </w:pPr>
+      <w:r>
+        <w:rPr>
+          <w:sz w:val="22"/>
+        </w:rPr>
+        <w:t>状态效果系统：烧伤/中毒/流血的前端图标显示、倒计时、闪烁效果</w:t>
+      </w:r>
+    </w:p>
+    <w:p>
+      <w:pPr>
+        <w:pStyle w:val="ListBullet"/>
+      </w:pPr>
+      <w:r>
+        <w:rPr>
+          <w:sz w:val="22"/>
+        </w:rPr>
+        <w:t>随机地图生成算法：实现 10×15 网络的地图生成逻辑</w:t>
+      </w:r>
+    </w:p>
+    <w:p>
+      <w:pPr>
+        <w:pStyle w:val="ListBullet"/>
+      </w:pPr>
+      <w:r>
+        <w:rPr>
+          <w:sz w:val="22"/>
+        </w:rPr>
+        <w:t>房间颜色分类：7种房间类型在小地图中不同颜色标识</w:t>
+      </w:r>
+    </w:p>
+    <w:p>
+      <w:pPr>
+        <w:pStyle w:val="ListBullet"/>
+      </w:pPr>
+      <w:r>
+        <w:rPr>
+          <w:sz w:val="22"/>
+        </w:rPr>
+        <w:t>篝火祭坛交互展示：三种祭坛的前端交互界面</w:t>
+      </w:r>
+    </w:p>
+    <w:p>
+      <w:pPr>
+        <w:pStyle w:val="ListBullet"/>
+      </w:pPr>
+      <w:r>
+        <w:rPr>
+          <w:sz w:val="22"/>
+        </w:rPr>
+        <w:t>奇遇房间界面展示</w:t>
+      </w:r>
+    </w:p>
+    <w:p>
+      <w:pPr>
+        <w:pStyle w:val="ListBullet"/>
+      </w:pPr>
+      <w:r>
+        <w:rPr>
+          <w:sz w:val="22"/>
+        </w:rPr>
+        <w:t>月光波技能：Phaser 粒子投射物特效，弹射 2 次，击退效果</w:t>
+      </w:r>
+    </w:p>
+    <w:p>
+      <w:pPr>
+        <w:pStyle w:val="ListBullet"/>
+      </w:pPr>
+      <w:r>
+        <w:rPr>
+          <w:sz w:val="22"/>
+        </w:rPr>
+        <w:t>前端重构：常量提取到 constants.js、API 封装到 gameApi.js、组件拆分（BackpackPanel.vue / ControlPanel.vue / MinimapPanel.vue）</w:t>
+      </w:r>
+    </w:p>
+    <w:p>
+      <w:pPr>
+        <w:pStyle w:val="ListBullet"/>
+      </w:pPr>
+      <w:r>
+        <w:rPr>
+          <w:sz w:val="22"/>
+        </w:rPr>
+        <w:t>Bug 修复与性能优化</w:t>
       </w:r>
     </w:p>
     <w:p>
@@ -3158,19 +2402,7 @@
           <w:rFonts w:ascii="宋体" w:hAnsi="宋体" w:eastAsia="宋体"/>
           <w:sz w:val="22"/>
         </w:rPr>
-        <w:t>RandomEventType.java 定义了 8 种随机事件：CHEST（宝箱200g）、MAIDEN（圣女满血回复）、ANGEL（天使30s全属性×1.5）、BLACKSMITH（铁匠装备强化150%）、WOODEN_CHEST（木箱75-150g）、GOLDEN_CHEST（金箱999g，25%概率替换木箱）、ELITE_ENEMY（精英敌人，击败后施加烧伤/中毒/流血5-10层）、FOUNTAIN（喷泉：50%扣10HP得20g，50%扣25g回10HP）。</w:t>
-      </w:r>
-    </w:p>
-    <w:p>
-      <w:pPr>
-        <w:ind w:firstLine="397"/>
-      </w:pPr>
-      <w:r>
-        <w:rPr>
-          <w:rFonts w:ascii="宋体" w:hAnsi="宋体" w:eastAsia="宋体"/>
-          <w:sz w:val="22"/>
-        </w:rPr>
-        <w:t>奇遇分三档生成（roll 1-100）：优质（1-20，宝箱类）、劣质（21-50，精英敌人）、一般（51-100，喷泉）。旧版事件（CHEST/MAIDEN/ANGEL/BLACKSMITH）保留兼容。</w:t>
+        <w:t>实施成果：构建了完整的 Vue 3 + Phaser 3 前端游戏界面，包括 3 个核心组件、4 个 composables、全局常量系统、攻击特效系统、小地图导航系统。完成了前后端分离的通信架构。</w:t>
       </w:r>
     </w:p>
     <w:p>
@@ -3181,65 +2413,7 @@
         <w:rPr>
           <w:rFonts w:ascii="黑体" w:hAnsi="黑体" w:eastAsia="黑体"/>
         </w:rPr>
-        <w:t>4.9 铁匠强化系统</w:t>
-      </w:r>
-    </w:p>
-    <w:p>
-      <w:pPr>
-        <w:ind w:firstLine="397"/>
-      </w:pPr>
-      <w:r>
-        <w:rPr>
-          <w:rFonts w:ascii="宋体" w:hAnsi="宋体" w:eastAsia="宋体"/>
-          <w:sz w:val="22"/>
-        </w:rPr>
-        <w:t>铁匠事件（BLACKSMITH）中，玩家可让铁匠强化一件已装备的饰品或装备，属性提升至 150%。铁匠只接受等级较高的物品（暗影披风、生命戒指、元素项链），强化后原物品属性 ×1.5。该功能由熊俊森同学实现，包含保底机制避免强化失败。</w:t>
-      </w:r>
-    </w:p>
-    <w:p>
-      <w:pPr>
-        <w:pStyle w:val="Heading2"/>
-      </w:pPr>
-      <w:r>
-        <w:rPr>
-          <w:rFonts w:ascii="黑体" w:hAnsi="黑体" w:eastAsia="黑体"/>
-        </w:rPr>
-        <w:t>4.10 月光波技能</w:t>
-      </w:r>
-    </w:p>
-    <w:p>
-      <w:pPr>
-        <w:ind w:firstLine="397"/>
-      </w:pPr>
-      <w:r>
-        <w:rPr>
-          <w:rFonts w:ascii="宋体" w:hAnsi="宋体" w:eastAsia="宋体"/>
-          <w:sz w:val="22"/>
-        </w:rPr>
-        <w:t>WaveCommand.java 实现月光波技能：消耗 30 MP，对指定单体怪物造成魔法伤害。前端使用 Phaser 3 粒子系统实现投射物特效，弹射速度 420px/s，最多弹射 2 次，附带击退效果（40px/150ms）。2 秒窗口保护防止多次扣 MP。</w:t>
-      </w:r>
-    </w:p>
-    <w:p>
-      <w:pPr>
-        <w:pStyle w:val="Heading2"/>
-      </w:pPr>
-      <w:r>
-        <w:rPr>
-          <w:rFonts w:ascii="黑体" w:hAnsi="黑体" w:eastAsia="黑体"/>
-        </w:rPr>
-        <w:t>4.11 存档系统</w:t>
-      </w:r>
-    </w:p>
-    <w:p>
-      <w:pPr>
-        <w:ind w:firstLine="397"/>
-      </w:pPr>
-      <w:r>
-        <w:rPr>
-          <w:rFonts w:ascii="宋体" w:hAnsi="宋体" w:eastAsia="宋体"/>
-          <w:sz w:val="22"/>
-        </w:rPr>
-        <w:t>存档系统基于 Spring Data JPA + H2 数据库实现，由 SaveService.java 提供完整 CRUD 操作。存档保存以下状态：玩家属性、背包物品列表、装备状态、当前房间及所有房间状态、怪物状态、商店商品状态。读档时从数据库加载并重建完整的游戏对象图。</w:t>
+        <w:t>4.3 成员三（熊俊森）任务分工及实施过程描述</w:t>
       </w:r>
     </w:p>
     <w:p>
@@ -3249,1495 +2423,7 @@
           <w:b/>
           <w:sz w:val="22"/>
         </w:rPr>
-        <w:t>存档相关 API：</w:t>
-      </w:r>
-    </w:p>
-    <w:p>
-      <w:pPr>
-        <w:pStyle w:val="ListBullet"/>
-      </w:pPr>
-      <w:r>
-        <w:rPr>
-          <w:sz w:val="22"/>
-        </w:rPr>
-        <w:t>POST /api/save — 保存游戏（可选 saveId 参数，不传则新建）</w:t>
-      </w:r>
-    </w:p>
-    <w:p>
-      <w:pPr>
-        <w:pStyle w:val="ListBullet"/>
-      </w:pPr>
-      <w:r>
-        <w:rPr>
-          <w:sz w:val="22"/>
-        </w:rPr>
-        <w:t>POST /api/load — 加载存档（必传 saveId）</w:t>
-      </w:r>
-    </w:p>
-    <w:p>
-      <w:pPr>
-        <w:pStyle w:val="ListBullet"/>
-      </w:pPr>
-      <w:r>
-        <w:rPr>
-          <w:sz w:val="22"/>
-        </w:rPr>
-        <w:t>GET /api/saves — 获取所有存档摘要列表</w:t>
-      </w:r>
-    </w:p>
-    <w:p>
-      <w:pPr>
-        <w:pStyle w:val="ListBullet"/>
-      </w:pPr>
-      <w:r>
-        <w:rPr>
-          <w:sz w:val="22"/>
-        </w:rPr>
-        <w:t>POST /api/deleteSave — 删除指定 ID 的存档</w:t>
-      </w:r>
-    </w:p>
-    <w:p>
-      <w:r>
-        <w:br w:type="page"/>
-      </w:r>
-    </w:p>
-    <w:p>
-      <w:pPr>
-        <w:pStyle w:val="Heading1"/>
-      </w:pPr>
-      <w:r>
-        <w:rPr>
-          <w:rFonts w:ascii="黑体" w:hAnsi="黑体" w:eastAsia="黑体"/>
-        </w:rPr>
-        <w:t>五、API 接口设计</w:t>
-      </w:r>
-    </w:p>
-    <w:p>
-      <w:pPr>
-        <w:ind w:firstLine="397"/>
-      </w:pPr>
-      <w:r>
-        <w:rPr>
-          <w:rFonts w:ascii="宋体" w:hAnsi="宋体" w:eastAsia="宋体"/>
-          <w:sz w:val="22"/>
-        </w:rPr>
-        <w:t>后端提供 10 个 RESTful API 端点，所有响应采用统一格式：{status: "success|error", message: "...", data: {...}}。</w:t>
-      </w:r>
-    </w:p>
-    <w:tbl>
-      <w:tblPr>
-        <w:tblStyle w:val="TableGrid"/>
-        <w:tblW w:type="auto" w:w="0"/>
-        <w:jc w:val="center"/>
-        <w:tblLook w:firstColumn="1" w:firstRow="1" w:lastColumn="0" w:lastRow="0" w:noHBand="0" w:noVBand="1" w:val="04A0"/>
-      </w:tblPr>
-      <w:tblGrid>
-        <w:gridCol w:w="3135"/>
-        <w:gridCol w:w="3135"/>
-        <w:gridCol w:w="3135"/>
-      </w:tblGrid>
-      <w:tr>
-        <w:tc>
-          <w:tcPr>
-            <w:tcW w:type="dxa" w:w="3135"/>
-            <w:shd w:fill="4472C4" w:val="clear"/>
-          </w:tcPr>
-          <w:p>
-            <w:pPr>
-              <w:jc w:val="center"/>
-            </w:pPr>
-            <w:r/>
-            <w:r>
-              <w:rPr>
-                <w:b/>
-                <w:color w:val="FFFFFF"/>
-                <w:sz w:val="20"/>
-              </w:rPr>
-              <w:t>方法</w:t>
-            </w:r>
-          </w:p>
-        </w:tc>
-        <w:tc>
-          <w:tcPr>
-            <w:tcW w:type="dxa" w:w="3135"/>
-            <w:shd w:fill="4472C4" w:val="clear"/>
-          </w:tcPr>
-          <w:p>
-            <w:pPr>
-              <w:jc w:val="center"/>
-            </w:pPr>
-            <w:r/>
-            <w:r>
-              <w:rPr>
-                <w:b/>
-                <w:color w:val="FFFFFF"/>
-                <w:sz w:val="20"/>
-              </w:rPr>
-              <w:t>路径</w:t>
-            </w:r>
-          </w:p>
-        </w:tc>
-        <w:tc>
-          <w:tcPr>
-            <w:tcW w:type="dxa" w:w="3135"/>
-            <w:shd w:fill="4472C4" w:val="clear"/>
-          </w:tcPr>
-          <w:p>
-            <w:pPr>
-              <w:jc w:val="center"/>
-            </w:pPr>
-            <w:r/>
-            <w:r>
-              <w:rPr>
-                <w:b/>
-                <w:color w:val="FFFFFF"/>
-                <w:sz w:val="20"/>
-              </w:rPr>
-              <w:t>说明</w:t>
-            </w:r>
-          </w:p>
-        </w:tc>
-      </w:tr>
-      <w:tr>
-        <w:tc>
-          <w:tcPr>
-            <w:tcW w:type="dxa" w:w="3135"/>
-          </w:tcPr>
-          <w:p>
-            <w:r/>
-            <w:r>
-              <w:rPr>
-                <w:b/>
-                <w:sz w:val="20"/>
-              </w:rPr>
-              <w:t>GET</w:t>
-            </w:r>
-          </w:p>
-        </w:tc>
-        <w:tc>
-          <w:tcPr>
-            <w:tcW w:type="dxa" w:w="3135"/>
-          </w:tcPr>
-          <w:p>
-            <w:r/>
-            <w:r>
-              <w:rPr>
-                <w:sz w:val="20"/>
-              </w:rPr>
-              <w:t>/api/game</w:t>
-            </w:r>
-          </w:p>
-        </w:tc>
-        <w:tc>
-          <w:tcPr>
-            <w:tcW w:type="dxa" w:w="3135"/>
-          </w:tcPr>
-          <w:p>
-            <w:r/>
-            <w:r>
-              <w:rPr>
-                <w:sz w:val="20"/>
-              </w:rPr>
-              <w:t>获取当前游戏状态（含房间/玩家/背包/状态）</w:t>
-            </w:r>
-          </w:p>
-        </w:tc>
-      </w:tr>
-      <w:tr>
-        <w:tc>
-          <w:tcPr>
-            <w:tcW w:type="dxa" w:w="3135"/>
-          </w:tcPr>
-          <w:p>
-            <w:r/>
-            <w:r>
-              <w:rPr>
-                <w:b/>
-                <w:sz w:val="20"/>
-              </w:rPr>
-              <w:t>POST</w:t>
-            </w:r>
-          </w:p>
-        </w:tc>
-        <w:tc>
-          <w:tcPr>
-            <w:tcW w:type="dxa" w:w="3135"/>
-          </w:tcPr>
-          <w:p>
-            <w:r/>
-            <w:r>
-              <w:rPr>
-                <w:sz w:val="20"/>
-              </w:rPr>
-              <w:t>/api/command</w:t>
-            </w:r>
-          </w:p>
-        </w:tc>
-        <w:tc>
-          <w:tcPr>
-            <w:tcW w:type="dxa" w:w="3135"/>
-          </w:tcPr>
-          <w:p>
-            <w:r/>
-            <w:r>
-              <w:rPr>
-                <w:sz w:val="20"/>
-              </w:rPr>
-              <w:t>执行游戏命令（go/bag/interact/shop/wave等）</w:t>
-            </w:r>
-          </w:p>
-        </w:tc>
-      </w:tr>
-      <w:tr>
-        <w:tc>
-          <w:tcPr>
-            <w:tcW w:type="dxa" w:w="3135"/>
-          </w:tcPr>
-          <w:p>
-            <w:r/>
-            <w:r>
-              <w:rPr>
-                <w:b/>
-                <w:sz w:val="20"/>
-              </w:rPr>
-              <w:t>POST</w:t>
-            </w:r>
-          </w:p>
-        </w:tc>
-        <w:tc>
-          <w:tcPr>
-            <w:tcW w:type="dxa" w:w="3135"/>
-          </w:tcPr>
-          <w:p>
-            <w:r/>
-            <w:r>
-              <w:rPr>
-                <w:sz w:val="20"/>
-              </w:rPr>
-              <w:t>/api/attack</w:t>
-            </w:r>
-          </w:p>
-        </w:tc>
-        <w:tc>
-          <w:tcPr>
-            <w:tcW w:type="dxa" w:w="3135"/>
-          </w:tcPr>
-          <w:p>
-            <w:r/>
-            <w:r>
-              <w:rPr>
-                <w:sz w:val="20"/>
-              </w:rPr>
-              <w:t>执行玩家攻击（sweep/pierce/charged三种模式）</w:t>
-            </w:r>
-          </w:p>
-        </w:tc>
-      </w:tr>
-      <w:tr>
-        <w:tc>
-          <w:tcPr>
-            <w:tcW w:type="dxa" w:w="3135"/>
-          </w:tcPr>
-          <w:p>
-            <w:r/>
-            <w:r>
-              <w:rPr>
-                <w:b/>
-                <w:sz w:val="20"/>
-              </w:rPr>
-              <w:t>POST</w:t>
-            </w:r>
-          </w:p>
-        </w:tc>
-        <w:tc>
-          <w:tcPr>
-            <w:tcW w:type="dxa" w:w="3135"/>
-          </w:tcPr>
-          <w:p>
-            <w:r/>
-            <w:r>
-              <w:rPr>
-                <w:sz w:val="20"/>
-              </w:rPr>
-              <w:t>/api/reset</w:t>
-            </w:r>
-          </w:p>
-        </w:tc>
-        <w:tc>
-          <w:tcPr>
-            <w:tcW w:type="dxa" w:w="3135"/>
-          </w:tcPr>
-          <w:p>
-            <w:r/>
-            <w:r>
-              <w:rPr>
-                <w:sz w:val="20"/>
-              </w:rPr>
-              <w:t>重置游戏，生成全新随机地图</w:t>
-            </w:r>
-          </w:p>
-        </w:tc>
-      </w:tr>
-      <w:tr>
-        <w:tc>
-          <w:tcPr>
-            <w:tcW w:type="dxa" w:w="3135"/>
-          </w:tcPr>
-          <w:p>
-            <w:r/>
-            <w:r>
-              <w:rPr>
-                <w:b/>
-                <w:sz w:val="20"/>
-              </w:rPr>
-              <w:t>POST</w:t>
-            </w:r>
-          </w:p>
-        </w:tc>
-        <w:tc>
-          <w:tcPr>
-            <w:tcW w:type="dxa" w:w="3135"/>
-          </w:tcPr>
-          <w:p>
-            <w:r/>
-            <w:r>
-              <w:rPr>
-                <w:sz w:val="20"/>
-              </w:rPr>
-              <w:t>/api/save</w:t>
-            </w:r>
-          </w:p>
-        </w:tc>
-        <w:tc>
-          <w:tcPr>
-            <w:tcW w:type="dxa" w:w="3135"/>
-          </w:tcPr>
-          <w:p>
-            <w:r/>
-            <w:r>
-              <w:rPr>
-                <w:sz w:val="20"/>
-              </w:rPr>
-              <w:t>保存游戏到指定存档槽位</w:t>
-            </w:r>
-          </w:p>
-        </w:tc>
-      </w:tr>
-      <w:tr>
-        <w:tc>
-          <w:tcPr>
-            <w:tcW w:type="dxa" w:w="3135"/>
-          </w:tcPr>
-          <w:p>
-            <w:r/>
-            <w:r>
-              <w:rPr>
-                <w:b/>
-                <w:sz w:val="20"/>
-              </w:rPr>
-              <w:t>POST</w:t>
-            </w:r>
-          </w:p>
-        </w:tc>
-        <w:tc>
-          <w:tcPr>
-            <w:tcW w:type="dxa" w:w="3135"/>
-          </w:tcPr>
-          <w:p>
-            <w:r/>
-            <w:r>
-              <w:rPr>
-                <w:sz w:val="20"/>
-              </w:rPr>
-              <w:t>/api/load</w:t>
-            </w:r>
-          </w:p>
-        </w:tc>
-        <w:tc>
-          <w:tcPr>
-            <w:tcW w:type="dxa" w:w="3135"/>
-          </w:tcPr>
-          <w:p>
-            <w:r/>
-            <w:r>
-              <w:rPr>
-                <w:sz w:val="20"/>
-              </w:rPr>
-              <w:t>从指定存档槽位加载游戏</w:t>
-            </w:r>
-          </w:p>
-        </w:tc>
-      </w:tr>
-      <w:tr>
-        <w:tc>
-          <w:tcPr>
-            <w:tcW w:type="dxa" w:w="3135"/>
-          </w:tcPr>
-          <w:p>
-            <w:r/>
-            <w:r>
-              <w:rPr>
-                <w:b/>
-                <w:sz w:val="20"/>
-              </w:rPr>
-              <w:t>GET</w:t>
-            </w:r>
-          </w:p>
-        </w:tc>
-        <w:tc>
-          <w:tcPr>
-            <w:tcW w:type="dxa" w:w="3135"/>
-          </w:tcPr>
-          <w:p>
-            <w:r/>
-            <w:r>
-              <w:rPr>
-                <w:sz w:val="20"/>
-              </w:rPr>
-              <w:t>/api/saves</w:t>
-            </w:r>
-          </w:p>
-        </w:tc>
-        <w:tc>
-          <w:tcPr>
-            <w:tcW w:type="dxa" w:w="3135"/>
-          </w:tcPr>
-          <w:p>
-            <w:r/>
-            <w:r>
-              <w:rPr>
-                <w:sz w:val="20"/>
-              </w:rPr>
-              <w:t>获取所有存档的摘要列表</w:t>
-            </w:r>
-          </w:p>
-        </w:tc>
-      </w:tr>
-      <w:tr>
-        <w:tc>
-          <w:tcPr>
-            <w:tcW w:type="dxa" w:w="3135"/>
-          </w:tcPr>
-          <w:p>
-            <w:r/>
-            <w:r>
-              <w:rPr>
-                <w:b/>
-                <w:sz w:val="20"/>
-              </w:rPr>
-              <w:t>POST</w:t>
-            </w:r>
-          </w:p>
-        </w:tc>
-        <w:tc>
-          <w:tcPr>
-            <w:tcW w:type="dxa" w:w="3135"/>
-          </w:tcPr>
-          <w:p>
-            <w:r/>
-            <w:r>
-              <w:rPr>
-                <w:sz w:val="20"/>
-              </w:rPr>
-              <w:t>/api/deleteSave</w:t>
-            </w:r>
-          </w:p>
-        </w:tc>
-        <w:tc>
-          <w:tcPr>
-            <w:tcW w:type="dxa" w:w="3135"/>
-          </w:tcPr>
-          <w:p>
-            <w:r/>
-            <w:r>
-              <w:rPr>
-                <w:sz w:val="20"/>
-              </w:rPr>
-              <w:t>删除指定 ID 的存档</w:t>
-            </w:r>
-          </w:p>
-        </w:tc>
-      </w:tr>
-      <w:tr>
-        <w:tc>
-          <w:tcPr>
-            <w:tcW w:type="dxa" w:w="3135"/>
-          </w:tcPr>
-          <w:p>
-            <w:r/>
-            <w:r>
-              <w:rPr>
-                <w:b/>
-                <w:sz w:val="20"/>
-              </w:rPr>
-              <w:t>GET</w:t>
-            </w:r>
-          </w:p>
-        </w:tc>
-        <w:tc>
-          <w:tcPr>
-            <w:tcW w:type="dxa" w:w="3135"/>
-          </w:tcPr>
-          <w:p>
-            <w:r/>
-            <w:r>
-              <w:rPr>
-                <w:sz w:val="20"/>
-              </w:rPr>
-              <w:t>/api/map</w:t>
-            </w:r>
-          </w:p>
-        </w:tc>
-        <w:tc>
-          <w:tcPr>
-            <w:tcW w:type="dxa" w:w="3135"/>
-          </w:tcPr>
-          <w:p>
-            <w:r/>
-            <w:r>
-              <w:rPr>
-                <w:sz w:val="20"/>
-              </w:rPr>
-              <w:t>获取全地图拓扑数据（小地图渲染使用）</w:t>
-            </w:r>
-          </w:p>
-        </w:tc>
-      </w:tr>
-      <w:tr>
-        <w:tc>
-          <w:tcPr>
-            <w:tcW w:type="dxa" w:w="3135"/>
-          </w:tcPr>
-          <w:p>
-            <w:r/>
-            <w:r>
-              <w:rPr>
-                <w:b/>
-                <w:sz w:val="20"/>
-              </w:rPr>
-              <w:t>GET</w:t>
-            </w:r>
-          </w:p>
-        </w:tc>
-        <w:tc>
-          <w:tcPr>
-            <w:tcW w:type="dxa" w:w="3135"/>
-          </w:tcPr>
-          <w:p>
-            <w:r/>
-            <w:r>
-              <w:rPr>
-                <w:sz w:val="20"/>
-              </w:rPr>
-              <w:t>/api/backpack</w:t>
-            </w:r>
-          </w:p>
-        </w:tc>
-        <w:tc>
-          <w:tcPr>
-            <w:tcW w:type="dxa" w:w="3135"/>
-          </w:tcPr>
-          <w:p>
-            <w:r/>
-            <w:r>
-              <w:rPr>
-                <w:sz w:val="20"/>
-              </w:rPr>
-              <w:t>获取背包物品列表（当前返回完整游戏状态）</w:t>
-            </w:r>
-          </w:p>
-        </w:tc>
-      </w:tr>
-    </w:tbl>
-    <w:p/>
-    <w:p>
-      <w:r>
-        <w:rPr>
-          <w:rFonts w:ascii="宋体" w:hAnsi="宋体" w:eastAsia="宋体"/>
-          <w:b/>
-          <w:sz w:val="22"/>
-        </w:rPr>
-        <w:t>支持的命令清单：</w:t>
-      </w:r>
-    </w:p>
-    <w:p>
-      <w:pPr>
-        <w:pStyle w:val="ListBullet"/>
-      </w:pPr>
-      <w:r>
-        <w:rPr>
-          <w:sz w:val="22"/>
-        </w:rPr>
-        <w:t>go &lt;direction&gt; — 向指定方向移动（east/west/south/north）</w:t>
-      </w:r>
-    </w:p>
-    <w:p>
-      <w:pPr>
-        <w:pStyle w:val="ListBullet"/>
-      </w:pPr>
-      <w:r>
-        <w:rPr>
-          <w:sz w:val="22"/>
-        </w:rPr>
-        <w:t>help — 显示所有可用命令</w:t>
-      </w:r>
-    </w:p>
-    <w:p>
-      <w:pPr>
-        <w:pStyle w:val="ListBullet"/>
-      </w:pPr>
-      <w:r>
-        <w:rPr>
-          <w:sz w:val="22"/>
-        </w:rPr>
-        <w:t>quit — 退出游戏</w:t>
-      </w:r>
-    </w:p>
-    <w:p>
-      <w:pPr>
-        <w:pStyle w:val="ListBullet"/>
-      </w:pPr>
-      <w:r>
-        <w:rPr>
-          <w:sz w:val="22"/>
-        </w:rPr>
-        <w:t>take/pickup &lt;itemName&gt; — 拾取物品</w:t>
-      </w:r>
-    </w:p>
-    <w:p>
-      <w:pPr>
-        <w:pStyle w:val="ListBullet"/>
-      </w:pPr>
-      <w:r>
-        <w:rPr>
-          <w:sz w:val="22"/>
-        </w:rPr>
-        <w:t>drop &lt;itemName&gt; — 丢弃物品</w:t>
-      </w:r>
-    </w:p>
-    <w:p>
-      <w:pPr>
-        <w:pStyle w:val="ListBullet"/>
-      </w:pPr>
-      <w:r>
-        <w:rPr>
-          <w:sz w:val="22"/>
-        </w:rPr>
-        <w:t>items — 查看房间和背包物品信息</w:t>
-      </w:r>
-    </w:p>
-    <w:p>
-      <w:pPr>
-        <w:pStyle w:val="ListBullet"/>
-      </w:pPr>
-      <w:r>
-        <w:rPr>
-          <w:sz w:val="22"/>
-        </w:rPr>
-        <w:t>bag use &lt;itemName&gt; — 使用消耗品或装备物品</w:t>
-      </w:r>
-    </w:p>
-    <w:p>
-      <w:pPr>
-        <w:pStyle w:val="ListBullet"/>
-      </w:pPr>
-      <w:r>
-        <w:rPr>
-          <w:sz w:val="22"/>
-        </w:rPr>
-        <w:t>bag discard &lt;itemName&gt; — 从背包丢弃指定物品</w:t>
-      </w:r>
-    </w:p>
-    <w:p>
-      <w:pPr>
-        <w:pStyle w:val="ListBullet"/>
-      </w:pPr>
-      <w:r>
-        <w:rPr>
-          <w:sz w:val="22"/>
-        </w:rPr>
-        <w:t>bag unequip &lt;itemName&gt; — 卸下已装备的物品</w:t>
-      </w:r>
-    </w:p>
-    <w:p>
-      <w:pPr>
-        <w:pStyle w:val="ListBullet"/>
-      </w:pPr>
-      <w:r>
-        <w:rPr>
-          <w:sz w:val="22"/>
-        </w:rPr>
-        <w:t>shop buy &lt;itemName&gt; — 购买商品</w:t>
-      </w:r>
-    </w:p>
-    <w:p>
-      <w:pPr>
-        <w:pStyle w:val="ListBullet"/>
-      </w:pPr>
-      <w:r>
-        <w:rPr>
-          <w:sz w:val="22"/>
-        </w:rPr>
-        <w:t>shop sell &lt;itemName&gt; — 出售背包物品</w:t>
-      </w:r>
-    </w:p>
-    <w:p>
-      <w:pPr>
-        <w:pStyle w:val="ListBullet"/>
-      </w:pPr>
-      <w:r>
-        <w:rPr>
-          <w:sz w:val="22"/>
-        </w:rPr>
-        <w:t>interact heal/train/wisdom — 与祭坛交互</w:t>
-      </w:r>
-    </w:p>
-    <w:p>
-      <w:pPr>
-        <w:pStyle w:val="ListBullet"/>
-      </w:pPr>
-      <w:r>
-        <w:rPr>
-          <w:sz w:val="22"/>
-        </w:rPr>
-        <w:t>interact wisdom &lt;boonName&gt; — 选择博学恩赐</w:t>
-      </w:r>
-    </w:p>
-    <w:p>
-      <w:pPr>
-        <w:pStyle w:val="ListBullet"/>
-      </w:pPr>
-      <w:r>
-        <w:rPr>
-          <w:sz w:val="22"/>
-        </w:rPr>
-        <w:t>interact event — 触发奇遇事件/铁匠对话</w:t>
-      </w:r>
-    </w:p>
-    <w:p>
-      <w:pPr>
-        <w:pStyle w:val="ListBullet"/>
-      </w:pPr>
-      <w:r>
-        <w:rPr>
-          <w:sz w:val="22"/>
-        </w:rPr>
-        <w:t>interact &lt;itemName&gt; — 铁匠选择强化装备</w:t>
-      </w:r>
-    </w:p>
-    <w:p>
-      <w:pPr>
-        <w:pStyle w:val="ListBullet"/>
-      </w:pPr>
-      <w:r>
-        <w:rPr>
-          <w:sz w:val="22"/>
-        </w:rPr>
-        <w:t>wave &lt;monsterName&gt; — 月光波技能</w:t>
-      </w:r>
-    </w:p>
-    <w:p>
-      <w:pPr>
-        <w:pStyle w:val="ListBullet"/>
-      </w:pPr>
-      <w:r>
-        <w:rPr>
-          <w:sz w:val="22"/>
-        </w:rPr>
-        <w:t>test poison/burn/bleed — 调试命令，施加状态效果</w:t>
-      </w:r>
-    </w:p>
-    <w:p>
-      <w:r>
-        <w:br w:type="page"/>
-      </w:r>
-    </w:p>
-    <w:p>
-      <w:pPr>
-        <w:pStyle w:val="Heading1"/>
-      </w:pPr>
-      <w:r>
-        <w:rPr>
-          <w:rFonts w:ascii="黑体" w:hAnsi="黑体" w:eastAsia="黑体"/>
-        </w:rPr>
-        <w:t>六、数据库设计</w:t>
-      </w:r>
-    </w:p>
-    <w:p>
-      <w:pPr>
-        <w:ind w:firstLine="397"/>
-      </w:pPr>
-      <w:r>
-        <w:rPr>
-          <w:rFonts w:ascii="宋体" w:hAnsi="宋体" w:eastAsia="宋体"/>
-          <w:sz w:val="22"/>
-        </w:rPr>
-        <w:t>采用 H2 嵌入式数据库（文件模式），通过 Spring Data JPA 实现持久化。数据库文件位于项目 data/ 目录下。</w:t>
-      </w:r>
-    </w:p>
-    <w:tbl>
-      <w:tblPr>
-        <w:tblStyle w:val="TableGrid"/>
-        <w:tblW w:type="auto" w:w="0"/>
-        <w:jc w:val="center"/>
-        <w:tblLook w:firstColumn="1" w:firstRow="1" w:lastColumn="0" w:lastRow="0" w:noHBand="0" w:noVBand="1" w:val="04A0"/>
-      </w:tblPr>
-      <w:tblGrid>
-        <w:gridCol w:w="4703"/>
-        <w:gridCol w:w="4703"/>
-      </w:tblGrid>
-      <w:tr>
-        <w:tc>
-          <w:tcPr>
-            <w:tcW w:type="dxa" w:w="4703"/>
-            <w:shd w:fill="4472C4" w:val="clear"/>
-          </w:tcPr>
-          <w:p>
-            <w:pPr>
-              <w:jc w:val="center"/>
-            </w:pPr>
-            <w:r/>
-            <w:r>
-              <w:rPr>
-                <w:b/>
-                <w:color w:val="FFFFFF"/>
-                <w:sz w:val="20"/>
-              </w:rPr>
-              <w:t>实体/Repository</w:t>
-            </w:r>
-          </w:p>
-        </w:tc>
-        <w:tc>
-          <w:tcPr>
-            <w:tcW w:type="dxa" w:w="4703"/>
-            <w:shd w:fill="4472C4" w:val="clear"/>
-          </w:tcPr>
-          <w:p>
-            <w:pPr>
-              <w:jc w:val="center"/>
-            </w:pPr>
-            <w:r/>
-            <w:r>
-              <w:rPr>
-                <w:b/>
-                <w:color w:val="FFFFFF"/>
-                <w:sz w:val="20"/>
-              </w:rPr>
-              <w:t>存储内容</w:t>
-            </w:r>
-          </w:p>
-        </w:tc>
-      </w:tr>
-      <w:tr>
-        <w:tc>
-          <w:tcPr>
-            <w:tcW w:type="dxa" w:w="4703"/>
-          </w:tcPr>
-          <w:p>
-            <w:r/>
-            <w:r>
-              <w:rPr>
-                <w:b/>
-                <w:sz w:val="20"/>
-              </w:rPr>
-              <w:t>GameSaveEntity / GameSaveRepository</w:t>
-            </w:r>
-          </w:p>
-        </w:tc>
-        <w:tc>
-          <w:tcPr>
-            <w:tcW w:type="dxa" w:w="4703"/>
-          </w:tcPr>
-          <w:p>
-            <w:r/>
-            <w:r>
-              <w:rPr>
-                <w:sz w:val="20"/>
-              </w:rPr>
-              <w:t>存档元信息（玩家名、HP/MP/金钱、当前房间、时间戳）</w:t>
-            </w:r>
-          </w:p>
-        </w:tc>
-      </w:tr>
-      <w:tr>
-        <w:tc>
-          <w:tcPr>
-            <w:tcW w:type="dxa" w:w="4703"/>
-          </w:tcPr>
-          <w:p>
-            <w:r/>
-            <w:r>
-              <w:rPr>
-                <w:b/>
-                <w:sz w:val="20"/>
-              </w:rPr>
-              <w:t>RoomStateEntity / RoomStateRepository</w:t>
-            </w:r>
-          </w:p>
-        </w:tc>
-        <w:tc>
-          <w:tcPr>
-            <w:tcW w:type="dxa" w:w="4703"/>
-          </w:tcPr>
-          <w:p>
-            <w:r/>
-            <w:r>
-              <w:rPr>
-                <w:sz w:val="20"/>
-              </w:rPr>
-              <w:t>所有房间的独立状态（出口、物品、怪物列表、事件状态等）</w:t>
-            </w:r>
-          </w:p>
-        </w:tc>
-      </w:tr>
-      <w:tr>
-        <w:tc>
-          <w:tcPr>
-            <w:tcW w:type="dxa" w:w="4703"/>
-          </w:tcPr>
-          <w:p>
-            <w:r/>
-            <w:r>
-              <w:rPr>
-                <w:b/>
-                <w:sz w:val="20"/>
-              </w:rPr>
-              <w:t>MonsterStateEntity / MonsterStateRepository</w:t>
-            </w:r>
-          </w:p>
-        </w:tc>
-        <w:tc>
-          <w:tcPr>
-            <w:tcW w:type="dxa" w:w="4703"/>
-          </w:tcPr>
-          <w:p>
-            <w:r/>
-            <w:r>
-              <w:rPr>
-                <w:sz w:val="20"/>
-              </w:rPr>
-              <w:t>每个怪物的状态（HP/位置/类型/存活状态）</w:t>
-            </w:r>
-          </w:p>
-        </w:tc>
-      </w:tr>
-      <w:tr>
-        <w:tc>
-          <w:tcPr>
-            <w:tcW w:type="dxa" w:w="4703"/>
-          </w:tcPr>
-          <w:p>
-            <w:r/>
-            <w:r>
-              <w:rPr>
-                <w:b/>
-                <w:sz w:val="20"/>
-              </w:rPr>
-              <w:t>BagItemEntity / BagItemRepository</w:t>
-            </w:r>
-          </w:p>
-        </w:tc>
-        <w:tc>
-          <w:tcPr>
-            <w:tcW w:type="dxa" w:w="4703"/>
-          </w:tcPr>
-          <w:p>
-            <w:r/>
-            <w:r>
-              <w:rPr>
-                <w:sz w:val="20"/>
-              </w:rPr>
-              <w:t>背包中每个物品的记录（名称/数量/装备状态）</w:t>
-            </w:r>
-          </w:p>
-        </w:tc>
-      </w:tr>
-      <w:tr>
-        <w:tc>
-          <w:tcPr>
-            <w:tcW w:type="dxa" w:w="4703"/>
-          </w:tcPr>
-          <w:p>
-            <w:r/>
-            <w:r>
-              <w:rPr>
-                <w:b/>
-                <w:sz w:val="20"/>
-              </w:rPr>
-              <w:t>ShopStateEntity / ShopStateRepository</w:t>
-            </w:r>
-          </w:p>
-        </w:tc>
-        <w:tc>
-          <w:tcPr>
-            <w:tcW w:type="dxa" w:w="4703"/>
-          </w:tcPr>
-          <w:p>
-            <w:r/>
-            <w:r>
-              <w:rPr>
-                <w:sz w:val="20"/>
-              </w:rPr>
-              <w:t>商店中每个商品的售出状态</w:t>
-            </w:r>
-          </w:p>
-        </w:tc>
-      </w:tr>
-    </w:tbl>
-    <w:p>
-      <w:r>
-        <w:br w:type="page"/>
-      </w:r>
-    </w:p>
-    <w:p>
-      <w:pPr>
-        <w:pStyle w:val="Heading1"/>
-      </w:pPr>
-      <w:r>
-        <w:rPr>
-          <w:rFonts w:ascii="黑体" w:hAnsi="黑体" w:eastAsia="黑体"/>
-        </w:rPr>
-        <w:t>七、小组分工与协作</w:t>
-      </w:r>
-    </w:p>
-    <w:p>
-      <w:pPr>
-        <w:ind w:firstLine="397"/>
-      </w:pPr>
-      <w:r>
-        <w:rPr>
-          <w:rFonts w:ascii="宋体" w:hAnsi="宋体" w:eastAsia="宋体"/>
-          <w:sz w:val="22"/>
-        </w:rPr>
-        <w:t>本项目由 AAA603 小组三位成员协作完成。开发过程中采用 GitHub 进行版本控制和任务管理，各成员在独立分支上开发，通过 Pull Request 进行代码审查与合并。</w:t>
-      </w:r>
-    </w:p>
-    <w:tbl>
-      <w:tblPr>
-        <w:tblStyle w:val="TableGrid"/>
-        <w:tblW w:type="auto" w:w="0"/>
-        <w:jc w:val="center"/>
-        <w:tblLook w:firstColumn="1" w:firstRow="1" w:lastColumn="0" w:lastRow="0" w:noHBand="0" w:noVBand="1" w:val="04A0"/>
-      </w:tblPr>
-      <w:tblGrid>
-        <w:gridCol w:w="2351"/>
-        <w:gridCol w:w="2351"/>
-        <w:gridCol w:w="2351"/>
-        <w:gridCol w:w="2351"/>
-      </w:tblGrid>
-      <w:tr>
-        <w:tc>
-          <w:tcPr>
-            <w:tcW w:type="dxa" w:w="2351"/>
-            <w:shd w:fill="4472C4" w:val="clear"/>
-          </w:tcPr>
-          <w:p>
-            <w:pPr>
-              <w:jc w:val="center"/>
-            </w:pPr>
-            <w:r/>
-            <w:r>
-              <w:rPr>
-                <w:b/>
-                <w:color w:val="FFFFFF"/>
-                <w:sz w:val="20"/>
-              </w:rPr>
-              <w:t>姓名</w:t>
-            </w:r>
-          </w:p>
-        </w:tc>
-        <w:tc>
-          <w:tcPr>
-            <w:tcW w:type="dxa" w:w="2351"/>
-            <w:shd w:fill="4472C4" w:val="clear"/>
-          </w:tcPr>
-          <w:p>
-            <w:pPr>
-              <w:jc w:val="center"/>
-            </w:pPr>
-            <w:r/>
-            <w:r>
-              <w:rPr>
-                <w:b/>
-                <w:color w:val="FFFFFF"/>
-                <w:sz w:val="20"/>
-              </w:rPr>
-              <w:t>GitHub</w:t>
-            </w:r>
-          </w:p>
-        </w:tc>
-        <w:tc>
-          <w:tcPr>
-            <w:tcW w:type="dxa" w:w="2351"/>
-            <w:shd w:fill="4472C4" w:val="clear"/>
-          </w:tcPr>
-          <w:p>
-            <w:pPr>
-              <w:jc w:val="center"/>
-            </w:pPr>
-            <w:r/>
-            <w:r>
-              <w:rPr>
-                <w:b/>
-                <w:color w:val="FFFFFF"/>
-                <w:sz w:val="20"/>
-              </w:rPr>
-              <w:t>分支</w:t>
-            </w:r>
-          </w:p>
-        </w:tc>
-        <w:tc>
-          <w:tcPr>
-            <w:tcW w:type="dxa" w:w="2351"/>
-            <w:shd w:fill="4472C4" w:val="clear"/>
-          </w:tcPr>
-          <w:p>
-            <w:pPr>
-              <w:jc w:val="center"/>
-            </w:pPr>
-            <w:r/>
-            <w:r>
-              <w:rPr>
-                <w:b/>
-                <w:color w:val="FFFFFF"/>
-                <w:sz w:val="20"/>
-              </w:rPr>
-              <w:t>主要贡献</w:t>
-            </w:r>
-          </w:p>
-        </w:tc>
-      </w:tr>
-      <w:tr>
-        <w:tc>
-          <w:tcPr>
-            <w:tcW w:type="dxa" w:w="2351"/>
-          </w:tcPr>
-          <w:p>
-            <w:r/>
-            <w:r>
-              <w:rPr>
-                <w:b/>
-                <w:sz w:val="20"/>
-              </w:rPr>
-              <w:t>李冬晨</w:t>
-              <w:br/>
-              <w:t>（组长）</w:t>
-            </w:r>
-          </w:p>
-        </w:tc>
-        <w:tc>
-          <w:tcPr>
-            <w:tcW w:type="dxa" w:w="2351"/>
-          </w:tcPr>
-          <w:p>
-            <w:r/>
-            <w:r>
-              <w:rPr>
-                <w:sz w:val="20"/>
-              </w:rPr>
-              <w:t>@Sader-Lee</w:t>
-              <w:br/>
-              <w:t>ldc分支</w:t>
-            </w:r>
-          </w:p>
-        </w:tc>
-        <w:tc>
-          <w:tcPr>
-            <w:tcW w:type="dxa" w:w="2351"/>
-          </w:tcPr>
-          <w:p>
-            <w:pPr>
-              <w:jc w:val="center"/>
-            </w:pPr>
-            <w:r/>
-            <w:r>
-              <w:rPr>
-                <w:sz w:val="20"/>
-              </w:rPr>
-              <w:t>ldc</w:t>
-            </w:r>
-          </w:p>
-        </w:tc>
-        <w:tc>
-          <w:tcPr>
-            <w:tcW w:type="dxa" w:w="2351"/>
-          </w:tcPr>
-          <w:p>
-            <w:r/>
-            <w:r>
-              <w:rPr>
-                <w:sz w:val="20"/>
-              </w:rPr>
-              <w:t>• 项目架构设计与搭建</w:t>
-              <w:br/>
-              <w:t>• 玩家系统（属性/装备/伤害计算）</w:t>
-              <w:br/>
-              <w:t>• take/drop/items 命令</w:t>
-              <w:br/>
-              <w:t>• 怪物系统（生成/攻击/掉落）</w:t>
-              <w:br/>
-              <w:t>• 商店系统（购买/出售）</w:t>
-              <w:br/>
-              <w:t>• 背包系统</w:t>
-              <w:br/>
-              <w:t>• 房间战斗封锁机制</w:t>
-              <w:br/>
-              <w:t>• 数据库持久化（H2 + JPA）</w:t>
-              <w:br/>
-              <w:t>• 攻击特效与前后端联调</w:t>
-            </w:r>
-          </w:p>
-        </w:tc>
-      </w:tr>
-      <w:tr>
-        <w:tc>
-          <w:tcPr>
-            <w:tcW w:type="dxa" w:w="2351"/>
-          </w:tcPr>
-          <w:p>
-            <w:r/>
-            <w:r>
-              <w:rPr>
-                <w:b/>
-                <w:sz w:val="20"/>
-              </w:rPr>
-              <w:t>蒋志成</w:t>
-            </w:r>
-          </w:p>
-        </w:tc>
-        <w:tc>
-          <w:tcPr>
-            <w:tcW w:type="dxa" w:w="2351"/>
-          </w:tcPr>
-          <w:p>
-            <w:r/>
-            <w:r>
-              <w:rPr>
-                <w:sz w:val="20"/>
-              </w:rPr>
-              <w:t>@BytesJiang</w:t>
-              <w:br/>
-              <w:t>jzc分支</w:t>
-            </w:r>
-          </w:p>
-        </w:tc>
-        <w:tc>
-          <w:tcPr>
-            <w:tcW w:type="dxa" w:w="2351"/>
-          </w:tcPr>
-          <w:p>
-            <w:pPr>
-              <w:jc w:val="center"/>
-            </w:pPr>
-            <w:r/>
-            <w:r>
-              <w:rPr>
-                <w:sz w:val="20"/>
-              </w:rPr>
-              <w:t>jzc</w:t>
-            </w:r>
-          </w:p>
-        </w:tc>
-        <w:tc>
-          <w:tcPr>
-            <w:tcW w:type="dxa" w:w="2351"/>
-          </w:tcPr>
-          <w:p>
-            <w:r/>
-            <w:r>
-              <w:rPr>
-                <w:sz w:val="20"/>
-              </w:rPr>
-              <w:t>• 前端框架搭建与Phaser集成</w:t>
-              <w:br/>
-              <w:t>• WASD移动控制与视角</w:t>
-              <w:br/>
-              <w:t>• 小地图渲染</w:t>
-              <w:br/>
-              <w:t>• UI/UX 优化</w:t>
-              <w:br/>
-              <w:t>• 攻击特效（火焰粒子+屏幕振动）</w:t>
-              <w:br/>
-              <w:t>• 蓄力攻击与击退效果</w:t>
-              <w:br/>
-              <w:t>• 状态效果系统（烧伤/中毒/流血）</w:t>
-              <w:br/>
-              <w:t>• 随机地图生成算法</w:t>
-              <w:br/>
-              <w:t>• 篝火祭坛交互</w:t>
-              <w:br/>
-              <w:t>• 奇遇房间</w:t>
-              <w:br/>
-              <w:t>• 月光波技能</w:t>
-              <w:br/>
-              <w:t>• 前端重构：常量提取(constants.js)、API封装(gameApi.js)、组件拆分(BackpackPanel.vue)</w:t>
-              <w:br/>
-              <w:t>• Bug 修复与性能优化</w:t>
-            </w:r>
-          </w:p>
-        </w:tc>
-      </w:tr>
-      <w:tr>
-        <w:tc>
-          <w:tcPr>
-            <w:tcW w:type="dxa" w:w="2351"/>
-          </w:tcPr>
-          <w:p>
-            <w:r/>
-            <w:r>
-              <w:rPr>
-                <w:b/>
-                <w:sz w:val="20"/>
-              </w:rPr>
-              <w:t>熊俊森</w:t>
-            </w:r>
-          </w:p>
-        </w:tc>
-        <w:tc>
-          <w:tcPr>
-            <w:tcW w:type="dxa" w:w="2351"/>
-          </w:tcPr>
-          <w:p>
-            <w:r/>
-            <w:r>
-              <w:rPr>
-                <w:sz w:val="20"/>
-              </w:rPr>
-              <w:t>@XJS-123</w:t>
-              <w:br/>
-              <w:t>xjs分支</w:t>
-            </w:r>
-          </w:p>
-        </w:tc>
-        <w:tc>
-          <w:tcPr>
-            <w:tcW w:type="dxa" w:w="2351"/>
-          </w:tcPr>
-          <w:p>
-            <w:pPr>
-              <w:jc w:val="center"/>
-            </w:pPr>
-            <w:r/>
-            <w:r>
-              <w:rPr>
-                <w:sz w:val="20"/>
-              </w:rPr>
-              <w:t>xjs</w:t>
-            </w:r>
-          </w:p>
-        </w:tc>
-        <w:tc>
-          <w:tcPr>
-            <w:tcW w:type="dxa" w:w="2351"/>
-          </w:tcPr>
-          <w:p>
-            <w:r/>
-            <w:r>
-              <w:rPr>
-                <w:sz w:val="20"/>
-              </w:rPr>
-              <w:t>• 主菜单页面搭建设计</w:t>
-              <w:br/>
-              <w:t>• 饰品系统完整实现（5槽位装备）</w:t>
-              <w:br/>
-              <w:t>• 奇遇事件系统</w:t>
-              <w:br/>
-              <w:t>• 人物模型绘制</w:t>
-              <w:br/>
-              <w:t>• Buff系统（天使buff与中毒冲突处理）</w:t>
-              <w:br/>
-              <w:t>• 铁匠系统（保底机制）</w:t>
-              <w:br/>
-              <w:t>• 游戏实体构造（掉落物/EntityDrawer）</w:t>
-              <w:br/>
-              <w:t>• 地图背景添加</w:t>
-              <w:br/>
-              <w:t>• 项目文档生成（API.md/README.md/REPORT.docx）</w:t>
-            </w:r>
-          </w:p>
-        </w:tc>
-      </w:tr>
-    </w:tbl>
-    <w:p/>
-    <w:p>
-      <w:r>
-        <w:rPr>
-          <w:rFonts w:ascii="宋体" w:hAnsi="宋体" w:eastAsia="宋体"/>
-          <w:b/>
-          <w:sz w:val="22"/>
-        </w:rPr>
-        <w:t>协作流程：</w:t>
-      </w:r>
-    </w:p>
-    <w:p>
-      <w:pPr>
-        <w:pStyle w:val="ListBullet"/>
-      </w:pPr>
-      <w:r>
-        <w:rPr>
-          <w:sz w:val="22"/>
-        </w:rPr>
-        <w:t>任务拆分：通过 GitHub Issues 创建任务卡片，分配给对应成员</w:t>
-      </w:r>
-    </w:p>
-    <w:p>
-      <w:pPr>
-        <w:pStyle w:val="ListBullet"/>
-      </w:pPr>
-      <w:r>
-        <w:rPr>
-          <w:sz w:val="22"/>
-        </w:rPr>
-        <w:t>分支开发：每个成员在独立分支（ldc/jzc/xjs）上开发</w:t>
-      </w:r>
-    </w:p>
-    <w:p>
-      <w:pPr>
-        <w:pStyle w:val="ListBullet"/>
-      </w:pPr>
-      <w:r>
-        <w:rPr>
-          <w:sz w:val="22"/>
-        </w:rPr>
-        <w:t>代码审查：通过 Pull Request 进行交叉代码审查</w:t>
-      </w:r>
-    </w:p>
-    <w:p>
-      <w:pPr>
-        <w:pStyle w:val="ListBullet"/>
-      </w:pPr>
-      <w:r>
-        <w:rPr>
-          <w:sz w:val="22"/>
-        </w:rPr>
-        <w:t>持续集成：配置 GitHub Actions 自动化构建与测试</w:t>
-      </w:r>
-    </w:p>
-    <w:p>
-      <w:pPr>
-        <w:pStyle w:val="ListBullet"/>
-      </w:pPr>
-      <w:r>
-        <w:rPr>
-          <w:sz w:val="22"/>
-        </w:rPr>
-        <w:t>文档同步：README.md 和 API.md 随代码更新保持一致</w:t>
-      </w:r>
-    </w:p>
-    <w:p>
-      <w:r>
-        <w:br w:type="page"/>
-      </w:r>
-    </w:p>
-    <w:p>
-      <w:pPr>
-        <w:pStyle w:val="Heading1"/>
-      </w:pPr>
-      <w:r>
-        <w:rPr>
-          <w:rFonts w:ascii="黑体" w:hAnsi="黑体" w:eastAsia="黑体"/>
-        </w:rPr>
-        <w:t>八、实训总结与反思</w:t>
+        <w:t>角色：特殊系统开发 / 实体与文档</w:t>
       </w:r>
     </w:p>
     <w:p>
@@ -4747,73 +2433,7 @@
           <w:b/>
           <w:sz w:val="22"/>
         </w:rPr>
-        <w:t>8.1 技术收获</w:t>
-      </w:r>
-    </w:p>
-    <w:p>
-      <w:pPr>
-        <w:pStyle w:val="ListBullet"/>
-      </w:pPr>
-      <w:r>
-        <w:rPr>
-          <w:sz w:val="22"/>
-        </w:rPr>
-        <w:t>深入理解了前后端分离架构的设计思想与实践方法，掌握 Spring Boot 与 Vue 3 的完整开发流程</w:t>
-      </w:r>
-    </w:p>
-    <w:p>
-      <w:pPr>
-        <w:pStyle w:val="ListBullet"/>
-      </w:pPr>
-      <w:r>
-        <w:rPr>
-          <w:sz w:val="22"/>
-        </w:rPr>
-        <w:t>掌握了 Phaser 3 游戏引擎的基本用法，包括场景管理、碰撞检测、粒子系统、动画与特效</w:t>
-      </w:r>
-    </w:p>
-    <w:p>
-      <w:pPr>
-        <w:pStyle w:val="ListBullet"/>
-      </w:pPr>
-      <w:r>
-        <w:rPr>
-          <w:sz w:val="22"/>
-        </w:rPr>
-        <w:t>学习了 Roguelike 游戏的程序化内容生成技术，包括随机地图生成、随机事件系统、平衡性设计</w:t>
-      </w:r>
-    </w:p>
-    <w:p>
-      <w:pPr>
-        <w:pStyle w:val="ListBullet"/>
-      </w:pPr>
-      <w:r>
-        <w:rPr>
-          <w:sz w:val="22"/>
-        </w:rPr>
-        <w:t>实践了 RESTful API 设计规范，理解了统一响应格式、错误处理、状态管理的重要性</w:t>
-      </w:r>
-    </w:p>
-    <w:p>
-      <w:pPr>
-        <w:pStyle w:val="ListBullet"/>
-      </w:pPr>
-      <w:r>
-        <w:rPr>
-          <w:sz w:val="22"/>
-        </w:rPr>
-        <w:t>掌握了 Spring Data JPA 的实体关系映射与复杂状态序列化/反序列化</w:t>
-      </w:r>
-    </w:p>
-    <w:p>
-      <w:pPr>
-        <w:pStyle w:val="ListBullet"/>
-      </w:pPr>
-      <w:r>
-        <w:rPr>
-          <w:sz w:val="22"/>
-        </w:rPr>
-        <w:t>通过 Git 分支管理与代码审查，体验了真实团队协作的开发流程</w:t>
+        <w:t>GitHub：@XJS-123 | 开发分支：xjs</w:t>
       </w:r>
     </w:p>
     <w:p>
@@ -4823,7 +2443,7 @@
           <w:b/>
           <w:sz w:val="22"/>
         </w:rPr>
-        <w:t>8.2 项目亮点</w:t>
+        <w:t>任务分工：</w:t>
       </w:r>
     </w:p>
     <w:p>
@@ -4834,7 +2454,7 @@
         <w:rPr>
           <w:sz w:val="22"/>
         </w:rPr>
-        <w:t>完整的空间命中判定系统：后端实现三种攻击模式（扇形/直线/全向）的几何命中算法，前端发送坐标快照做服务端校验</w:t>
+        <w:t>主菜单页面搭建设计：MainMenu.vue 界面实现</w:t>
       </w:r>
     </w:p>
     <w:p>
@@ -4845,7 +2465,7 @@
         <w:rPr>
           <w:sz w:val="22"/>
         </w:rPr>
-        <w:t>丰富的状态效果系统：烧伤/中毒/流血/天使祝福均支持层数叠加与独立结算，前端实时展示状态图标与倒计时</w:t>
+        <w:t>饰品系统完整实现：5 槽位装备系统（weapon/armor/cloak/ring/amulet），装备/卸下逻辑，属性加成交互计算</w:t>
       </w:r>
     </w:p>
     <w:p>
@@ -4856,7 +2476,7 @@
         <w:rPr>
           <w:sz w:val="22"/>
         </w:rPr>
-        <w:t>灵活的装备系统：五槽位设计支持武器/护甲/披风/戒指/项链的装备与卸下，属性加成实时反映到战斗面板</w:t>
+        <w:t>奇遇事件系统：8 种事件类型（WOODEN_CHEST/GOLDEN_CHEST/ELITE_ENEMY/FOUNTAIN/CHEST/MAIDEN/ANGEL/BLACKSMITH）</w:t>
       </w:r>
     </w:p>
     <w:p>
@@ -4867,7 +2487,7 @@
         <w:rPr>
           <w:sz w:val="22"/>
         </w:rPr>
-        <w:t>多维度的内容生成：随机地图 + 随机商店 + 随机祭坛恩赐 + 随机奇遇事件，保证每次游戏体验的全新性</w:t>
+        <w:t>人物模型绘制：游戏角色视觉呈现</w:t>
       </w:r>
     </w:p>
     <w:p>
@@ -4878,7 +2498,125 @@
         <w:rPr>
           <w:sz w:val="22"/>
         </w:rPr>
-        <w:t>完整的存档系统：基于 H2 数据库实现全量游戏状态持久化，支持多槽位存档管理</w:t>
+        <w:t>Buff 系统实现：天使祝福（ANGEL_BUFF）30秒全属性×1.5倍，与中毒等 debuff 的冲突处理</w:t>
+      </w:r>
+    </w:p>
+    <w:p>
+      <w:pPr>
+        <w:pStyle w:val="ListBullet"/>
+      </w:pPr>
+      <w:r>
+        <w:rPr>
+          <w:sz w:val="22"/>
+        </w:rPr>
+        <w:t>铁匠系统：装备强化至150%属性，保底机制避免强化失败</w:t>
+      </w:r>
+    </w:p>
+    <w:p>
+      <w:pPr>
+        <w:pStyle w:val="ListBullet"/>
+      </w:pPr>
+      <w:r>
+        <w:rPr>
+          <w:sz w:val="22"/>
+        </w:rPr>
+        <w:t>游戏实体构造：EntityDrawer.js 实现掉落物可视化、DroppedItem 坐标管理</w:t>
+      </w:r>
+    </w:p>
+    <w:p>
+      <w:pPr>
+        <w:pStyle w:val="ListBullet"/>
+      </w:pPr>
+      <w:r>
+        <w:rPr>
+          <w:sz w:val="22"/>
+        </w:rPr>
+        <w:t>地图背景添加：4种背景图（bg0-bg3）对应不同房间类型</w:t>
+      </w:r>
+    </w:p>
+    <w:p>
+      <w:pPr>
+        <w:pStyle w:val="ListBullet"/>
+      </w:pPr>
+      <w:r>
+        <w:rPr>
+          <w:sz w:val="22"/>
+        </w:rPr>
+        <w:t>代码优化：清理冗余类，移除无用代码</w:t>
+      </w:r>
+    </w:p>
+    <w:p>
+      <w:pPr>
+        <w:pStyle w:val="ListBullet"/>
+      </w:pPr>
+      <w:r>
+        <w:rPr>
+          <w:sz w:val="22"/>
+        </w:rPr>
+        <w:t>项目文档生成：API.md、README.md、REPORT.docx 的编写与更新</w:t>
+      </w:r>
+    </w:p>
+    <w:p>
+      <w:pPr>
+        <w:ind w:firstLine="397"/>
+      </w:pPr>
+      <w:r>
+        <w:rPr>
+          <w:rFonts w:ascii="宋体" w:hAnsi="宋体" w:eastAsia="宋体"/>
+          <w:sz w:val="22"/>
+        </w:rPr>
+        <w:t>实施成果：实现了饰品系统、奇遇事件系统、铁匠系统、Buff 系统等特殊功能模块，完成了人物模型绘制和地图背景添加，生成了完整的项目文档。</w:t>
+      </w:r>
+    </w:p>
+    <w:p>
+      <w:pPr>
+        <w:pStyle w:val="Heading2"/>
+      </w:pPr>
+      <w:r>
+        <w:rPr>
+          <w:rFonts w:ascii="黑体" w:hAnsi="黑体" w:eastAsia="黑体"/>
+        </w:rPr>
+        <w:t>4.4 成员四任务分工及实施过程描述</w:t>
+      </w:r>
+    </w:p>
+    <w:p>
+      <w:pPr>
+        <w:ind w:firstLine="397"/>
+      </w:pPr>
+      <w:r>
+        <w:rPr>
+          <w:rFonts w:ascii="宋体" w:hAnsi="宋体" w:eastAsia="宋体"/>
+          <w:sz w:val="22"/>
+        </w:rPr>
+        <w:t>（本小组共 3 名成员，此章节不适用）</w:t>
+      </w:r>
+    </w:p>
+    <w:p>
+      <w:r>
+        <w:br w:type="page"/>
+      </w:r>
+    </w:p>
+    <w:p>
+      <w:pPr>
+        <w:pStyle w:val="Heading1"/>
+      </w:pPr>
+      <w:r>
+        <w:rPr>
+          <w:rFonts w:ascii="黑体" w:hAnsi="黑体" w:eastAsia="黑体"/>
+        </w:rPr>
+        <w:t>5. 实施过程问题记录与分析</w:t>
+      </w:r>
+    </w:p>
+    <w:p>
+      <w:pPr>
+        <w:ind w:firstLine="397"/>
+      </w:pPr>
+      <w:r>
+        <w:rPr>
+          <w:rFonts w:ascii="宋体" w:hAnsi="宋体" w:eastAsia="宋体"/>
+          <w:sz w:val="22"/>
+        </w:rPr>
+        <w:t>在项目合作开发过程中，遇到了以下主要问题及其分析与解决方案：</w:t>
       </w:r>
     </w:p>
     <w:p>
@@ -4888,51 +2626,295 @@
           <w:b/>
           <w:sz w:val="22"/>
         </w:rPr>
-        <w:t>8.3 遇到的挑战与解决方案</w:t>
+        <w:t>前后端数据同步问题</w:t>
       </w:r>
     </w:p>
     <w:p>
       <w:pPr>
-        <w:pStyle w:val="ListBullet"/>
+        <w:ind w:firstLine="397"/>
       </w:pPr>
       <w:r>
         <w:rPr>
+          <w:rFonts w:ascii="宋体" w:hAnsi="宋体" w:eastAsia="宋体"/>
           <w:sz w:val="22"/>
         </w:rPr>
-        <w:t>前后端数据同步：攻击判定涉及前端坐标与后端模型的同步问题。解决方案：前端发送坐标快照到后端，后端统一做空间判定，保证判定一致性。</w:t>
+        <w:t>问题描述：问题描述：攻击判定涉及前端坐标与后端模型的同步。前端 Phaser 引擎使用像素坐标，后端需要根据坐标做空间命中判定，双方坐标系统不一致会导致判定偏差。</w:t>
       </w:r>
     </w:p>
     <w:p>
       <w:pPr>
-        <w:pStyle w:val="ListBullet"/>
+        <w:ind w:firstLine="397"/>
       </w:pPr>
       <w:r>
         <w:rPr>
+          <w:rFonts w:ascii="宋体" w:hAnsi="宋体" w:eastAsia="宋体"/>
           <w:sz w:val="22"/>
         </w:rPr>
-        <w:t>状态效果系统设计：多种 Buff/Debuff 需要独立结算又可能同时存在。解决方案：使用 StatusManager 统一管理，采用层数叠加工厂模式，各效果独立 tick。</w:t>
+        <w:t>分析：分析：攻击判定需要在服务端统一执行以保证公平性和存档一致性。前端发送坐标快照到后端，后端执行空间几何运算（扇形角度判定/直线距离判定/圆形范围判定）。</w:t>
       </w:r>
     </w:p>
     <w:p>
       <w:pPr>
-        <w:pStyle w:val="ListBullet"/>
+        <w:ind w:firstLine="397"/>
       </w:pPr>
       <w:r>
         <w:rPr>
+          <w:rFonts w:ascii="宋体" w:hAnsi="宋体" w:eastAsia="宋体"/>
           <w:sz w:val="22"/>
         </w:rPr>
-        <w:t>随机种子一致性：存档读档需要保证随机地图的可复现性。解决方案：使用种子随机数生成器，存档时保存种子值，读档时恢复种子重建地图。</w:t>
+        <w:t>解决方案：解决方案：前端在攻击时将玩家坐标、怪物坐标快照发送到后端，后端 GameService.performAttack 方法统一执行命中判定。实现了三种攻击算法的空间命中检测（isHit 方法）。</w:t>
+      </w:r>
+    </w:p>
+    <w:p/>
+    <w:p>
+      <w:r>
+        <w:rPr>
+          <w:rFonts w:ascii="宋体" w:hAnsi="宋体" w:eastAsia="宋体"/>
+          <w:b/>
+          <w:sz w:val="22"/>
+        </w:rPr>
+        <w:t>状态效果系统设计</w:t>
       </w:r>
     </w:p>
     <w:p>
       <w:pPr>
-        <w:pStyle w:val="ListBullet"/>
+        <w:ind w:firstLine="397"/>
       </w:pPr>
       <w:r>
         <w:rPr>
+          <w:rFonts w:ascii="宋体" w:hAnsi="宋体" w:eastAsia="宋体"/>
           <w:sz w:val="22"/>
         </w:rPr>
-        <w:t>装备冲突处理：同槽位装备切换时需卸下旧装备再装备新装备。解决方案：equipItem 方法自动检测同槽位并先调用 unequipSlot。</w:t>
+        <w:t>问题描述：问题描述：多种 Buff/Debuff 需要独立结算但又可能同时存在，且支持层数叠加。前端需要实时显示剩余时间、层数等信息。</w:t>
+      </w:r>
+    </w:p>
+    <w:p>
+      <w:pPr>
+        <w:ind w:firstLine="397"/>
+      </w:pPr>
+      <w:r>
+        <w:rPr>
+          <w:rFonts w:ascii="宋体" w:hAnsi="宋体" w:eastAsia="宋体"/>
+          <w:sz w:val="22"/>
+        </w:rPr>
+        <w:t>分析：分析：需要统一的 StatusManager 管理中心，每种状态效果有独立的 tick 逻辑和层数衰减规则。</w:t>
+      </w:r>
+    </w:p>
+    <w:p>
+      <w:pPr>
+        <w:ind w:firstLine="397"/>
+      </w:pPr>
+      <w:r>
+        <w:rPr>
+          <w:rFonts w:ascii="宋体" w:hAnsi="宋体" w:eastAsia="宋体"/>
+          <w:sz w:val="22"/>
+        </w:rPr>
+        <w:t>解决方案：解决方案：Status.StatusManager 统一管理所有效果，采用层数叠加机制。BURN 每3秒结算（层数减半），POISON 每秒结算（层数减1），BLEED 攻击触发（层数减1），ANGEL_BUFF 持续30秒自动结束。前端通过 getActiveEffectsInfo() 获取当前活跃效果列表。</w:t>
+      </w:r>
+    </w:p>
+    <w:p/>
+    <w:p>
+      <w:r>
+        <w:rPr>
+          <w:rFonts w:ascii="宋体" w:hAnsi="宋体" w:eastAsia="宋体"/>
+          <w:b/>
+          <w:sz w:val="22"/>
+        </w:rPr>
+        <w:t>随机种子一致性问题</w:t>
+      </w:r>
+    </w:p>
+    <w:p>
+      <w:pPr>
+        <w:ind w:firstLine="397"/>
+      </w:pPr>
+      <w:r>
+        <w:rPr>
+          <w:rFonts w:ascii="宋体" w:hAnsi="宋体" w:eastAsia="宋体"/>
+          <w:sz w:val="22"/>
+        </w:rPr>
+        <w:t>问题描述：问题描述：存档读档时需要保证随机地图的可复现性，否则读档后地图与存档时不符。</w:t>
+      </w:r>
+    </w:p>
+    <w:p>
+      <w:pPr>
+        <w:ind w:firstLine="397"/>
+      </w:pPr>
+      <w:r>
+        <w:rPr>
+          <w:rFonts w:ascii="宋体" w:hAnsi="宋体" w:eastAsia="宋体"/>
+          <w:sz w:val="22"/>
+        </w:rPr>
+        <w:t>分析：分析：Java 的 Random 类使用种子值初始化，相同种子产生相同的随机序列。需要在存档时保存种子值，读档时使用同样的种子重建地图和怪物。</w:t>
+      </w:r>
+    </w:p>
+    <w:p>
+      <w:pPr>
+        <w:ind w:firstLine="397"/>
+      </w:pPr>
+      <w:r>
+        <w:rPr>
+          <w:rFonts w:ascii="宋体" w:hAnsi="宋体" w:eastAsia="宋体"/>
+          <w:sz w:val="22"/>
+        </w:rPr>
+        <w:t>解决方案：解决方案：Game 类使用固定种子初始化（new Random(seed)），存档时保存种子到数据库，读档时恢复种子重建完整的房间网络和怪物分布。</w:t>
+      </w:r>
+    </w:p>
+    <w:p/>
+    <w:p>
+      <w:r>
+        <w:rPr>
+          <w:rFonts w:ascii="宋体" w:hAnsi="宋体" w:eastAsia="宋体"/>
+          <w:b/>
+          <w:sz w:val="22"/>
+        </w:rPr>
+        <w:t>装备同槽位冲突处理</w:t>
+      </w:r>
+    </w:p>
+    <w:p>
+      <w:pPr>
+        <w:ind w:firstLine="397"/>
+      </w:pPr>
+      <w:r>
+        <w:rPr>
+          <w:rFonts w:ascii="宋体" w:hAnsi="宋体" w:eastAsia="宋体"/>
+          <w:sz w:val="22"/>
+        </w:rPr>
+        <w:t>问题描述：问题描述：装备新武器时，旧武器需要自动卸下；卸下装备后属性要恢复。不同物品对应不同槽位（铁剑→weapon、暗影披风→cloak 等）。</w:t>
+      </w:r>
+    </w:p>
+    <w:p>
+      <w:pPr>
+        <w:ind w:firstLine="397"/>
+      </w:pPr>
+      <w:r>
+        <w:rPr>
+          <w:rFonts w:ascii="宋体" w:hAnsi="宋体" w:eastAsia="宋体"/>
+          <w:sz w:val="22"/>
+        </w:rPr>
+        <w:t>分析：分析：需要建立物品名称到槽位的映射表，equip 时自动检测同槽位旧装备。</w:t>
+      </w:r>
+    </w:p>
+    <w:p>
+      <w:pPr>
+        <w:ind w:firstLine="397"/>
+      </w:pPr>
+      <w:r>
+        <w:rPr>
+          <w:rFonts w:ascii="宋体" w:hAnsi="宋体" w:eastAsia="宋体"/>
+          <w:sz w:val="22"/>
+        </w:rPr>
+        <w:t>解决方案：解决方案：Player.getItemSlot() 方法根据物品名称中文关键词判断槽位（剑→weapon、盾→armor、披风→cloak、戒指→ring、项链→amulet）。equipItem 方法先检查同槽位，调用 unequipSlot 卸下旧装备，再应用新装备属性。</w:t>
+      </w:r>
+    </w:p>
+    <w:p/>
+    <w:p>
+      <w:r>
+        <w:rPr>
+          <w:rFonts w:ascii="宋体" w:hAnsi="宋体" w:eastAsia="宋体"/>
+          <w:b/>
+          <w:sz w:val="22"/>
+        </w:rPr>
+        <w:t>中文字符编码与前端显示</w:t>
+      </w:r>
+    </w:p>
+    <w:p>
+      <w:pPr>
+        <w:ind w:firstLine="397"/>
+      </w:pPr>
+      <w:r>
+        <w:rPr>
+          <w:rFonts w:ascii="宋体" w:hAnsi="宋体" w:eastAsia="宋体"/>
+          <w:sz w:val="22"/>
+        </w:rPr>
+        <w:t>问题描述：问题描述：后端响应中的中文字符在控制台打印时出现编码错误（GBK 编码问题）。</w:t>
+      </w:r>
+    </w:p>
+    <w:p>
+      <w:pPr>
+        <w:ind w:firstLine="397"/>
+      </w:pPr>
+      <w:r>
+        <w:rPr>
+          <w:rFonts w:ascii="宋体" w:hAnsi="宋体" w:eastAsia="宋体"/>
+          <w:sz w:val="22"/>
+        </w:rPr>
+        <w:t>分析：分析：Windows 系统控制台默认 GBK 编码，Python 脚本输出的 emoji 和特殊字符无法编码。</w:t>
+      </w:r>
+    </w:p>
+    <w:p>
+      <w:pPr>
+        <w:ind w:firstLine="397"/>
+      </w:pPr>
+      <w:r>
+        <w:rPr>
+          <w:rFonts w:ascii="宋体" w:hAnsi="宋体" w:eastAsia="宋体"/>
+          <w:sz w:val="22"/>
+        </w:rPr>
+        <w:t>解决方案：解决方案：脚本输出使用 ASCII 安全字符替代 emoji，后端 JSON 默认 UTF-8 不受影响。</w:t>
+      </w:r>
+    </w:p>
+    <w:p/>
+    <w:p>
+      <w:r>
+        <w:rPr>
+          <w:rFonts w:ascii="宋体" w:hAnsi="宋体" w:eastAsia="宋体"/>
+          <w:b/>
+          <w:sz w:val="22"/>
+        </w:rPr>
+        <w:t>存档写权限冲突</w:t>
+      </w:r>
+    </w:p>
+    <w:p>
+      <w:pPr>
+        <w:ind w:firstLine="397"/>
+      </w:pPr>
+      <w:r>
+        <w:rPr>
+          <w:rFonts w:ascii="宋体" w:hAnsi="宋体" w:eastAsia="宋体"/>
+          <w:sz w:val="22"/>
+        </w:rPr>
+        <w:t>问题描述：问题描述：IDEA 开发工具锁定了 REPORT.docx 文件，导致 Python 脚本无法覆盖写入。</w:t>
+      </w:r>
+    </w:p>
+    <w:p>
+      <w:pPr>
+        <w:ind w:firstLine="397"/>
+      </w:pPr>
+      <w:r>
+        <w:rPr>
+          <w:rFonts w:ascii="宋体" w:hAnsi="宋体" w:eastAsia="宋体"/>
+          <w:sz w:val="22"/>
+        </w:rPr>
+        <w:t>分析：分析：IDEA 打开了文件导致文件被进程占用。</w:t>
+      </w:r>
+    </w:p>
+    <w:p>
+      <w:pPr>
+        <w:ind w:firstLine="397"/>
+      </w:pPr>
+      <w:r>
+        <w:rPr>
+          <w:rFonts w:ascii="宋体" w:hAnsi="宋体" w:eastAsia="宋体"/>
+          <w:sz w:val="22"/>
+        </w:rPr>
+        <w:t>解决方案：解决方案：关闭 IDEA 中的文件标签后再执行脚本，或先写入临时文件再替换。</w:t>
+      </w:r>
+    </w:p>
+    <w:p/>
+    <w:p>
+      <w:r>
+        <w:br w:type="page"/>
+      </w:r>
+    </w:p>
+    <w:p>
+      <w:pPr>
+        <w:pStyle w:val="Heading1"/>
+      </w:pPr>
+      <w:r>
+        <w:rPr>
+          <w:rFonts w:ascii="黑体" w:hAnsi="黑体" w:eastAsia="黑体"/>
+        </w:rPr>
+        <w:t>6. 任务总结</w:t>
       </w:r>
     </w:p>
     <w:p>
@@ -4942,7 +2924,192 @@
           <w:b/>
           <w:sz w:val="22"/>
         </w:rPr>
-        <w:t>8.4 未来展望</w:t>
+        <w:t>6.1 项目完成情况</w:t>
+      </w:r>
+    </w:p>
+    <w:p>
+      <w:pPr>
+        <w:ind w:firstLine="397"/>
+      </w:pPr>
+      <w:r>
+        <w:rPr>
+          <w:rFonts w:ascii="宋体" w:hAnsi="宋体" w:eastAsia="宋体"/>
+          <w:sz w:val="22"/>
+        </w:rPr>
+        <w:t>本项目已按计划完成全部功能开发，通过了多次前后端联调测试，项目状态稳定。已实现的功能包括：程序化随机地图生成、实时战斗系统（三种攻击模式）、怪物系统（三种类型+火焰史莱姆）、状态效果系统（四种效果）、背包与五槽位装备系统、商店交易系统、篝火祭坛系统（三种祭坛+八种恩赐）、奇遇事件系统（八种事件）、铁匠强化系统、月光波技能、完整存档系统（H2数据库持久化）。前端完成了 Vue 3 组件化架构（6个组件/5个composables）、Phaser 3 游戏引擎集成、小地图导航、控制面板、攻击粒子特效、屏幕振动等 UI/UX 功能。</w:t>
+      </w:r>
+    </w:p>
+    <w:p>
+      <w:r>
+        <w:rPr>
+          <w:rFonts w:ascii="宋体" w:hAnsi="宋体" w:eastAsia="宋体"/>
+          <w:b/>
+          <w:sz w:val="22"/>
+        </w:rPr>
+        <w:t>6.2 经验与收获</w:t>
+      </w:r>
+    </w:p>
+    <w:p>
+      <w:pPr>
+        <w:pStyle w:val="ListBullet"/>
+      </w:pPr>
+      <w:r>
+        <w:rPr>
+          <w:sz w:val="22"/>
+        </w:rPr>
+        <w:t>深入理解了前后端分离架构的设计思想与实践方法，掌握了 Spring Boot + Vue 3 的完整开发流程</w:t>
+      </w:r>
+    </w:p>
+    <w:p>
+      <w:pPr>
+        <w:pStyle w:val="ListBullet"/>
+      </w:pPr>
+      <w:r>
+        <w:rPr>
+          <w:sz w:val="22"/>
+        </w:rPr>
+        <w:t>掌握了 Phaser 3 游戏引擎的基本用法：场景管理、碰撞检测、粒子系统、动画与特效</w:t>
+      </w:r>
+    </w:p>
+    <w:p>
+      <w:pPr>
+        <w:pStyle w:val="ListBullet"/>
+      </w:pPr>
+      <w:r>
+        <w:rPr>
+          <w:sz w:val="22"/>
+        </w:rPr>
+        <w:t>学习了 Roguelike 游戏的程序化内容生成技术：随机地图生成、随机事件系统、平衡性设计</w:t>
+      </w:r>
+    </w:p>
+    <w:p>
+      <w:pPr>
+        <w:pStyle w:val="ListBullet"/>
+      </w:pPr>
+      <w:r>
+        <w:rPr>
+          <w:sz w:val="22"/>
+        </w:rPr>
+        <w:t>实践了 RESTful API 设计规范：统一响应格式、错误处理、状态管理</w:t>
+      </w:r>
+    </w:p>
+    <w:p>
+      <w:pPr>
+        <w:pStyle w:val="ListBullet"/>
+      </w:pPr>
+      <w:r>
+        <w:rPr>
+          <w:sz w:val="22"/>
+        </w:rPr>
+        <w:t>掌握了 Spring Data JPA 的实体关系映射与复杂状态序列化/反序列化</w:t>
+      </w:r>
+    </w:p>
+    <w:p>
+      <w:pPr>
+        <w:pStyle w:val="ListBullet"/>
+      </w:pPr>
+      <w:r>
+        <w:rPr>
+          <w:sz w:val="22"/>
+        </w:rPr>
+        <w:t>通过 Git 分支管理与代码审查，体验了真实团队协作的开发流程</w:t>
+      </w:r>
+    </w:p>
+    <w:p>
+      <w:pPr>
+        <w:pStyle w:val="ListBullet"/>
+      </w:pPr>
+      <w:r>
+        <w:rPr>
+          <w:sz w:val="22"/>
+        </w:rPr>
+        <w:t>培养了问题分析与解决能力：从坐标同步到状态管理、从种子一致性到装备冲突处理</w:t>
+      </w:r>
+    </w:p>
+    <w:p>
+      <w:r>
+        <w:rPr>
+          <w:rFonts w:ascii="宋体" w:hAnsi="宋体" w:eastAsia="宋体"/>
+          <w:b/>
+          <w:sz w:val="22"/>
+        </w:rPr>
+        <w:t>6.3 项目亮点</w:t>
+      </w:r>
+    </w:p>
+    <w:p>
+      <w:pPr>
+        <w:pStyle w:val="ListBullet"/>
+      </w:pPr>
+      <w:r>
+        <w:rPr>
+          <w:sz w:val="22"/>
+        </w:rPr>
+        <w:t>完整的空间命中判定系统：后端实现三种攻击模式的几何命中算法（扇形/直线/全向），前端发送坐标快照做服务端校验</w:t>
+      </w:r>
+    </w:p>
+    <w:p>
+      <w:pPr>
+        <w:pStyle w:val="ListBullet"/>
+      </w:pPr>
+      <w:r>
+        <w:rPr>
+          <w:sz w:val="22"/>
+        </w:rPr>
+        <w:t>丰富的状态效果系统：四种效果均支持层数叠加与独立结算，前端实时展示状态图标与倒计时</w:t>
+      </w:r>
+    </w:p>
+    <w:p>
+      <w:pPr>
+        <w:pStyle w:val="ListBullet"/>
+      </w:pPr>
+      <w:r>
+        <w:rPr>
+          <w:sz w:val="22"/>
+        </w:rPr>
+        <w:t>灵活的装备系统：五槽位设计支持武器/护甲/披风/戒指/项链的装备与卸下，属性加成实时反映</w:t>
+      </w:r>
+    </w:p>
+    <w:p>
+      <w:pPr>
+        <w:pStyle w:val="ListBullet"/>
+      </w:pPr>
+      <w:r>
+        <w:rPr>
+          <w:sz w:val="22"/>
+        </w:rPr>
+        <w:t>多维度的内容生成：随机地图 + 随机商店 + 随机祭坛恩赐 + 随机奇遇事件，保证每次游戏的全新体验</w:t>
+      </w:r>
+    </w:p>
+    <w:p>
+      <w:pPr>
+        <w:pStyle w:val="ListBullet"/>
+      </w:pPr>
+      <w:r>
+        <w:rPr>
+          <w:sz w:val="22"/>
+        </w:rPr>
+        <w:t>完整的存档系统：基于 H2 数据库实现全量游戏状态持久化，支持多槽位存档管理</w:t>
+      </w:r>
+    </w:p>
+    <w:p>
+      <w:pPr>
+        <w:pStyle w:val="ListBullet"/>
+      </w:pPr>
+      <w:r>
+        <w:rPr>
+          <w:sz w:val="22"/>
+        </w:rPr>
+        <w:t>前端组件化重构：将背包面板、控制面板、小地图拆分为独立 Vue 组件，通过 CustomEvent 通信</w:t>
+      </w:r>
+    </w:p>
+    <w:p>
+      <w:r>
+        <w:rPr>
+          <w:rFonts w:ascii="宋体" w:hAnsi="宋体" w:eastAsia="宋体"/>
+          <w:b/>
+          <w:sz w:val="22"/>
+        </w:rPr>
+        <w:t>6.4 未来展望</w:t>
       </w:r>
     </w:p>
     <w:p>
@@ -5036,7 +3203,7 @@
         </w:rPr>
         <w:t>武汉理工大学 · 计算机科学与技术学院</w:t>
         <w:br/>
-        <w:t>2026年06月20日</w:t>
+        <w:t>2026年06月21日</w:t>
       </w:r>
     </w:p>
     <w:sectPr>

--- a/REPORT.docx
+++ b/REPORT.docx
@@ -102,7 +102,7 @@
           <w:color w:val="666666"/>
           <w:sz w:val="24"/>
         </w:rPr>
-        <w:t>报告日期：2026年06月21日</w:t>
+        <w:t>报告日期：2026年06月22日</w:t>
       </w:r>
     </w:p>
     <w:p>
@@ -332,7 +332,7 @@
         <w:rPr>
           <w:sz w:val="22"/>
         </w:rPr>
-        <w:t>状态与装备系统：烧伤/中毒/流血/天使祝福四种状态效果、五槽位装备系统（属性加成交互计算）</w:t>
+        <w:t>状态与装备系统：烧伤/中毒/流血/迟缓/束缚/天使祝福六种状态效果、五槽位装备系统（属性加成交互计算）</w:t>
       </w:r>
     </w:p>
     <w:p>
@@ -388,7 +388,7 @@
           <w:rFonts w:ascii="宋体" w:hAnsi="宋体" w:eastAsia="宋体"/>
           <w:sz w:val="22"/>
         </w:rPr>
-        <w:t>项目采用前后端分离的 B/S 架构。后端基于 Java 17 + Spring Boot 3.2.0 提供 10 个 RESTful API 端点，前端基于 Vue 3.3.4 + Phaser 3.60.0 构建图形化游戏界面。前后端通过 HTTP JSON 通信。</w:t>
+        <w:t>项目采用前后端分离的 B/S 架构。后端基于 Java 17 + Spring Boot 3.2.0 提供 13 个 RESTful API 端点（含风隐/寒冰风暴），前端基于 Vue 3.3.4 + Phaser 3.60.0 构建图形化游戏界面。前后端通过 HTTP JSON 通信。</w:t>
       </w:r>
     </w:p>
     <w:p>
@@ -480,7 +480,7 @@
               <w:rPr>
                 <w:sz w:val="20"/>
               </w:rPr>
-              <w:t>GameController.java — 10 个 REST API 端点</w:t>
+              <w:t>GameController.java — 13 个 REST API 端点（含风隐/寒冰风暴）</w:t>
             </w:r>
           </w:p>
         </w:tc>
@@ -511,7 +511,7 @@
               <w:rPr>
                 <w:sz w:val="20"/>
               </w:rPr>
-              <w:t>GameService.java（命令分发/攻击判定/状态注入）+ SaveService.java（存档序列化）</w:t>
+              <w:t>GameService.java（命令分发/攻击判定/风隐/寒冰风暴/状态驱动）+ SaveService.java（存档序列化）</w:t>
             </w:r>
           </w:p>
         </w:tc>
@@ -573,7 +573,7 @@
               <w:rPr>
                 <w:sz w:val="20"/>
               </w:rPr>
-              <w:t>GoCommand/AttackCommand/BagCommand/ShopCommand/InteractCommand/WaveCommand 等 11 个命令</w:t>
+              <w:t>GoCommand/AttackCommand/BagCommand/ShopCommand/InteractCommand/WaveCommand/MonsterAttackCommand 等 11 个命令</w:t>
             </w:r>
           </w:p>
         </w:tc>
@@ -731,7 +731,7 @@
               <w:rPr>
                 <w:sz w:val="20"/>
               </w:rPr>
-              <w:t>useApi.js（API调用）、useBackpack.js（背包逻辑）、useKeyboard.js（键盘控制）、useControlPanel.js（控制面板单例）、useSlotDialog.js（存档弹窗）</w:t>
+              <w:t>useApi.js（API调用+风隐/寒冰风暴封装）、useBackpack.js（背包逻辑）、useKeyboard.js（键盘控制+B/F/ESC键管理）、useControlPanel.js（控制面板单例）、useSlotDialog.js（存档弹窗）</w:t>
             </w:r>
           </w:p>
         </w:tc>
@@ -762,7 +762,7 @@
               <w:rPr>
                 <w:sz w:val="20"/>
               </w:rPr>
-              <w:t>EntityDrawer.js（游戏实体绘制器）、game/constants.js（全局常量/攻击配置/渲染参数）</w:t>
+              <w:t>EntityDrawer.js（游戏实体绘制器：人物/怪物/掉落物/祭坛/商人）、game/constants.js（全局常量/攻击/技能/怪物/渲染配置）</w:t>
             </w:r>
           </w:p>
         </w:tc>
@@ -793,7 +793,7 @@
               <w:rPr>
                 <w:sz w:val="20"/>
               </w:rPr>
-              <w:t>api/gameApi.js（6个后端 API 封装方法）</w:t>
+              <w:t>api/gameApi.js（存档CRUD封装）</w:t>
             </w:r>
           </w:p>
         </w:tc>
@@ -829,7 +829,7 @@
         <w:rPr>
           <w:sz w:val="22"/>
         </w:rPr>
-        <w:t>实时战斗系统：Sweep（扇形120px/135°）、Pierce（直线21px/120px）、Charged（360°/150px）三种攻击</w:t>
+        <w:t>实时战斗系统：Sweep（扇形120px/135°）、Pierce（直线21px/120px，无敌帧180ms）、Charged（360°/150px）三种攻击</w:t>
       </w:r>
     </w:p>
     <w:p>
@@ -840,7 +840,7 @@
         <w:rPr>
           <w:sz w:val="22"/>
         </w:rPr>
-        <w:t>怪物系统：TYPE_NORMAL(0)、TYPE_ELITE(1)、TYPE_BOSS(2)，特殊 FLAME_SLIME</w:t>
+        <w:t>怪物系统：TYPE_NORMAL(0)、TYPE_ELITE(1)、TYPE_BOSS(2)，特殊 FLAME_SLIME（死后自爆烧伤）/ SLIME（触碰迟缓）/ 骷髅（中毒）/ 狼人（流血）/ 食人魔（吸血）</w:t>
       </w:r>
     </w:p>
     <w:p>
@@ -851,7 +851,7 @@
         <w:rPr>
           <w:sz w:val="22"/>
         </w:rPr>
-        <w:t>状态效果系统：BURN(3s魔法伤害)、POISON(1s真实伤害)、BLEED(攻击触发)、ANGEL_BUFF(30s全属性×1.5)</w:t>
+        <w:t>状态效果系统：BURN(3s魔法伤害)、POISON(1s真实伤害)、BLEED(攻击触发)、SLOW(10s移速减半)、BIND(3s无法移动)、ANGEL_BUFF(30s全属性×1.5)</w:t>
       </w:r>
     </w:p>
     <w:p>
@@ -917,7 +917,29 @@
         <w:rPr>
           <w:sz w:val="22"/>
         </w:rPr>
-        <w:t>月光波技能：消耗30MP，单体魔法攻击，弹射2次</w:t>
+        <w:t>月光波技能：消耗20MP，单体魔法攻击，弹射2次，击退效果</w:t>
+      </w:r>
+    </w:p>
+    <w:p>
+      <w:pPr>
+        <w:pStyle w:val="ListBullet"/>
+      </w:pPr>
+      <w:r>
+        <w:rPr>
+          <w:sz w:val="22"/>
+        </w:rPr>
+        <w:t>风隐形态：移速+100%、免疫负面状态，每秒消耗2MP</w:t>
+      </w:r>
+    </w:p>
+    <w:p>
+      <w:pPr>
+        <w:pStyle w:val="ListBullet"/>
+      </w:pPr>
+      <w:r>
+        <w:rPr>
+          <w:sz w:val="22"/>
+        </w:rPr>
+        <w:t>寒冰风暴：消耗25MP，全房间AOE 3次100%法伤+10秒迟缓</w:t>
       </w:r>
     </w:p>
     <w:p>
@@ -1103,7 +1125,7 @@
               <w:rPr>
                 <w:sz w:val="20"/>
               </w:rPr>
-              <w:t>核心后端开发：项目架构设计、玩家系统、怪物系统、商店系统、背包系统、房间战斗封锁、数据库持久化、攻击特效</w:t>
+              <w:t>核心后端开发：项目架构设计、前后端分离、怪物系统（生成/攻击/掉落）、商店系统（购买/出售）、背包系统、房间战斗封锁、数据库持久化（H2+JPA）、前后端联调</w:t>
             </w:r>
           </w:p>
         </w:tc>
@@ -1162,7 +1184,7 @@
               <w:rPr>
                 <w:sz w:val="20"/>
               </w:rPr>
-              <w:t>前端开发：Phaser集成、WASD移动、小地图、攻击特效、状态效果系统、随机地图生成、篝火祭坛、奇遇房间、月光波技能、前端重构（常量提取/API封装/组件拆分）</w:t>
+              <w:t>前端开发：玩家属性系统设计与开发、小地图模块开发、UI/UX 优化与视觉提升、玩家攻击系统设计与实现、玩家技能系统设计与实现、状态效果系统设计与实现、随机地图生成系统开发、多类型房间功能开发、前端架构重构与优化、缺陷修复与性能调优</w:t>
             </w:r>
           </w:p>
         </w:tc>
@@ -1221,7 +1243,7 @@
               <w:rPr>
                 <w:sz w:val="20"/>
               </w:rPr>
-              <w:t>特殊系统开发：主菜单页面、饰品系统（5槽位）、奇遇事件系统、人物模型绘制、Buff系统、铁匠系统、游戏实体构造、地图背景、项目文档</w:t>
+              <w:t>特殊系统开发：主菜单页面搭建设计、饰品系统完整实现、人物模型绘制、游戏实体构造（掉落物实体、EntityDrawer）、地图背景添加、项目文档生成（API.md/README.md/REPORT.docx）</w:t>
             </w:r>
           </w:p>
         </w:tc>
@@ -2084,7 +2106,7 @@
         <w:rPr>
           <w:sz w:val="22"/>
         </w:rPr>
-        <w:t>项目架构设计与技术选型：确定 Spring Boot + Vue 3 + Phaser 3 的技术栈</w:t>
+        <w:t>项目架构设计与技术选型：确定 Spring Boot + Vue 3 + Phaser 3 的技术栈，实现前后端分离架构</w:t>
       </w:r>
     </w:p>
     <w:p>
@@ -2095,29 +2117,7 @@
         <w:rPr>
           <w:sz w:val="22"/>
         </w:rPr>
-        <w:t>核心游戏模型开发：实现 Player（带装备系统/damage记录/伤害计算）、Monster（3种类型+FLAME_SLIME）、Room（房间初始化/祭坛/商店/事件生成）等 18 个数据模型</w:t>
-      </w:r>
-    </w:p>
-    <w:p>
-      <w:pPr>
-        <w:pStyle w:val="ListBullet"/>
-      </w:pPr>
-      <w:r>
-        <w:rPr>
-          <w:sz w:val="22"/>
-        </w:rPr>
-        <w:t>玩家系统：实现玩家属性管理、装备系统（5槽位的 equip/unequip）、伤害计算（物理/魔法/闪避判定）、DamageRecord 记录系统</w:t>
-      </w:r>
-    </w:p>
-    <w:p>
-      <w:pPr>
-        <w:pStyle w:val="ListBullet"/>
-      </w:pPr>
-      <w:r>
-        <w:rPr>
-          <w:sz w:val="22"/>
-        </w:rPr>
-        <w:t>命令系统开发：take/drop/items 命令的完整实现</w:t>
+        <w:t>核心游戏模型开发：实现 Player、Monster、Room 等 18 个数据模型</w:t>
       </w:r>
     </w:p>
     <w:p>
@@ -2183,18 +2183,7 @@
         <w:rPr>
           <w:sz w:val="22"/>
         </w:rPr>
-        <w:t>玩家状态注入：injectPlayerStatus 方法注入 24+ 字段到前端响应</w:t>
-      </w:r>
-    </w:p>
-    <w:p>
-      <w:pPr>
-        <w:pStyle w:val="ListBullet"/>
-      </w:pPr>
-      <w:r>
-        <w:rPr>
-          <w:sz w:val="22"/>
-        </w:rPr>
-        <w:t>攻击特效与前后端联调</w:t>
+        <w:t>前后端联调与攻击特效</w:t>
       </w:r>
     </w:p>
     <w:p>
@@ -2206,7 +2195,7 @@
           <w:rFonts w:ascii="宋体" w:hAnsi="宋体" w:eastAsia="宋体"/>
           <w:sz w:val="22"/>
         </w:rPr>
-        <w:t>实施成果：完成了后端核心系统的所有功能，包括 10 个 API 端点、11 个命令处理器、18 个数据模型、5 个 Repository 接口。实现了游戏的核心逻辑闭环。</w:t>
+        <w:t>实施成果：完成了后端核心系统的所有功能，包括 13 个 API 端点、11 个命令处理器、18 个数据模型、5 个 Repository 接口。实现了游戏的核心逻辑闭环。</w:t>
       </w:r>
     </w:p>
     <w:p>
@@ -2258,7 +2247,7 @@
         <w:rPr>
           <w:sz w:val="22"/>
         </w:rPr>
-        <w:t>前端框架搭建：基于 Vue 3 + Vite 搭建前端项目，集成 Phaser 3 游戏引擎到 Vue 组件</w:t>
+        <w:t>玩家属性系统设计与开发：实现玩家属性管理、装备加成计算、伤害计算等核心机制</w:t>
       </w:r>
     </w:p>
     <w:p>
@@ -2269,7 +2258,7 @@
         <w:rPr>
           <w:sz w:val="22"/>
         </w:rPr>
-        <w:t>移动控制：WASD 键盘控制玩家移动，Shift+方向冲刺</w:t>
+        <w:t>小地图模块开发：实现 MinimapPanel.vue 组件，支持按房间类型颜色区分</w:t>
       </w:r>
     </w:p>
     <w:p>
@@ -2280,7 +2269,7 @@
         <w:rPr>
           <w:sz w:val="22"/>
         </w:rPr>
-        <w:t>小地图渲染：实现基于 Canvas 的小地图组件 MinimapPanel.vue，支持按房间类型颜色区分</w:t>
+        <w:t>UI/UX 优化与视觉提升：攻击特效（火焰粒子、屏幕振动、蓄力特效、残影渐隐）、Buff/Debuff 图标显示</w:t>
       </w:r>
     </w:p>
     <w:p>
@@ -2291,7 +2280,7 @@
         <w:rPr>
           <w:sz w:val="22"/>
         </w:rPr>
-        <w:t>攻击特效实现：火焰粒子效果、屏幕振动、蓄力攻击特效、残影渐隐</w:t>
+        <w:t>玩家攻击系统设计与实现：Sweep（扇形/135°）、Pierce（直线/突刺/击退）、Charged（蓄力/360°）三种攻击模式</w:t>
       </w:r>
     </w:p>
     <w:p>
@@ -2302,7 +2291,7 @@
         <w:rPr>
           <w:sz w:val="22"/>
         </w:rPr>
-        <w:t>三种攻击模式：Sweep（扇形/135°）、Pierce（直线/突刺/击退）、Charged（蓄力/360°）的前端实现</w:t>
+        <w:t>玩家技能系统设计与实现：月光波技能（弹射 2 次、击退）、风隐形态、寒冰风暴</w:t>
       </w:r>
     </w:p>
     <w:p>
@@ -2313,7 +2302,7 @@
         <w:rPr>
           <w:sz w:val="22"/>
         </w:rPr>
-        <w:t>状态效果系统：烧伤/中毒/流血的前端图标显示、倒计时、闪烁效果</w:t>
+        <w:t>状态效果系统设计与实现：烧伤/中毒/流血/迟缓/束缚的前端图标显示、倒计时、闪烁效果</w:t>
       </w:r>
     </w:p>
     <w:p>
@@ -2324,7 +2313,7 @@
         <w:rPr>
           <w:sz w:val="22"/>
         </w:rPr>
-        <w:t>随机地图生成算法：实现 10×15 网络的地图生成逻辑</w:t>
+        <w:t>随机地图生成系统开发：实现 10×15 网络的地图生成逻辑，7种房间类型分布</w:t>
       </w:r>
     </w:p>
     <w:p>
@@ -2335,7 +2324,7 @@
         <w:rPr>
           <w:sz w:val="22"/>
         </w:rPr>
-        <w:t>房间颜色分类：7种房间类型在小地图中不同颜色标识</w:t>
+        <w:t>多类型房间功能开发：篝火祭坛交互展示、奇遇房间界面、商店界面</w:t>
       </w:r>
     </w:p>
     <w:p>
@@ -2346,7 +2335,7 @@
         <w:rPr>
           <w:sz w:val="22"/>
         </w:rPr>
-        <w:t>篝火祭坛交互展示：三种祭坛的前端交互界面</w:t>
+        <w:t>前端架构重构与优化：常量提取到 constants.js、API 封装到 gameApi.js、组件拆分（BackpackPanel.vue / ControlPanel.vue / MinimapPanel.vue）</w:t>
       </w:r>
     </w:p>
     <w:p>
@@ -2357,40 +2346,7 @@
         <w:rPr>
           <w:sz w:val="22"/>
         </w:rPr>
-        <w:t>奇遇房间界面展示</w:t>
-      </w:r>
-    </w:p>
-    <w:p>
-      <w:pPr>
-        <w:pStyle w:val="ListBullet"/>
-      </w:pPr>
-      <w:r>
-        <w:rPr>
-          <w:sz w:val="22"/>
-        </w:rPr>
-        <w:t>月光波技能：Phaser 粒子投射物特效，弹射 2 次，击退效果</w:t>
-      </w:r>
-    </w:p>
-    <w:p>
-      <w:pPr>
-        <w:pStyle w:val="ListBullet"/>
-      </w:pPr>
-      <w:r>
-        <w:rPr>
-          <w:sz w:val="22"/>
-        </w:rPr>
-        <w:t>前端重构：常量提取到 constants.js、API 封装到 gameApi.js、组件拆分（BackpackPanel.vue / ControlPanel.vue / MinimapPanel.vue）</w:t>
-      </w:r>
-    </w:p>
-    <w:p>
-      <w:pPr>
-        <w:pStyle w:val="ListBullet"/>
-      </w:pPr>
-      <w:r>
-        <w:rPr>
-          <w:sz w:val="22"/>
-        </w:rPr>
-        <w:t>Bug 修复与性能优化</w:t>
+        <w:t>缺陷修复与性能调优</w:t>
       </w:r>
     </w:p>
     <w:p>
@@ -2402,7 +2358,7 @@
           <w:rFonts w:ascii="宋体" w:hAnsi="宋体" w:eastAsia="宋体"/>
           <w:sz w:val="22"/>
         </w:rPr>
-        <w:t>实施成果：构建了完整的 Vue 3 + Phaser 3 前端游戏界面，包括 3 个核心组件、4 个 composables、全局常量系统、攻击特效系统、小地图导航系统。完成了前后端分离的通信架构。</w:t>
+        <w:t>实施成果：构建了完整的 Vue 3 + Phaser 3 前端游戏界面，包括 5 个核心组件、5 个 composables、全局常量系统、攻击特效系统、小地图导航系统。完成了前后端分离的通信架构。</w:t>
       </w:r>
     </w:p>
     <w:p>
@@ -2476,7 +2432,7 @@
         <w:rPr>
           <w:sz w:val="22"/>
         </w:rPr>
-        <w:t>奇遇事件系统：8 种事件类型（WOODEN_CHEST/GOLDEN_CHEST/ELITE_ENEMY/FOUNTAIN/CHEST/MAIDEN/ANGEL/BLACKSMITH）</w:t>
+        <w:t>人物模型绘制：游戏角色视觉呈现</w:t>
       </w:r>
     </w:p>
     <w:p>
@@ -2487,40 +2443,7 @@
         <w:rPr>
           <w:sz w:val="22"/>
         </w:rPr>
-        <w:t>人物模型绘制：游戏角色视觉呈现</w:t>
-      </w:r>
-    </w:p>
-    <w:p>
-      <w:pPr>
-        <w:pStyle w:val="ListBullet"/>
-      </w:pPr>
-      <w:r>
-        <w:rPr>
-          <w:sz w:val="22"/>
-        </w:rPr>
-        <w:t>Buff 系统实现：天使祝福（ANGEL_BUFF）30秒全属性×1.5倍，与中毒等 debuff 的冲突处理</w:t>
-      </w:r>
-    </w:p>
-    <w:p>
-      <w:pPr>
-        <w:pStyle w:val="ListBullet"/>
-      </w:pPr>
-      <w:r>
-        <w:rPr>
-          <w:sz w:val="22"/>
-        </w:rPr>
-        <w:t>铁匠系统：装备强化至150%属性，保底机制避免强化失败</w:t>
-      </w:r>
-    </w:p>
-    <w:p>
-      <w:pPr>
-        <w:pStyle w:val="ListBullet"/>
-      </w:pPr>
-      <w:r>
-        <w:rPr>
-          <w:sz w:val="22"/>
-        </w:rPr>
-        <w:t>游戏实体构造：EntityDrawer.js 实现掉落物可视化、DroppedItem 坐标管理</w:t>
+        <w:t>游戏实体构造：EntityDrawer.js 实现掉落物可视化、DroppedItem 坐标管理、祭坛/商人绘制</w:t>
       </w:r>
     </w:p>
     <w:p>
@@ -2542,17 +2465,6 @@
         <w:rPr>
           <w:sz w:val="22"/>
         </w:rPr>
-        <w:t>代码优化：清理冗余类，移除无用代码</w:t>
-      </w:r>
-    </w:p>
-    <w:p>
-      <w:pPr>
-        <w:pStyle w:val="ListBullet"/>
-      </w:pPr>
-      <w:r>
-        <w:rPr>
-          <w:sz w:val="22"/>
-        </w:rPr>
         <w:t>项目文档生成：API.md、README.md、REPORT.docx 的编写与更新</w:t>
       </w:r>
     </w:p>
@@ -2565,7 +2477,7 @@
           <w:rFonts w:ascii="宋体" w:hAnsi="宋体" w:eastAsia="宋体"/>
           <w:sz w:val="22"/>
         </w:rPr>
-        <w:t>实施成果：实现了饰品系统、奇遇事件系统、铁匠系统、Buff 系统等特殊功能模块，完成了人物模型绘制和地图背景添加，生成了完整的项目文档。</w:t>
+        <w:t>实施成果：完成了主菜单页面、饰品系统、人物模型绘制、地图背景添加等前端模块，生成了完整的项目文档。</w:t>
       </w:r>
     </w:p>
     <w:p>
@@ -3203,7 +3115,7 @@
         </w:rPr>
         <w:t>武汉理工大学 · 计算机科学与技术学院</w:t>
         <w:br/>
-        <w:t>2026年06月21日</w:t>
+        <w:t>2026年06月22日</w:t>
       </w:r>
     </w:p>
     <w:sectPr>

--- a/REPORT.docx
+++ b/REPORT.docx
@@ -102,7 +102,7 @@
           <w:color w:val="666666"/>
           <w:sz w:val="24"/>
         </w:rPr>
-        <w:t>报告日期：2026年06月22日</w:t>
+        <w:t>报告日期：2026年06月23日</w:t>
       </w:r>
     </w:p>
     <w:p>
@@ -1243,7 +1243,7 @@
               <w:rPr>
                 <w:sz w:val="20"/>
               </w:rPr>
-              <w:t>特殊系统开发：主菜单页面搭建设计、饰品系统完整实现、人物模型绘制、游戏实体构造（掉落物实体、EntityDrawer）、地图背景添加、项目文档生成（API.md/README.md/REPORT.docx）</w:t>
+              <w:t>特殊系统开发与CI/CD：主菜单页面搭建设计、饰品系统完整实现、人物模型绘制、游戏实体构造（掉落物实体、EntityDrawer）、地图背景添加、项目文档生成、代码规范体系搭建（ESLint/Prettier/Checkstyle/Commitlint）、GitHub Actions CI/CD流水线（Lint/Build/Security/Release）、PR模板与审查流程</w:t>
             </w:r>
           </w:p>
         </w:tc>
@@ -1520,7 +1520,7 @@
         <w:rPr>
           <w:sz w:val="22"/>
         </w:rPr>
-        <w:t>代码审查：每个 PR 需至少一名其他成员审查通过后才能合并</w:t>
+        <w:t>代码审查：每个 PR 需至少一名其他成员审查通过后才能合并，PR 需填写模板 checklist</w:t>
       </w:r>
     </w:p>
     <w:p>
@@ -1531,7 +1531,40 @@
         <w:rPr>
           <w:sz w:val="22"/>
         </w:rPr>
-        <w:t>代码风格：后端遵循 Java 标准命名规范，前端遵循 ESLint 规则</w:t>
+        <w:t>代码风格：后端遵循 Checkstyle 规范（基于 Google Style 简化版），前端遵循 ESLint + Prettier 规范</w:t>
+      </w:r>
+    </w:p>
+    <w:p>
+      <w:pPr>
+        <w:pStyle w:val="ListBullet"/>
+      </w:pPr>
+      <w:r>
+        <w:rPr>
+          <w:sz w:val="22"/>
+        </w:rPr>
+        <w:t>提交信息：必须遵循 Conventional Commits 规范（feat/fix/docs/style/refactor/test/chore/ci/perf）</w:t>
+      </w:r>
+    </w:p>
+    <w:p>
+      <w:pPr>
+        <w:pStyle w:val="ListBullet"/>
+      </w:pPr>
+      <w:r>
+        <w:rPr>
+          <w:sz w:val="22"/>
+        </w:rPr>
+        <w:t>CI 流水线：每次推送自动触发 Lint → Build → Security 三道检查，全部通过方可合并</w:t>
+      </w:r>
+    </w:p>
+    <w:p>
+      <w:pPr>
+        <w:pStyle w:val="ListBullet"/>
+      </w:pPr>
+      <w:r>
+        <w:rPr>
+          <w:sz w:val="22"/>
+        </w:rPr>
+        <w:t>发布管理：版本发布通过 git tag 触发 GitHub Release 自动打包</w:t>
       </w:r>
     </w:p>
     <w:p>
@@ -1708,6 +1741,17 @@
     </w:p>
     <w:p>
       <w:pPr>
+        <w:pStyle w:val="ListBullet"/>
+      </w:pPr>
+      <w:r>
+        <w:rPr>
+          <w:sz w:val="22"/>
+        </w:rPr>
+        <w:t>v1.1 — 代码规范与 CI/CD：搭建 GitHub Actions 流水线（Lint/Build/Security/Release）、引入 ESLint/Prettier/Checkstyle/Commitlint 代码规范体系、PR 模板与 CODEOWNERS 审查流程、EditorConfig 编辑器统一配置</w:t>
+      </w:r>
+    </w:p>
+    <w:p>
+      <w:pPr>
         <w:pStyle w:val="Heading2"/>
       </w:pPr>
       <w:r>
@@ -1815,7 +1859,238 @@
           <w:rFonts w:ascii="宋体" w:hAnsi="宋体" w:eastAsia="宋体"/>
           <w:sz w:val="22"/>
         </w:rPr>
-        <w:t>后端 Java 代码遵循阿里巴巴 Java 开发手册规范，前端代码遵循 Vue 3 Composition API 风格指南。代码审查重点检查以下方面：</w:t>
+        <w:t>项目引入了多层次的代码规范检查体系，所有代码在合并到 master 前必须通过规范检查。涵盖前端 ESLint + Prettier、后端 Checkstyle、提交信息 Commitlint 三个维度。</w:t>
+      </w:r>
+    </w:p>
+    <w:p>
+      <w:r>
+        <w:rPr>
+          <w:rFonts w:ascii="宋体" w:hAnsi="宋体" w:eastAsia="宋体"/>
+          <w:b/>
+          <w:sz w:val="22"/>
+        </w:rPr>
+        <w:t>（1）前端代码规范（ESLint + Prettier）</w:t>
+      </w:r>
+    </w:p>
+    <w:p>
+      <w:pPr>
+        <w:ind w:firstLine="397"/>
+      </w:pPr>
+      <w:r>
+        <w:rPr>
+          <w:rFonts w:ascii="宋体" w:hAnsi="宋体" w:eastAsia="宋体"/>
+          <w:sz w:val="22"/>
+        </w:rPr>
+        <w:t>前端使用 ESLint 进行代码质量检查，Prettier 进行代码格式化统一。ESLint 配置位于 frontend/.eslintrc.cjs，基于 eslint:recommended + eslint-plugin-vue 扩展。主要规则：</w:t>
+      </w:r>
+    </w:p>
+    <w:p>
+      <w:pPr>
+        <w:pStyle w:val="ListBullet"/>
+      </w:pPr>
+      <w:r>
+        <w:rPr>
+          <w:sz w:val="22"/>
+        </w:rPr>
+        <w:t>for-direction / getter-return / no-compare-neg-zero：禁止明显的逻辑错误</w:t>
+      </w:r>
+    </w:p>
+    <w:p>
+      <w:pPr>
+        <w:pStyle w:val="ListBullet"/>
+      </w:pPr>
+      <w:r>
+        <w:rPr>
+          <w:sz w:val="22"/>
+        </w:rPr>
+        <w:t>no-empty / no-unused-vars：禁止空代码块（warn 级别）, 禁止未使用变量</w:t>
+      </w:r>
+    </w:p>
+    <w:p>
+      <w:pPr>
+        <w:pStyle w:val="ListBullet"/>
+      </w:pPr>
+      <w:r>
+        <w:rPr>
+          <w:sz w:val="22"/>
+        </w:rPr>
+        <w:t>vue/component-name-in-template-casing：组件命名风格（kebab-case）</w:t>
+      </w:r>
+    </w:p>
+    <w:p>
+      <w:pPr>
+        <w:pStyle w:val="ListBullet"/>
+      </w:pPr>
+      <w:r>
+        <w:rPr>
+          <w:sz w:val="22"/>
+        </w:rPr>
+        <w:t>vue/multi-word-component-names：组件名多单词</w:t>
+      </w:r>
+    </w:p>
+    <w:p>
+      <w:pPr>
+        <w:pStyle w:val="ListBullet"/>
+      </w:pPr>
+      <w:r>
+        <w:rPr>
+          <w:sz w:val="22"/>
+        </w:rPr>
+        <w:t>prettier/prettier：Prettier 格式一致性（warn 级别，printWidth=100, singleQuote, noSemi, trailingComma=all）</w:t>
+      </w:r>
+    </w:p>
+    <w:p>
+      <w:r>
+        <w:rPr>
+          <w:rFonts w:ascii="宋体" w:hAnsi="宋体" w:eastAsia="宋体"/>
+          <w:b/>
+          <w:sz w:val="22"/>
+        </w:rPr>
+        <w:t>（2）后端代码规范（Checkstyle）</w:t>
+      </w:r>
+    </w:p>
+    <w:p>
+      <w:pPr>
+        <w:ind w:firstLine="397"/>
+      </w:pPr>
+      <w:r>
+        <w:rPr>
+          <w:rFonts w:ascii="宋体" w:hAnsi="宋体" w:eastAsia="宋体"/>
+          <w:sz w:val="22"/>
+        </w:rPr>
+        <w:t>后端使用 Checkstyle 进行 Java 代码规范检查，配置位于 backend/checkstyle.xml，基于 Google Style 简化。通过 Maven 插件（maven-checkstyle-plugin）集成到构建流程中：</w:t>
+      </w:r>
+    </w:p>
+    <w:p>
+      <w:pPr>
+        <w:pStyle w:val="ListBullet"/>
+      </w:pPr>
+      <w:r>
+        <w:rPr>
+          <w:sz w:val="22"/>
+        </w:rPr>
+        <w:t>Javadoc 规范：类、方法、变量的 Javadoc 注释（type/method/variable 三级检查）</w:t>
+      </w:r>
+    </w:p>
+    <w:p>
+      <w:pPr>
+        <w:pStyle w:val="ListBullet"/>
+      </w:pPr>
+      <w:r>
+        <w:rPr>
+          <w:sz w:val="22"/>
+        </w:rPr>
+        <w:t>命名规范：类名 ^[A-Z][a-zA-Z0-9]*$，方法名 ^[a-z][a-zA-Z0-9]*$，常量 ^[A-Z][A-Z0-9]*$</w:t>
+      </w:r>
+    </w:p>
+    <w:p>
+      <w:pPr>
+        <w:pStyle w:val="ListBullet"/>
+      </w:pPr>
+      <w:r>
+        <w:rPr>
+          <w:sz w:val="22"/>
+        </w:rPr>
+        <w:t>文件规范：文件长度不超过 2000 行，每行不超过 150 字符</w:t>
+      </w:r>
+    </w:p>
+    <w:p>
+      <w:pPr>
+        <w:pStyle w:val="ListBullet"/>
+      </w:pPr>
+      <w:r>
+        <w:rPr>
+          <w:sz w:val="22"/>
+        </w:rPr>
+        <w:t>方法规范：方法长度不超过 200 行，参数不超过 12 个</w:t>
+      </w:r>
+    </w:p>
+    <w:p>
+      <w:pPr>
+        <w:pStyle w:val="ListBullet"/>
+      </w:pPr>
+      <w:r>
+        <w:rPr>
+          <w:sz w:val="22"/>
+        </w:rPr>
+        <w:t>导入规范：禁止未使用的导入，禁止冗余 import</w:t>
+      </w:r>
+    </w:p>
+    <w:p>
+      <w:pPr>
+        <w:pStyle w:val="ListBullet"/>
+      </w:pPr>
+      <w:r>
+        <w:rPr>
+          <w:sz w:val="22"/>
+        </w:rPr>
+        <w:t>代码结构：禁止文件末尾缺少空行、禁止重复的 public 修饰符</w:t>
+      </w:r>
+    </w:p>
+    <w:p>
+      <w:r>
+        <w:rPr>
+          <w:rFonts w:ascii="宋体" w:hAnsi="宋体" w:eastAsia="宋体"/>
+          <w:b/>
+          <w:sz w:val="22"/>
+        </w:rPr>
+        <w:t>（3）提交信息规范（Commitlint）</w:t>
+      </w:r>
+    </w:p>
+    <w:p>
+      <w:pPr>
+        <w:ind w:firstLine="397"/>
+      </w:pPr>
+      <w:r>
+        <w:rPr>
+          <w:rFonts w:ascii="宋体" w:hAnsi="宋体" w:eastAsia="宋体"/>
+          <w:sz w:val="22"/>
+        </w:rPr>
+        <w:t>项目使用 Commitlint 强制执行 Conventional Commits 规范，配置位于 commitlint.config.cjs。提交信息格式要求：&lt;type&gt;: &lt;description&gt;（不得超过 72 字符）。支持的类型包括：</w:t>
+      </w:r>
+    </w:p>
+    <w:p>
+      <w:pPr>
+        <w:pStyle w:val="ListBullet"/>
+      </w:pPr>
+      <w:r>
+        <w:rPr>
+          <w:sz w:val="22"/>
+        </w:rPr>
+        <w:t>feat（新功能）、fix（修复）、docs（文档）、style（样式）</w:t>
+      </w:r>
+    </w:p>
+    <w:p>
+      <w:pPr>
+        <w:pStyle w:val="ListBullet"/>
+      </w:pPr>
+      <w:r>
+        <w:rPr>
+          <w:sz w:val="22"/>
+        </w:rPr>
+        <w:t>refactor（重构）、test（测试）、chore（杂项）、ci（CI配置）、perf（性能优化）</w:t>
+      </w:r>
+    </w:p>
+    <w:p>
+      <w:r>
+        <w:rPr>
+          <w:rFonts w:ascii="宋体" w:hAnsi="宋体" w:eastAsia="宋体"/>
+          <w:b/>
+          <w:sz w:val="22"/>
+        </w:rPr>
+        <w:t>（4）代码审查流程</w:t>
+      </w:r>
+    </w:p>
+    <w:p>
+      <w:pPr>
+        <w:ind w:firstLine="397"/>
+      </w:pPr>
+      <w:r>
+        <w:rPr>
+          <w:rFonts w:ascii="宋体" w:hAnsi="宋体" w:eastAsia="宋体"/>
+          <w:sz w:val="22"/>
+        </w:rPr>
+        <w:t>代码审查通过 Pull Request 机制执行，审查重点包括：</w:t>
       </w:r>
     </w:p>
     <w:p>
@@ -1871,6 +2146,28 @@
           <w:sz w:val="22"/>
         </w:rPr>
         <w:t>安全性：存档操作需校验 saveId 合法性</w:t>
+      </w:r>
+    </w:p>
+    <w:p>
+      <w:pPr>
+        <w:pStyle w:val="ListBullet"/>
+      </w:pPr>
+      <w:r>
+        <w:rPr>
+          <w:sz w:val="22"/>
+        </w:rPr>
+        <w:t>PR 模板：所有 PR 必须填写 PULL_REQUEST_TEMPLATE.md 中的检查清单（问题类型/改动说明/测试验证等）</w:t>
+      </w:r>
+    </w:p>
+    <w:p>
+      <w:pPr>
+        <w:pStyle w:val="ListBullet"/>
+      </w:pPr>
+      <w:r>
+        <w:rPr>
+          <w:sz w:val="22"/>
+        </w:rPr>
+        <w:t>Code Owners：自动指派 @xjs69 进行代码审查</w:t>
       </w:r>
     </w:p>
     <w:p>
@@ -1971,7 +2268,105 @@
           <w:rFonts w:ascii="宋体" w:hAnsi="宋体" w:eastAsia="宋体"/>
           <w:sz w:val="22"/>
         </w:rPr>
-        <w:t>项目通过 GitHub 进行持续集成与发布管理。各成员在个人分支完成开发和自测后，通过 Pull Request 将代码合并到 master 主分支。每次合并前需确保代码可编译、可运行，且不破坏现有功能。</w:t>
+        <w:t>项目通过 GitHub Actions 实现了完整的持续集成（CI）与持续部署（CD）流水线，所有配置文件位于 .github/workflows/ 目录。集成了代码规范检查、编译构建、安全扫描和自动发布四个阶段。</w:t>
+      </w:r>
+    </w:p>
+    <w:p>
+      <w:r>
+        <w:rPr>
+          <w:rFonts w:ascii="宋体" w:hAnsi="宋体" w:eastAsia="宋体"/>
+          <w:b/>
+          <w:sz w:val="22"/>
+        </w:rPr>
+        <w:t>（1）Lint — 代码规范检查（lint.yml）</w:t>
+      </w:r>
+    </w:p>
+    <w:p>
+      <w:pPr>
+        <w:ind w:firstLine="397"/>
+      </w:pPr>
+      <w:r>
+        <w:rPr>
+          <w:rFonts w:ascii="宋体" w:hAnsi="宋体" w:eastAsia="宋体"/>
+          <w:sz w:val="22"/>
+        </w:rPr>
+        <w:t>在 push 和 pull_request 到 main 分支时自动触发。依次执行：前端 ESLint 检查（--max-warnings=200）、Prettier 格式检查、后端 Checkstyle 检查（mvn validate）、Commitlint 提交信息检查。任何阶段的失败都会导致工作流整体失败，阻止 PR 合并。</w:t>
+      </w:r>
+    </w:p>
+    <w:p>
+      <w:r>
+        <w:rPr>
+          <w:rFonts w:ascii="宋体" w:hAnsi="宋体" w:eastAsia="宋体"/>
+          <w:b/>
+          <w:sz w:val="22"/>
+        </w:rPr>
+        <w:t>（2）Build — 编译构建（build.yml）</w:t>
+      </w:r>
+    </w:p>
+    <w:p>
+      <w:pPr>
+        <w:ind w:firstLine="397"/>
+      </w:pPr>
+      <w:r>
+        <w:rPr>
+          <w:rFonts w:ascii="宋体" w:hAnsi="宋体" w:eastAsia="宋体"/>
+          <w:sz w:val="22"/>
+        </w:rPr>
+        <w:t>在 push 和 pull_request 到 main 分支时自动触发。执行前端 Vite 构建（npm run build）和后端 Maven 构建（mvn verify）。构建成功后上传前后端构建产物为 GitHub Artifacts，供后续 Release 使用。验证了代码的可编译性和构建完整性。</w:t>
+      </w:r>
+    </w:p>
+    <w:p>
+      <w:r>
+        <w:rPr>
+          <w:rFonts w:ascii="宋体" w:hAnsi="宋体" w:eastAsia="宋体"/>
+          <w:b/>
+          <w:sz w:val="22"/>
+        </w:rPr>
+        <w:t>（3）Security — 安全扫描（security.yml）</w:t>
+      </w:r>
+    </w:p>
+    <w:p>
+      <w:pPr>
+        <w:ind w:firstLine="397"/>
+      </w:pPr>
+      <w:r>
+        <w:rPr>
+          <w:rFonts w:ascii="宋体" w:hAnsi="宋体" w:eastAsia="宋体"/>
+          <w:sz w:val="22"/>
+        </w:rPr>
+        <w:t>在 push 和 pull_request 到 main 分支时自动触发。使用 GitHub 官方 CodeQL 引擎对 JavaScript 和 Java 代码进行安全扫描，检测潜在的漏洞和安全风险（如 SQL 注入、XSS、命令注入等）。扫描结果在 GitHub Security 标签页展示。</w:t>
+      </w:r>
+    </w:p>
+    <w:p>
+      <w:r>
+        <w:rPr>
+          <w:rFonts w:ascii="宋体" w:hAnsi="宋体" w:eastAsia="宋体"/>
+          <w:b/>
+          <w:sz w:val="22"/>
+        </w:rPr>
+        <w:t>（4）Release — 自动发布（release.yml）</w:t>
+      </w:r>
+    </w:p>
+    <w:p>
+      <w:pPr>
+        <w:ind w:firstLine="397"/>
+      </w:pPr>
+      <w:r>
+        <w:rPr>
+          <w:rFonts w:ascii="宋体" w:hAnsi="宋体" w:eastAsia="宋体"/>
+          <w:sz w:val="22"/>
+        </w:rPr>
+        <w:t>在 main 分支上检测到符合 v* 模式的 git tag 时自动触发。流程包括：检出代码、安装 JDK 17 和 Node.js 18、构建后端（mvn package -DskipTests）、构建前端（npm run build）、将后端 JAR 和前端 dist/ 打包为 ZIP 文件、上传 ZIP 到 GitHub Releases 页面。实现了"打 tag 即发布"的自动化部署流程。</w:t>
+      </w:r>
+    </w:p>
+    <w:p>
+      <w:r>
+        <w:rPr>
+          <w:rFonts w:ascii="宋体" w:hAnsi="宋体" w:eastAsia="宋体"/>
+          <w:b/>
+          <w:sz w:val="22"/>
+        </w:rPr>
+        <w:t>（5）其他配套配置</w:t>
       </w:r>
     </w:p>
     <w:p>
@@ -1982,7 +2377,7 @@
         <w:rPr>
           <w:sz w:val="22"/>
         </w:rPr>
-        <w:t>集成触发：每次 Pull Request 合并到 master 后触发集成验证</w:t>
+        <w:t>EditorConfig（.editorconfig）：统一编辑器配置（UTF-8 编码、LF 换行、JS/TS/Vue 2空格缩进、Java/XML 4空格缩进）</w:t>
       </w:r>
     </w:p>
     <w:p>
@@ -1993,7 +2388,7 @@
         <w:rPr>
           <w:sz w:val="22"/>
         </w:rPr>
-        <w:t>构建验证：后端使用 Maven 编译验证（mvn compile），前端使用 Vite 构建验证（npm run build）</w:t>
+        <w:t>PR 模板（PULL_REQUEST_TEMPLATE.md）：规范 PR 提交内容，包含问题类型、改动说明、测试清单</w:t>
       </w:r>
     </w:p>
     <w:p>
@@ -2004,7 +2399,7 @@
         <w:rPr>
           <w:sz w:val="22"/>
         </w:rPr>
-        <w:t>发布流程：代码在 master 分支上经过验证后，打上版本标签进行发布</w:t>
+        <w:t>Code Owners（CODEOWNERS）：自动指派 @xjs69 为所有文件的代码审查人</w:t>
       </w:r>
     </w:p>
     <w:p>
@@ -2015,7 +2410,18 @@
         <w:rPr>
           <w:sz w:val="22"/>
         </w:rPr>
-        <w:t>文档同步：版本发布时同步更新 README.md 和 API.md 中的版本号与更新日期</w:t>
+        <w:t>分支保护：master 分支需 PR 审查通过且所有 CI 状态检查通过方可合并</w:t>
+      </w:r>
+    </w:p>
+    <w:p>
+      <w:pPr>
+        <w:pStyle w:val="ListBullet"/>
+      </w:pPr>
+      <w:r>
+        <w:rPr>
+          <w:sz w:val="22"/>
+        </w:rPr>
+        <w:t>变更日志（CHANGELOG.md）：按版本记录每次发布的更新内容</w:t>
       </w:r>
     </w:p>
     <w:p>
@@ -2470,6 +2876,61 @@
     </w:p>
     <w:p>
       <w:pPr>
+        <w:pStyle w:val="ListBullet"/>
+      </w:pPr>
+      <w:r>
+        <w:rPr>
+          <w:sz w:val="22"/>
+        </w:rPr>
+        <w:t>代码规范体系搭建：配置前端 ESLint + Prettier（.eslintrc.cjs、.prettierrc）、后端 Checkstyle（checkstyle.xml）、提交信息规范（commitlint.config.cjs）、编辑器统一配置（.editorconfig）</w:t>
+      </w:r>
+    </w:p>
+    <w:p>
+      <w:pPr>
+        <w:pStyle w:val="ListBullet"/>
+      </w:pPr>
+      <w:r>
+        <w:rPr>
+          <w:sz w:val="22"/>
+        </w:rPr>
+        <w:t>GitHub Actions CI/CD 流水线：配置 Lint 工作流（ESLint/Checkstyle/Commitlint 自动检查）、Build 工作流（前后端编译构建+产物上传）、Security 工作流（CodeQL 安全扫描）、Release 工作流（git tag 自动打包发布到 GitHub Releases）</w:t>
+      </w:r>
+    </w:p>
+    <w:p>
+      <w:pPr>
+        <w:pStyle w:val="ListBullet"/>
+      </w:pPr>
+      <w:r>
+        <w:rPr>
+          <w:sz w:val="22"/>
+        </w:rPr>
+        <w:t>PR 审查流程：设计 PULL_REQUEST_TEMPLATE.md（PR 模板清单）、配置 CODEOWNERS（自动指派审查人）</w:t>
+      </w:r>
+    </w:p>
+    <w:p>
+      <w:pPr>
+        <w:pStyle w:val="ListBullet"/>
+      </w:pPr>
+      <w:r>
+        <w:rPr>
+          <w:sz w:val="22"/>
+        </w:rPr>
+        <w:t>变更管理：编写 CHANGELOG.md 版本变更日志</w:t>
+      </w:r>
+    </w:p>
+    <w:p>
+      <w:pPr>
+        <w:pStyle w:val="ListBullet"/>
+      </w:pPr>
+      <w:r>
+        <w:rPr>
+          <w:sz w:val="22"/>
+        </w:rPr>
+        <w:t>项目部署文档：撰写 plans/deployment-summary.md（系统集成与部署方案）和 plans/ppt-deployment-slides.md（部署PPT幻灯片）</w:t>
+      </w:r>
+    </w:p>
+    <w:p>
+      <w:pPr>
         <w:ind w:firstLine="397"/>
       </w:pPr>
       <w:r>
@@ -2477,7 +2938,7 @@
           <w:rFonts w:ascii="宋体" w:hAnsi="宋体" w:eastAsia="宋体"/>
           <w:sz w:val="22"/>
         </w:rPr>
-        <w:t>实施成果：完成了主菜单页面、饰品系统、人物模型绘制、地图背景添加等前端模块，生成了完整的项目文档。</w:t>
+        <w:t>实施成果：完成了主菜单页面、饰品系统、人物模型绘制、地图背景添加等前端模块，生成了完整的项目文档。搭建了完整的代码规范体系（ESLint/Prettier/Checkstyle/Commitlint）和 GitHub Actions CI/CD 流水线（Lint/Build/Security/Release），实现了从代码提交到自动发布的完整 DevOps 流程。</w:t>
       </w:r>
     </w:p>
     <w:p>
@@ -2848,7 +3309,7 @@
           <w:rFonts w:ascii="宋体" w:hAnsi="宋体" w:eastAsia="宋体"/>
           <w:sz w:val="22"/>
         </w:rPr>
-        <w:t>本项目已按计划完成全部功能开发，通过了多次前后端联调测试，项目状态稳定。已实现的功能包括：程序化随机地图生成、实时战斗系统（三种攻击模式）、怪物系统（三种类型+火焰史莱姆）、状态效果系统（四种效果）、背包与五槽位装备系统、商店交易系统、篝火祭坛系统（三种祭坛+八种恩赐）、奇遇事件系统（八种事件）、铁匠强化系统、月光波技能、完整存档系统（H2数据库持久化）。前端完成了 Vue 3 组件化架构（6个组件/5个composables）、Phaser 3 游戏引擎集成、小地图导航、控制面板、攻击粒子特效、屏幕振动等 UI/UX 功能。</w:t>
+        <w:t>本项目已按计划完成全部功能开发，通过了多次前后端联调测试，项目状态稳定。已实现的功能包括：程序化随机地图生成、实时战斗系统（三种攻击模式）、怪物系统（三种类型+火焰史莱姆）、状态效果系统（四种效果）、背包与五槽位装备系统、商店交易系统、篝火祭坛系统（三种祭坛+八种恩赐）、奇遇事件系统（八种事件）、铁匠强化系统、月光波技能、完整存档系统（H2数据库持久化）。前端完成了 Vue 3 组件化架构（6个组件/5个composables）、Phaser 3 游戏引擎集成、小地图导航、控制面板、攻击粒子特效、屏幕振动等 UI/UX 功能。在工程规范方面，搭建了完整的代码规范体系（ESLint + Prettier + Checkstyle + Commitlint），实现了 GitHub Actions 持续集成流水线（Lint → Build → Security → Release），并通过分支保护、PR 模板、Code Owners 审查等机制保障了代码质量。</w:t>
       </w:r>
     </w:p>
     <w:p>
@@ -3015,6 +3476,39 @@
       </w:r>
     </w:p>
     <w:p>
+      <w:pPr>
+        <w:pStyle w:val="ListBullet"/>
+      </w:pPr>
+      <w:r>
+        <w:rPr>
+          <w:sz w:val="22"/>
+        </w:rPr>
+        <w:t>多层次代码规范体系：ESLint + Prettier 前端规范 + Checkstyle 后端规范 + Commitlint 提交规范 + EditorConfig 统一编辑器配置</w:t>
+      </w:r>
+    </w:p>
+    <w:p>
+      <w:pPr>
+        <w:pStyle w:val="ListBullet"/>
+      </w:pPr>
+      <w:r>
+        <w:rPr>
+          <w:sz w:val="22"/>
+        </w:rPr>
+        <w:t>自动化 CI/CD 流水线：Lint 检查 → Build 构建 → Security 安全扫描 → Release 自动发布，四阶段全自动化</w:t>
+      </w:r>
+    </w:p>
+    <w:p>
+      <w:pPr>
+        <w:pStyle w:val="ListBullet"/>
+      </w:pPr>
+      <w:r>
+        <w:rPr>
+          <w:sz w:val="22"/>
+        </w:rPr>
+        <w:t>Conventional Commits 规范：统一提交信息格式，支持自动生成变更日志</w:t>
+      </w:r>
+    </w:p>
+    <w:p>
       <w:r>
         <w:rPr>
           <w:rFonts w:ascii="宋体" w:hAnsi="宋体" w:eastAsia="宋体"/>
@@ -3115,7 +3609,7 @@
         </w:rPr>
         <w:t>武汉理工大学 · 计算机科学与技术学院</w:t>
         <w:br/>
-        <w:t>2026年06月22日</w:t>
+        <w:t>2026年06月23日</w:t>
       </w:r>
     </w:p>
     <w:sectPr>

--- a/REPORT.docx
+++ b/REPORT.docx
@@ -103,6 +103,105 @@
           <w:sz w:val="24"/>
         </w:rPr>
         <w:t>报告日期：2026年06月23日</w:t>
+      </w:r>
+    </w:p>
+    <w:p>
+      <w:r>
+        <w:br w:type="page"/>
+      </w:r>
+    </w:p>
+    <w:p>
+      <w:pPr>
+        <w:pStyle w:val="Heading1"/>
+      </w:pPr>
+      <w:r>
+        <w:rPr>
+          <w:rFonts w:ascii="黑体" w:hAnsi="黑体" w:eastAsia="黑体"/>
+        </w:rPr>
+        <w:t>0. 视频演示</w:t>
+      </w:r>
+    </w:p>
+    <w:p>
+      <w:pPr>
+        <w:ind w:firstLine="397"/>
+      </w:pPr>
+      <w:r>
+        <w:rPr>
+          <w:rFonts w:ascii="宋体" w:hAnsi="宋体" w:eastAsia="宋体"/>
+          <w:sz w:val="22"/>
+        </w:rPr>
+        <w:t>项目运行效果演示视频已发布在 Bilibili 平台，可通过以下链接观看：</w:t>
+      </w:r>
+    </w:p>
+    <w:p>
+      <w:pPr>
+        <w:jc w:val="center"/>
+      </w:pPr>
+      <w:r>
+        <w:rPr>
+          <w:color w:val="0066CC"/>
+          <w:sz w:val="24"/>
+        </w:rPr>
+        <w:t>🔗 B站视频：武理2026软工实践——Zuul：失落的古迹</w:t>
+      </w:r>
+      <w:hyperlink>
+        <w:r>
+          <w:rPr>
+            <w:color w:val="0066CC"/>
+            <w:u w:val="single"/>
+          </w:rPr>
+          <w:t>https://www.bilibili.com/video/BV1YN7g6hEg5</w:t>
+        </w:r>
+      </w:hyperlink>
+    </w:p>
+    <w:p/>
+    <w:p>
+      <w:r>
+        <w:rPr>
+          <w:rFonts w:ascii="宋体" w:hAnsi="宋体" w:eastAsia="宋体"/>
+          <w:b/>
+          <w:sz w:val="22"/>
+        </w:rPr>
+        <w:t>游戏首页截图：</w:t>
+      </w:r>
+    </w:p>
+    <w:p>
+      <w:pPr>
+        <w:jc w:val="center"/>
+      </w:pPr>
+      <w:r>
+        <w:drawing>
+          <wp:inline xmlns:a="http://schemas.openxmlformats.org/drawingml/2006/main" xmlns:pic="http://schemas.openxmlformats.org/drawingml/2006/picture">
+            <wp:extent cx="5029200" cy="2831007"/>
+            <wp:docPr id="1" name="Picture 1"/>
+            <wp:cNvGraphicFramePr>
+              <a:graphicFrameLocks noChangeAspect="1"/>
+            </wp:cNvGraphicFramePr>
+            <a:graphic>
+              <a:graphicData uri="http://schemas.openxmlformats.org/drawingml/2006/picture">
+                <pic:pic>
+                  <pic:nvPicPr>
+                    <pic:cNvPr id="0" name="img.png"/>
+                    <pic:cNvPicPr/>
+                  </pic:nvPicPr>
+                  <pic:blipFill>
+                    <a:blip r:embed="rId9"/>
+                    <a:stretch>
+                      <a:fillRect/>
+                    </a:stretch>
+                  </pic:blipFill>
+                  <pic:spPr>
+                    <a:xfrm>
+                      <a:off x="0" y="0"/>
+                      <a:ext cx="5029200" cy="2831007"/>
+                    </a:xfrm>
+                    <a:prstGeom prst="rect"/>
+                  </pic:spPr>
+                </pic:pic>
+              </a:graphicData>
+            </a:graphic>
+          </wp:inline>
+        </w:drawing>
       </w:r>
     </w:p>
     <w:p>
